--- a/visa-dossier/Dossier_Visa_Espagne.docx
+++ b/visa-dossier/Dossier_Visa_Espagne.docx
@@ -46,7 +46,7 @@
     </w:p>
     <w:p>
       <w:pPr>
-        <w:spacing w:after="120" w:line="276"/>
+        <w:spacing w:after="100" w:line="259"/>
       </w:pPr>
       <w:r>
         <w:t xml:space="preserve">Applicant: </w:t>
@@ -60,7 +60,7 @@
     </w:p>
     <w:p>
       <w:pPr>
-        <w:spacing w:after="120" w:line="276"/>
+        <w:spacing w:after="100" w:line="259"/>
       </w:pPr>
       <w:r>
         <w:t xml:space="preserve">Prepared: 26 September 2026</w:t>
@@ -285,7 +285,7 @@
     </w:p>
     <w:p>
       <w:pPr>
-        <w:spacing w:after="120" w:line="276"/>
+        <w:spacing w:after="100" w:line="259"/>
       </w:pPr>
       <w:r>
         <w:t xml:space="preserve">I compared four sources: the embassy’s official requirements page, an agency’s checklist for Tunis, and two posts from the “BLS visa espagne TUNISIE” group written by people who went through the process (June–July 2026). Here is what they agree on, where they differ, and what that means for your file.</w:t>
@@ -836,7 +836,7 @@
     </w:p>
     <w:p>
       <w:pPr>
-        <w:spacing w:after="120" w:line="276"/>
+        <w:spacing w:after="100" w:line="259"/>
       </w:pPr>
       <w:r>
         <w:t xml:space="preserve">The group posts and the agency checklist were written for </w:t>
@@ -1636,7 +1636,7 @@
     </w:p>
     <w:p>
       <w:pPr>
-        <w:spacing w:after="120" w:line="276"/>
+        <w:spacing w:after="100" w:line="259"/>
       </w:pPr>
       <w:r>
         <w:t xml:space="preserve">Columns: </w:t>
@@ -6342,7 +6342,7 @@
     </w:p>
     <w:p>
       <w:pPr>
-        <w:spacing w:after="0" w:line="276"/>
+        <w:spacing w:after="0" w:line="259"/>
       </w:pPr>
       <w:r>
         <w:rPr>
@@ -6353,7 +6353,7 @@
     </w:p>
     <w:p>
       <w:pPr>
-        <w:spacing w:after="0" w:line="276"/>
+        <w:spacing w:after="0" w:line="259"/>
       </w:pPr>
       <w:r>
         <w:rPr>
@@ -6385,7 +6385,7 @@
     </w:p>
     <w:p>
       <w:pPr>
-        <w:spacing w:after="240" w:line="276"/>
+        <w:spacing w:after="160" w:line="259"/>
       </w:pPr>
       <w:r>
         <w:t xml:space="preserve">Pasaporte n.º </w:t>
@@ -6417,7 +6417,7 @@
     </w:p>
     <w:p>
       <w:pPr>
-        <w:spacing w:after="0" w:line="276"/>
+        <w:spacing w:after="0" w:line="259"/>
       </w:pPr>
       <w:r>
         <w:t xml:space="preserve">Sección Consular</w:t>
@@ -6425,7 +6425,7 @@
     </w:p>
     <w:p>
       <w:pPr>
-        <w:spacing w:after="240" w:line="276"/>
+        <w:spacing w:after="160" w:line="259"/>
       </w:pPr>
       <w:r>
         <w:t xml:space="preserve">Embajada de España en Túnez</w:t>
@@ -6433,7 +6433,7 @@
     </w:p>
     <w:p>
       <w:pPr>
-        <w:spacing w:after="240" w:line="276"/>
+        <w:spacing w:after="160" w:line="259"/>
         <w:jc w:val="right"/>
       </w:pPr>
       <w:r>
@@ -6466,7 +6466,7 @@
     </w:p>
     <w:p>
       <w:pPr>
-        <w:spacing w:after="200" w:line="276"/>
+        <w:spacing w:after="200" w:line="259"/>
       </w:pPr>
       <w:r>
         <w:rPr>
@@ -6478,7 +6478,7 @@
     </w:p>
     <w:p>
       <w:pPr>
-        <w:spacing w:after="120" w:line="276"/>
+        <w:spacing w:after="100" w:line="259"/>
       </w:pPr>
       <w:r>
         <w:t xml:space="preserve">Señoras y señores:</w:t>
@@ -6486,7 +6486,7 @@
     </w:p>
     <w:p>
       <w:pPr>
-        <w:spacing w:after="120" w:line="276"/>
+        <w:spacing w:after="100" w:line="259"/>
         <w:jc w:val="both"/>
       </w:pPr>
       <w:r>
@@ -6558,7 +6558,7 @@
     </w:p>
     <w:p>
       <w:pPr>
-        <w:spacing w:after="120" w:line="276"/>
+        <w:spacing w:after="100" w:line="259"/>
         <w:jc w:val="both"/>
       </w:pPr>
       <w:r>
@@ -6628,7 +6628,7 @@
     </w:p>
     <w:p>
       <w:pPr>
-        <w:spacing w:after="120" w:line="276"/>
+        <w:spacing w:after="100" w:line="259"/>
         <w:jc w:val="both"/>
       </w:pPr>
       <w:r>
@@ -6689,7 +6689,7 @@
     </w:p>
     <w:p>
       <w:pPr>
-        <w:spacing w:after="120" w:line="276"/>
+        <w:spacing w:after="100" w:line="259"/>
         <w:jc w:val="both"/>
       </w:pPr>
       <w:r>
@@ -6732,7 +6732,7 @@
     </w:p>
     <w:p>
       <w:pPr>
-        <w:spacing w:after="40" w:line="276"/>
+        <w:spacing w:after="40" w:line="259"/>
       </w:pPr>
       <w:r>
         <w:rPr>
@@ -6832,7 +6832,7 @@
     </w:p>
     <w:p>
       <w:pPr>
-        <w:spacing w:after="120" w:line="276"/>
+        <w:spacing w:after="100" w:line="259"/>
         <w:jc w:val="both"/>
       </w:pPr>
       <w:r>
@@ -6920,7 +6920,7 @@
     </w:p>
     <w:p>
       <w:pPr>
-        <w:spacing w:after="120" w:line="276"/>
+        <w:spacing w:after="100" w:line="259"/>
         <w:jc w:val="both"/>
       </w:pPr>
       <w:r>
@@ -6945,7 +6945,7 @@
     </w:p>
     <w:p>
       <w:pPr>
-        <w:spacing w:after="120" w:line="276"/>
+        <w:spacing w:after="100" w:line="259"/>
         <w:jc w:val="both"/>
       </w:pPr>
       <w:r>
@@ -6954,7 +6954,7 @@
     </w:p>
     <w:p>
       <w:pPr>
-        <w:spacing w:after="480" w:line="276"/>
+        <w:spacing w:after="360" w:line="259"/>
       </w:pPr>
       <w:r>
         <w:t xml:space="preserve">Atentamente,</w:t>
@@ -6962,7 +6962,7 @@
     </w:p>
     <w:p>
       <w:pPr>
-        <w:spacing w:after="0" w:line="276"/>
+        <w:spacing w:after="0" w:line="259"/>
       </w:pPr>
       <w:r>
         <w:rPr>
@@ -6973,7 +6973,7 @@
     </w:p>
     <w:p>
       <w:pPr>
-        <w:spacing w:after="120" w:line="276"/>
+        <w:spacing w:after="100" w:line="259"/>
       </w:pPr>
       <w:r>
         <w:rPr>
@@ -7015,7 +7015,7 @@
     </w:p>
     <w:p>
       <w:pPr>
-        <w:spacing w:after="0" w:line="276"/>
+        <w:spacing w:after="0" w:line="259"/>
       </w:pPr>
       <w:r>
         <w:rPr>
@@ -7026,7 +7026,7 @@
     </w:p>
     <w:p>
       <w:pPr>
-        <w:spacing w:after="0" w:line="276"/>
+        <w:spacing w:after="0" w:line="259"/>
       </w:pPr>
       <w:r>
         <w:rPr>
@@ -7058,7 +7058,7 @@
     </w:p>
     <w:p>
       <w:pPr>
-        <w:spacing w:after="240" w:line="276"/>
+        <w:spacing w:after="160" w:line="259"/>
       </w:pPr>
       <w:r>
         <w:t xml:space="preserve">Pasaporte n.º </w:t>
@@ -7090,7 +7090,7 @@
     </w:p>
     <w:p>
       <w:pPr>
-        <w:spacing w:after="0" w:line="276"/>
+        <w:spacing w:after="0" w:line="259"/>
       </w:pPr>
       <w:r>
         <w:t xml:space="preserve">Sección Consular</w:t>
@@ -7098,7 +7098,7 @@
     </w:p>
     <w:p>
       <w:pPr>
-        <w:spacing w:after="240" w:line="276"/>
+        <w:spacing w:after="160" w:line="259"/>
       </w:pPr>
       <w:r>
         <w:t xml:space="preserve">Embajada de España en Túnez</w:t>
@@ -7106,7 +7106,7 @@
     </w:p>
     <w:p>
       <w:pPr>
-        <w:spacing w:after="240" w:line="276"/>
+        <w:spacing w:after="160" w:line="259"/>
         <w:jc w:val="right"/>
       </w:pPr>
       <w:r>
@@ -7139,7 +7139,7 @@
     </w:p>
     <w:p>
       <w:pPr>
-        <w:spacing w:after="200" w:line="276"/>
+        <w:spacing w:after="200" w:line="259"/>
       </w:pPr>
       <w:r>
         <w:rPr>
@@ -7151,7 +7151,7 @@
     </w:p>
     <w:p>
       <w:pPr>
-        <w:spacing w:after="120" w:line="276"/>
+        <w:spacing w:after="100" w:line="259"/>
       </w:pPr>
       <w:r>
         <w:t xml:space="preserve">Señoras y señores:</w:t>
@@ -7159,7 +7159,7 @@
     </w:p>
     <w:p>
       <w:pPr>
-        <w:spacing w:after="120" w:line="276"/>
+        <w:spacing w:after="100" w:line="259"/>
         <w:jc w:val="both"/>
       </w:pPr>
       <w:r>
@@ -7195,7 +7195,7 @@
     </w:p>
     <w:p>
       <w:pPr>
-        <w:spacing w:after="40" w:line="276"/>
+        <w:spacing w:after="40" w:line="259"/>
       </w:pPr>
       <w:r>
         <w:rPr>
@@ -7452,7 +7452,7 @@
     </w:p>
     <w:p>
       <w:pPr>
-        <w:spacing w:after="40" w:line="276"/>
+        <w:spacing w:after="40" w:line="259"/>
       </w:pPr>
       <w:r>
         <w:rPr>
@@ -7542,7 +7542,7 @@
     </w:p>
     <w:p>
       <w:pPr>
-        <w:spacing w:after="120" w:line="276"/>
+        <w:spacing w:after="100" w:line="259"/>
       </w:pPr>
       <w:r>
         <w:t xml:space="preserve">Quedo a su disposición para cualquier aclaración, documentación adicional o entrevista.</w:t>
@@ -7550,7 +7550,7 @@
     </w:p>
     <w:p>
       <w:pPr>
-        <w:spacing w:after="480" w:line="276"/>
+        <w:spacing w:after="360" w:line="259"/>
       </w:pPr>
       <w:r>
         <w:t xml:space="preserve">Atentamente,</w:t>
@@ -7558,7 +7558,7 @@
     </w:p>
     <w:p>
       <w:pPr>
-        <w:spacing w:after="0" w:line="276"/>
+        <w:spacing w:after="0" w:line="259"/>
       </w:pPr>
       <w:r>
         <w:rPr>
@@ -7569,7 +7569,7 @@
     </w:p>
     <w:p>
       <w:pPr>
-        <w:spacing w:after="120" w:line="276"/>
+        <w:spacing w:after="100" w:line="259"/>
       </w:pPr>
       <w:r>
         <w:rPr>
@@ -7627,7 +7627,7 @@
     </w:p>
     <w:p>
       <w:pPr>
-        <w:spacing w:after="160" w:line="276"/>
+        <w:spacing w:after="160" w:line="259"/>
       </w:pPr>
       <w:r>
         <w:t xml:space="preserve">Je soussigné(e) </w:t>
@@ -7644,7 +7644,7 @@
     </w:p>
     <w:p>
       <w:pPr>
-        <w:spacing w:after="160" w:line="276"/>
+        <w:spacing w:after="160" w:line="259"/>
       </w:pPr>
       <w:r>
         <w:t xml:space="preserve">en qualité de </w:t>
@@ -7661,7 +7661,7 @@
     </w:p>
     <w:p>
       <w:pPr>
-        <w:spacing w:after="160" w:line="276"/>
+        <w:spacing w:after="160" w:line="259"/>
       </w:pPr>
       <w:r>
         <w:t xml:space="preserve">titulaire de la CIN n° </w:t>
@@ -7696,7 +7696,7 @@
     </w:p>
     <w:p>
       <w:pPr>
-        <w:spacing w:after="240" w:line="276"/>
+        <w:spacing w:after="240" w:line="259"/>
       </w:pPr>
       <w:r>
         <w:t xml:space="preserve">N° de téléphone : </w:t>
@@ -7713,7 +7713,7 @@
     </w:p>
     <w:p>
       <w:pPr>
-        <w:spacing w:after="240" w:line="276"/>
+        <w:spacing w:after="240" w:line="259"/>
         <w:jc w:val="both"/>
       </w:pPr>
       <w:r>
@@ -7722,7 +7722,7 @@
     </w:p>
     <w:p>
       <w:pPr>
-        <w:spacing w:after="160" w:line="276"/>
+        <w:spacing w:after="160" w:line="259"/>
       </w:pPr>
       <w:r>
         <w:t xml:space="preserve">mon fils / ma fille </w:t>
@@ -7748,7 +7748,7 @@
     </w:p>
     <w:p>
       <w:pPr>
-        <w:spacing w:after="240" w:line="276"/>
+        <w:spacing w:after="240" w:line="259"/>
       </w:pPr>
       <w:r>
         <w:t xml:space="preserve">titulaire du passeport tunisien sous le N° </w:t>
@@ -7765,7 +7765,7 @@
     </w:p>
     <w:p>
       <w:pPr>
-        <w:spacing w:after="240" w:line="276"/>
+        <w:spacing w:after="240" w:line="259"/>
         <w:jc w:val="both"/>
       </w:pPr>
       <w:r>
@@ -7792,7 +7792,7 @@
     </w:p>
     <w:p>
       <w:pPr>
-        <w:spacing w:after="240" w:line="276"/>
+        <w:spacing w:after="240" w:line="259"/>
         <w:jc w:val="both"/>
       </w:pPr>
       <w:r>
@@ -7810,7 +7810,7 @@
     </w:p>
     <w:p>
       <w:pPr>
-        <w:spacing w:after="480" w:line="276"/>
+        <w:spacing w:after="480" w:line="259"/>
         <w:jc w:val="both"/>
       </w:pPr>
       <w:r>
@@ -7855,7 +7855,7 @@
     </w:p>
     <w:p>
       <w:pPr>
-        <w:spacing w:after="720" w:line="276"/>
+        <w:spacing w:after="720" w:line="259"/>
         <w:jc w:val="right"/>
       </w:pPr>
       <w:r>
@@ -7879,7 +7879,7 @@
     </w:p>
     <w:p>
       <w:pPr>
-        <w:spacing w:after="120" w:line="276"/>
+        <w:spacing w:after="100" w:line="259"/>
       </w:pPr>
       <w:r>
         <w:t xml:space="preserve">Signature (à légaliser auprès de la Municipalité)</w:t>
@@ -7933,7 +7933,7 @@
     </w:p>
     <w:p>
       <w:pPr>
-        <w:spacing w:after="200" w:line="276"/>
+        <w:spacing w:after="200" w:line="259"/>
         <w:jc w:val="both"/>
       </w:pPr>
       <w:r>
@@ -7969,7 +7969,7 @@
     </w:p>
     <w:p>
       <w:pPr>
-        <w:spacing w:after="200" w:line="276"/>
+        <w:spacing w:after="200" w:line="259"/>
         <w:jc w:val="both"/>
       </w:pPr>
       <w:r>
@@ -8014,7 +8014,7 @@
     </w:p>
     <w:p>
       <w:pPr>
-        <w:spacing w:after="200" w:line="276"/>
+        <w:spacing w:after="200" w:line="259"/>
         <w:jc w:val="both"/>
       </w:pPr>
       <w:r>
@@ -8027,7 +8027,7 @@
     </w:p>
     <w:p>
       <w:pPr>
-        <w:spacing w:after="360" w:line="276"/>
+        <w:spacing w:after="360" w:line="259"/>
       </w:pPr>
       <w:r>
         <w:t xml:space="preserve">Certificat délivré à l’intéressé(e) pour servir et valoir ce que de droit.</w:t>
@@ -8035,7 +8035,7 @@
     </w:p>
     <w:p>
       <w:pPr>
-        <w:spacing w:after="480" w:line="276"/>
+        <w:spacing w:after="480" w:line="259"/>
         <w:jc w:val="right"/>
       </w:pPr>
       <w:r>
@@ -8059,7 +8059,7 @@
     </w:p>
     <w:p>
       <w:pPr>
-        <w:spacing w:after="120" w:line="276"/>
+        <w:spacing w:after="100" w:line="259"/>
       </w:pPr>
       <w:r>
         <w:t xml:space="preserve">Signature et cachet du médecin</w:t>
@@ -8098,7 +8098,7 @@
     </w:p>
     <w:p>
       <w:pPr>
-        <w:spacing w:after="120" w:line="276"/>
+        <w:spacing w:after="100" w:line="259"/>
       </w:pPr>
       <w:r>
         <w:rPr>
@@ -8128,7 +8128,7 @@
     </w:p>
     <w:p>
       <w:pPr>
-        <w:spacing w:after="120" w:line="276"/>
+        <w:spacing w:after="100" w:line="259"/>
       </w:pPr>
       <w:r>
         <w:t xml:space="preserve">Estimados señores:</w:t>
@@ -8136,7 +8136,7 @@
     </w:p>
     <w:p>
       <w:pPr>
-        <w:spacing w:after="120" w:line="276"/>
+        <w:spacing w:after="100" w:line="259"/>
         <w:jc w:val="both"/>
       </w:pPr>
       <w:r>
@@ -8290,7 +8290,7 @@
     </w:p>
     <w:p>
       <w:pPr>
-        <w:spacing w:after="120" w:line="276"/>
+        <w:spacing w:after="100" w:line="259"/>
       </w:pPr>
       <w:r>
         <w:t xml:space="preserve">Muchas gracias de antemano.</w:t>
@@ -8298,7 +8298,7 @@
     </w:p>
     <w:p>
       <w:pPr>
-        <w:spacing w:after="120" w:line="276"/>
+        <w:spacing w:after="120" w:line="259"/>
       </w:pPr>
       <w:r>
         <w:t xml:space="preserve">Un cordial saludo,</w:t>
@@ -8306,7 +8306,7 @@
     </w:p>
     <w:p>
       <w:pPr>
-        <w:spacing w:after="120" w:line="276"/>
+        <w:spacing w:after="100" w:line="259"/>
       </w:pPr>
       <w:r>
         <w:rPr>
@@ -8366,7 +8366,7 @@
     </w:p>
     <w:p>
       <w:pPr>
-        <w:spacing w:after="120" w:line="276"/>
+        <w:spacing w:after="100" w:line="259"/>
       </w:pPr>
       <w:r>
         <w:rPr>
@@ -8396,7 +8396,7 @@
     </w:p>
     <w:p>
       <w:pPr>
-        <w:spacing w:after="120" w:line="276"/>
+        <w:spacing w:after="100" w:line="259"/>
       </w:pPr>
       <w:r>
         <w:t xml:space="preserve">Madame, Monsieur,</w:t>
@@ -8404,7 +8404,7 @@
     </w:p>
     <w:p>
       <w:pPr>
-        <w:spacing w:after="120" w:line="276"/>
+        <w:spacing w:after="100" w:line="259"/>
         <w:jc w:val="both"/>
       </w:pPr>
       <w:r>
@@ -8458,7 +8458,7 @@
     </w:p>
     <w:p>
       <w:pPr>
-        <w:spacing w:after="120" w:line="276"/>
+        <w:spacing w:after="100" w:line="259"/>
         <w:jc w:val="both"/>
       </w:pPr>
       <w:r>
@@ -8467,7 +8467,7 @@
     </w:p>
     <w:p>
       <w:pPr>
-        <w:spacing w:after="120" w:line="276"/>
+        <w:spacing w:after="100" w:line="259"/>
       </w:pPr>
       <w:r>
         <w:t xml:space="preserve">Vous trouverez ci-joint mon passeport et ma lettre d’admission au format PDF.</w:t>
@@ -8475,7 +8475,7 @@
     </w:p>
     <w:p>
       <w:pPr>
-        <w:spacing w:after="120" w:line="276"/>
+        <w:spacing w:after="100" w:line="259"/>
       </w:pPr>
       <w:r>
         <w:t xml:space="preserve">Je vous remercie par avance et reste à votre disposition.</w:t>
@@ -8483,7 +8483,7 @@
     </w:p>
     <w:p>
       <w:pPr>
-        <w:spacing w:after="120" w:line="276"/>
+        <w:spacing w:after="120" w:line="259"/>
       </w:pPr>
       <w:r>
         <w:t xml:space="preserve">Cordialement,</w:t>
@@ -8491,7 +8491,7 @@
     </w:p>
     <w:p>
       <w:pPr>
-        <w:spacing w:after="120" w:line="276"/>
+        <w:spacing w:after="100" w:line="259"/>
       </w:pPr>
       <w:r>
         <w:rPr>
@@ -8520,7 +8520,7 @@
     </w:p>
     <w:p>
       <w:pPr>
-        <w:spacing w:after="120" w:line="276"/>
+        <w:spacing w:after="100" w:line="259"/>
       </w:pPr>
       <w:r>
         <w:rPr>
@@ -8554,7 +8554,7 @@
     </w:p>
     <w:p>
       <w:pPr>
-        <w:spacing w:after="120" w:line="276"/>
+        <w:spacing w:after="100" w:line="259"/>
       </w:pPr>
       <w:r>
         <w:t xml:space="preserve">Interviews are rare, but if you get one, your answers must match your documents exactly. Keep each answer short: 2 or 3 sentences. Practise answering questions 1, 2 and 11 in Spanish.</w:t>
@@ -9831,8 +9831,8 @@
     <w:rPrDefault>
       <w:rPr>
         <w:rFonts w:ascii="Arial" w:cs="Arial" w:eastAsia="Arial" w:hAnsi="Arial"/>
-        <w:sz w:val="21"/>
-        <w:szCs w:val="21"/>
+        <w:sz w:val="20"/>
+        <w:szCs w:val="20"/>
       </w:rPr>
     </w:rPrDefault>
     <w:pPrDefault/>

--- a/visa-dossier/Dossier_Visa_Espagne.docx
+++ b/visa-dossier/Dossier_Visa_Espagne.docx
@@ -1589,6 +1589,56 @@
       </w:r>
       <w:r>
         <w:t xml:space="preserve">, which satisfies both.</w:t>
+      </w:r>
+    </w:p>
+    <w:p>
+      <w:pPr>
+        <w:pStyle w:val="ListParagraph"/>
+        <w:numPr>
+          <w:ilvl w:val="0"/>
+          <w:numId w:val="2"/>
+        </w:numPr>
+        <w:spacing w:after="60"/>
+      </w:pPr>
+      <w:r>
+        <w:rPr>
+          <w:b/>
+          <w:bCs/>
+        </w:rPr>
+        <w:t xml:space="preserve">Flight and accommodation.</w:t>
+      </w:r>
+      <w:r>
+        <w:t xml:space="preserve"> The embassy requires </w:t>
+      </w:r>
+      <w:r>
+        <w:rPr>
+          <w:b/>
+          <w:bCs/>
+        </w:rPr>
+        <w:t xml:space="preserve">neither</w:t>
+      </w:r>
+      <w:r>
+        <w:t xml:space="preserve">. The agency asks for a return flight reservation and 3 months of paid accommodation; the group lists the flight as optional. </w:t>
+      </w:r>
+      <w:r>
+        <w:rPr>
+          <w:b/>
+          <w:bCs/>
+        </w:rPr>
+        <w:t xml:space="preserve">A flight reservation is optional:</w:t>
+      </w:r>
+      <w:r>
+        <w:t xml:space="preserve"> a simple reservation is enough, and don’t buy the ticket before you have the visa. </w:t>
+      </w:r>
+      <w:r>
+        <w:rPr>
+          <w:b/>
+          <w:bCs/>
+        </w:rPr>
+        <w:t xml:space="preserve">One month of paid accommodation is enough</w:t>
+      </w:r>
+      <w:r>
+        <w:t xml:space="preserve"> to show where you will live when you arrive. Only accommodation prepaid for the whole stay reduces the amount of money you must show.</w:t>
       </w:r>
     </w:p>
     <w:p>
@@ -4756,7 +4806,7 @@
                 <w:sz w:val="19"/>
                 <w:szCs w:val="19"/>
               </w:rPr>
-              <w:t xml:space="preserve">Hébergement (au moins 3 mois) + preuve de paiement ; date d’entrée = date du vol</w:t>
+              <w:t xml:space="preserve">Hébergement (facultatif) : réservation + preuve de paiement ; 1 mois suffit (l’agence conseille 3 mois) ; date d’entrée = date d’arrivée</w:t>
             </w:r>
           </w:p>
         </w:tc>
@@ -4932,7 +4982,7 @@
                 <w:sz w:val="19"/>
                 <w:szCs w:val="19"/>
               </w:rPr>
-              <w:t xml:space="preserve">Réservation de billet d’avion aller-retour</w:t>
+              <w:t xml:space="preserve">Réservation de vol (facultatif, non exigé par l’ambassade ; ne pas acheter le billet avant le visa)</w:t>
             </w:r>
           </w:p>
         </w:tc>
@@ -7421,7 +7471,19 @@
         <w:spacing w:after="60"/>
       </w:pPr>
       <w:r>
-        <w:t xml:space="preserve">Justificante de alojamiento y de su pago.</w:t>
+        <w:t xml:space="preserve">Justificante del abono de la tasa de visado.</w:t>
+      </w:r>
+    </w:p>
+    <w:p>
+      <w:pPr>
+        <w:spacing w:after="40" w:line="259"/>
+      </w:pPr>
+      <w:r>
+        <w:rPr>
+          <w:b/>
+          <w:bCs/>
+        </w:rPr>
+        <w:t xml:space="preserve">Documentación complementaria</w:t>
       </w:r>
     </w:p>
     <w:p>
@@ -7434,7 +7496,7 @@
         <w:spacing w:after="60"/>
       </w:pPr>
       <w:r>
-        <w:t xml:space="preserve">Reserva de billete de avión de ida y vuelta.</w:t>
+        <w:t xml:space="preserve">Carta de motivación.</w:t>
       </w:r>
     </w:p>
     <w:p>
@@ -7447,19 +7509,7 @@
         <w:spacing w:after="60"/>
       </w:pPr>
       <w:r>
-        <w:t xml:space="preserve">Justificante del abono de la tasa de visado.</w:t>
-      </w:r>
-    </w:p>
-    <w:p>
-      <w:pPr>
-        <w:spacing w:after="40" w:line="259"/>
-      </w:pPr>
-      <w:r>
-        <w:rPr>
-          <w:b/>
-          <w:bCs/>
-        </w:rPr>
-        <w:t xml:space="preserve">Documentación complementaria</w:t>
+        <w:t xml:space="preserve">Títulos y expedientes académicos, apostillados y traducidos.</w:t>
       </w:r>
     </w:p>
     <w:p>
@@ -7472,7 +7522,7 @@
         <w:spacing w:after="60"/>
       </w:pPr>
       <w:r>
-        <w:t xml:space="preserve">Carta de motivación.</w:t>
+        <w:t xml:space="preserve">Certificados de prácticas y de trabajo, traducidos.</w:t>
       </w:r>
     </w:p>
     <w:p>
@@ -7485,7 +7535,7 @@
         <w:spacing w:after="60"/>
       </w:pPr>
       <w:r>
-        <w:t xml:space="preserve">Títulos y expedientes académicos, apostillados y traducidos.</w:t>
+        <w:t xml:space="preserve">Justificante del nivel actual de español.</w:t>
       </w:r>
     </w:p>
     <w:p>
@@ -7498,7 +7548,7 @@
         <w:spacing w:after="60"/>
       </w:pPr>
       <w:r>
-        <w:t xml:space="preserve">Certificados de prácticas y de trabajo, traducidos.</w:t>
+        <w:t xml:space="preserve">Información de los másteres objetivo.</w:t>
       </w:r>
     </w:p>
     <w:p>
@@ -7511,7 +7561,16 @@
         <w:spacing w:after="60"/>
       </w:pPr>
       <w:r>
-        <w:t xml:space="preserve">Justificante del nivel actual de español.</w:t>
+        <w:t xml:space="preserve">Reserva de alojamiento </w:t>
+      </w:r>
+      <w:r>
+        <w:rPr>
+          <w:highlight w:val="yellow"/>
+        </w:rPr>
+        <w:t xml:space="preserve">[para el primer mes]</w:t>
+      </w:r>
+      <w:r>
+        <w:t xml:space="preserve"> y justificante de pago.</w:t>
       </w:r>
     </w:p>
     <w:p>
@@ -7524,7 +7583,7 @@
         <w:spacing w:after="60"/>
       </w:pPr>
       <w:r>
-        <w:t xml:space="preserve">Información de los másteres objetivo.</w:t>
+        <w:t xml:space="preserve">Reserva de vuelo.</w:t>
       </w:r>
     </w:p>
     <w:p>
@@ -9365,7 +9424,7 @@
         <w:t xml:space="preserve">☐  </w:t>
       </w:r>
       <w:r>
-        <w:t xml:space="preserve">The course dates match on the form, school letter, insurance, accommodation, flight and sponsorship letter.</w:t>
+        <w:t xml:space="preserve">The dates match on the form, school letter, insurance, sponsorship letter, and the accommodation and flight reservations if I include them.</w:t>
       </w:r>
     </w:p>
     <w:p>

--- a/visa-dossier/Dossier_Visa_Espagne.docx
+++ b/visa-dossier/Dossier_Visa_Espagne.docx
@@ -5158,7 +5158,7 @@
                 <w:sz w:val="19"/>
                 <w:szCs w:val="19"/>
               </w:rPr>
-              <w:t xml:space="preserve">Diplômes + relevés de notes (bac, licence, etc.)</w:t>
+              <w:t xml:space="preserve">Bac (diplôme + relevé) et diplôme universitaire (ou attestation de réussite) + TOUS les relevés de notes ; apostille sur l’original et sur la traduction</w:t>
             </w:r>
           </w:p>
         </w:tc>
@@ -5334,7 +5334,7 @@
                 <w:sz w:val="19"/>
                 <w:szCs w:val="19"/>
               </w:rPr>
-              <w:t xml:space="preserve">Attestations de stage / de travail</w:t>
+              <w:t xml:space="preserve">Attestations de stage / de travail : papier à en-tête, signées et cachetées, avec dates et missions</w:t>
             </w:r>
           </w:p>
         </w:tc>
@@ -5392,7 +5392,7 @@
                 <w:sz w:val="19"/>
                 <w:szCs w:val="19"/>
               </w:rPr>
-              <w:t xml:space="preserve">Conseillé</w:t>
+              <w:t xml:space="preserve">Non</w:t>
             </w:r>
           </w:p>
         </w:tc>

--- a/visa-dossier/Dossier_Visa_Espagne.docx
+++ b/visa-dossier/Dossier_Visa_Espagne.docx
@@ -4,7 +4,7 @@
   <w:body>
     <w:p>
       <w:pPr>
-        <w:spacing w:after="200" w:before="1800"/>
+        <w:spacing w:after="200" w:before="1600"/>
       </w:pPr>
       <w:r>
         <w:rPr>
@@ -63,7 +63,7 @@
         <w:spacing w:after="100" w:line="259"/>
       </w:pPr>
       <w:r>
-        <w:t xml:space="preserve">Prepared: 26 September 2026</w:t>
+        <w:t xml:space="preserve">Version 2 — 26 September 2026 — corrected after a four-reviewer mock consular review</w:t>
       </w:r>
     </w:p>
     <w:p>
@@ -111,7 +111,7 @@
         <w:spacing w:after="60"/>
       </w:pPr>
       <w:r>
-        <w:t xml:space="preserve">Every fact must be true and backed by a document in your file. The consulate checks bank statements, school letters and employer letters, and a false statement leads to refusal.</w:t>
+        <w:t xml:space="preserve">Every fact must be true and backed by a document in your file. The consulate checks bank statements, school letters and employer letters, and a false statement leads to refusal (art. 54.8.b).</w:t>
       </w:r>
     </w:p>
     <w:p>
@@ -124,7 +124,17 @@
         <w:spacing w:after="60"/>
       </w:pPr>
       <w:r>
-        <w:t xml:space="preserve">Print each letter on its own page. Before printing, delete the section title and the blue guidance box above the letter. Sign in blue ink and date it.</w:t>
+        <w:t xml:space="preserve">Each Spanish text is followed by an </w:t>
+      </w:r>
+      <w:r>
+        <w:rPr>
+          <w:b/>
+          <w:bCs/>
+        </w:rPr>
+        <w:t xml:space="preserve">English translation page</w:t>
+      </w:r>
+      <w:r>
+        <w:t xml:space="preserve">. That page is for your understanding only: don’t print or submit it.</w:t>
       </w:r>
     </w:p>
     <w:p>
@@ -137,7 +147,20 @@
         <w:spacing w:after="60"/>
       </w:pPr>
       <w:r>
-        <w:t xml:space="preserve">Part 1 explains why the file is built this way. Parts 2 to 9 are what you prepare and submit.</w:t>
+        <w:t xml:space="preserve">Print each letter on its own page. Before printing, delete the section title and the blue guidance box above it. Sign in blue ink and date it.</w:t>
+      </w:r>
+    </w:p>
+    <w:p>
+      <w:pPr>
+        <w:pStyle w:val="ListParagraph"/>
+        <w:numPr>
+          <w:ilvl w:val="0"/>
+          <w:numId w:val="2"/>
+        </w:numPr>
+        <w:spacing w:after="60"/>
+      </w:pPr>
+      <w:r>
+        <w:t xml:space="preserve">Part 1 explains the file and the review results. Part 2 lists what only you can get. Parts 3 to 11 are what you prepare and submit.</w:t>
       </w:r>
     </w:p>
     <w:p>
@@ -163,7 +186,7 @@
         <w:spacing w:after="60"/>
       </w:pPr>
       <w:r>
-        <w:t xml:space="preserve">Analysis: what approved files contain, and why files get refused</w:t>
+        <w:t xml:space="preserve">Analysis and mock consular review results</w:t>
       </w:r>
     </w:p>
     <w:p>
@@ -176,7 +199,7 @@
         <w:spacing w:after="60"/>
       </w:pPr>
       <w:r>
-        <w:t xml:space="preserve">Final checklist, in the order BLS wants it</w:t>
+        <w:t xml:space="preserve">Your to-do list: what only you can get</w:t>
       </w:r>
     </w:p>
     <w:p>
@@ -189,7 +212,7 @@
         <w:spacing w:after="60"/>
       </w:pPr>
       <w:r>
-        <w:t xml:space="preserve">Motivation letter (carta de motivación, Spanish)</w:t>
+        <w:t xml:space="preserve">Final checklist, in the order BLS wants it</w:t>
       </w:r>
     </w:p>
     <w:p>
@@ -202,7 +225,7 @@
         <w:spacing w:after="60"/>
       </w:pPr>
       <w:r>
-        <w:t xml:space="preserve">Cover letter and document index (carta de presentación, Spanish)</w:t>
+        <w:t xml:space="preserve">Your stay dates: the 45 extra days, money, insurance and TIE</w:t>
       </w:r>
     </w:p>
     <w:p>
@@ -215,7 +238,7 @@
         <w:spacing w:after="60"/>
       </w:pPr>
       <w:r>
-        <w:t xml:space="preserve">Parent’s sponsorship letter (attestation de prise en charge, French)</w:t>
+        <w:t xml:space="preserve">Motivation letter (carta de motivación, Spanish) + English translation</w:t>
       </w:r>
     </w:p>
     <w:p>
@@ -228,7 +251,7 @@
         <w:spacing w:after="60"/>
       </w:pPr>
       <w:r>
-        <w:t xml:space="preserve">Text for the doctor: medical certificate (French)</w:t>
+        <w:t xml:space="preserve">Cover letter and document index (carta de presentación, Spanish) + English translation</w:t>
       </w:r>
     </w:p>
     <w:p>
@@ -241,7 +264,7 @@
         <w:spacing w:after="60"/>
       </w:pPr>
       <w:r>
-        <w:t xml:space="preserve">Email to Estudio Sampere: requesting the visa letter (Spanish)</w:t>
+        <w:t xml:space="preserve">Parent’s sponsorship letter (attestation de prise en charge, French)</w:t>
       </w:r>
     </w:p>
     <w:p>
@@ -254,7 +277,7 @@
         <w:spacing w:after="60"/>
       </w:pPr>
       <w:r>
-        <w:t xml:space="preserve">Email requesting a study-visa appointment (French)</w:t>
+        <w:t xml:space="preserve">Text for the doctor: medical certificate (French)</w:t>
       </w:r>
     </w:p>
     <w:p>
@@ -267,6 +290,32 @@
         <w:spacing w:after="60"/>
       </w:pPr>
       <w:r>
+        <w:t xml:space="preserve">Email to Estudio Sampere: requesting the visa letter (Spanish) + English translation</w:t>
+      </w:r>
+    </w:p>
+    <w:p>
+      <w:pPr>
+        <w:pStyle w:val="ListParagraph"/>
+        <w:numPr>
+          <w:ilvl w:val="0"/>
+          <w:numId w:val="3"/>
+        </w:numPr>
+        <w:spacing w:after="60"/>
+      </w:pPr>
+      <w:r>
+        <w:t xml:space="preserve">Email requesting a national-visa appointment (French)</w:t>
+      </w:r>
+    </w:p>
+    <w:p>
+      <w:pPr>
+        <w:pStyle w:val="ListParagraph"/>
+        <w:numPr>
+          <w:ilvl w:val="0"/>
+          <w:numId w:val="3"/>
+        </w:numPr>
+        <w:spacing w:after="60"/>
+      </w:pPr>
+      <w:r>
         <w:t xml:space="preserve">Interview preparation, and the final check before you submit</w:t>
       </w:r>
     </w:p>
@@ -280,7 +329,7 @@
         <w:pStyle w:val="Heading1"/>
       </w:pPr>
       <w:r>
-        <w:t xml:space="preserve">1. Analysis</w:t>
+        <w:t xml:space="preserve">1. Analysis and review results</w:t>
       </w:r>
     </w:p>
     <w:p>
@@ -288,7 +337,7 @@
         <w:spacing w:after="100" w:line="259"/>
       </w:pPr>
       <w:r>
-        <w:t xml:space="preserve">I compared four sources: the embassy’s official requirements page, an agency’s checklist for Tunis, and two posts from the “BLS visa espagne TUNISIE” group written by people who went through the process (June–July 2026). Here is what they agree on, where they differ, and what that means for your file.</w:t>
+        <w:t xml:space="preserve">This pack is built from four sources: the embassy’s official requirements page, an agency checklist for Tunis, two posts from the “BLS visa espagne TUNISIE” group (June–July 2026), and Spain’s immigration regulation (Real Decreto 1155/2024). Version 2 then went through a mock review by four simulated reviewers: a visa officer, a legal and BLS-counter checker, a native Spanish and French reviewer, and a skeptical “find every reason to refuse” reviewer. They are simulations, not embassy staff, and their figures (income bands, 20 hours a week, exam result delays) are estimates rather than published rules.</w:t>
       </w:r>
     </w:p>
     <w:p>
@@ -296,7 +345,391 @@
         <w:pStyle w:val="Heading2"/>
       </w:pPr>
       <w:r>
-        <w:t xml:space="preserve">1.1 What every approved file has in common</w:t>
+        <w:t xml:space="preserve">1.1 What the mock review found</w:t>
+      </w:r>
+    </w:p>
+    <w:tbl>
+      <w:tblPr>
+        <w:tblW w:type="dxa" w:w="9638"/>
+        <w:tblBorders>
+          <w:top w:val="single" w:color="auto" w:sz="4"/>
+          <w:left w:val="single" w:color="auto" w:sz="4"/>
+          <w:bottom w:val="single" w:color="auto" w:sz="4"/>
+          <w:right w:val="single" w:color="auto" w:sz="4"/>
+          <w:insideH w:val="single" w:color="auto" w:sz="4"/>
+          <w:insideV w:val="single" w:color="auto" w:sz="4"/>
+        </w:tblBorders>
+      </w:tblPr>
+      <w:tblGrid>
+        <w:gridCol w:w="3000"/>
+        <w:gridCol w:w="6638"/>
+      </w:tblGrid>
+      <w:tr>
+        <w:trPr>
+          <w:tblHeader/>
+        </w:trPr>
+        <w:tc>
+          <w:tcPr>
+            <w:tcW w:type="dxa" w:w="3000"/>
+            <w:tcBorders>
+              <w:top w:val="single" w:color="BFBFBF" w:sz="4"/>
+              <w:left w:val="single" w:color="BFBFBF" w:sz="4"/>
+              <w:bottom w:val="single" w:color="BFBFBF" w:sz="4"/>
+              <w:right w:val="single" w:color="BFBFBF" w:sz="4"/>
+            </w:tcBorders>
+            <w:shd w:fill="1F4E79" w:val="clear"/>
+            <w:tcMar>
+              <w:top w:type="dxa" w:w="60"/>
+              <w:left w:type="dxa" w:w="100"/>
+              <w:bottom w:type="dxa" w:w="60"/>
+              <w:right w:type="dxa" w:w="100"/>
+            </w:tcMar>
+          </w:tcPr>
+          <w:p>
+            <w:pPr>
+              <w:jc w:val="left"/>
+            </w:pPr>
+            <w:r>
+              <w:rPr>
+                <w:b/>
+                <w:bCs/>
+                <w:color w:val="FFFFFF"/>
+                <w:sz w:val="19"/>
+                <w:szCs w:val="19"/>
+              </w:rPr>
+              <w:t xml:space="preserve">Reviewer</w:t>
+            </w:r>
+          </w:p>
+        </w:tc>
+        <w:tc>
+          <w:tcPr>
+            <w:tcW w:type="dxa" w:w="6638"/>
+            <w:tcBorders>
+              <w:top w:val="single" w:color="BFBFBF" w:sz="4"/>
+              <w:left w:val="single" w:color="BFBFBF" w:sz="4"/>
+              <w:bottom w:val="single" w:color="BFBFBF" w:sz="4"/>
+              <w:right w:val="single" w:color="BFBFBF" w:sz="4"/>
+            </w:tcBorders>
+            <w:shd w:fill="1F4E79" w:val="clear"/>
+            <w:tcMar>
+              <w:top w:type="dxa" w:w="60"/>
+              <w:left w:type="dxa" w:w="100"/>
+              <w:bottom w:type="dxa" w:w="60"/>
+              <w:right w:type="dxa" w:w="100"/>
+            </w:tcMar>
+          </w:tcPr>
+          <w:p>
+            <w:pPr>
+              <w:jc w:val="left"/>
+            </w:pPr>
+            <w:r>
+              <w:rPr>
+                <w:b/>
+                <w:bCs/>
+                <w:color w:val="FFFFFF"/>
+                <w:sz w:val="19"/>
+                <w:szCs w:val="19"/>
+              </w:rPr>
+              <w:t xml:space="preserve">Verdict on version 1</w:t>
+            </w:r>
+          </w:p>
+        </w:tc>
+      </w:tr>
+      <w:tr>
+        <w:tc>
+          <w:tcPr>
+            <w:tcW w:type="dxa" w:w="3000"/>
+            <w:tcBorders>
+              <w:top w:val="single" w:color="BFBFBF" w:sz="4"/>
+              <w:left w:val="single" w:color="BFBFBF" w:sz="4"/>
+              <w:bottom w:val="single" w:color="BFBFBF" w:sz="4"/>
+              <w:right w:val="single" w:color="BFBFBF" w:sz="4"/>
+            </w:tcBorders>
+            <w:tcMar>
+              <w:top w:type="dxa" w:w="60"/>
+              <w:left w:type="dxa" w:w="100"/>
+              <w:bottom w:type="dxa" w:w="60"/>
+              <w:right w:type="dxa" w:w="100"/>
+            </w:tcMar>
+          </w:tcPr>
+          <w:p>
+            <w:pPr>
+              <w:jc w:val="left"/>
+            </w:pPr>
+            <w:r>
+              <w:rPr>
+                <w:b/>
+                <w:bCs/>
+                <w:sz w:val="19"/>
+                <w:szCs w:val="19"/>
+              </w:rPr>
+              <w:t xml:space="preserve">Visa officer</w:t>
+            </w:r>
+          </w:p>
+        </w:tc>
+        <w:tc>
+          <w:tcPr>
+            <w:tcW w:type="dxa" w:w="6638"/>
+            <w:tcBorders>
+              <w:top w:val="single" w:color="BFBFBF" w:sz="4"/>
+              <w:left w:val="single" w:color="BFBFBF" w:sz="4"/>
+              <w:bottom w:val="single" w:color="BFBFBF" w:sz="4"/>
+              <w:right w:val="single" w:color="BFBFBF" w:sz="4"/>
+            </w:tcBorders>
+            <w:tcMar>
+              <w:top w:type="dxa" w:w="60"/>
+              <w:left w:type="dxa" w:w="100"/>
+              <w:bottom w:type="dxa" w:w="60"/>
+              <w:right w:type="dxa" w:w="100"/>
+            </w:tcMar>
+          </w:tcPr>
+          <w:p>
+            <w:pPr>
+              <w:jc w:val="left"/>
+            </w:pPr>
+            <w:r>
+              <w:rPr>
+                <w:sz w:val="19"/>
+                <w:szCs w:val="19"/>
+              </w:rPr>
+              <w:t xml:space="preserve">More documents requested, leaning towards refusal. Reason: “finalidad no acreditada” (the purpose isn’t proven). Scores out of 5: documents 4, money 3, letters 3, believable purpose 2, coherent plan 2.</w:t>
+            </w:r>
+          </w:p>
+        </w:tc>
+      </w:tr>
+      <w:tr>
+        <w:tc>
+          <w:tcPr>
+            <w:tcW w:type="dxa" w:w="3000"/>
+            <w:tcBorders>
+              <w:top w:val="single" w:color="BFBFBF" w:sz="4"/>
+              <w:left w:val="single" w:color="BFBFBF" w:sz="4"/>
+              <w:bottom w:val="single" w:color="BFBFBF" w:sz="4"/>
+              <w:right w:val="single" w:color="BFBFBF" w:sz="4"/>
+            </w:tcBorders>
+            <w:tcMar>
+              <w:top w:type="dxa" w:w="60"/>
+              <w:left w:type="dxa" w:w="100"/>
+              <w:bottom w:type="dxa" w:w="60"/>
+              <w:right w:type="dxa" w:w="100"/>
+            </w:tcMar>
+          </w:tcPr>
+          <w:p>
+            <w:pPr>
+              <w:jc w:val="left"/>
+            </w:pPr>
+            <w:r>
+              <w:rPr>
+                <w:b/>
+                <w:bCs/>
+                <w:sz w:val="19"/>
+                <w:szCs w:val="19"/>
+              </w:rPr>
+              <w:t xml:space="preserve">Skeptical reviewer</w:t>
+            </w:r>
+          </w:p>
+        </w:tc>
+        <w:tc>
+          <w:tcPr>
+            <w:tcW w:type="dxa" w:w="6638"/>
+            <w:tcBorders>
+              <w:top w:val="single" w:color="BFBFBF" w:sz="4"/>
+              <w:left w:val="single" w:color="BFBFBF" w:sz="4"/>
+              <w:bottom w:val="single" w:color="BFBFBF" w:sz="4"/>
+              <w:right w:val="single" w:color="BFBFBF" w:sz="4"/>
+            </w:tcBorders>
+            <w:tcMar>
+              <w:top w:type="dxa" w:w="60"/>
+              <w:left w:type="dxa" w:w="100"/>
+              <w:bottom w:type="dxa" w:w="60"/>
+              <w:right w:type="dxa" w:w="100"/>
+            </w:tcMar>
+          </w:tcPr>
+          <w:p>
+            <w:pPr>
+              <w:jc w:val="left"/>
+            </w:pPr>
+            <w:r>
+              <w:rPr>
+                <w:sz w:val="19"/>
+                <w:szCs w:val="19"/>
+              </w:rPr>
+              <w:t xml:space="preserve">Medium refusal risk. Medium-high if your level is A2, you’re unemployed, or there’s a recent large deposit.</w:t>
+            </w:r>
+          </w:p>
+        </w:tc>
+      </w:tr>
+      <w:tr>
+        <w:tc>
+          <w:tcPr>
+            <w:tcW w:type="dxa" w:w="3000"/>
+            <w:tcBorders>
+              <w:top w:val="single" w:color="BFBFBF" w:sz="4"/>
+              <w:left w:val="single" w:color="BFBFBF" w:sz="4"/>
+              <w:bottom w:val="single" w:color="BFBFBF" w:sz="4"/>
+              <w:right w:val="single" w:color="BFBFBF" w:sz="4"/>
+            </w:tcBorders>
+            <w:tcMar>
+              <w:top w:type="dxa" w:w="60"/>
+              <w:left w:type="dxa" w:w="100"/>
+              <w:bottom w:type="dxa" w:w="60"/>
+              <w:right w:type="dxa" w:w="100"/>
+            </w:tcMar>
+          </w:tcPr>
+          <w:p>
+            <w:pPr>
+              <w:jc w:val="left"/>
+            </w:pPr>
+            <w:r>
+              <w:rPr>
+                <w:b/>
+                <w:bCs/>
+                <w:sz w:val="19"/>
+                <w:szCs w:val="19"/>
+              </w:rPr>
+              <w:t xml:space="preserve">Legal and BLS check</w:t>
+            </w:r>
+          </w:p>
+        </w:tc>
+        <w:tc>
+          <w:tcPr>
+            <w:tcW w:type="dxa" w:w="6638"/>
+            <w:tcBorders>
+              <w:top w:val="single" w:color="BFBFBF" w:sz="4"/>
+              <w:left w:val="single" w:color="BFBFBF" w:sz="4"/>
+              <w:bottom w:val="single" w:color="BFBFBF" w:sz="4"/>
+              <w:right w:val="single" w:color="BFBFBF" w:sz="4"/>
+            </w:tcBorders>
+            <w:tcMar>
+              <w:top w:type="dxa" w:w="60"/>
+              <w:left w:type="dxa" w:w="100"/>
+              <w:bottom w:type="dxa" w:w="60"/>
+              <w:right w:type="dxa" w:w="100"/>
+            </w:tcMar>
+          </w:tcPr>
+          <w:p>
+            <w:pPr>
+              <w:jc w:val="left"/>
+            </w:pPr>
+            <w:r>
+              <w:rPr>
+                <w:sz w:val="19"/>
+                <w:szCs w:val="19"/>
+              </w:rPr>
+              <w:t xml:space="preserve">Mostly sound, but two legal errors and six must-fix points.</w:t>
+            </w:r>
+          </w:p>
+        </w:tc>
+      </w:tr>
+      <w:tr>
+        <w:tc>
+          <w:tcPr>
+            <w:tcW w:type="dxa" w:w="3000"/>
+            <w:tcBorders>
+              <w:top w:val="single" w:color="BFBFBF" w:sz="4"/>
+              <w:left w:val="single" w:color="BFBFBF" w:sz="4"/>
+              <w:bottom w:val="single" w:color="BFBFBF" w:sz="4"/>
+              <w:right w:val="single" w:color="BFBFBF" w:sz="4"/>
+            </w:tcBorders>
+            <w:tcMar>
+              <w:top w:type="dxa" w:w="60"/>
+              <w:left w:type="dxa" w:w="100"/>
+              <w:bottom w:type="dxa" w:w="60"/>
+              <w:right w:type="dxa" w:w="100"/>
+            </w:tcMar>
+          </w:tcPr>
+          <w:p>
+            <w:pPr>
+              <w:jc w:val="left"/>
+            </w:pPr>
+            <w:r>
+              <w:rPr>
+                <w:b/>
+                <w:bCs/>
+                <w:sz w:val="19"/>
+                <w:szCs w:val="19"/>
+              </w:rPr>
+              <w:t xml:space="preserve">Language reviewer</w:t>
+            </w:r>
+          </w:p>
+        </w:tc>
+        <w:tc>
+          <w:tcPr>
+            <w:tcW w:type="dxa" w:w="6638"/>
+            <w:tcBorders>
+              <w:top w:val="single" w:color="BFBFBF" w:sz="4"/>
+              <w:left w:val="single" w:color="BFBFBF" w:sz="4"/>
+              <w:bottom w:val="single" w:color="BFBFBF" w:sz="4"/>
+              <w:right w:val="single" w:color="BFBFBF" w:sz="4"/>
+            </w:tcBorders>
+            <w:tcMar>
+              <w:top w:type="dxa" w:w="60"/>
+              <w:left w:type="dxa" w:w="100"/>
+              <w:bottom w:type="dxa" w:w="60"/>
+              <w:right w:type="dxa" w:w="100"/>
+            </w:tcMar>
+          </w:tcPr>
+          <w:p>
+            <w:pPr>
+              <w:jc w:val="left"/>
+            </w:pPr>
+            <w:r>
+              <w:rPr>
+                <w:sz w:val="19"/>
+                <w:szCs w:val="19"/>
+              </w:rPr>
+              <w:t xml:space="preserve">The plan convinces, but the motivation letter was too long and read like a template.</w:t>
+            </w:r>
+          </w:p>
+        </w:tc>
+      </w:tr>
+    </w:tbl>
+    <w:p>
+      <w:pPr>
+        <w:spacing w:after="60"/>
+      </w:pPr>
+    </w:p>
+    <w:p>
+      <w:pPr>
+        <w:spacing w:after="100" w:line="259"/>
+      </w:pPr>
+      <w:r>
+        <w:rPr>
+          <w:b/>
+          <w:bCs/>
+        </w:rPr>
+        <w:t xml:space="preserve">Everything they asked to fix is corrected in this version.</w:t>
+      </w:r>
+      <w:r>
+        <w:t xml:space="preserve"> The single biggest risk that remains is one only you can remove: </w:t>
+      </w:r>
+      <w:r>
+        <w:rPr>
+          <w:b/>
+          <w:bCs/>
+        </w:rPr>
+        <w:t xml:space="preserve">proof of the master’s</w:t>
+      </w:r>
+      <w:r>
+        <w:t xml:space="preserve"> and </w:t>
+      </w:r>
+      <w:r>
+        <w:rPr>
+          <w:b/>
+          <w:bCs/>
+        </w:rPr>
+        <w:t xml:space="preserve">a certificate of your current Spanish level</w:t>
+      </w:r>
+      <w:r>
+        <w:t xml:space="preserve"> (Part 2).</w:t>
+      </w:r>
+    </w:p>
+    <w:p>
+      <w:pPr>
+        <w:pStyle w:val="Heading2"/>
+      </w:pPr>
+      <w:r>
+        <w:t xml:space="preserve">1.2 What every approved file has in common</w:t>
       </w:r>
     </w:p>
     <w:tbl>
@@ -443,7 +876,7 @@
                 <w:sz w:val="19"/>
                 <w:szCs w:val="19"/>
               </w:rPr>
-              <w:t xml:space="preserve">BLS checks your file against its own checklist at the counter. Most setbacks come from a missing document or a missing translation, not from the applicant’s profile. Each document is stacked: original → copy → Spanish translation → copy of the translation.</w:t>
+              <w:t xml:space="preserve">BLS checks your file against its own sheet at the counter. Most setbacks come from a missing document or translation, not from the applicant’s profile. Stack each item: original → copy → Spanish translation → copy of the translation.</w:t>
             </w:r>
           </w:p>
         </w:tc>
@@ -505,7 +938,39 @@
                 <w:sz w:val="19"/>
                 <w:szCs w:val="19"/>
               </w:rPr>
-              <w:t xml:space="preserve">Every Tunisian public document (birth certificate, B3, medical certificate, blocking certificate, sponsorship letter, diplomas) is apostilled by a notary and translated by a sworn translator from the embassy’s list. Where required, the apostille goes on both the original and the translation.</w:t>
+              <w:t xml:space="preserve">Every Tunisian public document is apostilled by an authorised notary, then translated by a sworn translator, </w:t>
+            </w:r>
+            <w:r>
+              <w:rPr>
+                <w:b/>
+                <w:bCs/>
+                <w:sz w:val="19"/>
+                <w:szCs w:val="19"/>
+              </w:rPr>
+              <w:t xml:space="preserve">apostille included</w:t>
+            </w:r>
+            <w:r>
+              <w:rPr>
+                <w:sz w:val="19"/>
+                <w:szCs w:val="19"/>
+              </w:rPr>
+              <w:t xml:space="preserve">. If the translator isn’t a sworn translator accredited by Spain’s foreign ministry (MAEC), the translation needs its own apostille too. </w:t>
+            </w:r>
+            <w:r>
+              <w:rPr>
+                <w:b/>
+                <w:bCs/>
+                <w:sz w:val="19"/>
+                <w:szCs w:val="19"/>
+              </w:rPr>
+              <w:t xml:space="preserve">Every document not in Spanish is translated</w:t>
+            </w:r>
+            <w:r>
+              <w:rPr>
+                <w:sz w:val="19"/>
+                <w:szCs w:val="19"/>
+              </w:rPr>
+              <w:t xml:space="preserve">, including your CIN and bank statements.</w:t>
             </w:r>
           </w:p>
         </w:tc>
@@ -567,7 +1032,23 @@
                 <w:sz w:val="19"/>
                 <w:szCs w:val="19"/>
               </w:rPr>
-              <w:t xml:space="preserve">Applicants from Tunis prove their funds with a student file at the bank (dossier scolaire) and a blocking certificate showing the money is “irrevocably blocked”. The agency uses €700 a month; the legal minimum is €600. Only you or your parents can be sponsors.</w:t>
+              <w:t xml:space="preserve">A student file at the bank (dossier scolaire) with authorisation to transfer to Spain, and a certificate stating the money is irrevocably blocked. The agency uses €700 a month (the legal minimum is €600), counted over your </w:t>
+            </w:r>
+            <w:r>
+              <w:rPr>
+                <w:b/>
+                <w:bCs/>
+                <w:sz w:val="19"/>
+                <w:szCs w:val="19"/>
+              </w:rPr>
+              <w:t xml:space="preserve">whole stay</w:t>
+            </w:r>
+            <w:r>
+              <w:rPr>
+                <w:sz w:val="19"/>
+                <w:szCs w:val="19"/>
+              </w:rPr>
+              <w:t xml:space="preserve"> plus the trip home. Only you or your parents can be sponsors.</w:t>
             </w:r>
           </w:p>
         </w:tc>
@@ -629,7 +1110,7 @@
                 <w:sz w:val="19"/>
                 <w:szCs w:val="19"/>
               </w:rPr>
-              <w:t xml:space="preserve">The medical certificate, birth certificate, payslips and attestation de travail must all be less than 3 months old on the day of your appointment.</w:t>
+              <w:t xml:space="preserve">Medical certificate, birth certificate, B3, payslips, attestation de travail and blocking certificate: all less than 3 months old on the day of your appointment.</w:t>
             </w:r>
           </w:p>
         </w:tc>
@@ -691,7 +1172,7 @@
                 <w:sz w:val="19"/>
                 <w:szCs w:val="19"/>
               </w:rPr>
-              <w:t xml:space="preserve">A place reservation or the full fees, always with a letter from the school confirming it received the payment. If you pay in instalments, the unpaid balance goes into the blocked account.</w:t>
+              <w:t xml:space="preserve">Fees paid in full, with a letter from the school confirming it received the money. An invoice alone isn’t enough.</w:t>
             </w:r>
           </w:p>
         </w:tc>
@@ -753,7 +1234,7 @@
                 <w:sz w:val="19"/>
                 <w:szCs w:val="19"/>
               </w:rPr>
-              <w:t xml:space="preserve">A short motivation letter (“don’t make it long”), a CV and a language certificate. None are mandatory, but they are consistently recommended.</w:t>
+              <w:t xml:space="preserve">A short motivation letter, a CV and a language certificate.</w:t>
             </w:r>
           </w:p>
         </w:tc>
@@ -786,7 +1267,7 @@
                 <w:sz w:val="19"/>
                 <w:szCs w:val="19"/>
               </w:rPr>
-              <w:t xml:space="preserve">Rarely an interview</w:t>
+              <w:t xml:space="preserve">Interview</w:t>
             </w:r>
           </w:p>
         </w:tc>
@@ -815,7 +1296,7 @@
                 <w:sz w:val="19"/>
                 <w:szCs w:val="19"/>
               </w:rPr>
-              <w:t xml:space="preserve">“99% without interview”, unless something in the file needs explaining. A clean, consistent file is how you avoid one.</w:t>
+              <w:t xml:space="preserve">The group says interviews are rare, but the officer warned that language-course files do get called in. Prepare Part 11.</w:t>
             </w:r>
           </w:p>
         </w:tc>
@@ -831,7 +1312,7 @@
         <w:pStyle w:val="Heading2"/>
       </w:pPr>
       <w:r>
-        <w:t xml:space="preserve">1.2 How your case differs from the posts</w:t>
+        <w:t xml:space="preserve">1.3 How your case differs from the posts</w:t>
       </w:r>
     </w:p>
     <w:p>
@@ -839,7 +1320,7 @@
         <w:spacing w:after="100" w:line="259"/>
       </w:pPr>
       <w:r>
-        <w:t xml:space="preserve">The group posts and the agency checklist were written for </w:t>
+        <w:t xml:space="preserve">The posts and the agency checklist were written for </w:t>
       </w:r>
       <w:r>
         <w:rPr>
@@ -859,7 +1340,7 @@
         <w:t xml:space="preserve">language school</w:t>
       </w:r>
       <w:r>
-        <w:t xml:space="preserve">, which the regulation treats as a separate category (“actividad formativa”, Real Decreto 1155/2024, art. 52.1.e.2º). That changes four things:</w:t>
+        <w:t xml:space="preserve">, which the regulation treats as a separate category: “actividad formativa”, art. 52.1.e.2º. Four consequences:</w:t>
       </w:r>
     </w:p>
     <w:p>
@@ -876,10 +1357,10 @@
           <w:b/>
           <w:bCs/>
         </w:rPr>
-        <w:t xml:space="preserve">The school must be accredited by Instituto Cervantes, and the course must be in person.</w:t>
-      </w:r>
-      <w:r>
-        <w:t xml:space="preserve"> The school’s letter has to say so explicitly (see Part 7).</w:t>
+        <w:t xml:space="preserve">The school must be accredited by Instituto Cervantes and the course must be in person.</w:t>
+      </w:r>
+      <w:r>
+        <w:t xml:space="preserve"> The school’s letter must say so, with the hours per week in 60-minute hours (Part 9).</w:t>
       </w:r>
     </w:p>
     <w:p>
@@ -896,10 +1377,10 @@
           <w:b/>
           <w:bCs/>
         </w:rPr>
-        <w:t xml:space="preserve">You need an attestation de non-boursier</w:t>
-      </w:r>
-      <w:r>
-        <w:t xml:space="preserve"> (a certificate that you hold no scholarship). The agency requires it for language schools only.</w:t>
+        <w:t xml:space="preserve">The officer will ask: “Is the language course the real purpose?”</w:t>
+      </w:r>
+      <w:r>
+        <w:t xml:space="preserve"> The answer is a chain you can prove: certified current level → intensive course → SIELE/DELE → named master’s that requires B2 → September 2027. Proof of the master’s is what turns this chain from a promise into a fact.</w:t>
       </w:r>
     </w:p>
     <w:p>
@@ -916,10 +1397,10 @@
           <w:b/>
           <w:bCs/>
         </w:rPr>
-        <w:t xml:space="preserve">The officer will ask themselves: “Is a language course the real purpose?”</w:t>
-      </w:r>
-      <w:r>
-        <w:t xml:space="preserve"> Your answer is a coherent plan: your current Spanish level → the intensive course → the DELE B2 → named master’s programmes that require B2 → September 2027. The motivation letter (Part 3) is built around that chain.</w:t>
+        <w:t xml:space="preserve">The permit lasts one year at most, allows only one extension, and gives no automatic right to work</w:t>
+      </w:r>
+      <w:r>
+        <w:t xml:space="preserve"> (art. 55.1, 55.5, 57).</w:t>
       </w:r>
     </w:p>
     <w:p>
@@ -936,10 +1417,27 @@
           <w:b/>
           <w:bCs/>
         </w:rPr>
-        <w:t xml:space="preserve">The permit ends 15 days after the course.</w:t>
-      </w:r>
-      <w:r>
-        <w:t xml:space="preserve"> It lasts one year at most, and there is no automatic right to work. The regulation does not provide for switching to a master’s from inside Spain, so the plan states that you will return to Tunisia and apply for the master’s visa. That is honest, and it also reassures the officer.</w:t>
+        <w:t xml:space="preserve">Switching to the master’s from inside Spain is legally possible</w:t>
+      </w:r>
+      <w:r>
+        <w:t xml:space="preserve"> (art. 54.1 ¶2 and 54.3). Once admitted, you file a new higher-education application at the immigration office (oficina de extranjería), or the university files it for you (art. 54.6). Deadline: at least 2 months before your current permit expires </w:t>
+      </w:r>
+      <w:r>
+        <w:rPr>
+          <w:b/>
+          <w:bCs/>
+        </w:rPr>
+        <w:t xml:space="preserve">and</w:t>
+      </w:r>
+      <w:r>
+        <w:t xml:space="preserve"> at least 2 months before the master’s starts. The alternative is to return to Tunisia and apply at the embassy. Your letter states the in-Spain route and a fallback. </w:t>
+      </w:r>
+      <w:r>
+        <w:rPr>
+          <w:b/>
+          <w:bCs/>
+        </w:rPr>
+        <w:t xml:space="preserve">Version 1 of this pack wrongly said the in-Spain switch was impossible.</w:t>
       </w:r>
     </w:p>
     <w:p>
@@ -947,7 +1445,7 @@
         <w:pStyle w:val="Heading2"/>
       </w:pPr>
       <w:r>
-        <w:t xml:space="preserve">1.3 Why files get refused, and how this pack prevents it</w:t>
+        <w:t xml:space="preserve">1.4 Why files get refused, and how this pack prevents it</w:t>
       </w:r>
     </w:p>
     <w:tbl>
@@ -1063,7 +1561,7 @@
                 <w:sz w:val="19"/>
                 <w:szCs w:val="19"/>
               </w:rPr>
-              <w:t xml:space="preserve">Missing apostille or translation</w:t>
+              <w:t xml:space="preserve">Purpose not proven (the officer’s #1 reason)</w:t>
             </w:r>
           </w:p>
         </w:tc>
@@ -1092,7 +1590,7 @@
                 <w:sz w:val="19"/>
                 <w:szCs w:val="19"/>
               </w:rPr>
-              <w:t xml:space="preserve">Checklist (Part 2) with a translation and an apostille column for every item</w:t>
+              <w:t xml:space="preserve">Proof of the master’s and a certified Spanish level (Part 2); motivation letter built on them (Part 5)</w:t>
             </w:r>
           </w:p>
         </w:tc>
@@ -1123,7 +1621,7 @@
                 <w:sz w:val="19"/>
                 <w:szCs w:val="19"/>
               </w:rPr>
-              <w:t xml:space="preserve">Too little money, or a recent unexplained deposit</w:t>
+              <w:t xml:space="preserve">Missing apostille or translation</w:t>
             </w:r>
           </w:p>
         </w:tc>
@@ -1152,7 +1650,7 @@
                 <w:sz w:val="19"/>
                 <w:szCs w:val="19"/>
               </w:rPr>
-              <w:t xml:space="preserve">Blocked account of at least €700 × months; 6 months of the parent’s bank statements; proof of the source for any large deposit</w:t>
+              <w:t xml:space="preserve">Checklist (Part 3) with a translation and an apostille column for every item</w:t>
             </w:r>
           </w:p>
         </w:tc>
@@ -1183,7 +1681,7 @@
                 <w:sz w:val="19"/>
                 <w:szCs w:val="19"/>
               </w:rPr>
-              <w:t xml:space="preserve">Insurance not accepted</w:t>
+              <w:t xml:space="preserve">Too little money, or an unexplained deposit</w:t>
             </w:r>
           </w:p>
         </w:tc>
@@ -1212,7 +1710,7 @@
                 <w:sz w:val="19"/>
                 <w:szCs w:val="19"/>
               </w:rPr>
-              <w:t xml:space="preserve">Health insurance from an insurer authorised in Spain, covering the whole stay, with no co-payment and no waiting period</w:t>
+              <w:t xml:space="preserve">€700 × months of the whole stay + trip home (Part 4); 6 months of statements; proof of source for any large deposit</w:t>
             </w:r>
           </w:p>
         </w:tc>
@@ -1243,7 +1741,7 @@
                 <w:sz w:val="19"/>
                 <w:szCs w:val="19"/>
               </w:rPr>
-              <w:t xml:space="preserve">Medical certificate invalid</w:t>
+              <w:t xml:space="preserve">Insurance not accepted</w:t>
             </w:r>
           </w:p>
         </w:tc>
@@ -1272,7 +1770,7 @@
                 <w:sz w:val="19"/>
                 <w:szCs w:val="19"/>
               </w:rPr>
-              <w:t xml:space="preserve">Exact wording (Part 6), legalised by the regional health directorate, less than 3 months old</w:t>
+              <w:t xml:space="preserve">Health insurance from an insurer authorised in Spain, with SNS-equivalent cover, no co-payment and no waiting period, covering the whole stay</w:t>
             </w:r>
           </w:p>
         </w:tc>
@@ -1303,7 +1801,7 @@
                 <w:sz w:val="19"/>
                 <w:szCs w:val="19"/>
               </w:rPr>
-              <w:t xml:space="preserve">School not eligible</w:t>
+              <w:t xml:space="preserve">Medical certificate invalid</w:t>
             </w:r>
           </w:p>
         </w:tc>
@@ -1332,7 +1830,7 @@
                 <w:sz w:val="19"/>
                 <w:szCs w:val="19"/>
               </w:rPr>
-              <w:t xml:space="preserve">Visa letter showing Cervantes accreditation, in-person attendance and hours per week (Part 7)</w:t>
+              <w:t xml:space="preserve">Exact wording (Part 8), legalised by the regional health directorate, less than 3 months old</w:t>
             </w:r>
           </w:p>
         </w:tc>
@@ -1363,7 +1861,7 @@
                 <w:sz w:val="19"/>
                 <w:szCs w:val="19"/>
               </w:rPr>
-              <w:t xml:space="preserve">Purpose not credible</w:t>
+              <w:t xml:space="preserve">School not eligible</w:t>
             </w:r>
           </w:p>
         </w:tc>
@@ -1392,7 +1890,7 @@
                 <w:sz w:val="19"/>
                 <w:szCs w:val="19"/>
               </w:rPr>
-              <w:t xml:space="preserve">Motivation letter with named master’s programmes, a DELE date and a timeline (Part 3)</w:t>
+              <w:t xml:space="preserve">Visa letter with Cervantes accreditation, in-person attendance and hours per week (Part 9)</w:t>
             </w:r>
           </w:p>
         </w:tc>
@@ -1423,7 +1921,7 @@
                 <w:sz w:val="19"/>
                 <w:szCs w:val="19"/>
               </w:rPr>
-              <w:t xml:space="preserve">Dates or names inconsistent</w:t>
+              <w:t xml:space="preserve">Inconsistent dates</w:t>
             </w:r>
           </w:p>
         </w:tc>
@@ -1452,7 +1950,7 @@
                 <w:sz w:val="19"/>
                 <w:szCs w:val="19"/>
               </w:rPr>
-              <w:t xml:space="preserve">Final consistency check (Part 9)</w:t>
+              <w:t xml:space="preserve">One rule: course dates on the school letter; stay dates everywhere else (Part 4)</w:t>
             </w:r>
           </w:p>
         </w:tc>
@@ -1528,7 +2026,7 @@
         <w:pStyle w:val="Heading2"/>
       </w:pPr>
       <w:r>
-        <w:t xml:space="preserve">1.4 Conflicts between the sources, and my recommendations</w:t>
+        <w:t xml:space="preserve">1.5 Where the sources disagree, and what to do</w:t>
       </w:r>
     </w:p>
     <w:p>
@@ -1548,7 +2046,7 @@
         <w:t xml:space="preserve">Insurance.</w:t>
       </w:r>
       <w:r>
-        <w:t xml:space="preserve"> The embassy requires health insurance from an insurer authorised in Spain, with cover similar to Spain’s public health system. The agency offers travel insurance (about 500 TND, €30,000 cover). </w:t>
+        <w:t xml:space="preserve"> The embassy requires health insurance from an insurer authorised in Spain, with cover equivalent to Spain’s public health system (SNS). The agency offers travel insurance (about 500 TND). </w:t>
       </w:r>
       <w:r>
         <w:rPr>
@@ -1556,9 +2054,6 @@
           <w:bCs/>
         </w:rPr>
         <w:t xml:space="preserve">Follow the embassy.</w:t>
-      </w:r>
-      <w:r>
-        <w:t xml:space="preserve"> If you use the agency’s policy anyway, get written confirmation that it is accepted for a national study visa.</w:t>
       </w:r>
     </w:p>
     <w:p>
@@ -1578,17 +2073,17 @@
         <w:t xml:space="preserve">Amount.</w:t>
       </w:r>
       <w:r>
-        <w:t xml:space="preserve"> The legal minimum is €600 a month; the agency uses €700. </w:t>
+        <w:t xml:space="preserve"> Legal minimum €600 a month; the agency uses €700. </w:t>
       </w:r>
       <w:r>
         <w:rPr>
           <w:b/>
           <w:bCs/>
         </w:rPr>
-        <w:t xml:space="preserve">Block €700 a month</w:t>
-      </w:r>
-      <w:r>
-        <w:t xml:space="preserve">, which satisfies both.</w:t>
+        <w:t xml:space="preserve">Block €700 a month over the whole stay</w:t>
+      </w:r>
+      <w:r>
+        <w:t xml:space="preserve">, plus the trip home.</w:t>
       </w:r>
     </w:p>
     <w:p>
@@ -1605,40 +2100,20 @@
           <w:b/>
           <w:bCs/>
         </w:rPr>
-        <w:t xml:space="preserve">Flight and accommodation.</w:t>
-      </w:r>
-      <w:r>
-        <w:t xml:space="preserve"> The embassy requires </w:t>
+        <w:t xml:space="preserve">Accommodation.</w:t>
+      </w:r>
+      <w:r>
+        <w:t xml:space="preserve"> Not required by law. The agency asks for 3 months; two reviewers found 1 month thin (“where will you live afterwards?”). </w:t>
       </w:r>
       <w:r>
         <w:rPr>
           <w:b/>
           <w:bCs/>
         </w:rPr>
-        <w:t xml:space="preserve">neither</w:t>
-      </w:r>
-      <w:r>
-        <w:t xml:space="preserve">. The agency asks for a return flight reservation and 3 months of paid accommodation; the group lists the flight as optional. </w:t>
-      </w:r>
-      <w:r>
-        <w:rPr>
-          <w:b/>
-          <w:bCs/>
-        </w:rPr>
-        <w:t xml:space="preserve">A flight reservation is optional:</w:t>
-      </w:r>
-      <w:r>
-        <w:t xml:space="preserve"> a simple reservation is enough, and don’t buy the ticket before you have the visa. </w:t>
-      </w:r>
-      <w:r>
-        <w:rPr>
-          <w:b/>
-          <w:bCs/>
-        </w:rPr>
-        <w:t xml:space="preserve">One month of paid accommodation is enough</w:t>
-      </w:r>
-      <w:r>
-        <w:t xml:space="preserve"> to show where you will live when you arrive. Only accommodation prepaid for the whole stay reduces the amount of money you must show.</w:t>
+        <w:t xml:space="preserve">Book at least 3 months</w:t>
+      </w:r>
+      <w:r>
+        <w:t xml:space="preserve">, or prepay the whole stay, which also reduces the money you must block. A cheaper city (Salamanca, Alicante) helps.</w:t>
       </w:r>
     </w:p>
     <w:p>
@@ -1655,61 +2130,1084 @@
           <w:b/>
           <w:bCs/>
         </w:rPr>
-        <w:t xml:space="preserve">Appointment.</w:t>
-      </w:r>
-      <w:r>
-        <w:t xml:space="preserve"> The embassy page only describes Schengen (tourist) appointments. The group reports requesting a study-visa appointment by email. </w:t>
+        <w:t xml:space="preserve">Flight.</w:t>
+      </w:r>
+      <w:r>
+        <w:t xml:space="preserve"> Not required, but your money must cover the trip home. </w:t>
       </w:r>
       <w:r>
         <w:rPr>
           <w:b/>
           <w:bCs/>
         </w:rPr>
-        <w:t xml:space="preserve">Ask BLS</w:t>
-      </w:r>
-      <w:r>
-        <w:t xml:space="preserve"> which applies (info.tun@blshelpline.com, +216 71 138 748), and use Part 8 if email is the channel.</w:t>
-      </w:r>
-    </w:p>
-    <w:p>
-      <w:r>
-        <w:br w:type="page"/>
-      </w:r>
-    </w:p>
-    <w:p>
-      <w:pPr>
-        <w:pStyle w:val="Heading1"/>
-      </w:pPr>
-      <w:r>
-        <w:t xml:space="preserve">2. Final checklist (in BLS order)</w:t>
-      </w:r>
-    </w:p>
-    <w:p>
-      <w:pPr>
-        <w:spacing w:after="100" w:line="259"/>
-      </w:pPr>
-      <w:r>
-        <w:t xml:space="preserve">Columns: </w:t>
-      </w:r>
+        <w:t xml:space="preserve">Add a return reservation</w:t>
+      </w:r>
+      <w:r>
+        <w:t xml:space="preserve"> (not a purchased ticket) that matches your stay dates.</w:t>
+      </w:r>
+    </w:p>
+    <w:p>
+      <w:pPr>
+        <w:pStyle w:val="ListParagraph"/>
+        <w:numPr>
+          <w:ilvl w:val="0"/>
+          <w:numId w:val="2"/>
+        </w:numPr>
+        <w:spacing w:after="60"/>
+      </w:pPr>
       <w:r>
         <w:rPr>
           <w:b/>
           <w:bCs/>
         </w:rPr>
-        <w:t xml:space="preserve">Trad.</w:t>
-      </w:r>
-      <w:r>
-        <w:t xml:space="preserve"> = sworn Spanish translation. </w:t>
+        <w:t xml:space="preserve">Bank statements.</w:t>
+      </w:r>
+      <w:r>
+        <w:t xml:space="preserve"> The agency says no translation; the official rule says every document not in Spanish must be translated. </w:t>
       </w:r>
       <w:r>
         <w:rPr>
           <w:b/>
           <w:bCs/>
         </w:rPr>
+        <w:t xml:space="preserve">Translate them.</w:t>
+      </w:r>
+    </w:p>
+    <w:p>
+      <w:pPr>
+        <w:pStyle w:val="ListParagraph"/>
+        <w:numPr>
+          <w:ilvl w:val="0"/>
+          <w:numId w:val="2"/>
+        </w:numPr>
+        <w:spacing w:after="60"/>
+      </w:pPr>
+      <w:r>
+        <w:rPr>
+          <w:b/>
+          <w:bCs/>
+        </w:rPr>
+        <w:t xml:space="preserve">Appointment.</w:t>
+      </w:r>
+      <w:r>
+        <w:t xml:space="preserve"> Confirmed on the embassy’s contact page: national-visa appointments are requested at </w:t>
+      </w:r>
+      <w:r>
+        <w:rPr>
+          <w:b/>
+          <w:bCs/>
+        </w:rPr>
+        <w:t xml:space="preserve">emb.tunez.cit@maec.es</w:t>
+      </w:r>
+      <w:r>
+        <w:t xml:space="preserve"> (Part 10).</w:t>
+      </w:r>
+    </w:p>
+    <w:p>
+      <w:r>
+        <w:br w:type="page"/>
+      </w:r>
+    </w:p>
+    <w:p>
+      <w:pPr>
+        <w:pStyle w:val="Heading1"/>
+      </w:pPr>
+      <w:r>
+        <w:t xml:space="preserve">2. Your to-do list: what only you can get</w:t>
+      </w:r>
+    </w:p>
+    <w:p>
+      <w:pPr>
+        <w:pBdr>
+          <w:left w:val="single" w:color="1F4E79" w:sz="18" w:space="6"/>
+        </w:pBdr>
+        <w:shd w:fill="EEF3F8" w:val="clear"/>
+        <w:spacing w:after="160" w:before="60"/>
+        <w:ind w:left="120" w:right="120"/>
+      </w:pPr>
+      <w:r>
+        <w:rPr>
+          <w:color w:val="444444"/>
+          <w:sz w:val="20"/>
+          <w:szCs w:val="20"/>
+        </w:rPr>
+        <w:t xml:space="preserve">The reviewers agreed: these items decide whether the officer believes your plan. Nothing in the letters can replace them.</w:t>
+      </w:r>
+    </w:p>
+    <w:tbl>
+      <w:tblPr>
+        <w:tblW w:type="dxa" w:w="9638"/>
+        <w:tblBorders>
+          <w:top w:val="single" w:color="auto" w:sz="4"/>
+          <w:left w:val="single" w:color="auto" w:sz="4"/>
+          <w:bottom w:val="single" w:color="auto" w:sz="4"/>
+          <w:right w:val="single" w:color="auto" w:sz="4"/>
+          <w:insideH w:val="single" w:color="auto" w:sz="4"/>
+          <w:insideV w:val="single" w:color="auto" w:sz="4"/>
+        </w:tblBorders>
+      </w:tblPr>
+      <w:tblGrid>
+        <w:gridCol w:w="500"/>
+        <w:gridCol w:w="4900"/>
+        <w:gridCol w:w="4238"/>
+      </w:tblGrid>
+      <w:tr>
+        <w:trPr>
+          <w:tblHeader/>
+        </w:trPr>
+        <w:tc>
+          <w:tcPr>
+            <w:tcW w:type="dxa" w:w="500"/>
+            <w:tcBorders>
+              <w:top w:val="single" w:color="BFBFBF" w:sz="4"/>
+              <w:left w:val="single" w:color="BFBFBF" w:sz="4"/>
+              <w:bottom w:val="single" w:color="BFBFBF" w:sz="4"/>
+              <w:right w:val="single" w:color="BFBFBF" w:sz="4"/>
+            </w:tcBorders>
+            <w:shd w:fill="1F4E79" w:val="clear"/>
+            <w:tcMar>
+              <w:top w:type="dxa" w:w="60"/>
+              <w:left w:type="dxa" w:w="100"/>
+              <w:bottom w:type="dxa" w:w="60"/>
+              <w:right w:type="dxa" w:w="100"/>
+            </w:tcMar>
+          </w:tcPr>
+          <w:p>
+            <w:pPr>
+              <w:jc w:val="left"/>
+            </w:pPr>
+            <w:r>
+              <w:rPr>
+                <w:b/>
+                <w:bCs/>
+                <w:color w:val="FFFFFF"/>
+                <w:sz w:val="19"/>
+                <w:szCs w:val="19"/>
+              </w:rPr>
+              <w:t xml:space="preserve">#</w:t>
+            </w:r>
+          </w:p>
+        </w:tc>
+        <w:tc>
+          <w:tcPr>
+            <w:tcW w:type="dxa" w:w="4900"/>
+            <w:tcBorders>
+              <w:top w:val="single" w:color="BFBFBF" w:sz="4"/>
+              <w:left w:val="single" w:color="BFBFBF" w:sz="4"/>
+              <w:bottom w:val="single" w:color="BFBFBF" w:sz="4"/>
+              <w:right w:val="single" w:color="BFBFBF" w:sz="4"/>
+            </w:tcBorders>
+            <w:shd w:fill="1F4E79" w:val="clear"/>
+            <w:tcMar>
+              <w:top w:type="dxa" w:w="60"/>
+              <w:left w:type="dxa" w:w="100"/>
+              <w:bottom w:type="dxa" w:w="60"/>
+              <w:right w:type="dxa" w:w="100"/>
+            </w:tcMar>
+          </w:tcPr>
+          <w:p>
+            <w:pPr>
+              <w:jc w:val="left"/>
+            </w:pPr>
+            <w:r>
+              <w:rPr>
+                <w:b/>
+                <w:bCs/>
+                <w:color w:val="FFFFFF"/>
+                <w:sz w:val="19"/>
+                <w:szCs w:val="19"/>
+              </w:rPr>
+              <w:t xml:space="preserve">What to get</w:t>
+            </w:r>
+          </w:p>
+        </w:tc>
+        <w:tc>
+          <w:tcPr>
+            <w:tcW w:type="dxa" w:w="4238"/>
+            <w:tcBorders>
+              <w:top w:val="single" w:color="BFBFBF" w:sz="4"/>
+              <w:left w:val="single" w:color="BFBFBF" w:sz="4"/>
+              <w:bottom w:val="single" w:color="BFBFBF" w:sz="4"/>
+              <w:right w:val="single" w:color="BFBFBF" w:sz="4"/>
+            </w:tcBorders>
+            <w:shd w:fill="1F4E79" w:val="clear"/>
+            <w:tcMar>
+              <w:top w:type="dxa" w:w="60"/>
+              <w:left w:type="dxa" w:w="100"/>
+              <w:bottom w:type="dxa" w:w="60"/>
+              <w:right w:type="dxa" w:w="100"/>
+            </w:tcMar>
+          </w:tcPr>
+          <w:p>
+            <w:pPr>
+              <w:jc w:val="left"/>
+            </w:pPr>
+            <w:r>
+              <w:rPr>
+                <w:b/>
+                <w:bCs/>
+                <w:color w:val="FFFFFF"/>
+                <w:sz w:val="19"/>
+                <w:szCs w:val="19"/>
+              </w:rPr>
+              <w:t xml:space="preserve">Why it matters</w:t>
+            </w:r>
+          </w:p>
+        </w:tc>
+      </w:tr>
+      <w:tr>
+        <w:tc>
+          <w:tcPr>
+            <w:tcW w:type="dxa" w:w="500"/>
+            <w:tcBorders>
+              <w:top w:val="single" w:color="BFBFBF" w:sz="4"/>
+              <w:left w:val="single" w:color="BFBFBF" w:sz="4"/>
+              <w:bottom w:val="single" w:color="BFBFBF" w:sz="4"/>
+              <w:right w:val="single" w:color="BFBFBF" w:sz="4"/>
+            </w:tcBorders>
+            <w:tcMar>
+              <w:top w:type="dxa" w:w="60"/>
+              <w:left w:type="dxa" w:w="100"/>
+              <w:bottom w:type="dxa" w:w="60"/>
+              <w:right w:type="dxa" w:w="100"/>
+            </w:tcMar>
+          </w:tcPr>
+          <w:p>
+            <w:pPr>
+              <w:jc w:val="left"/>
+            </w:pPr>
+            <w:r>
+              <w:rPr>
+                <w:sz w:val="19"/>
+                <w:szCs w:val="19"/>
+              </w:rPr>
+              <w:t xml:space="preserve">1</w:t>
+            </w:r>
+          </w:p>
+        </w:tc>
+        <w:tc>
+          <w:tcPr>
+            <w:tcW w:type="dxa" w:w="4900"/>
+            <w:tcBorders>
+              <w:top w:val="single" w:color="BFBFBF" w:sz="4"/>
+              <w:left w:val="single" w:color="BFBFBF" w:sz="4"/>
+              <w:bottom w:val="single" w:color="BFBFBF" w:sz="4"/>
+              <w:right w:val="single" w:color="BFBFBF" w:sz="4"/>
+            </w:tcBorders>
+            <w:tcMar>
+              <w:top w:type="dxa" w:w="60"/>
+              <w:left w:type="dxa" w:w="100"/>
+              <w:bottom w:type="dxa" w:w="60"/>
+              <w:right w:type="dxa" w:w="100"/>
+            </w:tcMar>
+          </w:tcPr>
+          <w:p>
+            <w:pPr>
+              <w:jc w:val="left"/>
+            </w:pPr>
+            <w:r>
+              <w:rPr>
+                <w:b/>
+                <w:bCs/>
+                <w:sz w:val="19"/>
+                <w:szCs w:val="19"/>
+              </w:rPr>
+              <w:t xml:space="preserve">Proof of the master’s</w:t>
+            </w:r>
+            <w:r>
+              <w:rPr>
+                <w:sz w:val="19"/>
+                <w:szCs w:val="19"/>
+              </w:rPr>
+              <w:t xml:space="preserve">: a pre-registration receipt (justificante de preinscripción), a conditional admission (“admisión condicionada a acreditar B2”), or at least an email from the programme coordinator confirming you’re eligible and that B2 is required. Apply in the first admission rounds (often November to February).</w:t>
+            </w:r>
+          </w:p>
+        </w:tc>
+        <w:tc>
+          <w:tcPr>
+            <w:tcW w:type="dxa" w:w="4238"/>
+            <w:tcBorders>
+              <w:top w:val="single" w:color="BFBFBF" w:sz="4"/>
+              <w:left w:val="single" w:color="BFBFBF" w:sz="4"/>
+              <w:bottom w:val="single" w:color="BFBFBF" w:sz="4"/>
+              <w:right w:val="single" w:color="BFBFBF" w:sz="4"/>
+            </w:tcBorders>
+            <w:tcMar>
+              <w:top w:type="dxa" w:w="60"/>
+              <w:left w:type="dxa" w:w="100"/>
+              <w:bottom w:type="dxa" w:w="60"/>
+              <w:right w:type="dxa" w:w="100"/>
+            </w:tcMar>
+          </w:tcPr>
+          <w:p>
+            <w:pPr>
+              <w:jc w:val="left"/>
+            </w:pPr>
+            <w:r>
+              <w:rPr>
+                <w:sz w:val="19"/>
+                <w:szCs w:val="19"/>
+              </w:rPr>
+              <w:t xml:space="preserve">The officer’s #1 reason for refusal. Printed web pages alone don’t prove anything.</w:t>
+            </w:r>
+          </w:p>
+        </w:tc>
+      </w:tr>
+      <w:tr>
+        <w:tc>
+          <w:tcPr>
+            <w:tcW w:type="dxa" w:w="500"/>
+            <w:tcBorders>
+              <w:top w:val="single" w:color="BFBFBF" w:sz="4"/>
+              <w:left w:val="single" w:color="BFBFBF" w:sz="4"/>
+              <w:bottom w:val="single" w:color="BFBFBF" w:sz="4"/>
+              <w:right w:val="single" w:color="BFBFBF" w:sz="4"/>
+            </w:tcBorders>
+            <w:tcMar>
+              <w:top w:type="dxa" w:w="60"/>
+              <w:left w:type="dxa" w:w="100"/>
+              <w:bottom w:type="dxa" w:w="60"/>
+              <w:right w:type="dxa" w:w="100"/>
+            </w:tcMar>
+          </w:tcPr>
+          <w:p>
+            <w:pPr>
+              <w:jc w:val="left"/>
+            </w:pPr>
+            <w:r>
+              <w:rPr>
+                <w:sz w:val="19"/>
+                <w:szCs w:val="19"/>
+              </w:rPr>
+              <w:t xml:space="preserve">2</w:t>
+            </w:r>
+          </w:p>
+        </w:tc>
+        <w:tc>
+          <w:tcPr>
+            <w:tcW w:type="dxa" w:w="4900"/>
+            <w:tcBorders>
+              <w:top w:val="single" w:color="BFBFBF" w:sz="4"/>
+              <w:left w:val="single" w:color="BFBFBF" w:sz="4"/>
+              <w:bottom w:val="single" w:color="BFBFBF" w:sz="4"/>
+              <w:right w:val="single" w:color="BFBFBF" w:sz="4"/>
+            </w:tcBorders>
+            <w:tcMar>
+              <w:top w:type="dxa" w:w="60"/>
+              <w:left w:type="dxa" w:w="100"/>
+              <w:bottom w:type="dxa" w:w="60"/>
+              <w:right w:type="dxa" w:w="100"/>
+            </w:tcMar>
+          </w:tcPr>
+          <w:p>
+            <w:pPr>
+              <w:jc w:val="left"/>
+            </w:pPr>
+            <w:r>
+              <w:rPr>
+                <w:b/>
+                <w:bCs/>
+                <w:sz w:val="19"/>
+                <w:szCs w:val="19"/>
+              </w:rPr>
+              <w:t xml:space="preserve">A certificate of your current Spanish level</w:t>
+            </w:r>
+            <w:r>
+              <w:rPr>
+                <w:sz w:val="19"/>
+                <w:szCs w:val="19"/>
+              </w:rPr>
+              <w:t xml:space="preserve">: Instituto Cervantes de Túnez, a SIELE result, or Sampere’s graded placement test.</w:t>
+            </w:r>
+          </w:p>
+        </w:tc>
+        <w:tc>
+          <w:tcPr>
+            <w:tcW w:type="dxa" w:w="4238"/>
+            <w:tcBorders>
+              <w:top w:val="single" w:color="BFBFBF" w:sz="4"/>
+              <w:left w:val="single" w:color="BFBFBF" w:sz="4"/>
+              <w:bottom w:val="single" w:color="BFBFBF" w:sz="4"/>
+              <w:right w:val="single" w:color="BFBFBF" w:sz="4"/>
+            </w:tcBorders>
+            <w:tcMar>
+              <w:top w:type="dxa" w:w="60"/>
+              <w:left w:type="dxa" w:w="100"/>
+              <w:bottom w:type="dxa" w:w="60"/>
+              <w:right w:type="dxa" w:w="100"/>
+            </w:tcMar>
+          </w:tcPr>
+          <w:p>
+            <w:pPr>
+              <w:jc w:val="left"/>
+            </w:pPr>
+            <w:r>
+              <w:rPr>
+                <w:sz w:val="19"/>
+                <w:szCs w:val="19"/>
+              </w:rPr>
+              <w:t xml:space="preserve">A self-declared level counts as none. Rough guide from the officer: certified A2 fits 5–6 months; B1 fits 3–4 months; A0/A1 or an existing B2 is a red flag.</w:t>
+            </w:r>
+          </w:p>
+        </w:tc>
+      </w:tr>
+      <w:tr>
+        <w:tc>
+          <w:tcPr>
+            <w:tcW w:type="dxa" w:w="500"/>
+            <w:tcBorders>
+              <w:top w:val="single" w:color="BFBFBF" w:sz="4"/>
+              <w:left w:val="single" w:color="BFBFBF" w:sz="4"/>
+              <w:bottom w:val="single" w:color="BFBFBF" w:sz="4"/>
+              <w:right w:val="single" w:color="BFBFBF" w:sz="4"/>
+            </w:tcBorders>
+            <w:tcMar>
+              <w:top w:type="dxa" w:w="60"/>
+              <w:left w:type="dxa" w:w="100"/>
+              <w:bottom w:type="dxa" w:w="60"/>
+              <w:right w:type="dxa" w:w="100"/>
+            </w:tcMar>
+          </w:tcPr>
+          <w:p>
+            <w:pPr>
+              <w:jc w:val="left"/>
+            </w:pPr>
+            <w:r>
+              <w:rPr>
+                <w:sz w:val="19"/>
+                <w:szCs w:val="19"/>
+              </w:rPr>
+              <w:t xml:space="preserve">3</w:t>
+            </w:r>
+          </w:p>
+        </w:tc>
+        <w:tc>
+          <w:tcPr>
+            <w:tcW w:type="dxa" w:w="4900"/>
+            <w:tcBorders>
+              <w:top w:val="single" w:color="BFBFBF" w:sz="4"/>
+              <w:left w:val="single" w:color="BFBFBF" w:sz="4"/>
+              <w:bottom w:val="single" w:color="BFBFBF" w:sz="4"/>
+              <w:right w:val="single" w:color="BFBFBF" w:sz="4"/>
+            </w:tcBorders>
+            <w:tcMar>
+              <w:top w:type="dxa" w:w="60"/>
+              <w:left w:type="dxa" w:w="100"/>
+              <w:bottom w:type="dxa" w:w="60"/>
+              <w:right w:type="dxa" w:w="100"/>
+            </w:tcMar>
+          </w:tcPr>
+          <w:p>
+            <w:pPr>
+              <w:jc w:val="left"/>
+            </w:pPr>
+            <w:r>
+              <w:rPr>
+                <w:b/>
+                <w:bCs/>
+                <w:sz w:val="19"/>
+                <w:szCs w:val="19"/>
+              </w:rPr>
+              <w:t xml:space="preserve">Choose the campus</w:t>
+            </w:r>
+            <w:r>
+              <w:rPr>
+                <w:sz w:val="19"/>
+                <w:szCs w:val="19"/>
+              </w:rPr>
+              <w:t xml:space="preserve">: Madrid, Salamanca or Alicante. Ideally the city of your target university, or a cheaper one.</w:t>
+            </w:r>
+          </w:p>
+        </w:tc>
+        <w:tc>
+          <w:tcPr>
+            <w:tcW w:type="dxa" w:w="4238"/>
+            <w:tcBorders>
+              <w:top w:val="single" w:color="BFBFBF" w:sz="4"/>
+              <w:left w:val="single" w:color="BFBFBF" w:sz="4"/>
+              <w:bottom w:val="single" w:color="BFBFBF" w:sz="4"/>
+              <w:right w:val="single" w:color="BFBFBF" w:sz="4"/>
+            </w:tcBorders>
+            <w:tcMar>
+              <w:top w:type="dxa" w:w="60"/>
+              <w:left w:type="dxa" w:w="100"/>
+              <w:bottom w:type="dxa" w:w="60"/>
+              <w:right w:type="dxa" w:w="100"/>
+            </w:tcMar>
+          </w:tcPr>
+          <w:p>
+            <w:pPr>
+              <w:jc w:val="left"/>
+            </w:pPr>
+            <w:r>
+              <w:rPr>
+                <w:sz w:val="19"/>
+                <w:szCs w:val="19"/>
+              </w:rPr>
+              <w:t xml:space="preserve">An undecided campus makes the plan look unfinished.</w:t>
+            </w:r>
+          </w:p>
+        </w:tc>
+      </w:tr>
+      <w:tr>
+        <w:tc>
+          <w:tcPr>
+            <w:tcW w:type="dxa" w:w="500"/>
+            <w:tcBorders>
+              <w:top w:val="single" w:color="BFBFBF" w:sz="4"/>
+              <w:left w:val="single" w:color="BFBFBF" w:sz="4"/>
+              <w:bottom w:val="single" w:color="BFBFBF" w:sz="4"/>
+              <w:right w:val="single" w:color="BFBFBF" w:sz="4"/>
+            </w:tcBorders>
+            <w:tcMar>
+              <w:top w:type="dxa" w:w="60"/>
+              <w:left w:type="dxa" w:w="100"/>
+              <w:bottom w:type="dxa" w:w="60"/>
+              <w:right w:type="dxa" w:w="100"/>
+            </w:tcMar>
+          </w:tcPr>
+          <w:p>
+            <w:pPr>
+              <w:jc w:val="left"/>
+            </w:pPr>
+            <w:r>
+              <w:rPr>
+                <w:sz w:val="19"/>
+                <w:szCs w:val="19"/>
+              </w:rPr>
+              <w:t xml:space="preserve">4</w:t>
+            </w:r>
+          </w:p>
+        </w:tc>
+        <w:tc>
+          <w:tcPr>
+            <w:tcW w:type="dxa" w:w="4900"/>
+            <w:tcBorders>
+              <w:top w:val="single" w:color="BFBFBF" w:sz="4"/>
+              <w:left w:val="single" w:color="BFBFBF" w:sz="4"/>
+              <w:bottom w:val="single" w:color="BFBFBF" w:sz="4"/>
+              <w:right w:val="single" w:color="BFBFBF" w:sz="4"/>
+            </w:tcBorders>
+            <w:tcMar>
+              <w:top w:type="dxa" w:w="60"/>
+              <w:left w:type="dxa" w:w="100"/>
+              <w:bottom w:type="dxa" w:w="60"/>
+              <w:right w:type="dxa" w:w="100"/>
+            </w:tcMar>
+          </w:tcPr>
+          <w:p>
+            <w:pPr>
+              <w:jc w:val="left"/>
+            </w:pPr>
+            <w:r>
+              <w:rPr>
+                <w:b/>
+                <w:bCs/>
+                <w:sz w:val="19"/>
+                <w:szCs w:val="19"/>
+              </w:rPr>
+              <w:t xml:space="preserve">The school’s visa letter</w:t>
+            </w:r>
+            <w:r>
+              <w:rPr>
+                <w:sz w:val="19"/>
+                <w:szCs w:val="19"/>
+              </w:rPr>
+              <w:t xml:space="preserve"> with hours per week in </w:t>
+            </w:r>
+            <w:r>
+              <w:rPr>
+                <w:b/>
+                <w:bCs/>
+                <w:sz w:val="19"/>
+                <w:szCs w:val="19"/>
+              </w:rPr>
+              <w:t xml:space="preserve">60-minute hours</w:t>
+            </w:r>
+            <w:r>
+              <w:rPr>
+                <w:sz w:val="19"/>
+                <w:szCs w:val="19"/>
+              </w:rPr>
+              <w:t xml:space="preserve"> (20 or more), in person, full-time, Cervantes-accredited, paid in full (use Part 9).</w:t>
+            </w:r>
+          </w:p>
+        </w:tc>
+        <w:tc>
+          <w:tcPr>
+            <w:tcW w:type="dxa" w:w="4238"/>
+            <w:tcBorders>
+              <w:top w:val="single" w:color="BFBFBF" w:sz="4"/>
+              <w:left w:val="single" w:color="BFBFBF" w:sz="4"/>
+              <w:bottom w:val="single" w:color="BFBFBF" w:sz="4"/>
+              <w:right w:val="single" w:color="BFBFBF" w:sz="4"/>
+            </w:tcBorders>
+            <w:tcMar>
+              <w:top w:type="dxa" w:w="60"/>
+              <w:left w:type="dxa" w:w="100"/>
+              <w:bottom w:type="dxa" w:w="60"/>
+              <w:right w:type="dxa" w:w="100"/>
+            </w:tcMar>
+          </w:tcPr>
+          <w:p>
+            <w:pPr>
+              <w:jc w:val="left"/>
+            </w:pPr>
+            <w:r>
+              <w:rPr>
+                <w:sz w:val="19"/>
+                <w:szCs w:val="19"/>
+              </w:rPr>
+              <w:t xml:space="preserve">“20 lessons” of 50 minutes is only about 17 hours, which the officer would question.</w:t>
+            </w:r>
+          </w:p>
+        </w:tc>
+      </w:tr>
+      <w:tr>
+        <w:tc>
+          <w:tcPr>
+            <w:tcW w:type="dxa" w:w="500"/>
+            <w:tcBorders>
+              <w:top w:val="single" w:color="BFBFBF" w:sz="4"/>
+              <w:left w:val="single" w:color="BFBFBF" w:sz="4"/>
+              <w:bottom w:val="single" w:color="BFBFBF" w:sz="4"/>
+              <w:right w:val="single" w:color="BFBFBF" w:sz="4"/>
+            </w:tcBorders>
+            <w:tcMar>
+              <w:top w:type="dxa" w:w="60"/>
+              <w:left w:type="dxa" w:w="100"/>
+              <w:bottom w:type="dxa" w:w="60"/>
+              <w:right w:type="dxa" w:w="100"/>
+            </w:tcMar>
+          </w:tcPr>
+          <w:p>
+            <w:pPr>
+              <w:jc w:val="left"/>
+            </w:pPr>
+            <w:r>
+              <w:rPr>
+                <w:sz w:val="19"/>
+                <w:szCs w:val="19"/>
+              </w:rPr>
+              <w:t xml:space="preserve">5</w:t>
+            </w:r>
+          </w:p>
+        </w:tc>
+        <w:tc>
+          <w:tcPr>
+            <w:tcW w:type="dxa" w:w="4900"/>
+            <w:tcBorders>
+              <w:top w:val="single" w:color="BFBFBF" w:sz="4"/>
+              <w:left w:val="single" w:color="BFBFBF" w:sz="4"/>
+              <w:bottom w:val="single" w:color="BFBFBF" w:sz="4"/>
+              <w:right w:val="single" w:color="BFBFBF" w:sz="4"/>
+            </w:tcBorders>
+            <w:tcMar>
+              <w:top w:type="dxa" w:w="60"/>
+              <w:left w:type="dxa" w:w="100"/>
+              <w:bottom w:type="dxa" w:w="60"/>
+              <w:right w:type="dxa" w:w="100"/>
+            </w:tcMar>
+          </w:tcPr>
+          <w:p>
+            <w:pPr>
+              <w:jc w:val="left"/>
+            </w:pPr>
+            <w:r>
+              <w:rPr>
+                <w:b/>
+                <w:bCs/>
+                <w:sz w:val="19"/>
+                <w:szCs w:val="19"/>
+              </w:rPr>
+              <w:t xml:space="preserve">Course dates</w:t>
+            </w:r>
+            <w:r>
+              <w:rPr>
+                <w:sz w:val="19"/>
+                <w:szCs w:val="19"/>
+              </w:rPr>
+              <w:t xml:space="preserve">: plan the course so your master’s application fits. In-Spain route: file at least 2 months before your permit ends. Return route: finish by mid-May so you can apply in Tunis in time.</w:t>
+            </w:r>
+          </w:p>
+        </w:tc>
+        <w:tc>
+          <w:tcPr>
+            <w:tcW w:type="dxa" w:w="4238"/>
+            <w:tcBorders>
+              <w:top w:val="single" w:color="BFBFBF" w:sz="4"/>
+              <w:left w:val="single" w:color="BFBFBF" w:sz="4"/>
+              <w:bottom w:val="single" w:color="BFBFBF" w:sz="4"/>
+              <w:right w:val="single" w:color="BFBFBF" w:sz="4"/>
+            </w:tcBorders>
+            <w:tcMar>
+              <w:top w:type="dxa" w:w="60"/>
+              <w:left w:type="dxa" w:w="100"/>
+              <w:bottom w:type="dxa" w:w="60"/>
+              <w:right w:type="dxa" w:w="100"/>
+            </w:tcMar>
+          </w:tcPr>
+          <w:p>
+            <w:pPr>
+              <w:jc w:val="left"/>
+            </w:pPr>
+            <w:r>
+              <w:rPr>
+                <w:sz w:val="19"/>
+                <w:szCs w:val="19"/>
+              </w:rPr>
+              <w:t xml:space="preserve">A July return with new medical, B3, payslips and blocking during peak season is risky.</w:t>
+            </w:r>
+          </w:p>
+        </w:tc>
+      </w:tr>
+      <w:tr>
+        <w:tc>
+          <w:tcPr>
+            <w:tcW w:type="dxa" w:w="500"/>
+            <w:tcBorders>
+              <w:top w:val="single" w:color="BFBFBF" w:sz="4"/>
+              <w:left w:val="single" w:color="BFBFBF" w:sz="4"/>
+              <w:bottom w:val="single" w:color="BFBFBF" w:sz="4"/>
+              <w:right w:val="single" w:color="BFBFBF" w:sz="4"/>
+            </w:tcBorders>
+            <w:tcMar>
+              <w:top w:type="dxa" w:w="60"/>
+              <w:left w:type="dxa" w:w="100"/>
+              <w:bottom w:type="dxa" w:w="60"/>
+              <w:right w:type="dxa" w:w="100"/>
+            </w:tcMar>
+          </w:tcPr>
+          <w:p>
+            <w:pPr>
+              <w:jc w:val="left"/>
+            </w:pPr>
+            <w:r>
+              <w:rPr>
+                <w:sz w:val="19"/>
+                <w:szCs w:val="19"/>
+              </w:rPr>
+              <w:t xml:space="preserve">6</w:t>
+            </w:r>
+          </w:p>
+        </w:tc>
+        <w:tc>
+          <w:tcPr>
+            <w:tcW w:type="dxa" w:w="4900"/>
+            <w:tcBorders>
+              <w:top w:val="single" w:color="BFBFBF" w:sz="4"/>
+              <w:left w:val="single" w:color="BFBFBF" w:sz="4"/>
+              <w:bottom w:val="single" w:color="BFBFBF" w:sz="4"/>
+              <w:right w:val="single" w:color="BFBFBF" w:sz="4"/>
+            </w:tcBorders>
+            <w:tcMar>
+              <w:top w:type="dxa" w:w="60"/>
+              <w:left w:type="dxa" w:w="100"/>
+              <w:bottom w:type="dxa" w:w="60"/>
+              <w:right w:type="dxa" w:w="100"/>
+            </w:tcMar>
+          </w:tcPr>
+          <w:p>
+            <w:pPr>
+              <w:jc w:val="left"/>
+            </w:pPr>
+            <w:r>
+              <w:rPr>
+                <w:b/>
+                <w:bCs/>
+                <w:sz w:val="19"/>
+                <w:szCs w:val="19"/>
+              </w:rPr>
+              <w:t xml:space="preserve">Language exam</w:t>
+            </w:r>
+            <w:r>
+              <w:rPr>
+                <w:sz w:val="19"/>
+                <w:szCs w:val="19"/>
+              </w:rPr>
+              <w:t xml:space="preserve">: register for the </w:t>
+            </w:r>
+            <w:r>
+              <w:rPr>
+                <w:b/>
+                <w:bCs/>
+                <w:sz w:val="19"/>
+                <w:szCs w:val="19"/>
+              </w:rPr>
+              <w:t xml:space="preserve">SIELE</w:t>
+            </w:r>
+            <w:r>
+              <w:rPr>
+                <w:sz w:val="19"/>
+                <w:szCs w:val="19"/>
+              </w:rPr>
+              <w:t xml:space="preserve"> (results within about 3 weeks) or an early DELE session.</w:t>
+            </w:r>
+          </w:p>
+        </w:tc>
+        <w:tc>
+          <w:tcPr>
+            <w:tcW w:type="dxa" w:w="4238"/>
+            <w:tcBorders>
+              <w:top w:val="single" w:color="BFBFBF" w:sz="4"/>
+              <w:left w:val="single" w:color="BFBFBF" w:sz="4"/>
+              <w:bottom w:val="single" w:color="BFBFBF" w:sz="4"/>
+              <w:right w:val="single" w:color="BFBFBF" w:sz="4"/>
+            </w:tcBorders>
+            <w:tcMar>
+              <w:top w:type="dxa" w:w="60"/>
+              <w:left w:type="dxa" w:w="100"/>
+              <w:bottom w:type="dxa" w:w="60"/>
+              <w:right w:type="dxa" w:w="100"/>
+            </w:tcMar>
+          </w:tcPr>
+          <w:p>
+            <w:pPr>
+              <w:jc w:val="left"/>
+            </w:pPr>
+            <w:r>
+              <w:rPr>
+                <w:sz w:val="19"/>
+                <w:szCs w:val="19"/>
+              </w:rPr>
+              <w:t xml:space="preserve">DELE results take about 3 months, too late for most admissions. Registration also qualifies you for the one allowed extension (art. 55.5).</w:t>
+            </w:r>
+          </w:p>
+        </w:tc>
+      </w:tr>
+      <w:tr>
+        <w:tc>
+          <w:tcPr>
+            <w:tcW w:type="dxa" w:w="500"/>
+            <w:tcBorders>
+              <w:top w:val="single" w:color="BFBFBF" w:sz="4"/>
+              <w:left w:val="single" w:color="BFBFBF" w:sz="4"/>
+              <w:bottom w:val="single" w:color="BFBFBF" w:sz="4"/>
+              <w:right w:val="single" w:color="BFBFBF" w:sz="4"/>
+            </w:tcBorders>
+            <w:tcMar>
+              <w:top w:type="dxa" w:w="60"/>
+              <w:left w:type="dxa" w:w="100"/>
+              <w:bottom w:type="dxa" w:w="60"/>
+              <w:right w:type="dxa" w:w="100"/>
+            </w:tcMar>
+          </w:tcPr>
+          <w:p>
+            <w:pPr>
+              <w:jc w:val="left"/>
+            </w:pPr>
+            <w:r>
+              <w:rPr>
+                <w:sz w:val="19"/>
+                <w:szCs w:val="19"/>
+              </w:rPr>
+              <w:t xml:space="preserve">7</w:t>
+            </w:r>
+          </w:p>
+        </w:tc>
+        <w:tc>
+          <w:tcPr>
+            <w:tcW w:type="dxa" w:w="4900"/>
+            <w:tcBorders>
+              <w:top w:val="single" w:color="BFBFBF" w:sz="4"/>
+              <w:left w:val="single" w:color="BFBFBF" w:sz="4"/>
+              <w:bottom w:val="single" w:color="BFBFBF" w:sz="4"/>
+              <w:right w:val="single" w:color="BFBFBF" w:sz="4"/>
+            </w:tcBorders>
+            <w:tcMar>
+              <w:top w:type="dxa" w:w="60"/>
+              <w:left w:type="dxa" w:w="100"/>
+              <w:bottom w:type="dxa" w:w="60"/>
+              <w:right w:type="dxa" w:w="100"/>
+            </w:tcMar>
+          </w:tcPr>
+          <w:p>
+            <w:pPr>
+              <w:jc w:val="left"/>
+            </w:pPr>
+            <w:r>
+              <w:rPr>
+                <w:b/>
+                <w:bCs/>
+                <w:sz w:val="19"/>
+                <w:szCs w:val="19"/>
+              </w:rPr>
+              <w:t xml:space="preserve">Money proof</w:t>
+            </w:r>
+            <w:r>
+              <w:rPr>
+                <w:sz w:val="19"/>
+                <w:szCs w:val="19"/>
+              </w:rPr>
+              <w:t xml:space="preserve">: the parent’s income documents, 6 months of stamped statements, proof of source for any large deposit (sale deed, loan contract), the bank’s transfer authorisation, and ideally evidence the family can also pay for the master’s year.</w:t>
+            </w:r>
+          </w:p>
+        </w:tc>
+        <w:tc>
+          <w:tcPr>
+            <w:tcW w:type="dxa" w:w="4238"/>
+            <w:tcBorders>
+              <w:top w:val="single" w:color="BFBFBF" w:sz="4"/>
+              <w:left w:val="single" w:color="BFBFBF" w:sz="4"/>
+              <w:bottom w:val="single" w:color="BFBFBF" w:sz="4"/>
+              <w:right w:val="single" w:color="BFBFBF" w:sz="4"/>
+            </w:tcBorders>
+            <w:tcMar>
+              <w:top w:type="dxa" w:w="60"/>
+              <w:left w:type="dxa" w:w="100"/>
+              <w:bottom w:type="dxa" w:w="60"/>
+              <w:right w:type="dxa" w:w="100"/>
+            </w:tcMar>
+          </w:tcPr>
+          <w:p>
+            <w:pPr>
+              <w:jc w:val="left"/>
+            </w:pPr>
+            <w:r>
+              <w:rPr>
+                <w:sz w:val="19"/>
+                <w:szCs w:val="19"/>
+              </w:rPr>
+              <w:t xml:space="preserve">The officer checks the sponsor’s capacity, not just the balance.</w:t>
+            </w:r>
+          </w:p>
+        </w:tc>
+      </w:tr>
+      <w:tr>
+        <w:tc>
+          <w:tcPr>
+            <w:tcW w:type="dxa" w:w="500"/>
+            <w:tcBorders>
+              <w:top w:val="single" w:color="BFBFBF" w:sz="4"/>
+              <w:left w:val="single" w:color="BFBFBF" w:sz="4"/>
+              <w:bottom w:val="single" w:color="BFBFBF" w:sz="4"/>
+              <w:right w:val="single" w:color="BFBFBF" w:sz="4"/>
+            </w:tcBorders>
+            <w:tcMar>
+              <w:top w:type="dxa" w:w="60"/>
+              <w:left w:type="dxa" w:w="100"/>
+              <w:bottom w:type="dxa" w:w="60"/>
+              <w:right w:type="dxa" w:w="100"/>
+            </w:tcMar>
+          </w:tcPr>
+          <w:p>
+            <w:pPr>
+              <w:jc w:val="left"/>
+            </w:pPr>
+            <w:r>
+              <w:rPr>
+                <w:sz w:val="19"/>
+                <w:szCs w:val="19"/>
+              </w:rPr>
+              <w:t xml:space="preserve">8</w:t>
+            </w:r>
+          </w:p>
+        </w:tc>
+        <w:tc>
+          <w:tcPr>
+            <w:tcW w:type="dxa" w:w="4900"/>
+            <w:tcBorders>
+              <w:top w:val="single" w:color="BFBFBF" w:sz="4"/>
+              <w:left w:val="single" w:color="BFBFBF" w:sz="4"/>
+              <w:bottom w:val="single" w:color="BFBFBF" w:sz="4"/>
+              <w:right w:val="single" w:color="BFBFBF" w:sz="4"/>
+            </w:tcBorders>
+            <w:tcMar>
+              <w:top w:type="dxa" w:w="60"/>
+              <w:left w:type="dxa" w:w="100"/>
+              <w:bottom w:type="dxa" w:w="60"/>
+              <w:right w:type="dxa" w:w="100"/>
+            </w:tcMar>
+          </w:tcPr>
+          <w:p>
+            <w:pPr>
+              <w:jc w:val="left"/>
+            </w:pPr>
+            <w:r>
+              <w:rPr>
+                <w:b/>
+                <w:bCs/>
+                <w:sz w:val="19"/>
+                <w:szCs w:val="19"/>
+              </w:rPr>
+              <w:t xml:space="preserve">An answer to “Why not the Instituto Cervantes in Tunis?”</w:t>
+            </w:r>
+            <w:r>
+              <w:rPr>
+                <w:sz w:val="19"/>
+                <w:szCs w:val="19"/>
+              </w:rPr>
+              <w:t xml:space="preserve">, based on true facts (hours per week, immersion, a certificate of hours already done in Tunis if you have one).</w:t>
+            </w:r>
+          </w:p>
+        </w:tc>
+        <w:tc>
+          <w:tcPr>
+            <w:tcW w:type="dxa" w:w="4238"/>
+            <w:tcBorders>
+              <w:top w:val="single" w:color="BFBFBF" w:sz="4"/>
+              <w:left w:val="single" w:color="BFBFBF" w:sz="4"/>
+              <w:bottom w:val="single" w:color="BFBFBF" w:sz="4"/>
+              <w:right w:val="single" w:color="BFBFBF" w:sz="4"/>
+            </w:tcBorders>
+            <w:tcMar>
+              <w:top w:type="dxa" w:w="60"/>
+              <w:left w:type="dxa" w:w="100"/>
+              <w:bottom w:type="dxa" w:w="60"/>
+              <w:right w:type="dxa" w:w="100"/>
+            </w:tcMar>
+          </w:tcPr>
+          <w:p>
+            <w:pPr>
+              <w:jc w:val="left"/>
+            </w:pPr>
+            <w:r>
+              <w:rPr>
+                <w:sz w:val="19"/>
+                <w:szCs w:val="19"/>
+              </w:rPr>
+              <w:t xml:space="preserve">The officer will ask it. The letter (Part 5) and interview (Part 11) use your answer.</w:t>
+            </w:r>
+          </w:p>
+        </w:tc>
+      </w:tr>
+    </w:tbl>
+    <w:p>
+      <w:r>
+        <w:br w:type="page"/>
+      </w:r>
+    </w:p>
+    <w:p>
+      <w:pPr>
+        <w:pStyle w:val="Heading1"/>
+      </w:pPr>
+      <w:r>
+        <w:t xml:space="preserve">3. Final checklist (in BLS order)</w:t>
+      </w:r>
+    </w:p>
+    <w:p>
+      <w:pPr>
+        <w:spacing w:after="100" w:line="259"/>
+      </w:pPr>
+      <w:r>
+        <w:rPr>
+          <w:b/>
+          <w:bCs/>
+        </w:rPr>
+        <w:t xml:space="preserve">Trad.</w:t>
+      </w:r>
+      <w:r>
+        <w:t xml:space="preserve"> = sworn Spanish translation (it must include the apostille). </w:t>
+      </w:r>
+      <w:r>
+        <w:rPr>
+          <w:b/>
+          <w:bCs/>
+        </w:rPr>
         <w:t xml:space="preserve">Apost.</w:t>
       </w:r>
       <w:r>
-        <w:t xml:space="preserve"> = apostille from a notary. “Conseillé” = recommended. “Si pas en ES” = translate only if the document isn’t already in Spanish. For each item, bring: original → copy → translation → copy of the translation.</w:t>
+        <w:t xml:space="preserve"> = apostille from an authorised notary, on the original first. “Conseillé” = recommended. “Si pas en ES” = translate only if not already in Spanish. For each item bring: original → copy → translation → copy of the translation.</w:t>
       </w:r>
     </w:p>
     <w:tbl>
@@ -1990,7 +3488,7 @@
                 <w:sz w:val="19"/>
                 <w:szCs w:val="19"/>
               </w:rPr>
-              <w:t xml:space="preserve">Formulaire de visa national, tapé, signé à l’encre bleue et daté (dernière page)</w:t>
+              <w:t xml:space="preserve">Formulaire de visa national, tapé, signé à l’encre bleue et daté ; dates d’entrée et de séjour = vos dates de séjour (Partie 4)</w:t>
             </w:r>
           </w:p>
         </w:tc>
@@ -2166,7 +3664,7 @@
                 <w:sz w:val="19"/>
                 <w:szCs w:val="19"/>
               </w:rPr>
-              <w:t xml:space="preserve">Photo 3,5 × 4,5 cm, fond blanc, moins de 6 mois, collée sur le formulaire</w:t>
+              <w:t xml:space="preserve">Photo 3,5 × 4,5 cm, fond blanc, moins de 6 mois, collée sur le formulaire (+ une photo de réserve)</w:t>
             </w:r>
           </w:p>
         </w:tc>
@@ -2342,7 +3840,23 @@
                 <w:sz w:val="19"/>
                 <w:szCs w:val="19"/>
               </w:rPr>
-              <w:t xml:space="preserve">Passeport (valide au moins 1 an, 2 pages vierges) + copie des 5 premières pages + anciens passeports et visas</w:t>
+              <w:t xml:space="preserve">Passeport délivré il y a </w:t>
+            </w:r>
+            <w:r>
+              <w:rPr>
+                <w:b/>
+                <w:bCs/>
+                <w:sz w:val="19"/>
+                <w:szCs w:val="19"/>
+              </w:rPr>
+              <w:t xml:space="preserve">moins de 10 ans</w:t>
+            </w:r>
+            <w:r>
+              <w:rPr>
+                <w:sz w:val="19"/>
+                <w:szCs w:val="19"/>
+              </w:rPr>
+              <w:t xml:space="preserve">, valide au moins 1 an, 2 pages vierges + copie des 5 premières pages + anciens passeports et visas</w:t>
             </w:r>
           </w:p>
         </w:tc>
@@ -2723,7 +4237,7 @@
                 <w:sz w:val="19"/>
                 <w:szCs w:val="19"/>
               </w:rPr>
-              <w:t xml:space="preserve">Conseillé</w:t>
+              <w:t xml:space="preserve">Oui</w:t>
             </w:r>
           </w:p>
         </w:tc>
@@ -2870,7 +4384,7 @@
                 <w:sz w:val="19"/>
                 <w:szCs w:val="19"/>
               </w:rPr>
-              <w:t xml:space="preserve">Lettre d’admission Estudio Sampere (voir Partie 7)</w:t>
+              <w:t xml:space="preserve">Lettre d’admission Estudio Sampere : présentiel, temps plein, heures de 60 min par semaine (≥ 20), accréditation Instituto Cervantes (Partie 9) + page imprimée de l’accréditation</w:t>
             </w:r>
           </w:p>
         </w:tc>
@@ -3046,7 +4560,7 @@
                 <w:sz w:val="19"/>
                 <w:szCs w:val="19"/>
               </w:rPr>
-              <w:t xml:space="preserve">Preuve de paiement : SWIFT + lettre de l’école confirmant la réception</w:t>
+              <w:t xml:space="preserve">Preuve de paiement intégral : SWIFT + lettre de l’école confirmant la réception</w:t>
             </w:r>
           </w:p>
         </w:tc>
@@ -3222,7 +4736,7 @@
                 <w:sz w:val="19"/>
                 <w:szCs w:val="19"/>
               </w:rPr>
-              <w:t xml:space="preserve">Attestation de non-boursier (centres de langues uniquement)</w:t>
+              <w:t xml:space="preserve">Attestation de non-boursier</w:t>
             </w:r>
           </w:p>
         </w:tc>
@@ -3251,7 +4765,7 @@
                 <w:sz w:val="19"/>
                 <w:szCs w:val="19"/>
               </w:rPr>
-              <w:t xml:space="preserve">Non</w:t>
+              <w:t xml:space="preserve">Oui</w:t>
             </w:r>
           </w:p>
         </w:tc>
@@ -3280,7 +4794,7 @@
                 <w:sz w:val="19"/>
                 <w:szCs w:val="19"/>
               </w:rPr>
-              <w:t xml:space="preserve">Non</w:t>
+              <w:t xml:space="preserve">Conseillé</w:t>
             </w:r>
           </w:p>
         </w:tc>
@@ -3398,7 +4912,7 @@
                 <w:sz w:val="19"/>
                 <w:szCs w:val="19"/>
               </w:rPr>
-              <w:t xml:space="preserve">Dossier scolaire bancaire + attestation de blocage irrévocable (≥ 700 € × mois + frais non payés)</w:t>
+              <w:t xml:space="preserve">Dossier scolaire bancaire avec autorisation de transfert + attestation de blocage irrévocable : ≥ 700 € × mois de séjour (arrivée → fin du cours + 15 j) + retour + frais non payés ; moins de 3 mois</w:t>
             </w:r>
           </w:p>
         </w:tc>
@@ -3574,7 +5088,7 @@
                 <w:sz w:val="19"/>
                 <w:szCs w:val="19"/>
               </w:rPr>
-              <w:t xml:space="preserve">Attestation de prise en charge du/des parent(s), signature légalisée à la municipalité (Partie 5)</w:t>
+              <w:t xml:space="preserve">Attestation de prise en charge du/des parent(s), signature légalisée à la municipalité (Partie 7)</w:t>
             </w:r>
           </w:p>
         </w:tc>
@@ -3779,7 +5293,7 @@
                 <w:sz w:val="19"/>
                 <w:szCs w:val="19"/>
               </w:rPr>
-              <w:t xml:space="preserve">Conseillé</w:t>
+              <w:t xml:space="preserve">Oui</w:t>
             </w:r>
           </w:p>
         </w:tc>
@@ -4102,7 +5616,7 @@
                 <w:sz w:val="19"/>
                 <w:szCs w:val="19"/>
               </w:rPr>
-              <w:t xml:space="preserve">Relevés bancaires du parent, 6 mois, cachetés par la banque</w:t>
+              <w:t xml:space="preserve">Relevés bancaires du parent, 6 mois, cachetés par la banque (+ justificatif de l’origine de tout gros dépôt)</w:t>
             </w:r>
           </w:p>
         </w:tc>
@@ -4131,7 +5645,7 @@
                 <w:sz w:val="19"/>
                 <w:szCs w:val="19"/>
               </w:rPr>
-              <w:t xml:space="preserve">Non</w:t>
+              <w:t xml:space="preserve">Oui</w:t>
             </w:r>
           </w:p>
         </w:tc>
@@ -4278,7 +5792,7 @@
                 <w:sz w:val="19"/>
                 <w:szCs w:val="19"/>
               </w:rPr>
-              <w:t xml:space="preserve">Assurance santé (assureur autorisé en Espagne), toute la durée + 15 jours, sans copago ni carencia</w:t>
+              <w:t xml:space="preserve">Assurance santé : assureur autorisé en Espagne, couverture équivalente au SNS (cartera común básica), sans copago ni carencia, de l’arrivée à la fin du cours + 15 j</w:t>
             </w:r>
           </w:p>
         </w:tc>
@@ -4454,7 +5968,7 @@
                 <w:sz w:val="19"/>
                 <w:szCs w:val="19"/>
               </w:rPr>
-              <w:t xml:space="preserve">Certificat médical de moins de 3 mois, légalisé par la Direction Régionale de la Santé (Partie 6)</w:t>
+              <w:t xml:space="preserve">Certificat médical de moins de 3 mois, légalisé par la Direction Régionale de la Santé (Partie 8)</w:t>
             </w:r>
           </w:p>
         </w:tc>
@@ -4630,7 +6144,23 @@
                 <w:sz w:val="19"/>
                 <w:szCs w:val="19"/>
               </w:rPr>
-              <w:t xml:space="preserve">Bulletin n°3 (B3) — demande en ligne, à lancer tôt</w:t>
+              <w:t xml:space="preserve">Bulletin n°3 (B3) : </w:t>
+            </w:r>
+            <w:r>
+              <w:rPr>
+                <w:b/>
+                <w:bCs/>
+                <w:sz w:val="19"/>
+                <w:szCs w:val="19"/>
+              </w:rPr>
+              <w:t xml:space="preserve">obligatoire</w:t>
+            </w:r>
+            <w:r>
+              <w:rPr>
+                <w:sz w:val="19"/>
+                <w:szCs w:val="19"/>
+              </w:rPr>
+              <w:t xml:space="preserve"> (séjour &gt; 6 mois) ; un pour chaque pays de résidence des 5 dernières années ; moins de 3 mois ; demande en ligne à lancer tôt</w:t>
             </w:r>
           </w:p>
         </w:tc>
@@ -4806,7 +6336,7 @@
                 <w:sz w:val="19"/>
                 <w:szCs w:val="19"/>
               </w:rPr>
-              <w:t xml:space="preserve">Hébergement (facultatif) : réservation + preuve de paiement ; 1 mois suffit (l’agence conseille 3 mois) ; date d’entrée = date d’arrivée</w:t>
+              <w:t xml:space="preserve">Hébergement (recommandé) : au moins 3 mois, ou tout le séjour payé d’avance (réduit le montant à bloquer) + preuve de paiement ; entrée = date d’arrivée</w:t>
             </w:r>
           </w:p>
         </w:tc>
@@ -4982,7 +6512,7 @@
                 <w:sz w:val="19"/>
                 <w:szCs w:val="19"/>
               </w:rPr>
-              <w:t xml:space="preserve">Réservation de vol (facultatif, non exigé par l’ambassade ; ne pas acheter le billet avant le visa)</w:t>
+              <w:t xml:space="preserve">Réservation de vol aller-retour (recommandé ; ne pas acheter avant le visa) aux dates du séjour</w:t>
             </w:r>
           </w:p>
         </w:tc>
@@ -5158,7 +6688,7 @@
                 <w:sz w:val="19"/>
                 <w:szCs w:val="19"/>
               </w:rPr>
-              <w:t xml:space="preserve">Bac (diplôme + relevé) et diplôme universitaire (ou attestation de réussite) + TOUS les relevés de notes ; apostille sur l’original et sur la traduction</w:t>
+              <w:t xml:space="preserve">Bac (diplôme + relevé) et diplôme universitaire (ou attestation de réussite) + TOUS les relevés de notes</w:t>
             </w:r>
           </w:p>
         </w:tc>
@@ -5507,10 +7037,19 @@
             </w:pPr>
             <w:r>
               <w:rPr>
-                <w:sz w:val="19"/>
-                <w:szCs w:val="19"/>
-              </w:rPr>
-              <w:t xml:space="preserve">Lettre de motivation en espagnol (Partie 3)</w:t>
+                <w:b/>
+                <w:bCs/>
+                <w:sz w:val="19"/>
+                <w:szCs w:val="19"/>
+              </w:rPr>
+              <w:t xml:space="preserve">Preuve du master</w:t>
+            </w:r>
+            <w:r>
+              <w:rPr>
+                <w:sz w:val="19"/>
+                <w:szCs w:val="19"/>
+              </w:rPr>
+              <w:t xml:space="preserve"> : préinscription, admission conditionnelle ou e-mail du coordinateur + pages du programme (niveau exigé, calendrier)</w:t>
             </w:r>
           </w:p>
         </w:tc>
@@ -5539,7 +7078,7 @@
                 <w:sz w:val="19"/>
                 <w:szCs w:val="19"/>
               </w:rPr>
-              <w:t xml:space="preserve">Non</w:t>
+              <w:t xml:space="preserve">Si pas en ES</w:t>
             </w:r>
           </w:p>
         </w:tc>
@@ -5683,10 +7222,19 @@
             </w:pPr>
             <w:r>
               <w:rPr>
-                <w:sz w:val="19"/>
-                <w:szCs w:val="19"/>
-              </w:rPr>
-              <w:t xml:space="preserve">CV en espagnol (format Europass)</w:t>
+                <w:b/>
+                <w:bCs/>
+                <w:sz w:val="19"/>
+                <w:szCs w:val="19"/>
+              </w:rPr>
+              <w:t xml:space="preserve">Certificat du niveau actuel d’espagnol</w:t>
+            </w:r>
+            <w:r>
+              <w:rPr>
+                <w:sz w:val="19"/>
+                <w:szCs w:val="19"/>
+              </w:rPr>
+              <w:t xml:space="preserve"> (Cervantes Tunis, SIELE ou test de placement Sampere) + inscription SIELE/DELE</w:t>
             </w:r>
           </w:p>
         </w:tc>
@@ -5715,7 +7263,7 @@
                 <w:sz w:val="19"/>
                 <w:szCs w:val="19"/>
               </w:rPr>
-              <w:t xml:space="preserve">Non</w:t>
+              <w:t xml:space="preserve">Si pas en ES</w:t>
             </w:r>
           </w:p>
         </w:tc>
@@ -5862,7 +7410,7 @@
                 <w:sz w:val="19"/>
                 <w:szCs w:val="19"/>
               </w:rPr>
-              <w:t xml:space="preserve">Justificatif du niveau actuel d’espagnol (certificat ou test de placement)</w:t>
+              <w:t xml:space="preserve">Lettre de motivation en espagnol (Partie 5)</w:t>
             </w:r>
           </w:p>
         </w:tc>
@@ -6038,7 +7586,7 @@
                 <w:sz w:val="19"/>
                 <w:szCs w:val="19"/>
               </w:rPr>
-              <w:t xml:space="preserve">Pages imprimées des masters visés (niveau d’espagnol exigé, calendrier d’admission)</w:t>
+              <w:t xml:space="preserve">CV en espagnol (format Europass)</w:t>
             </w:r>
           </w:p>
         </w:tc>
@@ -6214,7 +7762,7 @@
                 <w:sz w:val="19"/>
                 <w:szCs w:val="19"/>
               </w:rPr>
-              <w:t xml:space="preserve">Frais de visa : 372 TND en espèces + frais BLS 57,810 TND (à vérifier)</w:t>
+              <w:t xml:space="preserve">Frais : ≈ 372 TND au total, frais BLS inclus, en espèces (à vérifier sur la grille du trimestre en cours)</w:t>
             </w:r>
           </w:p>
         </w:tc>
@@ -6356,7 +7904,7 @@
           <w:sz w:val="20"/>
           <w:szCs w:val="20"/>
         </w:rPr>
-        <w:t xml:space="preserve">Timing: submit at least 2 months before the course starts (course on 1 February 2027 → by 1 December 2026 at the latest). Start with the B3 and the bank file, since those take the longest.</w:t>
+        <w:t xml:space="preserve">Timing: submit at least 2 months before the course starts (course on 1 February 2027 → by 1 December 2026). Start with the B3, the bank file and the master’s pre-registration: they take the longest. Request the appointment early (Part 10).</w:t>
       </w:r>
     </w:p>
     <w:p>
@@ -6369,9 +7917,1035 @@
         <w:pStyle w:val="Heading1"/>
       </w:pPr>
       <w:r>
-        <w:t xml:space="preserve">3. Carta de motivación</w:t>
-      </w:r>
-    </w:p>
+        <w:t xml:space="preserve">4. Your stay dates: the 45 extra days</w:t>
+      </w:r>
+    </w:p>
+    <w:p>
+      <w:pPr>
+        <w:spacing w:after="100" w:line="259"/>
+      </w:pPr>
+      <w:r>
+        <w:t xml:space="preserve">By law, your permit </w:t>
+      </w:r>
+      <w:r>
+        <w:rPr>
+          <w:b/>
+          <w:bCs/>
+        </w:rPr>
+        <w:t xml:space="preserve">starts 1 month before the course</w:t>
+      </w:r>
+      <w:r>
+        <w:t xml:space="preserve"> and </w:t>
+      </w:r>
+      <w:r>
+        <w:rPr>
+          <w:b/>
+          <w:bCs/>
+        </w:rPr>
+        <w:t xml:space="preserve">ends 15 days after it</w:t>
+      </w:r>
+      <w:r>
+        <w:t xml:space="preserve"> (art. 55.2): “La vigencia de la autorización deberá comenzar con una antelación de un mes con respecto al comienzo de la actividad </w:t>
+      </w:r>
+      <w:r>
+        <w:rPr>
+          <w:highlight w:val="yellow"/>
+        </w:rPr>
+        <w:t xml:space="preserve">[…]</w:t>
+      </w:r>
+      <w:r>
+        <w:t xml:space="preserve">. La vigencia se extenderá quince días más allá de la finalización de la actividad.” You don’t need a special form, but you should request it clearly so the visa is issued with the right dates.</w:t>
+      </w:r>
+    </w:p>
+    <w:p>
+      <w:pPr>
+        <w:pStyle w:val="Heading2"/>
+      </w:pPr>
+      <w:r>
+        <w:t xml:space="preserve">4.1 How to ask for them</w:t>
+      </w:r>
+    </w:p>
+    <w:p>
+      <w:pPr>
+        <w:pStyle w:val="ListParagraph"/>
+        <w:numPr>
+          <w:ilvl w:val="0"/>
+          <w:numId w:val="5"/>
+        </w:numPr>
+        <w:spacing w:after="60"/>
+      </w:pPr>
+      <w:r>
+        <w:rPr>
+          <w:b/>
+          <w:bCs/>
+        </w:rPr>
+        <w:t xml:space="preserve">Apply at least 2 months before the course starts.</w:t>
+      </w:r>
+      <w:r>
+        <w:t xml:space="preserve"> If you apply later, the permit may start on the day of approval instead of 1 month before.</w:t>
+      </w:r>
+    </w:p>
+    <w:p>
+      <w:pPr>
+        <w:pStyle w:val="ListParagraph"/>
+        <w:numPr>
+          <w:ilvl w:val="0"/>
+          <w:numId w:val="5"/>
+        </w:numPr>
+        <w:spacing w:after="60"/>
+      </w:pPr>
+      <w:r>
+        <w:rPr>
+          <w:b/>
+          <w:bCs/>
+        </w:rPr>
+        <w:t xml:space="preserve">On the visa form</w:t>
+      </w:r>
+      <w:r>
+        <w:t xml:space="preserve">, enter your intended arrival date (up to 1 month before the course) and your intended length of stay (until the course end + 15 days).</w:t>
+      </w:r>
+    </w:p>
+    <w:p>
+      <w:pPr>
+        <w:pStyle w:val="ListParagraph"/>
+        <w:numPr>
+          <w:ilvl w:val="0"/>
+          <w:numId w:val="5"/>
+        </w:numPr>
+        <w:spacing w:after="60"/>
+      </w:pPr>
+      <w:r>
+        <w:rPr>
+          <w:b/>
+          <w:bCs/>
+        </w:rPr>
+        <w:t xml:space="preserve">In the cover letter</w:t>
+      </w:r>
+      <w:r>
+        <w:t xml:space="preserve">, one sentence requests it, with a reason (already written in Part 6): “Les agradecería que la vigencia del visado abarcara del </w:t>
+      </w:r>
+      <w:r>
+        <w:rPr>
+          <w:highlight w:val="yellow"/>
+        </w:rPr>
+        <w:t xml:space="preserve">[fecha de llegada]</w:t>
+      </w:r>
+      <w:r>
+        <w:t xml:space="preserve"> al </w:t>
+      </w:r>
+      <w:r>
+        <w:rPr>
+          <w:highlight w:val="yellow"/>
+        </w:rPr>
+        <w:t xml:space="preserve">[fecha de fin del curso + 15 días]</w:t>
+      </w:r>
+      <w:r>
+        <w:t xml:space="preserve">…”</w:t>
+      </w:r>
+    </w:p>
+    <w:p>
+      <w:pPr>
+        <w:pStyle w:val="ListParagraph"/>
+        <w:numPr>
+          <w:ilvl w:val="0"/>
+          <w:numId w:val="5"/>
+        </w:numPr>
+        <w:spacing w:after="60"/>
+      </w:pPr>
+      <w:r>
+        <w:rPr>
+          <w:b/>
+          <w:bCs/>
+        </w:rPr>
+        <w:t xml:space="preserve">Make every other document cover the same period</w:t>
+      </w:r>
+      <w:r>
+        <w:t xml:space="preserve">: insurance, blocked money, accommodation (from arrival), flight reservation, sponsorship letter.</w:t>
+      </w:r>
+    </w:p>
+    <w:p>
+      <w:pPr>
+        <w:pStyle w:val="ListParagraph"/>
+        <w:numPr>
+          <w:ilvl w:val="0"/>
+          <w:numId w:val="5"/>
+        </w:numPr>
+        <w:spacing w:after="60"/>
+      </w:pPr>
+      <w:r>
+        <w:rPr>
+          <w:b/>
+          <w:bCs/>
+        </w:rPr>
+        <w:t xml:space="preserve">When you collect the passport, check the visa sticker</w:t>
+      </w:r>
+      <w:r>
+        <w:t xml:space="preserve"> (“desde / hasta”). If the dates are shorter, say so at the counter immediately.</w:t>
+      </w:r>
+    </w:p>
+    <w:p>
+      <w:pPr>
+        <w:pStyle w:val="Heading2"/>
+      </w:pPr>
+      <w:r>
+        <w:t xml:space="preserve">4.2 The one date rule</w:t>
+      </w:r>
+    </w:p>
+    <w:tbl>
+      <w:tblPr>
+        <w:tblW w:type="dxa" w:w="9638"/>
+        <w:tblBorders>
+          <w:top w:val="single" w:color="auto" w:sz="4"/>
+          <w:left w:val="single" w:color="auto" w:sz="4"/>
+          <w:bottom w:val="single" w:color="auto" w:sz="4"/>
+          <w:right w:val="single" w:color="auto" w:sz="4"/>
+          <w:insideH w:val="single" w:color="auto" w:sz="4"/>
+          <w:insideV w:val="single" w:color="auto" w:sz="4"/>
+        </w:tblBorders>
+      </w:tblPr>
+      <w:tblGrid>
+        <w:gridCol w:w="3200"/>
+        <w:gridCol w:w="6438"/>
+      </w:tblGrid>
+      <w:tr>
+        <w:trPr>
+          <w:tblHeader/>
+        </w:trPr>
+        <w:tc>
+          <w:tcPr>
+            <w:tcW w:type="dxa" w:w="3200"/>
+            <w:tcBorders>
+              <w:top w:val="single" w:color="BFBFBF" w:sz="4"/>
+              <w:left w:val="single" w:color="BFBFBF" w:sz="4"/>
+              <w:bottom w:val="single" w:color="BFBFBF" w:sz="4"/>
+              <w:right w:val="single" w:color="BFBFBF" w:sz="4"/>
+            </w:tcBorders>
+            <w:shd w:fill="1F4E79" w:val="clear"/>
+            <w:tcMar>
+              <w:top w:type="dxa" w:w="60"/>
+              <w:left w:type="dxa" w:w="100"/>
+              <w:bottom w:type="dxa" w:w="60"/>
+              <w:right w:type="dxa" w:w="100"/>
+            </w:tcMar>
+          </w:tcPr>
+          <w:p>
+            <w:pPr>
+              <w:jc w:val="left"/>
+            </w:pPr>
+            <w:r>
+              <w:rPr>
+                <w:b/>
+                <w:bCs/>
+                <w:color w:val="FFFFFF"/>
+                <w:sz w:val="19"/>
+                <w:szCs w:val="19"/>
+              </w:rPr>
+              <w:t xml:space="preserve">Which dates</w:t>
+            </w:r>
+          </w:p>
+        </w:tc>
+        <w:tc>
+          <w:tcPr>
+            <w:tcW w:type="dxa" w:w="6438"/>
+            <w:tcBorders>
+              <w:top w:val="single" w:color="BFBFBF" w:sz="4"/>
+              <w:left w:val="single" w:color="BFBFBF" w:sz="4"/>
+              <w:bottom w:val="single" w:color="BFBFBF" w:sz="4"/>
+              <w:right w:val="single" w:color="BFBFBF" w:sz="4"/>
+            </w:tcBorders>
+            <w:shd w:fill="1F4E79" w:val="clear"/>
+            <w:tcMar>
+              <w:top w:type="dxa" w:w="60"/>
+              <w:left w:type="dxa" w:w="100"/>
+              <w:bottom w:type="dxa" w:w="60"/>
+              <w:right w:type="dxa" w:w="100"/>
+            </w:tcMar>
+          </w:tcPr>
+          <w:p>
+            <w:pPr>
+              <w:jc w:val="left"/>
+            </w:pPr>
+            <w:r>
+              <w:rPr>
+                <w:b/>
+                <w:bCs/>
+                <w:color w:val="FFFFFF"/>
+                <w:sz w:val="19"/>
+                <w:szCs w:val="19"/>
+              </w:rPr>
+              <w:t xml:space="preserve">Where they go</w:t>
+            </w:r>
+          </w:p>
+        </w:tc>
+      </w:tr>
+      <w:tr>
+        <w:tc>
+          <w:tcPr>
+            <w:tcW w:type="dxa" w:w="3200"/>
+            <w:tcBorders>
+              <w:top w:val="single" w:color="BFBFBF" w:sz="4"/>
+              <w:left w:val="single" w:color="BFBFBF" w:sz="4"/>
+              <w:bottom w:val="single" w:color="BFBFBF" w:sz="4"/>
+              <w:right w:val="single" w:color="BFBFBF" w:sz="4"/>
+            </w:tcBorders>
+            <w:tcMar>
+              <w:top w:type="dxa" w:w="60"/>
+              <w:left w:type="dxa" w:w="100"/>
+              <w:bottom w:type="dxa" w:w="60"/>
+              <w:right w:type="dxa" w:w="100"/>
+            </w:tcMar>
+          </w:tcPr>
+          <w:p>
+            <w:pPr>
+              <w:jc w:val="left"/>
+            </w:pPr>
+            <w:r>
+              <w:rPr>
+                <w:b/>
+                <w:bCs/>
+                <w:sz w:val="19"/>
+                <w:szCs w:val="19"/>
+              </w:rPr>
+              <w:t xml:space="preserve">Course dates</w:t>
+            </w:r>
+            <w:r>
+              <w:rPr>
+                <w:sz w:val="19"/>
+                <w:szCs w:val="19"/>
+              </w:rPr>
+              <w:t xml:space="preserve"> (first class → last class)</w:t>
+            </w:r>
+          </w:p>
+        </w:tc>
+        <w:tc>
+          <w:tcPr>
+            <w:tcW w:type="dxa" w:w="6438"/>
+            <w:tcBorders>
+              <w:top w:val="single" w:color="BFBFBF" w:sz="4"/>
+              <w:left w:val="single" w:color="BFBFBF" w:sz="4"/>
+              <w:bottom w:val="single" w:color="BFBFBF" w:sz="4"/>
+              <w:right w:val="single" w:color="BFBFBF" w:sz="4"/>
+            </w:tcBorders>
+            <w:tcMar>
+              <w:top w:type="dxa" w:w="60"/>
+              <w:left w:type="dxa" w:w="100"/>
+              <w:bottom w:type="dxa" w:w="60"/>
+              <w:right w:type="dxa" w:w="100"/>
+            </w:tcMar>
+          </w:tcPr>
+          <w:p>
+            <w:pPr>
+              <w:jc w:val="left"/>
+            </w:pPr>
+            <w:r>
+              <w:rPr>
+                <w:sz w:val="19"/>
+                <w:szCs w:val="19"/>
+              </w:rPr>
+              <w:t xml:space="preserve">The school’s letter, the payment confirmation, the motivation letter</w:t>
+            </w:r>
+          </w:p>
+        </w:tc>
+      </w:tr>
+      <w:tr>
+        <w:tc>
+          <w:tcPr>
+            <w:tcW w:type="dxa" w:w="3200"/>
+            <w:tcBorders>
+              <w:top w:val="single" w:color="BFBFBF" w:sz="4"/>
+              <w:left w:val="single" w:color="BFBFBF" w:sz="4"/>
+              <w:bottom w:val="single" w:color="BFBFBF" w:sz="4"/>
+              <w:right w:val="single" w:color="BFBFBF" w:sz="4"/>
+            </w:tcBorders>
+            <w:tcMar>
+              <w:top w:type="dxa" w:w="60"/>
+              <w:left w:type="dxa" w:w="100"/>
+              <w:bottom w:type="dxa" w:w="60"/>
+              <w:right w:type="dxa" w:w="100"/>
+            </w:tcMar>
+          </w:tcPr>
+          <w:p>
+            <w:pPr>
+              <w:jc w:val="left"/>
+            </w:pPr>
+            <w:r>
+              <w:rPr>
+                <w:b/>
+                <w:bCs/>
+                <w:sz w:val="19"/>
+                <w:szCs w:val="19"/>
+              </w:rPr>
+              <w:t xml:space="preserve">Stay dates</w:t>
+            </w:r>
+            <w:r>
+              <w:rPr>
+                <w:sz w:val="19"/>
+                <w:szCs w:val="19"/>
+              </w:rPr>
+              <w:t xml:space="preserve"> (arrival → course end + 15 days)</w:t>
+            </w:r>
+          </w:p>
+        </w:tc>
+        <w:tc>
+          <w:tcPr>
+            <w:tcW w:type="dxa" w:w="6438"/>
+            <w:tcBorders>
+              <w:top w:val="single" w:color="BFBFBF" w:sz="4"/>
+              <w:left w:val="single" w:color="BFBFBF" w:sz="4"/>
+              <w:bottom w:val="single" w:color="BFBFBF" w:sz="4"/>
+              <w:right w:val="single" w:color="BFBFBF" w:sz="4"/>
+            </w:tcBorders>
+            <w:tcMar>
+              <w:top w:type="dxa" w:w="60"/>
+              <w:left w:type="dxa" w:w="100"/>
+              <w:bottom w:type="dxa" w:w="60"/>
+              <w:right w:type="dxa" w:w="100"/>
+            </w:tcMar>
+          </w:tcPr>
+          <w:p>
+            <w:pPr>
+              <w:jc w:val="left"/>
+            </w:pPr>
+            <w:r>
+              <w:rPr>
+                <w:sz w:val="19"/>
+                <w:szCs w:val="19"/>
+              </w:rPr>
+              <w:t xml:space="preserve">The visa form, insurance, blocked-money calculation, accommodation, flight reservation, sponsorship letter, cover letter request</w:t>
+            </w:r>
+          </w:p>
+        </w:tc>
+      </w:tr>
+    </w:tbl>
+    <w:p>
+      <w:pPr>
+        <w:spacing w:after="60"/>
+      </w:pPr>
+    </w:p>
+    <w:p>
+      <w:pPr>
+        <w:pStyle w:val="Heading2"/>
+      </w:pPr>
+      <w:r>
+        <w:t xml:space="preserve">4.3 Worked example</w:t>
+      </w:r>
+    </w:p>
+    <w:tbl>
+      <w:tblPr>
+        <w:tblW w:type="dxa" w:w="9638"/>
+        <w:tblBorders>
+          <w:top w:val="single" w:color="auto" w:sz="4"/>
+          <w:left w:val="single" w:color="auto" w:sz="4"/>
+          <w:bottom w:val="single" w:color="auto" w:sz="4"/>
+          <w:right w:val="single" w:color="auto" w:sz="4"/>
+          <w:insideH w:val="single" w:color="auto" w:sz="4"/>
+          <w:insideV w:val="single" w:color="auto" w:sz="4"/>
+        </w:tblBorders>
+      </w:tblPr>
+      <w:tblGrid>
+        <w:gridCol w:w="3600"/>
+        <w:gridCol w:w="6038"/>
+      </w:tblGrid>
+      <w:tr>
+        <w:trPr>
+          <w:tblHeader/>
+        </w:trPr>
+        <w:tc>
+          <w:tcPr>
+            <w:tcW w:type="dxa" w:w="3600"/>
+            <w:tcBorders>
+              <w:top w:val="single" w:color="BFBFBF" w:sz="4"/>
+              <w:left w:val="single" w:color="BFBFBF" w:sz="4"/>
+              <w:bottom w:val="single" w:color="BFBFBF" w:sz="4"/>
+              <w:right w:val="single" w:color="BFBFBF" w:sz="4"/>
+            </w:tcBorders>
+            <w:shd w:fill="1F4E79" w:val="clear"/>
+            <w:tcMar>
+              <w:top w:type="dxa" w:w="60"/>
+              <w:left w:type="dxa" w:w="100"/>
+              <w:bottom w:type="dxa" w:w="60"/>
+              <w:right w:type="dxa" w:w="100"/>
+            </w:tcMar>
+          </w:tcPr>
+          <w:p>
+            <w:pPr>
+              <w:jc w:val="left"/>
+            </w:pPr>
+            <w:r>
+              <w:rPr>
+                <w:b/>
+                <w:bCs/>
+                <w:color w:val="FFFFFF"/>
+                <w:sz w:val="19"/>
+                <w:szCs w:val="19"/>
+              </w:rPr>
+              <w:t xml:space="preserve">Item</w:t>
+            </w:r>
+          </w:p>
+        </w:tc>
+        <w:tc>
+          <w:tcPr>
+            <w:tcW w:type="dxa" w:w="6038"/>
+            <w:tcBorders>
+              <w:top w:val="single" w:color="BFBFBF" w:sz="4"/>
+              <w:left w:val="single" w:color="BFBFBF" w:sz="4"/>
+              <w:bottom w:val="single" w:color="BFBFBF" w:sz="4"/>
+              <w:right w:val="single" w:color="BFBFBF" w:sz="4"/>
+            </w:tcBorders>
+            <w:shd w:fill="1F4E79" w:val="clear"/>
+            <w:tcMar>
+              <w:top w:type="dxa" w:w="60"/>
+              <w:left w:type="dxa" w:w="100"/>
+              <w:bottom w:type="dxa" w:w="60"/>
+              <w:right w:type="dxa" w:w="100"/>
+            </w:tcMar>
+          </w:tcPr>
+          <w:p>
+            <w:pPr>
+              <w:jc w:val="left"/>
+            </w:pPr>
+            <w:r>
+              <w:rPr>
+                <w:b/>
+                <w:bCs/>
+                <w:color w:val="FFFFFF"/>
+                <w:sz w:val="19"/>
+                <w:szCs w:val="19"/>
+              </w:rPr>
+              <w:t xml:space="preserve">Example (change it to your real dates)</w:t>
+            </w:r>
+          </w:p>
+        </w:tc>
+      </w:tr>
+      <w:tr>
+        <w:tc>
+          <w:tcPr>
+            <w:tcW w:type="dxa" w:w="3600"/>
+            <w:tcBorders>
+              <w:top w:val="single" w:color="BFBFBF" w:sz="4"/>
+              <w:left w:val="single" w:color="BFBFBF" w:sz="4"/>
+              <w:bottom w:val="single" w:color="BFBFBF" w:sz="4"/>
+              <w:right w:val="single" w:color="BFBFBF" w:sz="4"/>
+            </w:tcBorders>
+            <w:tcMar>
+              <w:top w:type="dxa" w:w="60"/>
+              <w:left w:type="dxa" w:w="100"/>
+              <w:bottom w:type="dxa" w:w="60"/>
+              <w:right w:type="dxa" w:w="100"/>
+            </w:tcMar>
+          </w:tcPr>
+          <w:p>
+            <w:pPr>
+              <w:jc w:val="left"/>
+            </w:pPr>
+            <w:r>
+              <w:rPr>
+                <w:sz w:val="19"/>
+                <w:szCs w:val="19"/>
+              </w:rPr>
+              <w:t xml:space="preserve">Course</w:t>
+            </w:r>
+          </w:p>
+        </w:tc>
+        <w:tc>
+          <w:tcPr>
+            <w:tcW w:type="dxa" w:w="6038"/>
+            <w:tcBorders>
+              <w:top w:val="single" w:color="BFBFBF" w:sz="4"/>
+              <w:left w:val="single" w:color="BFBFBF" w:sz="4"/>
+              <w:bottom w:val="single" w:color="BFBFBF" w:sz="4"/>
+              <w:right w:val="single" w:color="BFBFBF" w:sz="4"/>
+            </w:tcBorders>
+            <w:tcMar>
+              <w:top w:type="dxa" w:w="60"/>
+              <w:left w:type="dxa" w:w="100"/>
+              <w:bottom w:type="dxa" w:w="60"/>
+              <w:right w:type="dxa" w:w="100"/>
+            </w:tcMar>
+          </w:tcPr>
+          <w:p>
+            <w:pPr>
+              <w:jc w:val="left"/>
+            </w:pPr>
+            <w:r>
+              <w:rPr>
+                <w:sz w:val="19"/>
+                <w:szCs w:val="19"/>
+              </w:rPr>
+              <w:t xml:space="preserve">1 February – 25 June 2027</w:t>
+            </w:r>
+          </w:p>
+        </w:tc>
+      </w:tr>
+      <w:tr>
+        <w:tc>
+          <w:tcPr>
+            <w:tcW w:type="dxa" w:w="3600"/>
+            <w:tcBorders>
+              <w:top w:val="single" w:color="BFBFBF" w:sz="4"/>
+              <w:left w:val="single" w:color="BFBFBF" w:sz="4"/>
+              <w:bottom w:val="single" w:color="BFBFBF" w:sz="4"/>
+              <w:right w:val="single" w:color="BFBFBF" w:sz="4"/>
+            </w:tcBorders>
+            <w:tcMar>
+              <w:top w:type="dxa" w:w="60"/>
+              <w:left w:type="dxa" w:w="100"/>
+              <w:bottom w:type="dxa" w:w="60"/>
+              <w:right w:type="dxa" w:w="100"/>
+            </w:tcMar>
+          </w:tcPr>
+          <w:p>
+            <w:pPr>
+              <w:jc w:val="left"/>
+            </w:pPr>
+            <w:r>
+              <w:rPr>
+                <w:sz w:val="19"/>
+                <w:szCs w:val="19"/>
+              </w:rPr>
+              <w:t xml:space="preserve">Stay (permit)</w:t>
+            </w:r>
+          </w:p>
+        </w:tc>
+        <w:tc>
+          <w:tcPr>
+            <w:tcW w:type="dxa" w:w="6038"/>
+            <w:tcBorders>
+              <w:top w:val="single" w:color="BFBFBF" w:sz="4"/>
+              <w:left w:val="single" w:color="BFBFBF" w:sz="4"/>
+              <w:bottom w:val="single" w:color="BFBFBF" w:sz="4"/>
+              <w:right w:val="single" w:color="BFBFBF" w:sz="4"/>
+            </w:tcBorders>
+            <w:tcMar>
+              <w:top w:type="dxa" w:w="60"/>
+              <w:left w:type="dxa" w:w="100"/>
+              <w:bottom w:type="dxa" w:w="60"/>
+              <w:right w:type="dxa" w:w="100"/>
+            </w:tcMar>
+          </w:tcPr>
+          <w:p>
+            <w:pPr>
+              <w:jc w:val="left"/>
+            </w:pPr>
+            <w:r>
+              <w:rPr>
+                <w:sz w:val="19"/>
+                <w:szCs w:val="19"/>
+              </w:rPr>
+              <w:t xml:space="preserve">1 January – 10 July 2027 (about 6.3 months)</w:t>
+            </w:r>
+          </w:p>
+        </w:tc>
+      </w:tr>
+      <w:tr>
+        <w:tc>
+          <w:tcPr>
+            <w:tcW w:type="dxa" w:w="3600"/>
+            <w:tcBorders>
+              <w:top w:val="single" w:color="BFBFBF" w:sz="4"/>
+              <w:left w:val="single" w:color="BFBFBF" w:sz="4"/>
+              <w:bottom w:val="single" w:color="BFBFBF" w:sz="4"/>
+              <w:right w:val="single" w:color="BFBFBF" w:sz="4"/>
+            </w:tcBorders>
+            <w:tcMar>
+              <w:top w:type="dxa" w:w="60"/>
+              <w:left w:type="dxa" w:w="100"/>
+              <w:bottom w:type="dxa" w:w="60"/>
+              <w:right w:type="dxa" w:w="100"/>
+            </w:tcMar>
+          </w:tcPr>
+          <w:p>
+            <w:pPr>
+              <w:jc w:val="left"/>
+            </w:pPr>
+            <w:r>
+              <w:rPr>
+                <w:sz w:val="19"/>
+                <w:szCs w:val="19"/>
+              </w:rPr>
+              <w:t xml:space="preserve">Blocked money</w:t>
+            </w:r>
+          </w:p>
+        </w:tc>
+        <w:tc>
+          <w:tcPr>
+            <w:tcW w:type="dxa" w:w="6038"/>
+            <w:tcBorders>
+              <w:top w:val="single" w:color="BFBFBF" w:sz="4"/>
+              <w:left w:val="single" w:color="BFBFBF" w:sz="4"/>
+              <w:bottom w:val="single" w:color="BFBFBF" w:sz="4"/>
+              <w:right w:val="single" w:color="BFBFBF" w:sz="4"/>
+            </w:tcBorders>
+            <w:tcMar>
+              <w:top w:type="dxa" w:w="60"/>
+              <w:left w:type="dxa" w:w="100"/>
+              <w:bottom w:type="dxa" w:w="60"/>
+              <w:right w:type="dxa" w:w="100"/>
+            </w:tcMar>
+          </w:tcPr>
+          <w:p>
+            <w:pPr>
+              <w:jc w:val="left"/>
+            </w:pPr>
+            <w:r>
+              <w:rPr>
+                <w:sz w:val="19"/>
+                <w:szCs w:val="19"/>
+              </w:rPr>
+              <w:t xml:space="preserve">7 months × €700 = </w:t>
+            </w:r>
+            <w:r>
+              <w:rPr>
+                <w:b/>
+                <w:bCs/>
+                <w:sz w:val="19"/>
+                <w:szCs w:val="19"/>
+              </w:rPr>
+              <w:t xml:space="preserve">€4,900</w:t>
+            </w:r>
+            <w:r>
+              <w:rPr>
+                <w:sz w:val="19"/>
+                <w:szCs w:val="19"/>
+              </w:rPr>
+              <w:t xml:space="preserve">, plus the return trip and any unpaid fees</w:t>
+            </w:r>
+          </w:p>
+        </w:tc>
+      </w:tr>
+      <w:tr>
+        <w:tc>
+          <w:tcPr>
+            <w:tcW w:type="dxa" w:w="3600"/>
+            <w:tcBorders>
+              <w:top w:val="single" w:color="BFBFBF" w:sz="4"/>
+              <w:left w:val="single" w:color="BFBFBF" w:sz="4"/>
+              <w:bottom w:val="single" w:color="BFBFBF" w:sz="4"/>
+              <w:right w:val="single" w:color="BFBFBF" w:sz="4"/>
+            </w:tcBorders>
+            <w:tcMar>
+              <w:top w:type="dxa" w:w="60"/>
+              <w:left w:type="dxa" w:w="100"/>
+              <w:bottom w:type="dxa" w:w="60"/>
+              <w:right w:type="dxa" w:w="100"/>
+            </w:tcMar>
+          </w:tcPr>
+          <w:p>
+            <w:pPr>
+              <w:jc w:val="left"/>
+            </w:pPr>
+            <w:r>
+              <w:rPr>
+                <w:sz w:val="19"/>
+                <w:szCs w:val="19"/>
+              </w:rPr>
+              <w:t xml:space="preserve">Insurance</w:t>
+            </w:r>
+          </w:p>
+        </w:tc>
+        <w:tc>
+          <w:tcPr>
+            <w:tcW w:type="dxa" w:w="6038"/>
+            <w:tcBorders>
+              <w:top w:val="single" w:color="BFBFBF" w:sz="4"/>
+              <w:left w:val="single" w:color="BFBFBF" w:sz="4"/>
+              <w:bottom w:val="single" w:color="BFBFBF" w:sz="4"/>
+              <w:right w:val="single" w:color="BFBFBF" w:sz="4"/>
+            </w:tcBorders>
+            <w:tcMar>
+              <w:top w:type="dxa" w:w="60"/>
+              <w:left w:type="dxa" w:w="100"/>
+              <w:bottom w:type="dxa" w:w="60"/>
+              <w:right w:type="dxa" w:w="100"/>
+            </w:tcMar>
+          </w:tcPr>
+          <w:p>
+            <w:pPr>
+              <w:jc w:val="left"/>
+            </w:pPr>
+            <w:r>
+              <w:rPr>
+                <w:sz w:val="19"/>
+                <w:szCs w:val="19"/>
+              </w:rPr>
+              <w:t xml:space="preserve">1 January – 10 July 2027</w:t>
+            </w:r>
+          </w:p>
+        </w:tc>
+      </w:tr>
+      <w:tr>
+        <w:tc>
+          <w:tcPr>
+            <w:tcW w:type="dxa" w:w="3600"/>
+            <w:tcBorders>
+              <w:top w:val="single" w:color="BFBFBF" w:sz="4"/>
+              <w:left w:val="single" w:color="BFBFBF" w:sz="4"/>
+              <w:bottom w:val="single" w:color="BFBFBF" w:sz="4"/>
+              <w:right w:val="single" w:color="BFBFBF" w:sz="4"/>
+            </w:tcBorders>
+            <w:tcMar>
+              <w:top w:type="dxa" w:w="60"/>
+              <w:left w:type="dxa" w:w="100"/>
+              <w:bottom w:type="dxa" w:w="60"/>
+              <w:right w:type="dxa" w:w="100"/>
+            </w:tcMar>
+          </w:tcPr>
+          <w:p>
+            <w:pPr>
+              <w:jc w:val="left"/>
+            </w:pPr>
+            <w:r>
+              <w:rPr>
+                <w:sz w:val="19"/>
+                <w:szCs w:val="19"/>
+              </w:rPr>
+              <w:t xml:space="preserve">Submit the visa file</w:t>
+            </w:r>
+          </w:p>
+        </w:tc>
+        <w:tc>
+          <w:tcPr>
+            <w:tcW w:type="dxa" w:w="6038"/>
+            <w:tcBorders>
+              <w:top w:val="single" w:color="BFBFBF" w:sz="4"/>
+              <w:left w:val="single" w:color="BFBFBF" w:sz="4"/>
+              <w:bottom w:val="single" w:color="BFBFBF" w:sz="4"/>
+              <w:right w:val="single" w:color="BFBFBF" w:sz="4"/>
+            </w:tcBorders>
+            <w:tcMar>
+              <w:top w:type="dxa" w:w="60"/>
+              <w:left w:type="dxa" w:w="100"/>
+              <w:bottom w:type="dxa" w:w="60"/>
+              <w:right w:type="dxa" w:w="100"/>
+            </w:tcMar>
+          </w:tcPr>
+          <w:p>
+            <w:pPr>
+              <w:jc w:val="left"/>
+            </w:pPr>
+            <w:r>
+              <w:rPr>
+                <w:sz w:val="19"/>
+                <w:szCs w:val="19"/>
+              </w:rPr>
+              <w:t xml:space="preserve">By </w:t>
+            </w:r>
+            <w:r>
+              <w:rPr>
+                <w:b/>
+                <w:bCs/>
+                <w:sz w:val="19"/>
+                <w:szCs w:val="19"/>
+              </w:rPr>
+              <w:t xml:space="preserve">1 December 2026</w:t>
+            </w:r>
+            <w:r>
+              <w:rPr>
+                <w:sz w:val="19"/>
+                <w:szCs w:val="19"/>
+              </w:rPr>
+              <w:t xml:space="preserve"> at the latest</w:t>
+            </w:r>
+          </w:p>
+        </w:tc>
+      </w:tr>
+      <w:tr>
+        <w:tc>
+          <w:tcPr>
+            <w:tcW w:type="dxa" w:w="3600"/>
+            <w:tcBorders>
+              <w:top w:val="single" w:color="BFBFBF" w:sz="4"/>
+              <w:left w:val="single" w:color="BFBFBF" w:sz="4"/>
+              <w:bottom w:val="single" w:color="BFBFBF" w:sz="4"/>
+              <w:right w:val="single" w:color="BFBFBF" w:sz="4"/>
+            </w:tcBorders>
+            <w:tcMar>
+              <w:top w:type="dxa" w:w="60"/>
+              <w:left w:type="dxa" w:w="100"/>
+              <w:bottom w:type="dxa" w:w="60"/>
+              <w:right w:type="dxa" w:w="100"/>
+            </w:tcMar>
+          </w:tcPr>
+          <w:p>
+            <w:pPr>
+              <w:jc w:val="left"/>
+            </w:pPr>
+            <w:r>
+              <w:rPr>
+                <w:sz w:val="19"/>
+                <w:szCs w:val="19"/>
+              </w:rPr>
+              <w:t xml:space="preserve">TIE (foreigner ID card)</w:t>
+            </w:r>
+          </w:p>
+        </w:tc>
+        <w:tc>
+          <w:tcPr>
+            <w:tcW w:type="dxa" w:w="6038"/>
+            <w:tcBorders>
+              <w:top w:val="single" w:color="BFBFBF" w:sz="4"/>
+              <w:left w:val="single" w:color="BFBFBF" w:sz="4"/>
+              <w:bottom w:val="single" w:color="BFBFBF" w:sz="4"/>
+              <w:right w:val="single" w:color="BFBFBF" w:sz="4"/>
+            </w:tcBorders>
+            <w:tcMar>
+              <w:top w:type="dxa" w:w="60"/>
+              <w:left w:type="dxa" w:w="100"/>
+              <w:bottom w:type="dxa" w:w="60"/>
+              <w:right w:type="dxa" w:w="100"/>
+            </w:tcMar>
+          </w:tcPr>
+          <w:p>
+            <w:pPr>
+              <w:jc w:val="left"/>
+            </w:pPr>
+            <w:r>
+              <w:rPr>
+                <w:sz w:val="19"/>
+                <w:szCs w:val="19"/>
+              </w:rPr>
+              <w:t xml:space="preserve">Required, because the stay is over 6 months: apply at the police within 1 month of arriving (art. 54.9)</w:t>
+            </w:r>
+          </w:p>
+        </w:tc>
+      </w:tr>
+      <w:tr>
+        <w:tc>
+          <w:tcPr>
+            <w:tcW w:type="dxa" w:w="3600"/>
+            <w:tcBorders>
+              <w:top w:val="single" w:color="BFBFBF" w:sz="4"/>
+              <w:left w:val="single" w:color="BFBFBF" w:sz="4"/>
+              <w:bottom w:val="single" w:color="BFBFBF" w:sz="4"/>
+              <w:right w:val="single" w:color="BFBFBF" w:sz="4"/>
+            </w:tcBorders>
+            <w:tcMar>
+              <w:top w:type="dxa" w:w="60"/>
+              <w:left w:type="dxa" w:w="100"/>
+              <w:bottom w:type="dxa" w:w="60"/>
+              <w:right w:type="dxa" w:w="100"/>
+            </w:tcMar>
+          </w:tcPr>
+          <w:p>
+            <w:pPr>
+              <w:jc w:val="left"/>
+            </w:pPr>
+            <w:r>
+              <w:rPr>
+                <w:sz w:val="19"/>
+                <w:szCs w:val="19"/>
+              </w:rPr>
+              <w:t xml:space="preserve">Master’s, in-Spain route</w:t>
+            </w:r>
+          </w:p>
+        </w:tc>
+        <w:tc>
+          <w:tcPr>
+            <w:tcW w:type="dxa" w:w="6038"/>
+            <w:tcBorders>
+              <w:top w:val="single" w:color="BFBFBF" w:sz="4"/>
+              <w:left w:val="single" w:color="BFBFBF" w:sz="4"/>
+              <w:bottom w:val="single" w:color="BFBFBF" w:sz="4"/>
+              <w:right w:val="single" w:color="BFBFBF" w:sz="4"/>
+            </w:tcBorders>
+            <w:tcMar>
+              <w:top w:type="dxa" w:w="60"/>
+              <w:left w:type="dxa" w:w="100"/>
+              <w:bottom w:type="dxa" w:w="60"/>
+              <w:right w:type="dxa" w:w="100"/>
+            </w:tcMar>
+          </w:tcPr>
+          <w:p>
+            <w:pPr>
+              <w:jc w:val="left"/>
+            </w:pPr>
+            <w:r>
+              <w:rPr>
+                <w:sz w:val="19"/>
+                <w:szCs w:val="19"/>
+              </w:rPr>
+              <w:t xml:space="preserve">File at the oficina de extranjería by </w:t>
+            </w:r>
+            <w:r>
+              <w:rPr>
+                <w:b/>
+                <w:bCs/>
+                <w:sz w:val="19"/>
+                <w:szCs w:val="19"/>
+              </w:rPr>
+              <w:t xml:space="preserve">10 May 2027</w:t>
+            </w:r>
+            <w:r>
+              <w:rPr>
+                <w:sz w:val="19"/>
+                <w:szCs w:val="19"/>
+              </w:rPr>
+              <w:t xml:space="preserve"> (2 months before the permit ends), with admission and fees paid</w:t>
+            </w:r>
+          </w:p>
+        </w:tc>
+      </w:tr>
+      <w:tr>
+        <w:tc>
+          <w:tcPr>
+            <w:tcW w:type="dxa" w:w="3600"/>
+            <w:tcBorders>
+              <w:top w:val="single" w:color="BFBFBF" w:sz="4"/>
+              <w:left w:val="single" w:color="BFBFBF" w:sz="4"/>
+              <w:bottom w:val="single" w:color="BFBFBF" w:sz="4"/>
+              <w:right w:val="single" w:color="BFBFBF" w:sz="4"/>
+            </w:tcBorders>
+            <w:tcMar>
+              <w:top w:type="dxa" w:w="60"/>
+              <w:left w:type="dxa" w:w="100"/>
+              <w:bottom w:type="dxa" w:w="60"/>
+              <w:right w:type="dxa" w:w="100"/>
+            </w:tcMar>
+          </w:tcPr>
+          <w:p>
+            <w:pPr>
+              <w:jc w:val="left"/>
+            </w:pPr>
+            <w:r>
+              <w:rPr>
+                <w:sz w:val="19"/>
+                <w:szCs w:val="19"/>
+              </w:rPr>
+              <w:t xml:space="preserve">Master’s, return route</w:t>
+            </w:r>
+          </w:p>
+        </w:tc>
+        <w:tc>
+          <w:tcPr>
+            <w:tcW w:type="dxa" w:w="6038"/>
+            <w:tcBorders>
+              <w:top w:val="single" w:color="BFBFBF" w:sz="4"/>
+              <w:left w:val="single" w:color="BFBFBF" w:sz="4"/>
+              <w:bottom w:val="single" w:color="BFBFBF" w:sz="4"/>
+              <w:right w:val="single" w:color="BFBFBF" w:sz="4"/>
+            </w:tcBorders>
+            <w:tcMar>
+              <w:top w:type="dxa" w:w="60"/>
+              <w:left w:type="dxa" w:w="100"/>
+              <w:bottom w:type="dxa" w:w="60"/>
+              <w:right w:type="dxa" w:w="100"/>
+            </w:tcMar>
+          </w:tcPr>
+          <w:p>
+            <w:pPr>
+              <w:jc w:val="left"/>
+            </w:pPr>
+            <w:r>
+              <w:rPr>
+                <w:sz w:val="19"/>
+                <w:szCs w:val="19"/>
+              </w:rPr>
+              <w:t xml:space="preserve">Back in Tunis and file at the embassy at least 2 months before September. A course ending by mid-May makes this realistic.</w:t>
+            </w:r>
+          </w:p>
+        </w:tc>
+      </w:tr>
+    </w:tbl>
     <w:p>
       <w:pPr>
         <w:pBdr>
@@ -6387,7 +8961,38 @@
           <w:sz w:val="20"/>
           <w:szCs w:val="20"/>
         </w:rPr>
-        <w:t xml:space="preserve">One page. Replace every highlighted blank with a true fact. If a sentence doesn’t apply to you, delete it rather than keep something you can’t prove.</w:t>
+        <w:t xml:space="preserve">Trade-off: the 45 days help you settle in and sit the exam, but mean more money blocked, longer insurance, and a TIE if the stay exceeds 6 months.</w:t>
+      </w:r>
+    </w:p>
+    <w:p>
+      <w:r>
+        <w:br w:type="page"/>
+      </w:r>
+    </w:p>
+    <w:p>
+      <w:pPr>
+        <w:pStyle w:val="Heading1"/>
+      </w:pPr>
+      <w:r>
+        <w:t xml:space="preserve">5. Carta de motivación</w:t>
+      </w:r>
+    </w:p>
+    <w:p>
+      <w:pPr>
+        <w:pBdr>
+          <w:left w:val="single" w:color="1F4E79" w:sz="18" w:space="6"/>
+        </w:pBdr>
+        <w:shd w:fill="EEF3F8" w:val="clear"/>
+        <w:spacing w:after="160" w:before="60"/>
+        <w:ind w:left="120" w:right="120"/>
+      </w:pPr>
+      <w:r>
+        <w:rPr>
+          <w:color w:val="444444"/>
+          <w:sz w:val="20"/>
+          <w:szCs w:val="20"/>
+        </w:rPr>
+        <w:t xml:space="preserve">About 280 words. Replace every blank with a true fact; delete any sentence you can’t prove. If your Spanish is below B1, be ready to discuss the letter in French at an interview, or submit a French version with a sworn translation.</w:t>
       </w:r>
     </w:p>
     <w:p>
@@ -6516,14 +9121,14 @@
     </w:p>
     <w:p>
       <w:pPr>
-        <w:spacing w:after="200" w:line="259"/>
+        <w:spacing w:after="160" w:line="259"/>
       </w:pPr>
       <w:r>
         <w:rPr>
           <w:b/>
           <w:bCs/>
         </w:rPr>
-        <w:t xml:space="preserve">Asunto: Carta de motivación – Solicitud de visado de estudios para un curso intensivo de lengua española</w:t>
+        <w:t xml:space="preserve">Asunto: Carta de motivación – Visado nacional de estudios (curso intensivo de español)</w:t>
       </w:r>
     </w:p>
     <w:p>
@@ -6540,16 +9145,7 @@
         <w:jc w:val="both"/>
       </w:pPr>
       <w:r>
-        <w:t xml:space="preserve">Me llamo </w:t>
-      </w:r>
-      <w:r>
-        <w:rPr>
-          <w:highlight w:val="yellow"/>
-        </w:rPr>
-        <w:t xml:space="preserve">[nombre]</w:t>
-      </w:r>
-      <w:r>
-        <w:t xml:space="preserve">, tengo </w:t>
+        <w:t xml:space="preserve">Tengo </w:t>
       </w:r>
       <w:r>
         <w:rPr>
@@ -6558,7 +9154,7 @@
         <w:t xml:space="preserve">[edad]</w:t>
       </w:r>
       <w:r>
-        <w:t xml:space="preserve"> años y resido en </w:t>
+        <w:t xml:space="preserve"> años, resido en </w:t>
       </w:r>
       <w:r>
         <w:rPr>
@@ -6567,13 +9163,13 @@
         <w:t xml:space="preserve">[ciudad]</w:t>
       </w:r>
       <w:r>
-        <w:t xml:space="preserve">, Túnez. Solicito un visado de estudios para realizar un curso intensivo y presencial de lengua española en Estudio Sampere de </w:t>
-      </w:r>
-      <w:r>
-        <w:rPr>
-          <w:highlight w:val="yellow"/>
-        </w:rPr>
-        <w:t xml:space="preserve">[Madrid/Salamanca/Alicante]</w:t>
+        <w:t xml:space="preserve"> y solicito un visado nacional de estudios para seguir un curso intensivo y presencial de lengua española en Estudio Sampere </w:t>
+      </w:r>
+      <w:r>
+        <w:rPr>
+          <w:highlight w:val="yellow"/>
+        </w:rPr>
+        <w:t xml:space="preserve">[ciudad]</w:t>
       </w:r>
       <w:r>
         <w:t xml:space="preserve">, centro acreditado por el Instituto Cervantes, del </w:t>
@@ -6582,7 +9178,7 @@
         <w:rPr>
           <w:highlight w:val="yellow"/>
         </w:rPr>
-        <w:t xml:space="preserve">[fecha de inicio]</w:t>
+        <w:t xml:space="preserve">[fecha]</w:t>
       </w:r>
       <w:r>
         <w:t xml:space="preserve"> al </w:t>
@@ -6591,7 +9187,7 @@
         <w:rPr>
           <w:highlight w:val="yellow"/>
         </w:rPr>
-        <w:t xml:space="preserve">[fecha de fin]</w:t>
+        <w:t xml:space="preserve">[fecha]</w:t>
       </w:r>
       <w:r>
         <w:t xml:space="preserve">, con </w:t>
@@ -6603,7 +9199,7 @@
         <w:t xml:space="preserve">[N]</w:t>
       </w:r>
       <w:r>
-        <w:t xml:space="preserve"> horas lectivas semanales.</w:t>
+        <w:t xml:space="preserve"> horas semanales.</w:t>
       </w:r>
     </w:p>
     <w:p>
@@ -6612,14 +9208,7 @@
         <w:jc w:val="both"/>
       </w:pPr>
       <w:r>
-        <w:rPr>
-          <w:b/>
-          <w:bCs/>
-        </w:rPr>
-        <w:t xml:space="preserve">Mi trayectoria.</w:t>
-      </w:r>
-      <w:r>
-        <w:t xml:space="preserve"> En </w:t>
+        <w:t xml:space="preserve">En </w:t>
       </w:r>
       <w:r>
         <w:rPr>
@@ -6637,16 +9226,16 @@
         <w:t xml:space="preserve">[titulación]</w:t>
       </w:r>
       <w:r>
-        <w:t xml:space="preserve"> en la </w:t>
-      </w:r>
-      <w:r>
-        <w:rPr>
-          <w:highlight w:val="yellow"/>
-        </w:rPr>
-        <w:t xml:space="preserve">[universidad]</w:t>
-      </w:r>
-      <w:r>
-        <w:t xml:space="preserve">, con una nota media de </w:t>
+        <w:t xml:space="preserve"> por la Universidad de </w:t>
+      </w:r>
+      <w:r>
+        <w:rPr>
+          <w:highlight w:val="yellow"/>
+        </w:rPr>
+        <w:t xml:space="preserve">[nombre]</w:t>
+      </w:r>
+      <w:r>
+        <w:t xml:space="preserve"> (nota media: </w:t>
       </w:r>
       <w:r>
         <w:rPr>
@@ -6655,16 +9244,16 @@
         <w:t xml:space="preserve">[nota]</w:t>
       </w:r>
       <w:r>
-        <w:t xml:space="preserve">. </w:t>
-      </w:r>
-      <w:r>
-        <w:rPr>
-          <w:highlight w:val="yellow"/>
-        </w:rPr>
-        <w:t xml:space="preserve">[Desde (año) trabajo como (puesto) en (empresa) / Realicé unas prácticas en (empresa) en (año)]</w:t>
-      </w:r>
-      <w:r>
-        <w:t xml:space="preserve">, experiencia que confirmó mi interés por especializarme en </w:t>
+        <w:t xml:space="preserve">/20). </w:t>
+      </w:r>
+      <w:r>
+        <w:rPr>
+          <w:highlight w:val="yellow"/>
+        </w:rPr>
+        <w:t xml:space="preserve">[Desde (año) trabajo como (puesto) en (empresa) / En (año) realicé unas prácticas en (empresa)]</w:t>
+      </w:r>
+      <w:r>
+        <w:t xml:space="preserve">, experiencia que ha reforzado mi interés por especializarme en </w:t>
       </w:r>
       <w:r>
         <w:rPr>
@@ -6682,32 +9271,25 @@
         <w:jc w:val="both"/>
       </w:pPr>
       <w:r>
-        <w:rPr>
-          <w:b/>
-          <w:bCs/>
-        </w:rPr>
-        <w:t xml:space="preserve">Mi objetivo: un máster en España en septiembre de 2027.</w:t>
-      </w:r>
-      <w:r>
-        <w:t xml:space="preserve"> Quiero cursar el </w:t>
-      </w:r>
-      <w:r>
-        <w:rPr>
-          <w:highlight w:val="yellow"/>
-        </w:rPr>
-        <w:t xml:space="preserve">[Máster en … de la Universidad …]</w:t>
-      </w:r>
-      <w:r>
-        <w:t xml:space="preserve"> o el </w:t>
-      </w:r>
-      <w:r>
-        <w:rPr>
-          <w:highlight w:val="yellow"/>
-        </w:rPr>
-        <w:t xml:space="preserve">[Máster en … de la Universidad …]</w:t>
-      </w:r>
-      <w:r>
-        <w:t xml:space="preserve">. Ambos programas se imparten en español y exigen un nivel </w:t>
+        <w:t xml:space="preserve">Mi objetivo es cursar, a partir de septiembre de 2027, el </w:t>
+      </w:r>
+      <w:r>
+        <w:rPr>
+          <w:highlight w:val="yellow"/>
+        </w:rPr>
+        <w:t xml:space="preserve">[Máster en … de la Universidad de …]</w:t>
+      </w:r>
+      <w:r>
+        <w:t xml:space="preserve"> (</w:t>
+      </w:r>
+      <w:r>
+        <w:rPr>
+          <w:highlight w:val="yellow"/>
+        </w:rPr>
+        <w:t xml:space="preserve">[preinscripción n.º … / admisión condicionada]</w:t>
+      </w:r>
+      <w:r>
+        <w:t xml:space="preserve">). El programa se imparte en español y exige acreditar un nivel </w:t>
       </w:r>
       <w:r>
         <w:rPr>
@@ -6716,13 +9298,13 @@
         <w:t xml:space="preserve">[B2]</w:t>
       </w:r>
       <w:r>
-        <w:t xml:space="preserve"> acreditado. Mi nivel actual es </w:t>
-      </w:r>
-      <w:r>
-        <w:rPr>
-          <w:highlight w:val="yellow"/>
-        </w:rPr>
-        <w:t xml:space="preserve">[A2/B1]</w:t>
+        <w:t xml:space="preserve">; mi nivel actual es </w:t>
+      </w:r>
+      <w:r>
+        <w:rPr>
+          <w:highlight w:val="yellow"/>
+        </w:rPr>
+        <w:t xml:space="preserve">[B1]</w:t>
       </w:r>
       <w:r>
         <w:t xml:space="preserve"> (</w:t>
@@ -6731,53 +9313,55 @@
         <w:rPr>
           <w:highlight w:val="yellow"/>
         </w:rPr>
-        <w:t xml:space="preserve">[justificante]</w:t>
-      </w:r>
-      <w:r>
-        <w:t xml:space="preserve">). Por eso este curso intensivo no es un fin en sí mismo, sino el paso previo imprescindible para mi proyecto académico.</w:t>
-      </w:r>
-    </w:p>
-    <w:p>
-      <w:pPr>
-        <w:spacing w:after="100" w:line="259"/>
-        <w:jc w:val="both"/>
-      </w:pPr>
-      <w:r>
-        <w:rPr>
-          <w:b/>
-          <w:bCs/>
-        </w:rPr>
-        <w:t xml:space="preserve">¿Por qué Estudio Sampere?</w:t>
-      </w:r>
-      <w:r>
-        <w:t xml:space="preserve"> Es un centro acreditado por el Instituto Cervantes, con una larga trayectoria desde 1956 y una preparación específica para el examen DELE. </w:t>
-      </w:r>
-      <w:r>
-        <w:rPr>
-          <w:highlight w:val="yellow"/>
-        </w:rPr>
-        <w:t xml:space="preserve">[Motivo personal y verdadero: p. ej., grupos reducidos, ciudad de la universidad objetivo]</w:t>
-      </w:r>
-      <w:r>
-        <w:t xml:space="preserve">. Mi meta es obtener el DELE </w:t>
-      </w:r>
-      <w:r>
-        <w:rPr>
-          <w:highlight w:val="yellow"/>
-        </w:rPr>
-        <w:t xml:space="preserve">[B2]</w:t>
-      </w:r>
-      <w:r>
-        <w:t xml:space="preserve"> en la convocatoria de </w:t>
-      </w:r>
-      <w:r>
-        <w:rPr>
-          <w:highlight w:val="yellow"/>
-        </w:rPr>
-        <w:t xml:space="preserve">[mes]</w:t>
-      </w:r>
-      <w:r>
-        <w:t xml:space="preserve"> de 2027, título que presentaré en mis solicitudes de admisión.</w:t>
+        <w:t xml:space="preserve">[certificado]</w:t>
+      </w:r>
+      <w:r>
+        <w:t xml:space="preserve">). </w:t>
+      </w:r>
+      <w:r>
+        <w:rPr>
+          <w:highlight w:val="yellow"/>
+        </w:rPr>
+        <w:t xml:space="preserve">[He seguido (N) horas de clase en el Instituto Cervantes de Túnez;]</w:t>
+      </w:r>
+      <w:r>
+        <w:t xml:space="preserve"> para alcanzar el B2 a tiempo necesito un curso de </w:t>
+      </w:r>
+      <w:r>
+        <w:rPr>
+          <w:highlight w:val="yellow"/>
+        </w:rPr>
+        <w:t xml:space="preserve">[N]</w:t>
+      </w:r>
+      <w:r>
+        <w:t xml:space="preserve"> horas semanales en inmersión, </w:t>
+      </w:r>
+      <w:r>
+        <w:rPr>
+          <w:highlight w:val="yellow"/>
+        </w:rPr>
+        <w:t xml:space="preserve">[que no encuentro en Túnez]</w:t>
+      </w:r>
+      <w:r>
+        <w:t xml:space="preserve">. He elegido Estudio Sampere </w:t>
+      </w:r>
+      <w:r>
+        <w:rPr>
+          <w:highlight w:val="yellow"/>
+        </w:rPr>
+        <w:t xml:space="preserve">[ciudad]</w:t>
+      </w:r>
+      <w:r>
+        <w:t xml:space="preserve"> por </w:t>
+      </w:r>
+      <w:r>
+        <w:rPr>
+          <w:highlight w:val="yellow"/>
+        </w:rPr>
+        <w:t xml:space="preserve">[motivo concreto]</w:t>
+      </w:r>
+      <w:r>
+        <w:t xml:space="preserve"> y por su preparación para los exámenes oficiales.</w:t>
       </w:r>
     </w:p>
     <w:p>
@@ -6785,11 +9369,7 @@
         <w:spacing w:after="40" w:line="259"/>
       </w:pPr>
       <w:r>
-        <w:rPr>
-          <w:b/>
-          <w:bCs/>
-        </w:rPr>
-        <w:t xml:space="preserve">Mi calendario:</w:t>
+        <w:t xml:space="preserve">Calendario previsto:</w:t>
       </w:r>
     </w:p>
     <w:p>
@@ -6817,7 +9397,7 @@
         <w:t xml:space="preserve">[fecha]</w:t>
       </w:r>
       <w:r>
-        <w:t xml:space="preserve">: curso intensivo de español en Estudio Sampere.</w:t>
+        <w:t xml:space="preserve">: curso intensivo.</w:t>
       </w:r>
     </w:p>
     <w:p>
@@ -6836,13 +9416,13 @@
         <w:t xml:space="preserve">[mes]</w:t>
       </w:r>
       <w:r>
-        <w:t xml:space="preserve"> de 2027: examen DELE </w:t>
-      </w:r>
-      <w:r>
-        <w:rPr>
-          <w:highlight w:val="yellow"/>
-        </w:rPr>
-        <w:t xml:space="preserve">[B2]</w:t>
+        <w:t xml:space="preserve"> de 2027: examen SIELE </w:t>
+      </w:r>
+      <w:r>
+        <w:rPr>
+          <w:highlight w:val="yellow"/>
+        </w:rPr>
+        <w:t xml:space="preserve">[o DELE B2]</w:t>
       </w:r>
       <w:r>
         <w:t xml:space="preserve">.</w:t>
@@ -6864,7 +9444,7 @@
         <w:t xml:space="preserve">[meses]</w:t>
       </w:r>
       <w:r>
-        <w:t xml:space="preserve"> de 2027: solicitudes de admisión a los másteres.</w:t>
+        <w:t xml:space="preserve"> de 2027: admisión definitiva en el máster.</w:t>
       </w:r>
     </w:p>
     <w:p>
@@ -6877,7 +9457,29 @@
         <w:spacing w:after="60"/>
       </w:pPr>
       <w:r>
-        <w:t xml:space="preserve">Al terminar el curso: regreso a Túnez para solicitar ante esta Embajada el visado de estudios del máster.</w:t>
+        <w:t xml:space="preserve">Antes del </w:t>
+      </w:r>
+      <w:r>
+        <w:rPr>
+          <w:highlight w:val="yellow"/>
+        </w:rPr>
+        <w:t xml:space="preserve">[fecha]</w:t>
+      </w:r>
+      <w:r>
+        <w:t xml:space="preserve">: solicitud de la autorización de estancia por estudios del máster, conforme a la normativa vigente.</w:t>
+      </w:r>
+    </w:p>
+    <w:p>
+      <w:pPr>
+        <w:pStyle w:val="ListParagraph"/>
+        <w:numPr>
+          <w:ilvl w:val="0"/>
+          <w:numId w:val="2"/>
+        </w:numPr>
+        <w:spacing w:after="60"/>
+      </w:pPr>
+      <w:r>
+        <w:t xml:space="preserve">Septiembre de 2027: inicio del máster.</w:t>
       </w:r>
     </w:p>
     <w:p>
@@ -6886,83 +9488,22 @@
         <w:jc w:val="both"/>
       </w:pPr>
       <w:r>
-        <w:rPr>
-          <w:b/>
-          <w:bCs/>
-        </w:rPr>
-        <w:t xml:space="preserve">Financiación.</w:t>
-      </w:r>
-      <w:r>
-        <w:t xml:space="preserve"> Mi </w:t>
-      </w:r>
-      <w:r>
-        <w:rPr>
-          <w:highlight w:val="yellow"/>
-        </w:rPr>
-        <w:t xml:space="preserve">[padre/madre]</w:t>
-      </w:r>
-      <w:r>
-        <w:t xml:space="preserve">, </w:t>
-      </w:r>
-      <w:r>
-        <w:rPr>
-          <w:highlight w:val="yellow"/>
-        </w:rPr>
-        <w:t xml:space="preserve">[nombre]</w:t>
-      </w:r>
-      <w:r>
-        <w:t xml:space="preserve">, </w:t>
-      </w:r>
-      <w:r>
-        <w:rPr>
-          <w:highlight w:val="yellow"/>
-        </w:rPr>
-        <w:t xml:space="preserve">[profesión]</w:t>
-      </w:r>
-      <w:r>
-        <w:t xml:space="preserve"> en </w:t>
-      </w:r>
-      <w:r>
-        <w:rPr>
-          <w:highlight w:val="yellow"/>
-        </w:rPr>
-        <w:t xml:space="preserve">[empleador]</w:t>
-      </w:r>
-      <w:r>
-        <w:t xml:space="preserve">, se compromete a cubrir todos mis gastos (carta de compromiso adjunta). He abierto un expediente escolar bancario con un bloqueo irrevocable de </w:t>
-      </w:r>
-      <w:r>
-        <w:rPr>
-          <w:highlight w:val="yellow"/>
-        </w:rPr>
-        <w:t xml:space="preserve">[importe]</w:t>
-      </w:r>
-      <w:r>
-        <w:t xml:space="preserve"> € (700 € al mes durante </w:t>
-      </w:r>
-      <w:r>
-        <w:rPr>
-          <w:highlight w:val="yellow"/>
-        </w:rPr>
-        <w:t xml:space="preserve">[N]</w:t>
-      </w:r>
-      <w:r>
-        <w:t xml:space="preserve"> meses), por encima del mínimo exigido. El curso está pagado en su totalidad y mi alojamiento en </w:t>
-      </w:r>
-      <w:r>
-        <w:rPr>
-          <w:highlight w:val="yellow"/>
-        </w:rPr>
-        <w:t xml:space="preserve">[ciudad]</w:t>
-      </w:r>
-      <w:r>
-        <w:t xml:space="preserve"> está reservado y pagado </w:t>
-      </w:r>
-      <w:r>
-        <w:rPr>
-          <w:highlight w:val="yellow"/>
-        </w:rPr>
-        <w:t xml:space="preserve">[hasta (fecha)]</w:t>
+        <w:t xml:space="preserve">Si no obtuviera la admisión, regresaré a Túnez al terminar el curso, el </w:t>
+      </w:r>
+      <w:r>
+        <w:rPr>
+          <w:highlight w:val="yellow"/>
+        </w:rPr>
+        <w:t xml:space="preserve">[fecha]</w:t>
+      </w:r>
+      <w:r>
+        <w:t xml:space="preserve">, y </w:t>
+      </w:r>
+      <w:r>
+        <w:rPr>
+          <w:highlight w:val="yellow"/>
+        </w:rPr>
+        <w:t xml:space="preserve">[plan concreto]</w:t>
       </w:r>
       <w:r>
         <w:t xml:space="preserve">.</w:t>
@@ -6974,23 +9515,70 @@
         <w:jc w:val="both"/>
       </w:pPr>
       <w:r>
-        <w:rPr>
-          <w:b/>
-          <w:bCs/>
-        </w:rPr>
-        <w:t xml:space="preserve">Mi futuro.</w:t>
-      </w:r>
-      <w:r>
-        <w:t xml:space="preserve"> Tras el máster, mi objetivo es </w:t>
-      </w:r>
-      <w:r>
-        <w:rPr>
-          <w:highlight w:val="yellow"/>
-        </w:rPr>
-        <w:t xml:space="preserve">[plan profesional concreto]</w:t>
-      </w:r>
-      <w:r>
-        <w:t xml:space="preserve"> en Túnez, donde vive mi familia.</w:t>
+        <w:t xml:space="preserve">Mi </w:t>
+      </w:r>
+      <w:r>
+        <w:rPr>
+          <w:highlight w:val="yellow"/>
+        </w:rPr>
+        <w:t xml:space="preserve">[padre/madre]</w:t>
+      </w:r>
+      <w:r>
+        <w:t xml:space="preserve">, </w:t>
+      </w:r>
+      <w:r>
+        <w:rPr>
+          <w:highlight w:val="yellow"/>
+        </w:rPr>
+        <w:t xml:space="preserve">[nombre]</w:t>
+      </w:r>
+      <w:r>
+        <w:t xml:space="preserve">, </w:t>
+      </w:r>
+      <w:r>
+        <w:rPr>
+          <w:highlight w:val="yellow"/>
+        </w:rPr>
+        <w:t xml:space="preserve">[profesión]</w:t>
+      </w:r>
+      <w:r>
+        <w:t xml:space="preserve"> en </w:t>
+      </w:r>
+      <w:r>
+        <w:rPr>
+          <w:highlight w:val="yellow"/>
+        </w:rPr>
+        <w:t xml:space="preserve">[empleador]</w:t>
+      </w:r>
+      <w:r>
+        <w:t xml:space="preserve">, sufragará todos mis gastos. He bloqueado de forma irrevocable </w:t>
+      </w:r>
+      <w:r>
+        <w:rPr>
+          <w:highlight w:val="yellow"/>
+        </w:rPr>
+        <w:t xml:space="preserve">[importe]</w:t>
+      </w:r>
+      <w:r>
+        <w:t xml:space="preserve"> € en </w:t>
+      </w:r>
+      <w:r>
+        <w:rPr>
+          <w:highlight w:val="yellow"/>
+        </w:rPr>
+        <w:t xml:space="preserve">[banco]</w:t>
+      </w:r>
+      <w:r>
+        <w:t xml:space="preserve">, que cubren toda mi estancia y el regreso. El curso está íntegramente abonado y el alojamiento, pagado hasta el </w:t>
+      </w:r>
+      <w:r>
+        <w:rPr>
+          <w:highlight w:val="yellow"/>
+        </w:rPr>
+        <w:t xml:space="preserve">[fecha]</w:t>
+      </w:r>
+      <w:r>
+        <w:t xml:space="preserve">.</w:t>
       </w:r>
     </w:p>
     <w:p>
@@ -6999,7 +9587,24 @@
         <w:jc w:val="both"/>
       </w:pPr>
       <w:r>
-        <w:t xml:space="preserve">Me comprometo a cumplir la legislación española y las condiciones del visado durante toda mi estancia. Quedo a su disposición para cualquier documento adicional o entrevista.</w:t>
+        <w:t xml:space="preserve">Tras el máster, mi intención es </w:t>
+      </w:r>
+      <w:r>
+        <w:rPr>
+          <w:highlight w:val="yellow"/>
+        </w:rPr>
+        <w:t xml:space="preserve">[plan profesional concreto]</w:t>
+      </w:r>
+      <w:r>
+        <w:t xml:space="preserve"> en Túnez.</w:t>
+      </w:r>
+    </w:p>
+    <w:p>
+      <w:pPr>
+        <w:spacing w:after="100" w:line="259"/>
+      </w:pPr>
+      <w:r>
+        <w:t xml:space="preserve">Quedo a su disposición para facilitarles cualquier documentación adicional.</w:t>
       </w:r>
     </w:p>
     <w:p>
@@ -7039,10 +9644,10 @@
     </w:p>
     <w:p>
       <w:pPr>
-        <w:pStyle w:val="Heading1"/>
-      </w:pPr>
-      <w:r>
-        <w:t xml:space="preserve">4. Carta de presentación e índice</w:t>
+        <w:pStyle w:val="Heading2"/>
+      </w:pPr>
+      <w:r>
+        <w:t xml:space="preserve">5b. Motivation letter: English translation</w:t>
       </w:r>
     </w:p>
     <w:p>
@@ -7060,7 +9665,25 @@
           <w:sz w:val="20"/>
           <w:szCs w:val="20"/>
         </w:rPr>
-        <w:t xml:space="preserve">Put this letter at the front of the file, and arrange the documents in the same order as the index.</w:t>
+        <w:t xml:space="preserve">English translation, for your understanding only. </w:t>
+      </w:r>
+      <w:r>
+        <w:rPr>
+          <w:b/>
+          <w:bCs/>
+          <w:color w:val="444444"/>
+          <w:sz w:val="20"/>
+          <w:szCs w:val="20"/>
+        </w:rPr>
+        <w:t xml:space="preserve">Do not print or submit this page.</w:t>
+      </w:r>
+      <w:r>
+        <w:rPr>
+          <w:color w:val="444444"/>
+          <w:sz w:val="20"/>
+          <w:szCs w:val="20"/>
+        </w:rPr>
+        <w:t xml:space="preserve"> The Spanish page before it is the one you submit.</w:t>
       </w:r>
     </w:p>
     <w:p>
@@ -7071,7 +9694,7 @@
         <w:rPr>
           <w:highlight w:val="yellow"/>
         </w:rPr>
-        <w:t xml:space="preserve">[Nombre y apellidos]</w:t>
+        <w:t xml:space="preserve">[Full name]</w:t>
       </w:r>
     </w:p>
     <w:p>
@@ -7082,7 +9705,7 @@
         <w:rPr>
           <w:highlight w:val="yellow"/>
         </w:rPr>
-        <w:t xml:space="preserve">[Dirección]</w:t>
+        <w:t xml:space="preserve">[Address]</w:t>
       </w:r>
       <w:r>
         <w:t xml:space="preserve">, </w:t>
@@ -7091,7 +9714,7 @@
         <w:rPr>
           <w:highlight w:val="yellow"/>
         </w:rPr>
-        <w:t xml:space="preserve">[Código postal]</w:t>
+        <w:t xml:space="preserve">[Postcode]</w:t>
       </w:r>
       <w:r>
         <w:t xml:space="preserve"> </w:t>
@@ -7100,10 +9723,10 @@
         <w:rPr>
           <w:highlight w:val="yellow"/>
         </w:rPr>
-        <w:t xml:space="preserve">[Ciudad]</w:t>
-      </w:r>
-      <w:r>
-        <w:t xml:space="preserve">, Túnez</w:t>
+        <w:t xml:space="preserve">[City]</w:t>
+      </w:r>
+      <w:r>
+        <w:t xml:space="preserve">, Tunisia</w:t>
       </w:r>
     </w:p>
     <w:p>
@@ -7111,13 +9734,13 @@
         <w:spacing w:after="160" w:line="259"/>
       </w:pPr>
       <w:r>
-        <w:t xml:space="preserve">Pasaporte n.º </w:t>
-      </w:r>
-      <w:r>
-        <w:rPr>
-          <w:highlight w:val="yellow"/>
-        </w:rPr>
-        <w:t xml:space="preserve">[número]</w:t>
+        <w:t xml:space="preserve">Passport no. </w:t>
+      </w:r>
+      <w:r>
+        <w:rPr>
+          <w:highlight w:val="yellow"/>
+        </w:rPr>
+        <w:t xml:space="preserve">[number]</w:t>
       </w:r>
       <w:r>
         <w:t xml:space="preserve"> · Tel.: </w:t>
@@ -7135,7 +9758,7 @@
         <w:rPr>
           <w:highlight w:val="yellow"/>
         </w:rPr>
-        <w:t xml:space="preserve">[correo electrónico]</w:t>
+        <w:t xml:space="preserve">[email]</w:t>
       </w:r>
     </w:p>
     <w:p>
@@ -7143,7 +9766,7 @@
         <w:spacing w:after="0" w:line="259"/>
       </w:pPr>
       <w:r>
-        <w:t xml:space="preserve">Sección Consular</w:t>
+        <w:t xml:space="preserve">Consular Section</w:t>
       </w:r>
     </w:p>
     <w:p>
@@ -7151,7 +9774,7 @@
         <w:spacing w:after="160" w:line="259"/>
       </w:pPr>
       <w:r>
-        <w:t xml:space="preserve">Embajada de España en Túnez</w:t>
+        <w:t xml:space="preserve">Embassy of Spain in Tunis</w:t>
       </w:r>
     </w:p>
     <w:p>
@@ -7163,40 +9786,40 @@
         <w:rPr>
           <w:highlight w:val="yellow"/>
         </w:rPr>
-        <w:t xml:space="preserve">[Ciudad]</w:t>
-      </w:r>
-      <w:r>
-        <w:t xml:space="preserve">, a </w:t>
-      </w:r>
-      <w:r>
-        <w:rPr>
-          <w:highlight w:val="yellow"/>
-        </w:rPr>
-        <w:t xml:space="preserve">[día]</w:t>
-      </w:r>
-      <w:r>
-        <w:t xml:space="preserve"> de </w:t>
-      </w:r>
-      <w:r>
-        <w:rPr>
-          <w:highlight w:val="yellow"/>
-        </w:rPr>
-        <w:t xml:space="preserve">[mes]</w:t>
-      </w:r>
-      <w:r>
-        <w:t xml:space="preserve"> de 2026</w:t>
-      </w:r>
-    </w:p>
-    <w:p>
-      <w:pPr>
-        <w:spacing w:after="200" w:line="259"/>
+        <w:t xml:space="preserve">[City]</w:t>
+      </w:r>
+      <w:r>
+        <w:t xml:space="preserve">, </w:t>
+      </w:r>
+      <w:r>
+        <w:rPr>
+          <w:highlight w:val="yellow"/>
+        </w:rPr>
+        <w:t xml:space="preserve">[day]</w:t>
+      </w:r>
+      <w:r>
+        <w:t xml:space="preserve"> </w:t>
+      </w:r>
+      <w:r>
+        <w:rPr>
+          <w:highlight w:val="yellow"/>
+        </w:rPr>
+        <w:t xml:space="preserve">[month]</w:t>
+      </w:r>
+      <w:r>
+        <w:t xml:space="preserve"> 2026</w:t>
+      </w:r>
+    </w:p>
+    <w:p>
+      <w:pPr>
+        <w:spacing w:after="160" w:line="259"/>
       </w:pPr>
       <w:r>
         <w:rPr>
           <w:b/>
           <w:bCs/>
         </w:rPr>
-        <w:t xml:space="preserve">Asunto: Solicitud de visado nacional de estudios – Curso de lengua española (actividad formativa, art. 52.1.e.2.º RD 1155/2024)</w:t>
+        <w:t xml:space="preserve">Subject: Motivation letter – National study visa (intensive Spanish course)</w:t>
       </w:r>
     </w:p>
     <w:p>
@@ -7204,7 +9827,7 @@
         <w:spacing w:after="100" w:line="259"/>
       </w:pPr>
       <w:r>
-        <w:t xml:space="preserve">Señoras y señores:</w:t>
+        <w:t xml:space="preserve">Dear Sir or Madam,</w:t>
       </w:r>
     </w:p>
     <w:p>
@@ -7213,34 +9836,223 @@
         <w:jc w:val="both"/>
       </w:pPr>
       <w:r>
-        <w:t xml:space="preserve">Presento mi solicitud de visado nacional de estudios para realizar un curso intensivo y presencial de lengua española en Estudio Sampere (</w:t>
-      </w:r>
-      <w:r>
-        <w:rPr>
-          <w:highlight w:val="yellow"/>
-        </w:rPr>
-        <w:t xml:space="preserve">[ciudad]</w:t>
-      </w:r>
-      <w:r>
-        <w:t xml:space="preserve">), centro acreditado por el Instituto Cervantes, del </w:t>
-      </w:r>
-      <w:r>
-        <w:rPr>
-          <w:highlight w:val="yellow"/>
-        </w:rPr>
-        <w:t xml:space="preserve">[fecha de inicio]</w:t>
-      </w:r>
-      <w:r>
-        <w:t xml:space="preserve"> al </w:t>
-      </w:r>
-      <w:r>
-        <w:rPr>
-          <w:highlight w:val="yellow"/>
-        </w:rPr>
-        <w:t xml:space="preserve">[fecha de fin]</w:t>
-      </w:r>
-      <w:r>
-        <w:t xml:space="preserve">. Adjunto la documentación ordenada según el siguiente índice:</w:t>
+        <w:t xml:space="preserve">I am </w:t>
+      </w:r>
+      <w:r>
+        <w:rPr>
+          <w:highlight w:val="yellow"/>
+        </w:rPr>
+        <w:t xml:space="preserve">[age]</w:t>
+      </w:r>
+      <w:r>
+        <w:t xml:space="preserve"> years old, I live in </w:t>
+      </w:r>
+      <w:r>
+        <w:rPr>
+          <w:highlight w:val="yellow"/>
+        </w:rPr>
+        <w:t xml:space="preserve">[city]</w:t>
+      </w:r>
+      <w:r>
+        <w:t xml:space="preserve">, and I am applying for a national study visa to attend an intensive, in-person Spanish language course at Estudio Sampere </w:t>
+      </w:r>
+      <w:r>
+        <w:rPr>
+          <w:highlight w:val="yellow"/>
+        </w:rPr>
+        <w:t xml:space="preserve">[city]</w:t>
+      </w:r>
+      <w:r>
+        <w:t xml:space="preserve">, a centre accredited by Instituto Cervantes, from </w:t>
+      </w:r>
+      <w:r>
+        <w:rPr>
+          <w:highlight w:val="yellow"/>
+        </w:rPr>
+        <w:t xml:space="preserve">[date]</w:t>
+      </w:r>
+      <w:r>
+        <w:t xml:space="preserve"> to </w:t>
+      </w:r>
+      <w:r>
+        <w:rPr>
+          <w:highlight w:val="yellow"/>
+        </w:rPr>
+        <w:t xml:space="preserve">[date]</w:t>
+      </w:r>
+      <w:r>
+        <w:t xml:space="preserve">, with </w:t>
+      </w:r>
+      <w:r>
+        <w:rPr>
+          <w:highlight w:val="yellow"/>
+        </w:rPr>
+        <w:t xml:space="preserve">[N]</w:t>
+      </w:r>
+      <w:r>
+        <w:t xml:space="preserve"> hours per week.</w:t>
+      </w:r>
+    </w:p>
+    <w:p>
+      <w:pPr>
+        <w:spacing w:after="100" w:line="259"/>
+        <w:jc w:val="both"/>
+      </w:pPr>
+      <w:r>
+        <w:t xml:space="preserve">In </w:t>
+      </w:r>
+      <w:r>
+        <w:rPr>
+          <w:highlight w:val="yellow"/>
+        </w:rPr>
+        <w:t xml:space="preserve">[year]</w:t>
+      </w:r>
+      <w:r>
+        <w:t xml:space="preserve"> I obtained a </w:t>
+      </w:r>
+      <w:r>
+        <w:rPr>
+          <w:highlight w:val="yellow"/>
+        </w:rPr>
+        <w:t xml:space="preserve">[degree]</w:t>
+      </w:r>
+      <w:r>
+        <w:t xml:space="preserve"> from the University of </w:t>
+      </w:r>
+      <w:r>
+        <w:rPr>
+          <w:highlight w:val="yellow"/>
+        </w:rPr>
+        <w:t xml:space="preserve">[name]</w:t>
+      </w:r>
+      <w:r>
+        <w:t xml:space="preserve"> (average grade: </w:t>
+      </w:r>
+      <w:r>
+        <w:rPr>
+          <w:highlight w:val="yellow"/>
+        </w:rPr>
+        <w:t xml:space="preserve">[grade]</w:t>
+      </w:r>
+      <w:r>
+        <w:t xml:space="preserve">/20). </w:t>
+      </w:r>
+      <w:r>
+        <w:rPr>
+          <w:highlight w:val="yellow"/>
+        </w:rPr>
+        <w:t xml:space="preserve">[Since (year) I have worked as (position) at (company) / In (year) I did an internship at (company)]</w:t>
+      </w:r>
+      <w:r>
+        <w:t xml:space="preserve">, an experience that strengthened my interest in specialising in </w:t>
+      </w:r>
+      <w:r>
+        <w:rPr>
+          <w:highlight w:val="yellow"/>
+        </w:rPr>
+        <w:t xml:space="preserve">[field]</w:t>
+      </w:r>
+      <w:r>
+        <w:t xml:space="preserve">.</w:t>
+      </w:r>
+    </w:p>
+    <w:p>
+      <w:pPr>
+        <w:spacing w:after="100" w:line="259"/>
+        <w:jc w:val="both"/>
+      </w:pPr>
+      <w:r>
+        <w:t xml:space="preserve">My goal is to study the </w:t>
+      </w:r>
+      <w:r>
+        <w:rPr>
+          <w:highlight w:val="yellow"/>
+        </w:rPr>
+        <w:t xml:space="preserve">[Master’s in … at the University of …]</w:t>
+      </w:r>
+      <w:r>
+        <w:t xml:space="preserve"> from September 2027 (</w:t>
+      </w:r>
+      <w:r>
+        <w:rPr>
+          <w:highlight w:val="yellow"/>
+        </w:rPr>
+        <w:t xml:space="preserve">[pre-registration no. … / conditional admission]</w:t>
+      </w:r>
+      <w:r>
+        <w:t xml:space="preserve">). The programme is taught in Spanish and requires a certified </w:t>
+      </w:r>
+      <w:r>
+        <w:rPr>
+          <w:highlight w:val="yellow"/>
+        </w:rPr>
+        <w:t xml:space="preserve">[B2]</w:t>
+      </w:r>
+      <w:r>
+        <w:t xml:space="preserve"> level; my current level is </w:t>
+      </w:r>
+      <w:r>
+        <w:rPr>
+          <w:highlight w:val="yellow"/>
+        </w:rPr>
+        <w:t xml:space="preserve">[B1]</w:t>
+      </w:r>
+      <w:r>
+        <w:t xml:space="preserve"> (</w:t>
+      </w:r>
+      <w:r>
+        <w:rPr>
+          <w:highlight w:val="yellow"/>
+        </w:rPr>
+        <w:t xml:space="preserve">[certificate]</w:t>
+      </w:r>
+      <w:r>
+        <w:t xml:space="preserve">). </w:t>
+      </w:r>
+      <w:r>
+        <w:rPr>
+          <w:highlight w:val="yellow"/>
+        </w:rPr>
+        <w:t xml:space="preserve">[I have completed (N) hours of classes at the Instituto Cervantes in Tunis;]</w:t>
+      </w:r>
+      <w:r>
+        <w:t xml:space="preserve"> to reach B2 in time I need a course of </w:t>
+      </w:r>
+      <w:r>
+        <w:rPr>
+          <w:highlight w:val="yellow"/>
+        </w:rPr>
+        <w:t xml:space="preserve">[N]</w:t>
+      </w:r>
+      <w:r>
+        <w:t xml:space="preserve"> hours per week in an immersion setting, </w:t>
+      </w:r>
+      <w:r>
+        <w:rPr>
+          <w:highlight w:val="yellow"/>
+        </w:rPr>
+        <w:t xml:space="preserve">[which I cannot find in Tunisia]</w:t>
+      </w:r>
+      <w:r>
+        <w:t xml:space="preserve">. I chose Estudio Sampere </w:t>
+      </w:r>
+      <w:r>
+        <w:rPr>
+          <w:highlight w:val="yellow"/>
+        </w:rPr>
+        <w:t xml:space="preserve">[city]</w:t>
+      </w:r>
+      <w:r>
+        <w:t xml:space="preserve"> for </w:t>
+      </w:r>
+      <w:r>
+        <w:rPr>
+          <w:highlight w:val="yellow"/>
+        </w:rPr>
+        <w:t xml:space="preserve">[specific reason]</w:t>
+      </w:r>
+      <w:r>
+        <w:t xml:space="preserve"> and for its preparation for the official exams.</w:t>
       </w:r>
     </w:p>
     <w:p>
@@ -7248,11 +10060,7 @@
         <w:spacing w:after="40" w:line="259"/>
       </w:pPr>
       <w:r>
-        <w:rPr>
-          <w:b/>
-          <w:bCs/>
-        </w:rPr>
-        <w:t xml:space="preserve">Documentación exigida</w:t>
+        <w:t xml:space="preserve">Planned timeline:</w:t>
       </w:r>
     </w:p>
     <w:p>
@@ -7260,12 +10068,27 @@
         <w:pStyle w:val="ListParagraph"/>
         <w:numPr>
           <w:ilvl w:val="0"/>
-          <w:numId w:val="5"/>
+          <w:numId w:val="2"/>
         </w:numPr>
         <w:spacing w:after="60"/>
       </w:pPr>
       <w:r>
-        <w:t xml:space="preserve">Formulario de solicitud de visado nacional, cumplimentado y firmado, con fotografía.</w:t>
+        <w:rPr>
+          <w:highlight w:val="yellow"/>
+        </w:rPr>
+        <w:t xml:space="preserve">[date]</w:t>
+      </w:r>
+      <w:r>
+        <w:t xml:space="preserve"> – </w:t>
+      </w:r>
+      <w:r>
+        <w:rPr>
+          <w:highlight w:val="yellow"/>
+        </w:rPr>
+        <w:t xml:space="preserve">[date]</w:t>
+      </w:r>
+      <w:r>
+        <w:t xml:space="preserve">: intensive course.</w:t>
       </w:r>
     </w:p>
     <w:p>
@@ -7273,12 +10096,27 @@
         <w:pStyle w:val="ListParagraph"/>
         <w:numPr>
           <w:ilvl w:val="0"/>
-          <w:numId w:val="5"/>
+          <w:numId w:val="2"/>
         </w:numPr>
         <w:spacing w:after="60"/>
       </w:pPr>
       <w:r>
-        <w:t xml:space="preserve">Pasaporte, copia de las cinco primeras páginas y pasaportes/visados anteriores.</w:t>
+        <w:rPr>
+          <w:highlight w:val="yellow"/>
+        </w:rPr>
+        <w:t xml:space="preserve">[month]</w:t>
+      </w:r>
+      <w:r>
+        <w:t xml:space="preserve"> 2027: SIELE exam </w:t>
+      </w:r>
+      <w:r>
+        <w:rPr>
+          <w:highlight w:val="yellow"/>
+        </w:rPr>
+        <w:t xml:space="preserve">[or DELE B2]</w:t>
+      </w:r>
+      <w:r>
+        <w:t xml:space="preserve">.</w:t>
       </w:r>
     </w:p>
     <w:p>
@@ -7286,12 +10124,18 @@
         <w:pStyle w:val="ListParagraph"/>
         <w:numPr>
           <w:ilvl w:val="0"/>
-          <w:numId w:val="5"/>
+          <w:numId w:val="2"/>
         </w:numPr>
         <w:spacing w:after="60"/>
       </w:pPr>
       <w:r>
-        <w:t xml:space="preserve">Certificado de nacimiento, apostillado y traducido.</w:t>
+        <w:rPr>
+          <w:highlight w:val="yellow"/>
+        </w:rPr>
+        <w:t xml:space="preserve">[months]</w:t>
+      </w:r>
+      <w:r>
+        <w:t xml:space="preserve"> 2027: final admission to the master’s.</w:t>
       </w:r>
     </w:p>
     <w:p>
@@ -7299,12 +10143,21 @@
         <w:pStyle w:val="ListParagraph"/>
         <w:numPr>
           <w:ilvl w:val="0"/>
-          <w:numId w:val="5"/>
+          <w:numId w:val="2"/>
         </w:numPr>
         <w:spacing w:after="60"/>
       </w:pPr>
       <w:r>
-        <w:t xml:space="preserve">Documento de identidad tunecino (CIN) como justificante de residencia.</w:t>
+        <w:t xml:space="preserve">Before </w:t>
+      </w:r>
+      <w:r>
+        <w:rPr>
+          <w:highlight w:val="yellow"/>
+        </w:rPr>
+        <w:t xml:space="preserve">[date]</w:t>
+      </w:r>
+      <w:r>
+        <w:t xml:space="preserve">: application for the study-stay permit for the master’s, in accordance with the regulations in force.</w:t>
       </w:r>
     </w:p>
     <w:p>
@@ -7312,124 +10165,36 @@
         <w:pStyle w:val="ListParagraph"/>
         <w:numPr>
           <w:ilvl w:val="0"/>
-          <w:numId w:val="5"/>
+          <w:numId w:val="2"/>
         </w:numPr>
         <w:spacing w:after="60"/>
       </w:pPr>
       <w:r>
-        <w:t xml:space="preserve">Carta de admisión de Estudio Sampere y justificante de pago de la matrícula.</w:t>
-      </w:r>
-    </w:p>
-    <w:p>
-      <w:pPr>
-        <w:pStyle w:val="ListParagraph"/>
-        <w:numPr>
-          <w:ilvl w:val="0"/>
-          <w:numId w:val="5"/>
-        </w:numPr>
-        <w:spacing w:after="60"/>
-      </w:pPr>
-      <w:r>
-        <w:t xml:space="preserve">Certificado de no becario.</w:t>
-      </w:r>
-    </w:p>
-    <w:p>
-      <w:pPr>
-        <w:pStyle w:val="ListParagraph"/>
-        <w:numPr>
-          <w:ilvl w:val="0"/>
-          <w:numId w:val="5"/>
-        </w:numPr>
-        <w:spacing w:after="60"/>
-      </w:pPr>
-      <w:r>
-        <w:t xml:space="preserve">Expediente escolar bancario y certificado de bloqueo irrevocable por </w:t>
-      </w:r>
-      <w:r>
-        <w:rPr>
-          <w:highlight w:val="yellow"/>
-        </w:rPr>
-        <w:t xml:space="preserve">[importe]</w:t>
-      </w:r>
-      <w:r>
-        <w:t xml:space="preserve"> €, apostillado y traducido.</w:t>
-      </w:r>
-    </w:p>
-    <w:p>
-      <w:pPr>
-        <w:pStyle w:val="ListParagraph"/>
-        <w:numPr>
-          <w:ilvl w:val="0"/>
-          <w:numId w:val="5"/>
-        </w:numPr>
-        <w:spacing w:after="60"/>
-      </w:pPr>
-      <w:r>
-        <w:t xml:space="preserve">Carta de compromiso de manutención de mi </w:t>
-      </w:r>
-      <w:r>
-        <w:rPr>
-          <w:highlight w:val="yellow"/>
-        </w:rPr>
-        <w:t xml:space="preserve">[padre/madre]</w:t>
-      </w:r>
-      <w:r>
-        <w:t xml:space="preserve">, legalizada, apostillada y traducida; copia de su CIN; </w:t>
-      </w:r>
-      <w:r>
-        <w:rPr>
-          <w:highlight w:val="yellow"/>
-        </w:rPr>
-        <w:t xml:space="preserve">[nóminas y certificado de trabajo]</w:t>
-      </w:r>
-      <w:r>
-        <w:t xml:space="preserve"> y extractos bancarios de los últimos 6 meses.</w:t>
-      </w:r>
-    </w:p>
-    <w:p>
-      <w:pPr>
-        <w:pStyle w:val="ListParagraph"/>
-        <w:numPr>
-          <w:ilvl w:val="0"/>
-          <w:numId w:val="5"/>
-        </w:numPr>
-        <w:spacing w:after="60"/>
-      </w:pPr>
-      <w:r>
-        <w:t xml:space="preserve">Seguro de enfermedad </w:t>
-      </w:r>
-      <w:r>
-        <w:rPr>
-          <w:highlight w:val="yellow"/>
-        </w:rPr>
-        <w:t xml:space="preserve">[aseguradora]</w:t>
-      </w:r>
-      <w:r>
-        <w:t xml:space="preserve">, póliza n.º </w:t>
-      </w:r>
-      <w:r>
-        <w:rPr>
-          <w:highlight w:val="yellow"/>
-        </w:rPr>
-        <w:t xml:space="preserve">[número]</w:t>
-      </w:r>
-      <w:r>
-        <w:t xml:space="preserve">, válido del </w:t>
-      </w:r>
-      <w:r>
-        <w:rPr>
-          <w:highlight w:val="yellow"/>
-        </w:rPr>
-        <w:t xml:space="preserve">[fecha]</w:t>
-      </w:r>
-      <w:r>
-        <w:t xml:space="preserve"> al </w:t>
-      </w:r>
-      <w:r>
-        <w:rPr>
-          <w:highlight w:val="yellow"/>
-        </w:rPr>
-        <w:t xml:space="preserve">[fecha]</w:t>
+        <w:t xml:space="preserve">September 2027: start of the master’s.</w:t>
+      </w:r>
+    </w:p>
+    <w:p>
+      <w:pPr>
+        <w:spacing w:after="100" w:line="259"/>
+        <w:jc w:val="both"/>
+      </w:pPr>
+      <w:r>
+        <w:t xml:space="preserve">If I am not admitted, I will return to Tunisia at the end of the course, on </w:t>
+      </w:r>
+      <w:r>
+        <w:rPr>
+          <w:highlight w:val="yellow"/>
+        </w:rPr>
+        <w:t xml:space="preserve">[date]</w:t>
+      </w:r>
+      <w:r>
+        <w:t xml:space="preserve">, and </w:t>
+      </w:r>
+      <w:r>
+        <w:rPr>
+          <w:highlight w:val="yellow"/>
+        </w:rPr>
+        <w:t xml:space="preserve">[concrete plan]</w:t>
       </w:r>
       <w:r>
         <w:t xml:space="preserve">.</w:t>
@@ -7437,174 +10202,100 @@
     </w:p>
     <w:p>
       <w:pPr>
-        <w:pStyle w:val="ListParagraph"/>
-        <w:numPr>
-          <w:ilvl w:val="0"/>
-          <w:numId w:val="5"/>
-        </w:numPr>
-        <w:spacing w:after="60"/>
-      </w:pPr>
-      <w:r>
-        <w:t xml:space="preserve">Certificado médico, legalizado, apostillado y traducido.</w:t>
-      </w:r>
-    </w:p>
-    <w:p>
-      <w:pPr>
-        <w:pStyle w:val="ListParagraph"/>
-        <w:numPr>
-          <w:ilvl w:val="0"/>
-          <w:numId w:val="5"/>
-        </w:numPr>
-        <w:spacing w:after="60"/>
-      </w:pPr>
-      <w:r>
-        <w:t xml:space="preserve">Certificado de antecedentes penales (Bulletin n.º 3), apostillado y traducido.</w:t>
-      </w:r>
-    </w:p>
-    <w:p>
-      <w:pPr>
-        <w:pStyle w:val="ListParagraph"/>
-        <w:numPr>
-          <w:ilvl w:val="0"/>
-          <w:numId w:val="5"/>
-        </w:numPr>
-        <w:spacing w:after="60"/>
-      </w:pPr>
-      <w:r>
-        <w:t xml:space="preserve">Justificante del abono de la tasa de visado.</w:t>
-      </w:r>
-    </w:p>
-    <w:p>
-      <w:pPr>
-        <w:spacing w:after="40" w:line="259"/>
-      </w:pPr>
-      <w:r>
-        <w:rPr>
-          <w:b/>
-          <w:bCs/>
-        </w:rPr>
-        <w:t xml:space="preserve">Documentación complementaria</w:t>
-      </w:r>
-    </w:p>
-    <w:p>
-      <w:pPr>
-        <w:pStyle w:val="ListParagraph"/>
-        <w:numPr>
-          <w:ilvl w:val="0"/>
-          <w:numId w:val="5"/>
-        </w:numPr>
-        <w:spacing w:after="60"/>
-      </w:pPr>
-      <w:r>
-        <w:t xml:space="preserve">Carta de motivación.</w:t>
-      </w:r>
-    </w:p>
-    <w:p>
-      <w:pPr>
-        <w:pStyle w:val="ListParagraph"/>
-        <w:numPr>
-          <w:ilvl w:val="0"/>
-          <w:numId w:val="5"/>
-        </w:numPr>
-        <w:spacing w:after="60"/>
-      </w:pPr>
-      <w:r>
-        <w:t xml:space="preserve">Títulos y expedientes académicos, apostillados y traducidos.</w:t>
-      </w:r>
-    </w:p>
-    <w:p>
-      <w:pPr>
-        <w:pStyle w:val="ListParagraph"/>
-        <w:numPr>
-          <w:ilvl w:val="0"/>
-          <w:numId w:val="5"/>
-        </w:numPr>
-        <w:spacing w:after="60"/>
-      </w:pPr>
-      <w:r>
-        <w:t xml:space="preserve">Certificados de prácticas y de trabajo, traducidos.</w:t>
-      </w:r>
-    </w:p>
-    <w:p>
-      <w:pPr>
-        <w:pStyle w:val="ListParagraph"/>
-        <w:numPr>
-          <w:ilvl w:val="0"/>
-          <w:numId w:val="5"/>
-        </w:numPr>
-        <w:spacing w:after="60"/>
-      </w:pPr>
-      <w:r>
-        <w:t xml:space="preserve">Justificante del nivel actual de español.</w:t>
-      </w:r>
-    </w:p>
-    <w:p>
-      <w:pPr>
-        <w:pStyle w:val="ListParagraph"/>
-        <w:numPr>
-          <w:ilvl w:val="0"/>
-          <w:numId w:val="5"/>
-        </w:numPr>
-        <w:spacing w:after="60"/>
-      </w:pPr>
-      <w:r>
-        <w:t xml:space="preserve">Información de los másteres objetivo.</w:t>
-      </w:r>
-    </w:p>
-    <w:p>
-      <w:pPr>
-        <w:pStyle w:val="ListParagraph"/>
-        <w:numPr>
-          <w:ilvl w:val="0"/>
-          <w:numId w:val="5"/>
-        </w:numPr>
-        <w:spacing w:after="60"/>
-      </w:pPr>
-      <w:r>
-        <w:t xml:space="preserve">Reserva de alojamiento </w:t>
-      </w:r>
-      <w:r>
-        <w:rPr>
-          <w:highlight w:val="yellow"/>
-        </w:rPr>
-        <w:t xml:space="preserve">[para el primer mes]</w:t>
-      </w:r>
-      <w:r>
-        <w:t xml:space="preserve"> y justificante de pago.</w:t>
-      </w:r>
-    </w:p>
-    <w:p>
-      <w:pPr>
-        <w:pStyle w:val="ListParagraph"/>
-        <w:numPr>
-          <w:ilvl w:val="0"/>
-          <w:numId w:val="5"/>
-        </w:numPr>
-        <w:spacing w:after="60"/>
-      </w:pPr>
-      <w:r>
-        <w:t xml:space="preserve">Reserva de vuelo.</w:t>
-      </w:r>
-    </w:p>
-    <w:p>
-      <w:pPr>
-        <w:pStyle w:val="ListParagraph"/>
-        <w:numPr>
-          <w:ilvl w:val="0"/>
-          <w:numId w:val="5"/>
-        </w:numPr>
-        <w:spacing w:after="60"/>
-      </w:pPr>
-      <w:r>
-        <w:t xml:space="preserve">Currículum vítae.</w:t>
-      </w:r>
-    </w:p>
-    <w:p>
-      <w:pPr>
         <w:spacing w:after="100" w:line="259"/>
-      </w:pPr>
-      <w:r>
-        <w:t xml:space="preserve">Quedo a su disposición para cualquier aclaración, documentación adicional o entrevista.</w:t>
+        <w:jc w:val="both"/>
+      </w:pPr>
+      <w:r>
+        <w:t xml:space="preserve">My </w:t>
+      </w:r>
+      <w:r>
+        <w:rPr>
+          <w:highlight w:val="yellow"/>
+        </w:rPr>
+        <w:t xml:space="preserve">[father/mother]</w:t>
+      </w:r>
+      <w:r>
+        <w:t xml:space="preserve">, </w:t>
+      </w:r>
+      <w:r>
+        <w:rPr>
+          <w:highlight w:val="yellow"/>
+        </w:rPr>
+        <w:t xml:space="preserve">[name]</w:t>
+      </w:r>
+      <w:r>
+        <w:t xml:space="preserve">, </w:t>
+      </w:r>
+      <w:r>
+        <w:rPr>
+          <w:highlight w:val="yellow"/>
+        </w:rPr>
+        <w:t xml:space="preserve">[profession]</w:t>
+      </w:r>
+      <w:r>
+        <w:t xml:space="preserve"> at </w:t>
+      </w:r>
+      <w:r>
+        <w:rPr>
+          <w:highlight w:val="yellow"/>
+        </w:rPr>
+        <w:t xml:space="preserve">[employer]</w:t>
+      </w:r>
+      <w:r>
+        <w:t xml:space="preserve">, will cover all my expenses. I have irrevocably blocked €</w:t>
+      </w:r>
+      <w:r>
+        <w:rPr>
+          <w:highlight w:val="yellow"/>
+        </w:rPr>
+        <w:t xml:space="preserve">[amount]</w:t>
+      </w:r>
+      <w:r>
+        <w:t xml:space="preserve"> at </w:t>
+      </w:r>
+      <w:r>
+        <w:rPr>
+          <w:highlight w:val="yellow"/>
+        </w:rPr>
+        <w:t xml:space="preserve">[bank]</w:t>
+      </w:r>
+      <w:r>
+        <w:t xml:space="preserve">, which covers my entire stay and my return. The course is fully paid and my accommodation is paid until </w:t>
+      </w:r>
+      <w:r>
+        <w:rPr>
+          <w:highlight w:val="yellow"/>
+        </w:rPr>
+        <w:t xml:space="preserve">[date]</w:t>
+      </w:r>
+      <w:r>
+        <w:t xml:space="preserve">.</w:t>
+      </w:r>
+    </w:p>
+    <w:p>
+      <w:pPr>
+        <w:spacing w:after="100" w:line="259"/>
+        <w:jc w:val="both"/>
+      </w:pPr>
+      <w:r>
+        <w:t xml:space="preserve">After the master’s, I intend to </w:t>
+      </w:r>
+      <w:r>
+        <w:rPr>
+          <w:highlight w:val="yellow"/>
+        </w:rPr>
+        <w:t xml:space="preserve">[concrete career plan]</w:t>
+      </w:r>
+      <w:r>
+        <w:t xml:space="preserve"> in Tunisia.</w:t>
+      </w:r>
+    </w:p>
+    <w:p>
+      <w:pPr>
+        <w:spacing w:after="100" w:line="259"/>
+      </w:pPr>
+      <w:r>
+        <w:t xml:space="preserve">I remain at your disposal to provide any additional documentation.</w:t>
       </w:r>
     </w:p>
     <w:p>
@@ -7612,7 +10303,7 @@
         <w:spacing w:after="360" w:line="259"/>
       </w:pPr>
       <w:r>
-        <w:t xml:space="preserve">Atentamente,</w:t>
+        <w:t xml:space="preserve">Yours faithfully,</w:t>
       </w:r>
     </w:p>
     <w:p>
@@ -7623,7 +10314,7 @@
         <w:rPr>
           <w:highlight w:val="yellow"/>
         </w:rPr>
-        <w:t xml:space="preserve">[Firma]</w:t>
+        <w:t xml:space="preserve">[Signature]</w:t>
       </w:r>
     </w:p>
     <w:p>
@@ -7634,7 +10325,7 @@
         <w:rPr>
           <w:highlight w:val="yellow"/>
         </w:rPr>
-        <w:t xml:space="preserve">[Nombre y apellidos]</w:t>
+        <w:t xml:space="preserve">[Full name]</w:t>
       </w:r>
     </w:p>
     <w:p>
@@ -7647,7 +10338,7 @@
         <w:pStyle w:val="Heading1"/>
       </w:pPr>
       <w:r>
-        <w:t xml:space="preserve">5. Attestation de prise en charge</w:t>
+        <w:t xml:space="preserve">6. Carta de presentación e índice</w:t>
       </w:r>
     </w:p>
     <w:p>
@@ -7665,92 +10356,745 @@
           <w:sz w:val="20"/>
           <w:szCs w:val="20"/>
         </w:rPr>
-        <w:t xml:space="preserve">This follows the official BLS Tunisia model, plus two optional lines that make the file easier to read. Your parent signs it in front of the municipality (légalisation de signature). Then it gets an apostille from a notary and a sworn Spanish translation. The dates must match the school letter exactly.</w:t>
-      </w:r>
-    </w:p>
-    <w:p>
-      <w:pPr>
-        <w:spacing w:after="360" w:before="240"/>
-        <w:jc w:val="center"/>
+        <w:t xml:space="preserve">Put this letter at the front of the file and arrange the documents in the same order as the index. The last paragraph requests the 45 extra days (Part 4).</w:t>
+      </w:r>
+    </w:p>
+    <w:p>
+      <w:pPr>
+        <w:spacing w:after="0" w:line="259"/>
+      </w:pPr>
+      <w:r>
+        <w:rPr>
+          <w:highlight w:val="yellow"/>
+        </w:rPr>
+        <w:t xml:space="preserve">[Nombre y apellidos]</w:t>
+      </w:r>
+    </w:p>
+    <w:p>
+      <w:pPr>
+        <w:spacing w:after="0" w:line="259"/>
+      </w:pPr>
+      <w:r>
+        <w:rPr>
+          <w:highlight w:val="yellow"/>
+        </w:rPr>
+        <w:t xml:space="preserve">[Dirección]</w:t>
+      </w:r>
+      <w:r>
+        <w:t xml:space="preserve">, </w:t>
+      </w:r>
+      <w:r>
+        <w:rPr>
+          <w:highlight w:val="yellow"/>
+        </w:rPr>
+        <w:t xml:space="preserve">[Código postal]</w:t>
+      </w:r>
+      <w:r>
+        <w:t xml:space="preserve"> </w:t>
+      </w:r>
+      <w:r>
+        <w:rPr>
+          <w:highlight w:val="yellow"/>
+        </w:rPr>
+        <w:t xml:space="preserve">[Ciudad]</w:t>
+      </w:r>
+      <w:r>
+        <w:t xml:space="preserve">, Túnez</w:t>
+      </w:r>
+    </w:p>
+    <w:p>
+      <w:pPr>
+        <w:spacing w:after="160" w:line="259"/>
+      </w:pPr>
+      <w:r>
+        <w:t xml:space="preserve">Pasaporte n.º </w:t>
+      </w:r>
+      <w:r>
+        <w:rPr>
+          <w:highlight w:val="yellow"/>
+        </w:rPr>
+        <w:t xml:space="preserve">[número]</w:t>
+      </w:r>
+      <w:r>
+        <w:t xml:space="preserve"> · Tel.: </w:t>
+      </w:r>
+      <w:r>
+        <w:rPr>
+          <w:highlight w:val="yellow"/>
+        </w:rPr>
+        <w:t xml:space="preserve">[+216 …]</w:t>
+      </w:r>
+      <w:r>
+        <w:t xml:space="preserve"> · </w:t>
+      </w:r>
+      <w:r>
+        <w:rPr>
+          <w:highlight w:val="yellow"/>
+        </w:rPr>
+        <w:t xml:space="preserve">[correo electrónico]</w:t>
+      </w:r>
+    </w:p>
+    <w:p>
+      <w:pPr>
+        <w:spacing w:after="0" w:line="259"/>
+      </w:pPr>
+      <w:r>
+        <w:t xml:space="preserve">Sección Consular</w:t>
+      </w:r>
+    </w:p>
+    <w:p>
+      <w:pPr>
+        <w:spacing w:after="160" w:line="259"/>
+      </w:pPr>
+      <w:r>
+        <w:t xml:space="preserve">Embajada de España en Túnez</w:t>
+      </w:r>
+    </w:p>
+    <w:p>
+      <w:pPr>
+        <w:spacing w:after="160" w:line="259"/>
+        <w:jc w:val="right"/>
+      </w:pPr>
+      <w:r>
+        <w:rPr>
+          <w:highlight w:val="yellow"/>
+        </w:rPr>
+        <w:t xml:space="preserve">[Ciudad]</w:t>
+      </w:r>
+      <w:r>
+        <w:t xml:space="preserve">, a </w:t>
+      </w:r>
+      <w:r>
+        <w:rPr>
+          <w:highlight w:val="yellow"/>
+        </w:rPr>
+        <w:t xml:space="preserve">[día]</w:t>
+      </w:r>
+      <w:r>
+        <w:t xml:space="preserve"> de </w:t>
+      </w:r>
+      <w:r>
+        <w:rPr>
+          <w:highlight w:val="yellow"/>
+        </w:rPr>
+        <w:t xml:space="preserve">[mes]</w:t>
+      </w:r>
+      <w:r>
+        <w:t xml:space="preserve"> de 2026</w:t>
+      </w:r>
+    </w:p>
+    <w:p>
+      <w:pPr>
+        <w:spacing w:after="160" w:line="259"/>
       </w:pPr>
       <w:r>
         <w:rPr>
           <w:b/>
           <w:bCs/>
-          <w:sz w:val="30"/>
-          <w:szCs w:val="30"/>
-          <w:u w:val="single"/>
-        </w:rPr>
-        <w:t xml:space="preserve">ATTESTATION DE PRISE EN CHARGE</w:t>
-      </w:r>
-    </w:p>
-    <w:p>
-      <w:pPr>
-        <w:spacing w:after="160" w:line="259"/>
-      </w:pPr>
-      <w:r>
-        <w:t xml:space="preserve">Je soussigné(e) </w:t>
-      </w:r>
-      <w:r>
-        <w:rPr>
-          <w:highlight w:val="yellow"/>
-        </w:rPr>
-        <w:t xml:space="preserve">[Nom et prénom du parent]</w:t>
-      </w:r>
-      <w:r>
-        <w:t xml:space="preserve">,</w:t>
-      </w:r>
-    </w:p>
-    <w:p>
-      <w:pPr>
-        <w:spacing w:after="160" w:line="259"/>
-      </w:pPr>
-      <w:r>
-        <w:t xml:space="preserve">en qualité de </w:t>
-      </w:r>
-      <w:r>
-        <w:rPr>
-          <w:highlight w:val="yellow"/>
-        </w:rPr>
-        <w:t xml:space="preserve">[père / mère]</w:t>
-      </w:r>
-      <w:r>
-        <w:t xml:space="preserve">,</w:t>
-      </w:r>
-    </w:p>
-    <w:p>
-      <w:pPr>
-        <w:spacing w:after="160" w:line="259"/>
-      </w:pPr>
-      <w:r>
-        <w:t xml:space="preserve">titulaire de la CIN n° </w:t>
-      </w:r>
-      <w:r>
-        <w:rPr>
-          <w:highlight w:val="yellow"/>
-        </w:rPr>
-        <w:t xml:space="preserve">[numéro]</w:t>
-      </w:r>
-      <w:r>
-        <w:t xml:space="preserve">, délivrée le </w:t>
-      </w:r>
-      <w:r>
-        <w:rPr>
-          <w:highlight w:val="yellow"/>
-        </w:rPr>
-        <w:t xml:space="preserve">[date]</w:t>
-      </w:r>
-      <w:r>
-        <w:t xml:space="preserve"> à </w:t>
-      </w:r>
-      <w:r>
-        <w:rPr>
-          <w:highlight w:val="yellow"/>
-        </w:rPr>
-        <w:t xml:space="preserve">[lieu]</w:t>
-      </w:r>
-      <w:r>
-        <w:t xml:space="preserve">,</w:t>
+        </w:rPr>
+        <w:t xml:space="preserve">Asunto: Solicitud de visado nacional de estudios – Curso intensivo de lengua española en Estudio Sampere ([ciudad]), del [fecha] al [fecha]</w:t>
+      </w:r>
+    </w:p>
+    <w:p>
+      <w:pPr>
+        <w:spacing w:after="100" w:line="259"/>
+      </w:pPr>
+      <w:r>
+        <w:t xml:space="preserve">Señoras y señores:</w:t>
+      </w:r>
+    </w:p>
+    <w:p>
+      <w:pPr>
+        <w:spacing w:after="100" w:line="259"/>
+        <w:jc w:val="both"/>
+      </w:pPr>
+      <w:r>
+        <w:t xml:space="preserve">Presento mi solicitud de visado nacional de estudios para seguir un curso intensivo y presencial de lengua española en Estudio Sampere (</w:t>
+      </w:r>
+      <w:r>
+        <w:rPr>
+          <w:highlight w:val="yellow"/>
+        </w:rPr>
+        <w:t xml:space="preserve">[ciudad]</w:t>
+      </w:r>
+      <w:r>
+        <w:t xml:space="preserve">), centro acreditado por el Instituto Cervantes, del </w:t>
+      </w:r>
+      <w:r>
+        <w:rPr>
+          <w:highlight w:val="yellow"/>
+        </w:rPr>
+        <w:t xml:space="preserve">[fecha de inicio]</w:t>
+      </w:r>
+      <w:r>
+        <w:t xml:space="preserve"> al </w:t>
+      </w:r>
+      <w:r>
+        <w:rPr>
+          <w:highlight w:val="yellow"/>
+        </w:rPr>
+        <w:t xml:space="preserve">[fecha de fin]</w:t>
+      </w:r>
+      <w:r>
+        <w:t xml:space="preserve">. Adjunto la documentación, ordenada según el siguiente índice:</w:t>
+      </w:r>
+    </w:p>
+    <w:p>
+      <w:pPr>
+        <w:spacing w:after="40" w:line="259"/>
+      </w:pPr>
+      <w:r>
+        <w:rPr>
+          <w:b/>
+          <w:bCs/>
+        </w:rPr>
+        <w:t xml:space="preserve">Documentación exigida</w:t>
+      </w:r>
+    </w:p>
+    <w:p>
+      <w:pPr>
+        <w:pStyle w:val="ListParagraph"/>
+        <w:numPr>
+          <w:ilvl w:val="0"/>
+          <w:numId w:val="6"/>
+        </w:numPr>
+        <w:spacing w:after="10" w:line="240"/>
+      </w:pPr>
+      <w:r>
+        <w:rPr>
+          <w:sz w:val="18"/>
+          <w:szCs w:val="18"/>
+        </w:rPr>
+        <w:t xml:space="preserve">Formulario de solicitud de visado nacional, cumplimentado y firmado, con fotografía.</w:t>
+      </w:r>
+    </w:p>
+    <w:p>
+      <w:pPr>
+        <w:pStyle w:val="ListParagraph"/>
+        <w:numPr>
+          <w:ilvl w:val="0"/>
+          <w:numId w:val="6"/>
+        </w:numPr>
+        <w:spacing w:after="10" w:line="240"/>
+      </w:pPr>
+      <w:r>
+        <w:rPr>
+          <w:sz w:val="18"/>
+          <w:szCs w:val="18"/>
+        </w:rPr>
+        <w:t xml:space="preserve">Pasaporte, copia de las cinco primeras páginas, y pasaportes y visados anteriores.</w:t>
+      </w:r>
+    </w:p>
+    <w:p>
+      <w:pPr>
+        <w:pStyle w:val="ListParagraph"/>
+        <w:numPr>
+          <w:ilvl w:val="0"/>
+          <w:numId w:val="6"/>
+        </w:numPr>
+        <w:spacing w:after="10" w:line="240"/>
+      </w:pPr>
+      <w:r>
+        <w:rPr>
+          <w:sz w:val="18"/>
+          <w:szCs w:val="18"/>
+        </w:rPr>
+        <w:t xml:space="preserve">Certificado de nacimiento, apostillado y con traducción jurada.</w:t>
+      </w:r>
+    </w:p>
+    <w:p>
+      <w:pPr>
+        <w:pStyle w:val="ListParagraph"/>
+        <w:numPr>
+          <w:ilvl w:val="0"/>
+          <w:numId w:val="6"/>
+        </w:numPr>
+        <w:spacing w:after="10" w:line="240"/>
+      </w:pPr>
+      <w:r>
+        <w:rPr>
+          <w:sz w:val="18"/>
+          <w:szCs w:val="18"/>
+        </w:rPr>
+        <w:t xml:space="preserve">Documento de identidad tunecino (CIN), con traducción jurada, como justificante de residencia.</w:t>
+      </w:r>
+    </w:p>
+    <w:p>
+      <w:pPr>
+        <w:pStyle w:val="ListParagraph"/>
+        <w:numPr>
+          <w:ilvl w:val="0"/>
+          <w:numId w:val="6"/>
+        </w:numPr>
+        <w:spacing w:after="10" w:line="240"/>
+      </w:pPr>
+      <w:r>
+        <w:rPr>
+          <w:sz w:val="18"/>
+          <w:szCs w:val="18"/>
+        </w:rPr>
+        <w:t xml:space="preserve">Carta de admisión de Estudio Sampere y justificante del pago íntegro del curso.</w:t>
+      </w:r>
+    </w:p>
+    <w:p>
+      <w:pPr>
+        <w:pStyle w:val="ListParagraph"/>
+        <w:numPr>
+          <w:ilvl w:val="0"/>
+          <w:numId w:val="6"/>
+        </w:numPr>
+        <w:spacing w:after="10" w:line="240"/>
+      </w:pPr>
+      <w:r>
+        <w:rPr>
+          <w:sz w:val="18"/>
+          <w:szCs w:val="18"/>
+        </w:rPr>
+        <w:t xml:space="preserve">Certificado de no becario, con traducción jurada.</w:t>
+      </w:r>
+    </w:p>
+    <w:p>
+      <w:pPr>
+        <w:pStyle w:val="ListParagraph"/>
+        <w:numPr>
+          <w:ilvl w:val="0"/>
+          <w:numId w:val="6"/>
+        </w:numPr>
+        <w:spacing w:after="10" w:line="240"/>
+      </w:pPr>
+      <w:r>
+        <w:rPr>
+          <w:sz w:val="18"/>
+          <w:szCs w:val="18"/>
+        </w:rPr>
+        <w:t xml:space="preserve">Expediente escolar bancario y certificado de bloqueo irrevocable de </w:t>
+      </w:r>
+      <w:r>
+        <w:rPr>
+          <w:sz w:val="18"/>
+          <w:szCs w:val="18"/>
+          <w:highlight w:val="yellow"/>
+        </w:rPr>
+        <w:t xml:space="preserve">[importe]</w:t>
+      </w:r>
+      <w:r>
+        <w:rPr>
+          <w:sz w:val="18"/>
+          <w:szCs w:val="18"/>
+        </w:rPr>
+        <w:t xml:space="preserve"> €, apostillado y con traducción jurada.</w:t>
+      </w:r>
+    </w:p>
+    <w:p>
+      <w:pPr>
+        <w:pStyle w:val="ListParagraph"/>
+        <w:numPr>
+          <w:ilvl w:val="0"/>
+          <w:numId w:val="6"/>
+        </w:numPr>
+        <w:spacing w:after="10" w:line="240"/>
+      </w:pPr>
+      <w:r>
+        <w:rPr>
+          <w:sz w:val="18"/>
+          <w:szCs w:val="18"/>
+        </w:rPr>
+        <w:t xml:space="preserve">Carta de compromiso de manutención de mi </w:t>
+      </w:r>
+      <w:r>
+        <w:rPr>
+          <w:sz w:val="18"/>
+          <w:szCs w:val="18"/>
+          <w:highlight w:val="yellow"/>
+        </w:rPr>
+        <w:t xml:space="preserve">[padre/madre]</w:t>
+      </w:r>
+      <w:r>
+        <w:rPr>
+          <w:sz w:val="18"/>
+          <w:szCs w:val="18"/>
+        </w:rPr>
+        <w:t xml:space="preserve">, con firma legalizada, apostillada y con traducción jurada; copia de su CIN; </w:t>
+      </w:r>
+      <w:r>
+        <w:rPr>
+          <w:sz w:val="18"/>
+          <w:szCs w:val="18"/>
+          <w:highlight w:val="yellow"/>
+        </w:rPr>
+        <w:t xml:space="preserve">[nóminas y certificado de trabajo]</w:t>
+      </w:r>
+      <w:r>
+        <w:rPr>
+          <w:sz w:val="18"/>
+          <w:szCs w:val="18"/>
+        </w:rPr>
+        <w:t xml:space="preserve"> y extractos bancarios de los últimos 6 meses.</w:t>
+      </w:r>
+    </w:p>
+    <w:p>
+      <w:pPr>
+        <w:pStyle w:val="ListParagraph"/>
+        <w:numPr>
+          <w:ilvl w:val="0"/>
+          <w:numId w:val="6"/>
+        </w:numPr>
+        <w:spacing w:after="10" w:line="240"/>
+      </w:pPr>
+      <w:r>
+        <w:rPr>
+          <w:sz w:val="18"/>
+          <w:szCs w:val="18"/>
+        </w:rPr>
+        <w:t xml:space="preserve">Seguro de enfermedad con </w:t>
+      </w:r>
+      <w:r>
+        <w:rPr>
+          <w:sz w:val="18"/>
+          <w:szCs w:val="18"/>
+          <w:highlight w:val="yellow"/>
+        </w:rPr>
+        <w:t xml:space="preserve">[aseguradora]</w:t>
+      </w:r>
+      <w:r>
+        <w:rPr>
+          <w:sz w:val="18"/>
+          <w:szCs w:val="18"/>
+        </w:rPr>
+        <w:t xml:space="preserve">, póliza n.º </w:t>
+      </w:r>
+      <w:r>
+        <w:rPr>
+          <w:sz w:val="18"/>
+          <w:szCs w:val="18"/>
+          <w:highlight w:val="yellow"/>
+        </w:rPr>
+        <w:t xml:space="preserve">[número]</w:t>
+      </w:r>
+      <w:r>
+        <w:rPr>
+          <w:sz w:val="18"/>
+          <w:szCs w:val="18"/>
+        </w:rPr>
+        <w:t xml:space="preserve">, válido del </w:t>
+      </w:r>
+      <w:r>
+        <w:rPr>
+          <w:sz w:val="18"/>
+          <w:szCs w:val="18"/>
+          <w:highlight w:val="yellow"/>
+        </w:rPr>
+        <w:t xml:space="preserve">[fecha]</w:t>
+      </w:r>
+      <w:r>
+        <w:rPr>
+          <w:sz w:val="18"/>
+          <w:szCs w:val="18"/>
+        </w:rPr>
+        <w:t xml:space="preserve"> al </w:t>
+      </w:r>
+      <w:r>
+        <w:rPr>
+          <w:sz w:val="18"/>
+          <w:szCs w:val="18"/>
+          <w:highlight w:val="yellow"/>
+        </w:rPr>
+        <w:t xml:space="preserve">[fecha]</w:t>
+      </w:r>
+      <w:r>
+        <w:rPr>
+          <w:sz w:val="18"/>
+          <w:szCs w:val="18"/>
+        </w:rPr>
+        <w:t xml:space="preserve">.</w:t>
+      </w:r>
+    </w:p>
+    <w:p>
+      <w:pPr>
+        <w:pStyle w:val="ListParagraph"/>
+        <w:numPr>
+          <w:ilvl w:val="0"/>
+          <w:numId w:val="6"/>
+        </w:numPr>
+        <w:spacing w:after="10" w:line="240"/>
+      </w:pPr>
+      <w:r>
+        <w:rPr>
+          <w:sz w:val="18"/>
+          <w:szCs w:val="18"/>
+        </w:rPr>
+        <w:t xml:space="preserve">Certificado médico, legalizado, apostillado y con traducción jurada.</w:t>
+      </w:r>
+    </w:p>
+    <w:p>
+      <w:pPr>
+        <w:pStyle w:val="ListParagraph"/>
+        <w:numPr>
+          <w:ilvl w:val="0"/>
+          <w:numId w:val="6"/>
+        </w:numPr>
+        <w:spacing w:after="10" w:line="240"/>
+      </w:pPr>
+      <w:r>
+        <w:rPr>
+          <w:sz w:val="18"/>
+          <w:szCs w:val="18"/>
+        </w:rPr>
+        <w:t xml:space="preserve">Certificado de antecedentes penales (Bulletin n.º 3), apostillado y con traducción jurada.</w:t>
+      </w:r>
+    </w:p>
+    <w:p>
+      <w:pPr>
+        <w:pStyle w:val="ListParagraph"/>
+        <w:numPr>
+          <w:ilvl w:val="0"/>
+          <w:numId w:val="6"/>
+        </w:numPr>
+        <w:spacing w:after="10" w:line="240"/>
+      </w:pPr>
+      <w:r>
+        <w:rPr>
+          <w:sz w:val="18"/>
+          <w:szCs w:val="18"/>
+        </w:rPr>
+        <w:t xml:space="preserve">Justificante del abono de la tasa de visado.</w:t>
+      </w:r>
+    </w:p>
+    <w:p>
+      <w:pPr>
+        <w:spacing w:after="40" w:line="259"/>
+      </w:pPr>
+      <w:r>
+        <w:rPr>
+          <w:b/>
+          <w:bCs/>
+        </w:rPr>
+        <w:t xml:space="preserve">Documentación complementaria</w:t>
+      </w:r>
+    </w:p>
+    <w:p>
+      <w:pPr>
+        <w:pStyle w:val="ListParagraph"/>
+        <w:numPr>
+          <w:ilvl w:val="0"/>
+          <w:numId w:val="6"/>
+        </w:numPr>
+        <w:spacing w:after="10" w:line="240"/>
+      </w:pPr>
+      <w:r>
+        <w:rPr>
+          <w:sz w:val="18"/>
+          <w:szCs w:val="18"/>
+        </w:rPr>
+        <w:t xml:space="preserve">Carta de motivación.</w:t>
+      </w:r>
+    </w:p>
+    <w:p>
+      <w:pPr>
+        <w:pStyle w:val="ListParagraph"/>
+        <w:numPr>
+          <w:ilvl w:val="0"/>
+          <w:numId w:val="6"/>
+        </w:numPr>
+        <w:spacing w:after="10" w:line="240"/>
+      </w:pPr>
+      <w:r>
+        <w:rPr>
+          <w:sz w:val="18"/>
+          <w:szCs w:val="18"/>
+        </w:rPr>
+        <w:t xml:space="preserve">Justificante de preinscripción en el </w:t>
+      </w:r>
+      <w:r>
+        <w:rPr>
+          <w:sz w:val="18"/>
+          <w:szCs w:val="18"/>
+          <w:highlight w:val="yellow"/>
+        </w:rPr>
+        <w:t xml:space="preserve">[Máster en …]</w:t>
+      </w:r>
+      <w:r>
+        <w:rPr>
+          <w:sz w:val="18"/>
+          <w:szCs w:val="18"/>
+        </w:rPr>
+        <w:t xml:space="preserve"> </w:t>
+      </w:r>
+      <w:r>
+        <w:rPr>
+          <w:sz w:val="18"/>
+          <w:szCs w:val="18"/>
+          <w:highlight w:val="yellow"/>
+        </w:rPr>
+        <w:t xml:space="preserve">[o correo del coordinador del programa]</w:t>
+      </w:r>
+      <w:r>
+        <w:rPr>
+          <w:sz w:val="18"/>
+          <w:szCs w:val="18"/>
+        </w:rPr>
+        <w:t xml:space="preserve">.</w:t>
+      </w:r>
+    </w:p>
+    <w:p>
+      <w:pPr>
+        <w:pStyle w:val="ListParagraph"/>
+        <w:numPr>
+          <w:ilvl w:val="0"/>
+          <w:numId w:val="6"/>
+        </w:numPr>
+        <w:spacing w:after="10" w:line="240"/>
+      </w:pPr>
+      <w:r>
+        <w:rPr>
+          <w:sz w:val="18"/>
+          <w:szCs w:val="18"/>
+        </w:rPr>
+        <w:t xml:space="preserve">Certificado de mi nivel actual de español e inscripción en el examen </w:t>
+      </w:r>
+      <w:r>
+        <w:rPr>
+          <w:sz w:val="18"/>
+          <w:szCs w:val="18"/>
+          <w:highlight w:val="yellow"/>
+        </w:rPr>
+        <w:t xml:space="preserve">[SIELE/DELE]</w:t>
+      </w:r>
+      <w:r>
+        <w:rPr>
+          <w:sz w:val="18"/>
+          <w:szCs w:val="18"/>
+        </w:rPr>
+        <w:t xml:space="preserve">.</w:t>
+      </w:r>
+    </w:p>
+    <w:p>
+      <w:pPr>
+        <w:pStyle w:val="ListParagraph"/>
+        <w:numPr>
+          <w:ilvl w:val="0"/>
+          <w:numId w:val="6"/>
+        </w:numPr>
+        <w:spacing w:after="10" w:line="240"/>
+      </w:pPr>
+      <w:r>
+        <w:rPr>
+          <w:sz w:val="18"/>
+          <w:szCs w:val="18"/>
+        </w:rPr>
+        <w:t xml:space="preserve">Títulos y expedientes académicos, apostillados y con traducción jurada.</w:t>
+      </w:r>
+    </w:p>
+    <w:p>
+      <w:pPr>
+        <w:pStyle w:val="ListParagraph"/>
+        <w:numPr>
+          <w:ilvl w:val="0"/>
+          <w:numId w:val="6"/>
+        </w:numPr>
+        <w:spacing w:after="10" w:line="240"/>
+      </w:pPr>
+      <w:r>
+        <w:rPr>
+          <w:sz w:val="18"/>
+          <w:szCs w:val="18"/>
+        </w:rPr>
+        <w:t xml:space="preserve">Certificados de prácticas y de trabajo, con traducción jurada.</w:t>
+      </w:r>
+    </w:p>
+    <w:p>
+      <w:pPr>
+        <w:pStyle w:val="ListParagraph"/>
+        <w:numPr>
+          <w:ilvl w:val="0"/>
+          <w:numId w:val="6"/>
+        </w:numPr>
+        <w:spacing w:after="10" w:line="240"/>
+      </w:pPr>
+      <w:r>
+        <w:rPr>
+          <w:sz w:val="18"/>
+          <w:szCs w:val="18"/>
+        </w:rPr>
+        <w:t xml:space="preserve">Reserva y justificante de pago del alojamiento.</w:t>
+      </w:r>
+    </w:p>
+    <w:p>
+      <w:pPr>
+        <w:pStyle w:val="ListParagraph"/>
+        <w:numPr>
+          <w:ilvl w:val="0"/>
+          <w:numId w:val="6"/>
+        </w:numPr>
+        <w:spacing w:after="10" w:line="240"/>
+      </w:pPr>
+      <w:r>
+        <w:rPr>
+          <w:sz w:val="18"/>
+          <w:szCs w:val="18"/>
+        </w:rPr>
+        <w:t xml:space="preserve">Reserva de vuelo de ida y vuelta.</w:t>
+      </w:r>
+    </w:p>
+    <w:p>
+      <w:pPr>
+        <w:pStyle w:val="ListParagraph"/>
+        <w:numPr>
+          <w:ilvl w:val="0"/>
+          <w:numId w:val="6"/>
+        </w:numPr>
+        <w:spacing w:after="10" w:line="240"/>
+      </w:pPr>
+      <w:r>
+        <w:rPr>
+          <w:sz w:val="18"/>
+          <w:szCs w:val="18"/>
+        </w:rPr>
+        <w:t xml:space="preserve">Currículum vítae.</w:t>
+      </w:r>
+    </w:p>
+    <w:p>
+      <w:pPr>
+        <w:spacing w:after="100" w:line="259"/>
+        <w:jc w:val="both"/>
+      </w:pPr>
+      <w:r>
+        <w:t xml:space="preserve">Les agradecería que la vigencia del visado abarcara del </w:t>
+      </w:r>
+      <w:r>
+        <w:rPr>
+          <w:highlight w:val="yellow"/>
+        </w:rPr>
+        <w:t xml:space="preserve">[fecha de llegada]</w:t>
+      </w:r>
+      <w:r>
+        <w:t xml:space="preserve"> al </w:t>
+      </w:r>
+      <w:r>
+        <w:rPr>
+          <w:highlight w:val="yellow"/>
+        </w:rPr>
+        <w:t xml:space="preserve">[fecha de fin del curso + 15 días]</w:t>
+      </w:r>
+      <w:r>
+        <w:t xml:space="preserve">, para instalarme antes del inicio de las clases y presentarme al examen </w:t>
+      </w:r>
+      <w:r>
+        <w:rPr>
+          <w:highlight w:val="yellow"/>
+        </w:rPr>
+        <w:t xml:space="preserve">[SIELE]</w:t>
+      </w:r>
+      <w:r>
+        <w:t xml:space="preserve"> al finalizar el curso.</w:t>
+      </w:r>
+    </w:p>
+    <w:p>
+      <w:pPr>
+        <w:spacing w:after="100" w:line="259"/>
+      </w:pPr>
+      <w:r>
+        <w:t xml:space="preserve">Quedo a su disposición para cualquier aclaración o documentación adicional.</w:t>
       </w:r>
     </w:p>
     <w:p>
@@ -7758,182 +11102,18 @@
         <w:spacing w:after="240" w:line="259"/>
       </w:pPr>
       <w:r>
-        <w:t xml:space="preserve">N° de téléphone : </w:t>
-      </w:r>
-      <w:r>
-        <w:rPr>
-          <w:highlight w:val="yellow"/>
-        </w:rPr>
-        <w:t xml:space="preserve">[numéro]</w:t>
-      </w:r>
-      <w:r>
-        <w:t xml:space="preserve">,</w:t>
-      </w:r>
-    </w:p>
-    <w:p>
-      <w:pPr>
-        <w:spacing w:after="240" w:line="259"/>
-        <w:jc w:val="both"/>
-      </w:pPr>
-      <w:r>
-        <w:t xml:space="preserve">m’engage à subvenir à toutes les dépenses relatives à l’hébergement, aux transports et aux frais d’hospitalisation ou soins médicaux de :</w:t>
-      </w:r>
-    </w:p>
-    <w:p>
-      <w:pPr>
-        <w:spacing w:after="160" w:line="259"/>
-      </w:pPr>
-      <w:r>
-        <w:t xml:space="preserve">mon fils / ma fille </w:t>
-      </w:r>
-      <w:r>
-        <w:rPr>
-          <w:highlight w:val="yellow"/>
-        </w:rPr>
-        <w:t xml:space="preserve">[Nom et prénom de l’étudiant(e)]</w:t>
-      </w:r>
-      <w:r>
-        <w:t xml:space="preserve">, né(e) le </w:t>
-      </w:r>
-      <w:r>
-        <w:rPr>
-          <w:highlight w:val="yellow"/>
-        </w:rPr>
-        <w:t xml:space="preserve">[date]</w:t>
-      </w:r>
-      <w:r>
-        <w:t xml:space="preserve">,</w:t>
-      </w:r>
-    </w:p>
-    <w:p>
-      <w:pPr>
-        <w:spacing w:after="240" w:line="259"/>
-      </w:pPr>
-      <w:r>
-        <w:t xml:space="preserve">titulaire du passeport tunisien sous le N° </w:t>
-      </w:r>
-      <w:r>
-        <w:rPr>
-          <w:highlight w:val="yellow"/>
-        </w:rPr>
-        <w:t xml:space="preserve">[numéro]</w:t>
-      </w:r>
-      <w:r>
-        <w:t xml:space="preserve">,</w:t>
-      </w:r>
-    </w:p>
-    <w:p>
-      <w:pPr>
-        <w:spacing w:after="240" w:line="259"/>
-        <w:jc w:val="both"/>
-      </w:pPr>
-      <w:r>
-        <w:t xml:space="preserve">pendant toute la durée de son séjour en Espagne du </w:t>
-      </w:r>
-      <w:r>
-        <w:rPr>
-          <w:highlight w:val="yellow"/>
-        </w:rPr>
-        <w:t xml:space="preserve">[date de début]</w:t>
-      </w:r>
-      <w:r>
-        <w:t xml:space="preserve"> au </w:t>
-      </w:r>
-      <w:r>
-        <w:rPr>
-          <w:highlight w:val="yellow"/>
-        </w:rPr>
-        <w:t xml:space="preserve">[date de fin]</w:t>
-      </w:r>
-      <w:r>
-        <w:t xml:space="preserve">, sans avoir recours aux aides publiques,</w:t>
-      </w:r>
-    </w:p>
-    <w:p>
-      <w:pPr>
-        <w:spacing w:after="240" w:line="259"/>
-        <w:jc w:val="both"/>
-      </w:pPr>
-      <w:r>
-        <w:t xml:space="preserve">à raison d’un montant minimum de 700 € par mois, dans le cadre de son cours intensif de langue espagnole à Estudio Sampere, </w:t>
-      </w:r>
-      <w:r>
-        <w:rPr>
-          <w:highlight w:val="yellow"/>
-        </w:rPr>
-        <w:t xml:space="preserve">[ville]</w:t>
-      </w:r>
-      <w:r>
-        <w:t xml:space="preserve">, Espagne. (ligne optionnelle)</w:t>
-      </w:r>
-    </w:p>
-    <w:p>
-      <w:pPr>
-        <w:spacing w:after="480" w:line="259"/>
-        <w:jc w:val="both"/>
-      </w:pPr>
-      <w:r>
-        <w:t xml:space="preserve">Je déclare exercer la profession de </w:t>
-      </w:r>
-      <w:r>
-        <w:rPr>
-          <w:highlight w:val="yellow"/>
-        </w:rPr>
-        <w:t xml:space="preserve">[profession]</w:t>
-      </w:r>
-      <w:r>
-        <w:t xml:space="preserve"> auprès de </w:t>
-      </w:r>
-      <w:r>
-        <w:rPr>
-          <w:highlight w:val="yellow"/>
-        </w:rPr>
-        <w:t xml:space="preserve">[employeur]</w:t>
-      </w:r>
-      <w:r>
-        <w:t xml:space="preserve"> depuis le </w:t>
-      </w:r>
-      <w:r>
-        <w:rPr>
-          <w:highlight w:val="yellow"/>
-        </w:rPr>
-        <w:t xml:space="preserve">[date]</w:t>
-      </w:r>
-      <w:r>
-        <w:t xml:space="preserve">, avec un revenu mensuel net de </w:t>
-      </w:r>
-      <w:r>
-        <w:rPr>
-          <w:highlight w:val="yellow"/>
-        </w:rPr>
-        <w:t xml:space="preserve">[montant]</w:t>
-      </w:r>
-      <w:r>
-        <w:t xml:space="preserve"> TND. (ligne optionnelle)</w:t>
-      </w:r>
-    </w:p>
-    <w:p>
-      <w:pPr>
-        <w:spacing w:after="720" w:line="259"/>
-        <w:jc w:val="right"/>
-      </w:pPr>
-      <w:r>
-        <w:t xml:space="preserve">Fait à </w:t>
-      </w:r>
-      <w:r>
-        <w:rPr>
-          <w:highlight w:val="yellow"/>
-        </w:rPr>
-        <w:t xml:space="preserve">[ville]</w:t>
-      </w:r>
-      <w:r>
-        <w:t xml:space="preserve">, le </w:t>
-      </w:r>
-      <w:r>
-        <w:rPr>
-          <w:highlight w:val="yellow"/>
-        </w:rPr>
-        <w:t xml:space="preserve">[date]</w:t>
+        <w:t xml:space="preserve">Atentamente,</w:t>
+      </w:r>
+    </w:p>
+    <w:p>
+      <w:pPr>
+        <w:spacing w:after="0" w:line="259"/>
+      </w:pPr>
+      <w:r>
+        <w:rPr>
+          <w:highlight w:val="yellow"/>
+        </w:rPr>
+        <w:t xml:space="preserve">[Firma]</w:t>
       </w:r>
     </w:p>
     <w:p>
@@ -7941,7 +11121,10 @@
         <w:spacing w:after="100" w:line="259"/>
       </w:pPr>
       <w:r>
-        <w:t xml:space="preserve">Signature (à légaliser auprès de la Municipalité)</w:t>
+        <w:rPr>
+          <w:highlight w:val="yellow"/>
+        </w:rPr>
+        <w:t xml:space="preserve">[Nombre y apellidos]</w:t>
       </w:r>
     </w:p>
     <w:p>
@@ -7951,10 +11134,10 @@
     </w:p>
     <w:p>
       <w:pPr>
-        <w:pStyle w:val="Heading1"/>
-      </w:pPr>
-      <w:r>
-        <w:t xml:space="preserve">6. Certificat médical: text to give your doctor</w:t>
+        <w:pStyle w:val="Heading2"/>
+      </w:pPr>
+      <w:r>
+        <w:t xml:space="preserve">6b. Cover letter: English translation</w:t>
       </w:r>
     </w:p>
     <w:p>
@@ -7972,37 +11155,47 @@
           <w:sz w:val="20"/>
           <w:szCs w:val="20"/>
         </w:rPr>
-        <w:t xml:space="preserve">The certificate must be issued less than 3 months before your appointment. If it comes from a private doctor, it must be legalised by the Direction Régionale de la Santé of the doctor’s region (or you can get it from a public health centre). Then it needs an apostille and a sworn Spanish translation. It must show your name, date of birth, CIN or passport number, and the doctor’s signature and stamp.</w:t>
-      </w:r>
-    </w:p>
-    <w:p>
-      <w:pPr>
-        <w:spacing w:after="360" w:before="240"/>
-        <w:jc w:val="center"/>
-      </w:pPr>
+        <w:t xml:space="preserve">English translation, for your understanding only. </w:t>
+      </w:r>
       <w:r>
         <w:rPr>
           <w:b/>
           <w:bCs/>
-          <w:sz w:val="30"/>
-          <w:szCs w:val="30"/>
-        </w:rPr>
-        <w:t xml:space="preserve">CERTIFICAT MÉDICAL</w:t>
-      </w:r>
-    </w:p>
-    <w:p>
-      <w:pPr>
-        <w:spacing w:after="200" w:line="259"/>
-        <w:jc w:val="both"/>
-      </w:pPr>
-      <w:r>
-        <w:t xml:space="preserve">Je soussigné(e), Docteur </w:t>
-      </w:r>
-      <w:r>
-        <w:rPr>
-          <w:highlight w:val="yellow"/>
-        </w:rPr>
-        <w:t xml:space="preserve">[Nom du médecin]</w:t>
+          <w:color w:val="444444"/>
+          <w:sz w:val="20"/>
+          <w:szCs w:val="20"/>
+        </w:rPr>
+        <w:t xml:space="preserve">Do not print or submit this page.</w:t>
+      </w:r>
+      <w:r>
+        <w:rPr>
+          <w:color w:val="444444"/>
+          <w:sz w:val="20"/>
+          <w:szCs w:val="20"/>
+        </w:rPr>
+        <w:t xml:space="preserve"> The Spanish page before it is the one you submit.</w:t>
+      </w:r>
+    </w:p>
+    <w:p>
+      <w:pPr>
+        <w:spacing w:after="0" w:line="259"/>
+      </w:pPr>
+      <w:r>
+        <w:rPr>
+          <w:highlight w:val="yellow"/>
+        </w:rPr>
+        <w:t xml:space="preserve">[Full name]</w:t>
+      </w:r>
+    </w:p>
+    <w:p>
+      <w:pPr>
+        <w:spacing w:after="0" w:line="259"/>
+      </w:pPr>
+      <w:r>
+        <w:rPr>
+          <w:highlight w:val="yellow"/>
+        </w:rPr>
+        <w:t xml:space="preserve">[Address]</w:t>
       </w:r>
       <w:r>
         <w:t xml:space="preserve">, </w:t>
@@ -8011,117 +11204,744 @@
         <w:rPr>
           <w:highlight w:val="yellow"/>
         </w:rPr>
-        <w:t xml:space="preserve">[spécialité]</w:t>
-      </w:r>
-      <w:r>
-        <w:t xml:space="preserve">, exerçant à </w:t>
-      </w:r>
-      <w:r>
-        <w:rPr>
-          <w:highlight w:val="yellow"/>
-        </w:rPr>
-        <w:t xml:space="preserve">[adresse du cabinet]</w:t>
-      </w:r>
-      <w:r>
-        <w:t xml:space="preserve">,</w:t>
-      </w:r>
-    </w:p>
-    <w:p>
-      <w:pPr>
-        <w:spacing w:after="200" w:line="259"/>
-        <w:jc w:val="both"/>
-      </w:pPr>
-      <w:r>
-        <w:t xml:space="preserve">certifie avoir examiné ce jour M. / Mme </w:t>
-      </w:r>
-      <w:r>
-        <w:rPr>
-          <w:highlight w:val="yellow"/>
-        </w:rPr>
-        <w:t xml:space="preserve">[Nom et prénom]</w:t>
-      </w:r>
-      <w:r>
-        <w:t xml:space="preserve">, né(e) le </w:t>
-      </w:r>
-      <w:r>
-        <w:rPr>
-          <w:highlight w:val="yellow"/>
-        </w:rPr>
-        <w:t xml:space="preserve">[date de naissance]</w:t>
-      </w:r>
-      <w:r>
-        <w:t xml:space="preserve">, titulaire de la CIN n° </w:t>
-      </w:r>
-      <w:r>
-        <w:rPr>
-          <w:highlight w:val="yellow"/>
-        </w:rPr>
-        <w:t xml:space="preserve">[numéro]</w:t>
-      </w:r>
-      <w:r>
-        <w:t xml:space="preserve"> / du passeport n° </w:t>
-      </w:r>
-      <w:r>
-        <w:rPr>
-          <w:highlight w:val="yellow"/>
-        </w:rPr>
-        <w:t xml:space="preserve">[numéro]</w:t>
-      </w:r>
-      <w:r>
-        <w:t xml:space="preserve">,</w:t>
-      </w:r>
-    </w:p>
-    <w:p>
-      <w:pPr>
-        <w:spacing w:after="200" w:line="259"/>
-        <w:jc w:val="both"/>
+        <w:t xml:space="preserve">[Postcode]</w:t>
+      </w:r>
+      <w:r>
+        <w:t xml:space="preserve"> </w:t>
+      </w:r>
+      <w:r>
+        <w:rPr>
+          <w:highlight w:val="yellow"/>
+        </w:rPr>
+        <w:t xml:space="preserve">[City]</w:t>
+      </w:r>
+      <w:r>
+        <w:t xml:space="preserve">, Tunisia</w:t>
+      </w:r>
+    </w:p>
+    <w:p>
+      <w:pPr>
+        <w:spacing w:after="160" w:line="259"/>
+      </w:pPr>
+      <w:r>
+        <w:t xml:space="preserve">Passport no. </w:t>
+      </w:r>
+      <w:r>
+        <w:rPr>
+          <w:highlight w:val="yellow"/>
+        </w:rPr>
+        <w:t xml:space="preserve">[number]</w:t>
+      </w:r>
+      <w:r>
+        <w:t xml:space="preserve"> · Tel.: </w:t>
+      </w:r>
+      <w:r>
+        <w:rPr>
+          <w:highlight w:val="yellow"/>
+        </w:rPr>
+        <w:t xml:space="preserve">[+216 …]</w:t>
+      </w:r>
+      <w:r>
+        <w:t xml:space="preserve"> · </w:t>
+      </w:r>
+      <w:r>
+        <w:rPr>
+          <w:highlight w:val="yellow"/>
+        </w:rPr>
+        <w:t xml:space="preserve">[email]</w:t>
+      </w:r>
+    </w:p>
+    <w:p>
+      <w:pPr>
+        <w:spacing w:after="0" w:line="259"/>
+      </w:pPr>
+      <w:r>
+        <w:t xml:space="preserve">Consular Section</w:t>
+      </w:r>
+    </w:p>
+    <w:p>
+      <w:pPr>
+        <w:spacing w:after="160" w:line="259"/>
+      </w:pPr>
+      <w:r>
+        <w:t xml:space="preserve">Embassy of Spain in Tunis</w:t>
+      </w:r>
+    </w:p>
+    <w:p>
+      <w:pPr>
+        <w:spacing w:after="160" w:line="259"/>
+        <w:jc w:val="right"/>
+      </w:pPr>
+      <w:r>
+        <w:rPr>
+          <w:highlight w:val="yellow"/>
+        </w:rPr>
+        <w:t xml:space="preserve">[City]</w:t>
+      </w:r>
+      <w:r>
+        <w:t xml:space="preserve">, </w:t>
+      </w:r>
+      <w:r>
+        <w:rPr>
+          <w:highlight w:val="yellow"/>
+        </w:rPr>
+        <w:t xml:space="preserve">[day]</w:t>
+      </w:r>
+      <w:r>
+        <w:t xml:space="preserve"> </w:t>
+      </w:r>
+      <w:r>
+        <w:rPr>
+          <w:highlight w:val="yellow"/>
+        </w:rPr>
+        <w:t xml:space="preserve">[month]</w:t>
+      </w:r>
+      <w:r>
+        <w:t xml:space="preserve"> 2026</w:t>
+      </w:r>
+    </w:p>
+    <w:p>
+      <w:pPr>
+        <w:spacing w:after="160" w:line="259"/>
       </w:pPr>
       <w:r>
         <w:rPr>
           <w:b/>
           <w:bCs/>
         </w:rPr>
-        <w:t xml:space="preserve">et atteste que l’intéressé(e) ne souffre d’aucune des maladies pouvant avoir des répercussions graves sur la santé publique, conformément aux dispositions du Règlement Sanitaire International de 2005.</w:t>
-      </w:r>
-    </w:p>
-    <w:p>
-      <w:pPr>
-        <w:spacing w:after="360" w:line="259"/>
-      </w:pPr>
-      <w:r>
-        <w:t xml:space="preserve">Certificat délivré à l’intéressé(e) pour servir et valoir ce que de droit.</w:t>
-      </w:r>
-    </w:p>
-    <w:p>
-      <w:pPr>
-        <w:spacing w:after="480" w:line="259"/>
-        <w:jc w:val="right"/>
-      </w:pPr>
-      <w:r>
-        <w:t xml:space="preserve">Fait à </w:t>
-      </w:r>
-      <w:r>
-        <w:rPr>
-          <w:highlight w:val="yellow"/>
-        </w:rPr>
-        <w:t xml:space="preserve">[ville]</w:t>
-      </w:r>
-      <w:r>
-        <w:t xml:space="preserve">, le </w:t>
-      </w:r>
-      <w:r>
-        <w:rPr>
+        <w:t xml:space="preserve">Subject: National study visa application – Intensive Spanish language course at Estudio Sampere ([city]), from [date] to [date]</w:t>
+      </w:r>
+    </w:p>
+    <w:p>
+      <w:pPr>
+        <w:spacing w:after="100" w:line="259"/>
+      </w:pPr>
+      <w:r>
+        <w:t xml:space="preserve">Dear Sir or Madam,</w:t>
+      </w:r>
+    </w:p>
+    <w:p>
+      <w:pPr>
+        <w:spacing w:after="100" w:line="259"/>
+        <w:jc w:val="both"/>
+      </w:pPr>
+      <w:r>
+        <w:t xml:space="preserve">I hereby submit my application for a national study visa to attend an intensive, in-person Spanish language course at Estudio Sampere (</w:t>
+      </w:r>
+      <w:r>
+        <w:rPr>
+          <w:highlight w:val="yellow"/>
+        </w:rPr>
+        <w:t xml:space="preserve">[city]</w:t>
+      </w:r>
+      <w:r>
+        <w:t xml:space="preserve">), a centre accredited by Instituto Cervantes, from </w:t>
+      </w:r>
+      <w:r>
+        <w:rPr>
+          <w:highlight w:val="yellow"/>
+        </w:rPr>
+        <w:t xml:space="preserve">[start date]</w:t>
+      </w:r>
+      <w:r>
+        <w:t xml:space="preserve"> to </w:t>
+      </w:r>
+      <w:r>
+        <w:rPr>
+          <w:highlight w:val="yellow"/>
+        </w:rPr>
+        <w:t xml:space="preserve">[end date]</w:t>
+      </w:r>
+      <w:r>
+        <w:t xml:space="preserve">. I enclose the documents, arranged according to the following index:</w:t>
+      </w:r>
+    </w:p>
+    <w:p>
+      <w:pPr>
+        <w:spacing w:after="40" w:line="259"/>
+      </w:pPr>
+      <w:r>
+        <w:rPr>
+          <w:b/>
+          <w:bCs/>
+        </w:rPr>
+        <w:t xml:space="preserve">Required documents</w:t>
+      </w:r>
+    </w:p>
+    <w:p>
+      <w:pPr>
+        <w:pStyle w:val="ListParagraph"/>
+        <w:numPr>
+          <w:ilvl w:val="0"/>
+          <w:numId w:val="7"/>
+        </w:numPr>
+        <w:spacing w:after="10" w:line="240"/>
+      </w:pPr>
+      <w:r>
+        <w:rPr>
+          <w:sz w:val="18"/>
+          <w:szCs w:val="18"/>
+        </w:rPr>
+        <w:t xml:space="preserve">National visa application form, completed and signed, with photograph.</w:t>
+      </w:r>
+    </w:p>
+    <w:p>
+      <w:pPr>
+        <w:pStyle w:val="ListParagraph"/>
+        <w:numPr>
+          <w:ilvl w:val="0"/>
+          <w:numId w:val="7"/>
+        </w:numPr>
+        <w:spacing w:after="10" w:line="240"/>
+      </w:pPr>
+      <w:r>
+        <w:rPr>
+          <w:sz w:val="18"/>
+          <w:szCs w:val="18"/>
+        </w:rPr>
+        <w:t xml:space="preserve">Passport, copy of the first five pages, and previous passports and visas.</w:t>
+      </w:r>
+    </w:p>
+    <w:p>
+      <w:pPr>
+        <w:pStyle w:val="ListParagraph"/>
+        <w:numPr>
+          <w:ilvl w:val="0"/>
+          <w:numId w:val="7"/>
+        </w:numPr>
+        <w:spacing w:after="10" w:line="240"/>
+      </w:pPr>
+      <w:r>
+        <w:rPr>
+          <w:sz w:val="18"/>
+          <w:szCs w:val="18"/>
+        </w:rPr>
+        <w:t xml:space="preserve">Birth certificate, apostilled and with sworn translation.</w:t>
+      </w:r>
+    </w:p>
+    <w:p>
+      <w:pPr>
+        <w:pStyle w:val="ListParagraph"/>
+        <w:numPr>
+          <w:ilvl w:val="0"/>
+          <w:numId w:val="7"/>
+        </w:numPr>
+        <w:spacing w:after="10" w:line="240"/>
+      </w:pPr>
+      <w:r>
+        <w:rPr>
+          <w:sz w:val="18"/>
+          <w:szCs w:val="18"/>
+        </w:rPr>
+        <w:t xml:space="preserve">Tunisian identity card (CIN), with sworn translation, as proof of residence.</w:t>
+      </w:r>
+    </w:p>
+    <w:p>
+      <w:pPr>
+        <w:pStyle w:val="ListParagraph"/>
+        <w:numPr>
+          <w:ilvl w:val="0"/>
+          <w:numId w:val="7"/>
+        </w:numPr>
+        <w:spacing w:after="10" w:line="240"/>
+      </w:pPr>
+      <w:r>
+        <w:rPr>
+          <w:sz w:val="18"/>
+          <w:szCs w:val="18"/>
+        </w:rPr>
+        <w:t xml:space="preserve">Admission letter from Estudio Sampere and proof of full payment of the course.</w:t>
+      </w:r>
+    </w:p>
+    <w:p>
+      <w:pPr>
+        <w:pStyle w:val="ListParagraph"/>
+        <w:numPr>
+          <w:ilvl w:val="0"/>
+          <w:numId w:val="7"/>
+        </w:numPr>
+        <w:spacing w:after="10" w:line="240"/>
+      </w:pPr>
+      <w:r>
+        <w:rPr>
+          <w:sz w:val="18"/>
+          <w:szCs w:val="18"/>
+        </w:rPr>
+        <w:t xml:space="preserve">Certificate of non-scholarship, with sworn translation.</w:t>
+      </w:r>
+    </w:p>
+    <w:p>
+      <w:pPr>
+        <w:pStyle w:val="ListParagraph"/>
+        <w:numPr>
+          <w:ilvl w:val="0"/>
+          <w:numId w:val="7"/>
+        </w:numPr>
+        <w:spacing w:after="10" w:line="240"/>
+      </w:pPr>
+      <w:r>
+        <w:rPr>
+          <w:sz w:val="18"/>
+          <w:szCs w:val="18"/>
+        </w:rPr>
+        <w:t xml:space="preserve">Bank student file and certificate of an irrevocable block of €</w:t>
+      </w:r>
+      <w:r>
+        <w:rPr>
+          <w:sz w:val="18"/>
+          <w:szCs w:val="18"/>
+          <w:highlight w:val="yellow"/>
+        </w:rPr>
+        <w:t xml:space="preserve">[amount]</w:t>
+      </w:r>
+      <w:r>
+        <w:rPr>
+          <w:sz w:val="18"/>
+          <w:szCs w:val="18"/>
+        </w:rPr>
+        <w:t xml:space="preserve">, apostilled and with sworn translation.</w:t>
+      </w:r>
+    </w:p>
+    <w:p>
+      <w:pPr>
+        <w:pStyle w:val="ListParagraph"/>
+        <w:numPr>
+          <w:ilvl w:val="0"/>
+          <w:numId w:val="7"/>
+        </w:numPr>
+        <w:spacing w:after="10" w:line="240"/>
+      </w:pPr>
+      <w:r>
+        <w:rPr>
+          <w:sz w:val="18"/>
+          <w:szCs w:val="18"/>
+        </w:rPr>
+        <w:t xml:space="preserve">Letter of financial support from my </w:t>
+      </w:r>
+      <w:r>
+        <w:rPr>
+          <w:sz w:val="18"/>
+          <w:szCs w:val="18"/>
+          <w:highlight w:val="yellow"/>
+        </w:rPr>
+        <w:t xml:space="preserve">[father/mother]</w:t>
+      </w:r>
+      <w:r>
+        <w:rPr>
+          <w:sz w:val="18"/>
+          <w:szCs w:val="18"/>
+        </w:rPr>
+        <w:t xml:space="preserve">, with legalised signature, apostilled and with sworn translation; copy of their CIN; </w:t>
+      </w:r>
+      <w:r>
+        <w:rPr>
+          <w:sz w:val="18"/>
+          <w:szCs w:val="18"/>
+          <w:highlight w:val="yellow"/>
+        </w:rPr>
+        <w:t xml:space="preserve">[payslips and employment certificate]</w:t>
+      </w:r>
+      <w:r>
+        <w:rPr>
+          <w:sz w:val="18"/>
+          <w:szCs w:val="18"/>
+        </w:rPr>
+        <w:t xml:space="preserve"> and bank statements for the last 6 months.</w:t>
+      </w:r>
+    </w:p>
+    <w:p>
+      <w:pPr>
+        <w:pStyle w:val="ListParagraph"/>
+        <w:numPr>
+          <w:ilvl w:val="0"/>
+          <w:numId w:val="7"/>
+        </w:numPr>
+        <w:spacing w:after="10" w:line="240"/>
+      </w:pPr>
+      <w:r>
+        <w:rPr>
+          <w:sz w:val="18"/>
+          <w:szCs w:val="18"/>
+        </w:rPr>
+        <w:t xml:space="preserve">Health insurance with </w:t>
+      </w:r>
+      <w:r>
+        <w:rPr>
+          <w:sz w:val="18"/>
+          <w:szCs w:val="18"/>
+          <w:highlight w:val="yellow"/>
+        </w:rPr>
+        <w:t xml:space="preserve">[insurer]</w:t>
+      </w:r>
+      <w:r>
+        <w:rPr>
+          <w:sz w:val="18"/>
+          <w:szCs w:val="18"/>
+        </w:rPr>
+        <w:t xml:space="preserve">, policy no. </w:t>
+      </w:r>
+      <w:r>
+        <w:rPr>
+          <w:sz w:val="18"/>
+          <w:szCs w:val="18"/>
+          <w:highlight w:val="yellow"/>
+        </w:rPr>
+        <w:t xml:space="preserve">[number]</w:t>
+      </w:r>
+      <w:r>
+        <w:rPr>
+          <w:sz w:val="18"/>
+          <w:szCs w:val="18"/>
+        </w:rPr>
+        <w:t xml:space="preserve">, valid from </w:t>
+      </w:r>
+      <w:r>
+        <w:rPr>
+          <w:sz w:val="18"/>
+          <w:szCs w:val="18"/>
           <w:highlight w:val="yellow"/>
         </w:rPr>
         <w:t xml:space="preserve">[date]</w:t>
       </w:r>
+      <w:r>
+        <w:rPr>
+          <w:sz w:val="18"/>
+          <w:szCs w:val="18"/>
+        </w:rPr>
+        <w:t xml:space="preserve"> to </w:t>
+      </w:r>
+      <w:r>
+        <w:rPr>
+          <w:sz w:val="18"/>
+          <w:szCs w:val="18"/>
+          <w:highlight w:val="yellow"/>
+        </w:rPr>
+        <w:t xml:space="preserve">[date]</w:t>
+      </w:r>
+      <w:r>
+        <w:rPr>
+          <w:sz w:val="18"/>
+          <w:szCs w:val="18"/>
+        </w:rPr>
+        <w:t xml:space="preserve">.</w:t>
+      </w:r>
+    </w:p>
+    <w:p>
+      <w:pPr>
+        <w:pStyle w:val="ListParagraph"/>
+        <w:numPr>
+          <w:ilvl w:val="0"/>
+          <w:numId w:val="7"/>
+        </w:numPr>
+        <w:spacing w:after="10" w:line="240"/>
+      </w:pPr>
+      <w:r>
+        <w:rPr>
+          <w:sz w:val="18"/>
+          <w:szCs w:val="18"/>
+        </w:rPr>
+        <w:t xml:space="preserve">Medical certificate, legalised, apostilled and with sworn translation.</w:t>
+      </w:r>
+    </w:p>
+    <w:p>
+      <w:pPr>
+        <w:pStyle w:val="ListParagraph"/>
+        <w:numPr>
+          <w:ilvl w:val="0"/>
+          <w:numId w:val="7"/>
+        </w:numPr>
+        <w:spacing w:after="10" w:line="240"/>
+      </w:pPr>
+      <w:r>
+        <w:rPr>
+          <w:sz w:val="18"/>
+          <w:szCs w:val="18"/>
+        </w:rPr>
+        <w:t xml:space="preserve">Criminal record certificate (Bulletin no. 3), apostilled and with sworn translation.</w:t>
+      </w:r>
+    </w:p>
+    <w:p>
+      <w:pPr>
+        <w:pStyle w:val="ListParagraph"/>
+        <w:numPr>
+          <w:ilvl w:val="0"/>
+          <w:numId w:val="7"/>
+        </w:numPr>
+        <w:spacing w:after="10" w:line="240"/>
+      </w:pPr>
+      <w:r>
+        <w:rPr>
+          <w:sz w:val="18"/>
+          <w:szCs w:val="18"/>
+        </w:rPr>
+        <w:t xml:space="preserve">Proof of payment of the visa fee.</w:t>
+      </w:r>
+    </w:p>
+    <w:p>
+      <w:pPr>
+        <w:spacing w:after="40" w:line="259"/>
+      </w:pPr>
+      <w:r>
+        <w:rPr>
+          <w:b/>
+          <w:bCs/>
+        </w:rPr>
+        <w:t xml:space="preserve">Supporting documents</w:t>
+      </w:r>
+    </w:p>
+    <w:p>
+      <w:pPr>
+        <w:pStyle w:val="ListParagraph"/>
+        <w:numPr>
+          <w:ilvl w:val="0"/>
+          <w:numId w:val="7"/>
+        </w:numPr>
+        <w:spacing w:after="10" w:line="240"/>
+      </w:pPr>
+      <w:r>
+        <w:rPr>
+          <w:sz w:val="18"/>
+          <w:szCs w:val="18"/>
+        </w:rPr>
+        <w:t xml:space="preserve">Motivation letter.</w:t>
+      </w:r>
+    </w:p>
+    <w:p>
+      <w:pPr>
+        <w:pStyle w:val="ListParagraph"/>
+        <w:numPr>
+          <w:ilvl w:val="0"/>
+          <w:numId w:val="7"/>
+        </w:numPr>
+        <w:spacing w:after="10" w:line="240"/>
+      </w:pPr>
+      <w:r>
+        <w:rPr>
+          <w:sz w:val="18"/>
+          <w:szCs w:val="18"/>
+        </w:rPr>
+        <w:t xml:space="preserve">Proof of pre-registration for the </w:t>
+      </w:r>
+      <w:r>
+        <w:rPr>
+          <w:sz w:val="18"/>
+          <w:szCs w:val="18"/>
+          <w:highlight w:val="yellow"/>
+        </w:rPr>
+        <w:t xml:space="preserve">[Master’s in …]</w:t>
+      </w:r>
+      <w:r>
+        <w:rPr>
+          <w:sz w:val="18"/>
+          <w:szCs w:val="18"/>
+        </w:rPr>
+        <w:t xml:space="preserve"> </w:t>
+      </w:r>
+      <w:r>
+        <w:rPr>
+          <w:sz w:val="18"/>
+          <w:szCs w:val="18"/>
+          <w:highlight w:val="yellow"/>
+        </w:rPr>
+        <w:t xml:space="preserve">[or email from the programme coordinator]</w:t>
+      </w:r>
+      <w:r>
+        <w:rPr>
+          <w:sz w:val="18"/>
+          <w:szCs w:val="18"/>
+        </w:rPr>
+        <w:t xml:space="preserve">.</w:t>
+      </w:r>
+    </w:p>
+    <w:p>
+      <w:pPr>
+        <w:pStyle w:val="ListParagraph"/>
+        <w:numPr>
+          <w:ilvl w:val="0"/>
+          <w:numId w:val="7"/>
+        </w:numPr>
+        <w:spacing w:after="10" w:line="240"/>
+      </w:pPr>
+      <w:r>
+        <w:rPr>
+          <w:sz w:val="18"/>
+          <w:szCs w:val="18"/>
+        </w:rPr>
+        <w:t xml:space="preserve">Certificate of my current Spanish level and registration for the </w:t>
+      </w:r>
+      <w:r>
+        <w:rPr>
+          <w:sz w:val="18"/>
+          <w:szCs w:val="18"/>
+          <w:highlight w:val="yellow"/>
+        </w:rPr>
+        <w:t xml:space="preserve">[SIELE/DELE]</w:t>
+      </w:r>
+      <w:r>
+        <w:rPr>
+          <w:sz w:val="18"/>
+          <w:szCs w:val="18"/>
+        </w:rPr>
+        <w:t xml:space="preserve"> exam.</w:t>
+      </w:r>
+    </w:p>
+    <w:p>
+      <w:pPr>
+        <w:pStyle w:val="ListParagraph"/>
+        <w:numPr>
+          <w:ilvl w:val="0"/>
+          <w:numId w:val="7"/>
+        </w:numPr>
+        <w:spacing w:after="10" w:line="240"/>
+      </w:pPr>
+      <w:r>
+        <w:rPr>
+          <w:sz w:val="18"/>
+          <w:szCs w:val="18"/>
+        </w:rPr>
+        <w:t xml:space="preserve">Diplomas and academic transcripts, apostilled and with sworn translation.</w:t>
+      </w:r>
+    </w:p>
+    <w:p>
+      <w:pPr>
+        <w:pStyle w:val="ListParagraph"/>
+        <w:numPr>
+          <w:ilvl w:val="0"/>
+          <w:numId w:val="7"/>
+        </w:numPr>
+        <w:spacing w:after="10" w:line="240"/>
+      </w:pPr>
+      <w:r>
+        <w:rPr>
+          <w:sz w:val="18"/>
+          <w:szCs w:val="18"/>
+        </w:rPr>
+        <w:t xml:space="preserve">Internship and work certificates, with sworn translation.</w:t>
+      </w:r>
+    </w:p>
+    <w:p>
+      <w:pPr>
+        <w:pStyle w:val="ListParagraph"/>
+        <w:numPr>
+          <w:ilvl w:val="0"/>
+          <w:numId w:val="7"/>
+        </w:numPr>
+        <w:spacing w:after="10" w:line="240"/>
+      </w:pPr>
+      <w:r>
+        <w:rPr>
+          <w:sz w:val="18"/>
+          <w:szCs w:val="18"/>
+        </w:rPr>
+        <w:t xml:space="preserve">Accommodation booking and proof of payment.</w:t>
+      </w:r>
+    </w:p>
+    <w:p>
+      <w:pPr>
+        <w:pStyle w:val="ListParagraph"/>
+        <w:numPr>
+          <w:ilvl w:val="0"/>
+          <w:numId w:val="7"/>
+        </w:numPr>
+        <w:spacing w:after="10" w:line="240"/>
+      </w:pPr>
+      <w:r>
+        <w:rPr>
+          <w:sz w:val="18"/>
+          <w:szCs w:val="18"/>
+        </w:rPr>
+        <w:t xml:space="preserve">Return flight reservation.</w:t>
+      </w:r>
+    </w:p>
+    <w:p>
+      <w:pPr>
+        <w:pStyle w:val="ListParagraph"/>
+        <w:numPr>
+          <w:ilvl w:val="0"/>
+          <w:numId w:val="7"/>
+        </w:numPr>
+        <w:spacing w:after="10" w:line="240"/>
+      </w:pPr>
+      <w:r>
+        <w:rPr>
+          <w:sz w:val="18"/>
+          <w:szCs w:val="18"/>
+        </w:rPr>
+        <w:t xml:space="preserve">Curriculum vitae.</w:t>
+      </w:r>
     </w:p>
     <w:p>
       <w:pPr>
         <w:spacing w:after="100" w:line="259"/>
-      </w:pPr>
-      <w:r>
-        <w:t xml:space="preserve">Signature et cachet du médecin</w:t>
+        <w:jc w:val="both"/>
+      </w:pPr>
+      <w:r>
+        <w:t xml:space="preserve">I would be grateful if the visa could be valid from </w:t>
+      </w:r>
+      <w:r>
+        <w:rPr>
+          <w:highlight w:val="yellow"/>
+        </w:rPr>
+        <w:t xml:space="preserve">[arrival date]</w:t>
+      </w:r>
+      <w:r>
+        <w:t xml:space="preserve"> to </w:t>
+      </w:r>
+      <w:r>
+        <w:rPr>
+          <w:highlight w:val="yellow"/>
+        </w:rPr>
+        <w:t xml:space="preserve">[course end date + 15 days]</w:t>
+      </w:r>
+      <w:r>
+        <w:t xml:space="preserve">, so that I can settle in before classes begin and sit the </w:t>
+      </w:r>
+      <w:r>
+        <w:rPr>
+          <w:highlight w:val="yellow"/>
+        </w:rPr>
+        <w:t xml:space="preserve">[SIELE]</w:t>
+      </w:r>
+      <w:r>
+        <w:t xml:space="preserve"> exam at the end of the course.</w:t>
+      </w:r>
+    </w:p>
+    <w:p>
+      <w:pPr>
+        <w:spacing w:after="100" w:line="259"/>
+      </w:pPr>
+      <w:r>
+        <w:t xml:space="preserve">I remain at your disposal for any clarification or additional documentation.</w:t>
+      </w:r>
+    </w:p>
+    <w:p>
+      <w:pPr>
+        <w:spacing w:after="240" w:line="259"/>
+      </w:pPr>
+      <w:r>
+        <w:t xml:space="preserve">Yours faithfully,</w:t>
+      </w:r>
+    </w:p>
+    <w:p>
+      <w:pPr>
+        <w:spacing w:after="0" w:line="259"/>
+      </w:pPr>
+      <w:r>
+        <w:rPr>
+          <w:highlight w:val="yellow"/>
+        </w:rPr>
+        <w:t xml:space="preserve">[Signature]</w:t>
+      </w:r>
+    </w:p>
+    <w:p>
+      <w:pPr>
+        <w:spacing w:after="100" w:line="259"/>
+      </w:pPr>
+      <w:r>
+        <w:rPr>
+          <w:highlight w:val="yellow"/>
+        </w:rPr>
+        <w:t xml:space="preserve">[Full name]</w:t>
       </w:r>
     </w:p>
     <w:p>
@@ -8134,7 +11954,7 @@
         <w:pStyle w:val="Heading1"/>
       </w:pPr>
       <w:r>
-        <w:t xml:space="preserve">7. Email to Estudio Sampere: visa letter</w:t>
+        <w:t xml:space="preserve">7. Attestation de prise en charge</w:t>
       </w:r>
     </w:p>
     <w:p>
@@ -8152,17 +11972,531 @@
           <w:sz w:val="20"/>
           <w:szCs w:val="20"/>
         </w:rPr>
-        <w:t xml:space="preserve">Send this after you have paid. The school’s letter is the document that proves you fit the legal category, so every point listed below matters.</w:t>
-      </w:r>
-    </w:p>
-    <w:p>
-      <w:pPr>
-        <w:spacing w:after="100" w:line="259"/>
-      </w:pPr>
+        <w:t xml:space="preserve">Follows the official BLS Tunisia model, plus two sentences that make the file easier to read. Your parent signs in front of the municipality (légalisation de signature); then apostille by a notary and sworn Spanish translation. The dates are your </w:t>
+      </w:r>
       <w:r>
         <w:rPr>
           <w:b/>
           <w:bCs/>
+          <w:color w:val="444444"/>
+          <w:sz w:val="20"/>
+          <w:szCs w:val="20"/>
+        </w:rPr>
+        <w:t xml:space="preserve">stay dates</w:t>
+      </w:r>
+      <w:r>
+        <w:rPr>
+          <w:color w:val="444444"/>
+          <w:sz w:val="20"/>
+          <w:szCs w:val="20"/>
+        </w:rPr>
+        <w:t xml:space="preserve"> (Part 4).</w:t>
+      </w:r>
+    </w:p>
+    <w:p>
+      <w:pPr>
+        <w:spacing w:after="360" w:before="240"/>
+        <w:jc w:val="center"/>
+      </w:pPr>
+      <w:r>
+        <w:rPr>
+          <w:b/>
+          <w:bCs/>
+          <w:sz w:val="30"/>
+          <w:szCs w:val="30"/>
+          <w:u w:val="single"/>
+        </w:rPr>
+        <w:t xml:space="preserve">ATTESTATION DE PRISE EN CHARGE</w:t>
+      </w:r>
+    </w:p>
+    <w:p>
+      <w:pPr>
+        <w:spacing w:after="160" w:line="259"/>
+      </w:pPr>
+      <w:r>
+        <w:t xml:space="preserve">Je soussigné(e) </w:t>
+      </w:r>
+      <w:r>
+        <w:rPr>
+          <w:highlight w:val="yellow"/>
+        </w:rPr>
+        <w:t xml:space="preserve">[Nom et prénom du parent]</w:t>
+      </w:r>
+      <w:r>
+        <w:t xml:space="preserve">,</w:t>
+      </w:r>
+    </w:p>
+    <w:p>
+      <w:pPr>
+        <w:spacing w:after="160" w:line="259"/>
+      </w:pPr>
+      <w:r>
+        <w:t xml:space="preserve">en qualité de </w:t>
+      </w:r>
+      <w:r>
+        <w:rPr>
+          <w:highlight w:val="yellow"/>
+        </w:rPr>
+        <w:t xml:space="preserve">[père / mère]</w:t>
+      </w:r>
+      <w:r>
+        <w:t xml:space="preserve">,</w:t>
+      </w:r>
+    </w:p>
+    <w:p>
+      <w:pPr>
+        <w:spacing w:after="160" w:line="259"/>
+      </w:pPr>
+      <w:r>
+        <w:t xml:space="preserve">titulaire de la CIN n° </w:t>
+      </w:r>
+      <w:r>
+        <w:rPr>
+          <w:highlight w:val="yellow"/>
+        </w:rPr>
+        <w:t xml:space="preserve">[numéro]</w:t>
+      </w:r>
+      <w:r>
+        <w:t xml:space="preserve">, délivrée le </w:t>
+      </w:r>
+      <w:r>
+        <w:rPr>
+          <w:highlight w:val="yellow"/>
+        </w:rPr>
+        <w:t xml:space="preserve">[date]</w:t>
+      </w:r>
+      <w:r>
+        <w:t xml:space="preserve"> à </w:t>
+      </w:r>
+      <w:r>
+        <w:rPr>
+          <w:highlight w:val="yellow"/>
+        </w:rPr>
+        <w:t xml:space="preserve">[lieu]</w:t>
+      </w:r>
+      <w:r>
+        <w:t xml:space="preserve">,</w:t>
+      </w:r>
+    </w:p>
+    <w:p>
+      <w:pPr>
+        <w:spacing w:after="240" w:line="259"/>
+      </w:pPr>
+      <w:r>
+        <w:t xml:space="preserve">N° de téléphone : </w:t>
+      </w:r>
+      <w:r>
+        <w:rPr>
+          <w:highlight w:val="yellow"/>
+        </w:rPr>
+        <w:t xml:space="preserve">[numéro]</w:t>
+      </w:r>
+      <w:r>
+        <w:t xml:space="preserve">,</w:t>
+      </w:r>
+    </w:p>
+    <w:p>
+      <w:pPr>
+        <w:spacing w:after="240" w:line="259"/>
+        <w:jc w:val="both"/>
+      </w:pPr>
+      <w:r>
+        <w:t xml:space="preserve">m’engage à subvenir à toutes les dépenses relatives à l’hébergement, aux transports et aux frais d’hospitalisation ou soins médicaux de :</w:t>
+      </w:r>
+    </w:p>
+    <w:p>
+      <w:pPr>
+        <w:spacing w:after="160" w:line="259"/>
+      </w:pPr>
+      <w:r>
+        <w:t xml:space="preserve">mon fils / ma fille </w:t>
+      </w:r>
+      <w:r>
+        <w:rPr>
+          <w:highlight w:val="yellow"/>
+        </w:rPr>
+        <w:t xml:space="preserve">[Nom et prénom de l’étudiant(e)]</w:t>
+      </w:r>
+      <w:r>
+        <w:t xml:space="preserve">, né(e) le </w:t>
+      </w:r>
+      <w:r>
+        <w:rPr>
+          <w:highlight w:val="yellow"/>
+        </w:rPr>
+        <w:t xml:space="preserve">[date]</w:t>
+      </w:r>
+      <w:r>
+        <w:t xml:space="preserve">,</w:t>
+      </w:r>
+    </w:p>
+    <w:p>
+      <w:pPr>
+        <w:spacing w:after="240" w:line="259"/>
+      </w:pPr>
+      <w:r>
+        <w:t xml:space="preserve">titulaire du passeport tunisien sous le N° </w:t>
+      </w:r>
+      <w:r>
+        <w:rPr>
+          <w:highlight w:val="yellow"/>
+        </w:rPr>
+        <w:t xml:space="preserve">[numéro]</w:t>
+      </w:r>
+      <w:r>
+        <w:t xml:space="preserve">,</w:t>
+      </w:r>
+    </w:p>
+    <w:p>
+      <w:pPr>
+        <w:spacing w:after="240" w:line="259"/>
+        <w:jc w:val="both"/>
+      </w:pPr>
+      <w:r>
+        <w:t xml:space="preserve">pendant toute la durée de son séjour en Espagne du </w:t>
+      </w:r>
+      <w:r>
+        <w:rPr>
+          <w:highlight w:val="yellow"/>
+        </w:rPr>
+        <w:t xml:space="preserve">[date d’arrivée]</w:t>
+      </w:r>
+      <w:r>
+        <w:t xml:space="preserve"> au </w:t>
+      </w:r>
+      <w:r>
+        <w:rPr>
+          <w:highlight w:val="yellow"/>
+        </w:rPr>
+        <w:t xml:space="preserve">[date de fin du cours + 15 jours]</w:t>
+      </w:r>
+      <w:r>
+        <w:t xml:space="preserve">, sans avoir recours aux aides publiques.</w:t>
+      </w:r>
+    </w:p>
+    <w:p>
+      <w:pPr>
+        <w:spacing w:after="240" w:line="259"/>
+        <w:jc w:val="both"/>
+      </w:pPr>
+      <w:r>
+        <w:t xml:space="preserve">Cette prise en charge, d’un montant minimum de 700 € par mois, s’inscrit dans le cadre de son cours intensif de langue espagnole à l’école Estudio Sampere, </w:t>
+      </w:r>
+      <w:r>
+        <w:rPr>
+          <w:highlight w:val="yellow"/>
+        </w:rPr>
+        <w:t xml:space="preserve">[ville]</w:t>
+      </w:r>
+      <w:r>
+        <w:t xml:space="preserve"> (Espagne).</w:t>
+      </w:r>
+    </w:p>
+    <w:p>
+      <w:pPr>
+        <w:spacing w:after="480" w:line="259"/>
+        <w:jc w:val="both"/>
+      </w:pPr>
+      <w:r>
+        <w:t xml:space="preserve">Je déclare exercer la profession de </w:t>
+      </w:r>
+      <w:r>
+        <w:rPr>
+          <w:highlight w:val="yellow"/>
+        </w:rPr>
+        <w:t xml:space="preserve">[profession]</w:t>
+      </w:r>
+      <w:r>
+        <w:t xml:space="preserve"> au sein de </w:t>
+      </w:r>
+      <w:r>
+        <w:rPr>
+          <w:highlight w:val="yellow"/>
+        </w:rPr>
+        <w:t xml:space="preserve">[employeur]</w:t>
+      </w:r>
+      <w:r>
+        <w:t xml:space="preserve"> depuis le </w:t>
+      </w:r>
+      <w:r>
+        <w:rPr>
+          <w:highlight w:val="yellow"/>
+        </w:rPr>
+        <w:t xml:space="preserve">[date]</w:t>
+      </w:r>
+      <w:r>
+        <w:t xml:space="preserve"> et percevoir un revenu mensuel net de </w:t>
+      </w:r>
+      <w:r>
+        <w:rPr>
+          <w:highlight w:val="yellow"/>
+        </w:rPr>
+        <w:t xml:space="preserve">[montant]</w:t>
+      </w:r>
+      <w:r>
+        <w:t xml:space="preserve"> TND.</w:t>
+      </w:r>
+    </w:p>
+    <w:p>
+      <w:pPr>
+        <w:spacing w:after="720" w:line="259"/>
+        <w:jc w:val="right"/>
+      </w:pPr>
+      <w:r>
+        <w:t xml:space="preserve">Fait à </w:t>
+      </w:r>
+      <w:r>
+        <w:rPr>
+          <w:highlight w:val="yellow"/>
+        </w:rPr>
+        <w:t xml:space="preserve">[ville]</w:t>
+      </w:r>
+      <w:r>
+        <w:t xml:space="preserve">, le </w:t>
+      </w:r>
+      <w:r>
+        <w:rPr>
+          <w:highlight w:val="yellow"/>
+        </w:rPr>
+        <w:t xml:space="preserve">[date]</w:t>
+      </w:r>
+    </w:p>
+    <w:p>
+      <w:pPr>
+        <w:spacing w:after="100" w:line="259"/>
+      </w:pPr>
+      <w:r>
+        <w:t xml:space="preserve">Signature (à légaliser auprès de la Municipalité)</w:t>
+      </w:r>
+    </w:p>
+    <w:p>
+      <w:r>
+        <w:br w:type="page"/>
+      </w:r>
+    </w:p>
+    <w:p>
+      <w:pPr>
+        <w:pStyle w:val="Heading1"/>
+      </w:pPr>
+      <w:r>
+        <w:t xml:space="preserve">8. Certificat médical: text to give your doctor</w:t>
+      </w:r>
+    </w:p>
+    <w:p>
+      <w:pPr>
+        <w:pBdr>
+          <w:left w:val="single" w:color="1F4E79" w:sz="18" w:space="6"/>
+        </w:pBdr>
+        <w:shd w:fill="EEF3F8" w:val="clear"/>
+        <w:spacing w:after="160" w:before="60"/>
+        <w:ind w:left="120" w:right="120"/>
+      </w:pPr>
+      <w:r>
+        <w:rPr>
+          <w:color w:val="444444"/>
+          <w:sz w:val="20"/>
+          <w:szCs w:val="20"/>
+        </w:rPr>
+        <w:t xml:space="preserve">Issued less than 3 months before your appointment. From a private doctor it must be legalised by the Direction Régionale de la Santé of the doctor’s region (or get it from a public health centre). Then apostille and sworn Spanish translation. If BLS or your translator gives you their own model, use theirs.</w:t>
+      </w:r>
+    </w:p>
+    <w:p>
+      <w:pPr>
+        <w:spacing w:after="360" w:before="240"/>
+        <w:jc w:val="center"/>
+      </w:pPr>
+      <w:r>
+        <w:rPr>
+          <w:b/>
+          <w:bCs/>
+          <w:sz w:val="30"/>
+          <w:szCs w:val="30"/>
+        </w:rPr>
+        <w:t xml:space="preserve">CERTIFICAT MÉDICAL</w:t>
+      </w:r>
+    </w:p>
+    <w:p>
+      <w:pPr>
+        <w:spacing w:after="200" w:line="259"/>
+        <w:jc w:val="both"/>
+      </w:pPr>
+      <w:r>
+        <w:t xml:space="preserve">Je soussigné(e), Docteur </w:t>
+      </w:r>
+      <w:r>
+        <w:rPr>
+          <w:highlight w:val="yellow"/>
+        </w:rPr>
+        <w:t xml:space="preserve">[Nom du médecin]</w:t>
+      </w:r>
+      <w:r>
+        <w:t xml:space="preserve">, </w:t>
+      </w:r>
+      <w:r>
+        <w:rPr>
+          <w:highlight w:val="yellow"/>
+        </w:rPr>
+        <w:t xml:space="preserve">[spécialité]</w:t>
+      </w:r>
+      <w:r>
+        <w:t xml:space="preserve">, exerçant à </w:t>
+      </w:r>
+      <w:r>
+        <w:rPr>
+          <w:highlight w:val="yellow"/>
+        </w:rPr>
+        <w:t xml:space="preserve">[adresse du cabinet]</w:t>
+      </w:r>
+      <w:r>
+        <w:t xml:space="preserve">,</w:t>
+      </w:r>
+    </w:p>
+    <w:p>
+      <w:pPr>
+        <w:spacing w:after="200" w:line="259"/>
+        <w:jc w:val="both"/>
+      </w:pPr>
+      <w:r>
+        <w:t xml:space="preserve">certifie avoir examiné ce jour </w:t>
+      </w:r>
+      <w:r>
+        <w:rPr>
+          <w:highlight w:val="yellow"/>
+        </w:rPr>
+        <w:t xml:space="preserve">[M. / Mme]</w:t>
+      </w:r>
+      <w:r>
+        <w:t xml:space="preserve"> </w:t>
+      </w:r>
+      <w:r>
+        <w:rPr>
+          <w:highlight w:val="yellow"/>
+        </w:rPr>
+        <w:t xml:space="preserve">[Nom et prénom]</w:t>
+      </w:r>
+      <w:r>
+        <w:t xml:space="preserve">, né(e) le </w:t>
+      </w:r>
+      <w:r>
+        <w:rPr>
+          <w:highlight w:val="yellow"/>
+        </w:rPr>
+        <w:t xml:space="preserve">[date de naissance]</w:t>
+      </w:r>
+      <w:r>
+        <w:t xml:space="preserve"> à </w:t>
+      </w:r>
+      <w:r>
+        <w:rPr>
+          <w:highlight w:val="yellow"/>
+        </w:rPr>
+        <w:t xml:space="preserve">[lieu de naissance]</w:t>
+      </w:r>
+      <w:r>
+        <w:t xml:space="preserve">, titulaire du passeport n° </w:t>
+      </w:r>
+      <w:r>
+        <w:rPr>
+          <w:highlight w:val="yellow"/>
+        </w:rPr>
+        <w:t xml:space="preserve">[numéro]</w:t>
+      </w:r>
+      <w:r>
+        <w:t xml:space="preserve">,</w:t>
+      </w:r>
+    </w:p>
+    <w:p>
+      <w:pPr>
+        <w:spacing w:after="200" w:line="259"/>
+        <w:jc w:val="both"/>
+      </w:pPr>
+      <w:r>
+        <w:rPr>
+          <w:b/>
+          <w:bCs/>
+        </w:rPr>
+        <w:t xml:space="preserve">et atteste que l’intéressé(e) ne souffre d’aucune des maladies pouvant avoir des répercussions graves sur la santé publique, conformément aux dispositions du Règlement Sanitaire International de 2005.</w:t>
+      </w:r>
+    </w:p>
+    <w:p>
+      <w:pPr>
+        <w:spacing w:after="360" w:line="259"/>
+      </w:pPr>
+      <w:r>
+        <w:t xml:space="preserve">Certificat délivré à l’intéressé(e) pour servir et valoir ce que de droit.</w:t>
+      </w:r>
+    </w:p>
+    <w:p>
+      <w:pPr>
+        <w:spacing w:after="480" w:line="259"/>
+        <w:jc w:val="right"/>
+      </w:pPr>
+      <w:r>
+        <w:t xml:space="preserve">Fait à </w:t>
+      </w:r>
+      <w:r>
+        <w:rPr>
+          <w:highlight w:val="yellow"/>
+        </w:rPr>
+        <w:t xml:space="preserve">[ville]</w:t>
+      </w:r>
+      <w:r>
+        <w:t xml:space="preserve">, le </w:t>
+      </w:r>
+      <w:r>
+        <w:rPr>
+          <w:highlight w:val="yellow"/>
+        </w:rPr>
+        <w:t xml:space="preserve">[date]</w:t>
+      </w:r>
+    </w:p>
+    <w:p>
+      <w:pPr>
+        <w:spacing w:after="100" w:line="259"/>
+      </w:pPr>
+      <w:r>
+        <w:t xml:space="preserve">Signature et cachet du médecin</w:t>
+      </w:r>
+    </w:p>
+    <w:p>
+      <w:r>
+        <w:br w:type="page"/>
+      </w:r>
+    </w:p>
+    <w:p>
+      <w:pPr>
+        <w:pStyle w:val="Heading1"/>
+      </w:pPr>
+      <w:r>
+        <w:t xml:space="preserve">9. Email to Estudio Sampere: visa letter</w:t>
+      </w:r>
+    </w:p>
+    <w:p>
+      <w:pPr>
+        <w:pBdr>
+          <w:left w:val="single" w:color="1F4E79" w:sz="18" w:space="6"/>
+        </w:pBdr>
+        <w:shd w:fill="EEF3F8" w:val="clear"/>
+        <w:spacing w:after="160" w:before="60"/>
+        <w:ind w:left="120" w:right="120"/>
+      </w:pPr>
+      <w:r>
+        <w:rPr>
+          <w:color w:val="444444"/>
+          <w:sz w:val="20"/>
+          <w:szCs w:val="20"/>
+        </w:rPr>
+        <w:t xml:space="preserve">Send this after you have paid. The school’s letter proves you fit the legal category, so every point matters, especially the hours in 60-minute hours.</w:t>
+      </w:r>
+    </w:p>
+    <w:p>
+      <w:pPr>
+        <w:spacing w:after="100" w:line="259"/>
+      </w:pPr>
+      <w:r>
+        <w:rPr>
+          <w:b/>
+          <w:bCs/>
         </w:rPr>
         <w:t xml:space="preserve">Asunto:</w:t>
       </w:r>
@@ -8190,7 +12524,7 @@
         <w:spacing w:after="100" w:line="259"/>
       </w:pPr>
       <w:r>
-        <w:t xml:space="preserve">Estimados señores:</w:t>
+        <w:t xml:space="preserve">Estimado equipo de Estudio Sampere:</w:t>
       </w:r>
     </w:p>
     <w:p>
@@ -8235,7 +12569,7 @@
         <w:t xml:space="preserve">[referencia]</w:t>
       </w:r>
       <w:r>
-        <w:t xml:space="preserve">). Para solicitar mi visado nacional de estudios en la Embajada de España en Túnez, les agradecería que me enviaran una carta de admisión firmada y sellada que indique:</w:t>
+        <w:t xml:space="preserve">). Para solicitar mi visado nacional de estudios en la Embajada de España en Túnez, les agradecería que me enviaran una carta de admisión firmada y sellada en la que conste:</w:t>
       </w:r>
     </w:p>
     <w:p>
@@ -8283,7 +12617,7 @@
         <w:spacing w:after="60"/>
       </w:pPr>
       <w:r>
-        <w:t xml:space="preserve">Que el curso es intensivo, a tiempo completo y presencial, con el número de horas lectivas semanales.</w:t>
+        <w:t xml:space="preserve">Que el curso es intensivo, a tiempo completo y presencial, con el número de horas lectivas semanales expresado en horas de 60 minutos.</w:t>
       </w:r>
     </w:p>
     <w:p>
@@ -8318,7 +12652,7 @@
         <w:spacing w:after="60"/>
       </w:pPr>
       <w:r>
-        <w:t xml:space="preserve">Que la matrícula y el curso están pagados en su totalidad (importe y fecha de recepción).</w:t>
+        <w:t xml:space="preserve">Que el curso está pagado en su totalidad (importe y fecha de recepción).</w:t>
       </w:r>
     </w:p>
     <w:p>
@@ -8344,7 +12678,7 @@
         <w:spacing w:after="60"/>
       </w:pPr>
       <w:r>
-        <w:t xml:space="preserve">Si es posible, la preparación para el examen DELE incluida en el programa.</w:t>
+        <w:t xml:space="preserve">Si procede, que el programa incluye preparación para los exámenes SIELE o DELE.</w:t>
       </w:r>
     </w:p>
     <w:p>
@@ -8399,10 +12733,10 @@
     </w:p>
     <w:p>
       <w:pPr>
-        <w:pStyle w:val="Heading1"/>
-      </w:pPr>
-      <w:r>
-        <w:t xml:space="preserve">8. Email requesting an appointment</w:t>
+        <w:pStyle w:val="Heading2"/>
+      </w:pPr>
+      <w:r>
+        <w:t xml:space="preserve">9b. Email to Estudio Sampere: English translation</w:t>
       </w:r>
     </w:p>
     <w:p>
@@ -8420,37 +12754,25 @@
           <w:sz w:val="20"/>
           <w:szCs w:val="20"/>
         </w:rPr>
-        <w:t xml:space="preserve">According to the group, study-visa applicants email the embassy once their file is about 15 days from ready, attaching their passport and admission letter as PDFs. Confirm the right address with BLS first (info.tun@blshelpline.com).</w:t>
-      </w:r>
-    </w:p>
-    <w:p>
-      <w:pPr>
-        <w:spacing w:after="100" w:line="259"/>
-      </w:pPr>
+        <w:t xml:space="preserve">English translation, for your understanding only. </w:t>
+      </w:r>
       <w:r>
         <w:rPr>
           <w:b/>
           <w:bCs/>
-        </w:rPr>
-        <w:t xml:space="preserve">Objet :</w:t>
-      </w:r>
-      <w:r>
-        <w:t xml:space="preserve"> Rendez-vous visa d’étude (long séjour) – </w:t>
-      </w:r>
-      <w:r>
-        <w:rPr>
-          <w:highlight w:val="yellow"/>
-        </w:rPr>
-        <w:t xml:space="preserve">[Nom et prénom]</w:t>
-      </w:r>
-      <w:r>
-        <w:t xml:space="preserve"> – Passeport </w:t>
-      </w:r>
-      <w:r>
-        <w:rPr>
-          <w:highlight w:val="yellow"/>
-        </w:rPr>
-        <w:t xml:space="preserve">[numéro]</w:t>
+          <w:color w:val="444444"/>
+          <w:sz w:val="20"/>
+          <w:szCs w:val="20"/>
+        </w:rPr>
+        <w:t xml:space="preserve">Do not print or submit this page.</w:t>
+      </w:r>
+      <w:r>
+        <w:rPr>
+          <w:color w:val="444444"/>
+          <w:sz w:val="20"/>
+          <w:szCs w:val="20"/>
+        </w:rPr>
+        <w:t xml:space="preserve"> The Spanish page before it is the one you submit.</w:t>
       </w:r>
     </w:p>
     <w:p>
@@ -8458,7 +12780,37 @@
         <w:spacing w:after="100" w:line="259"/>
       </w:pPr>
       <w:r>
-        <w:t xml:space="preserve">Madame, Monsieur,</w:t>
+        <w:rPr>
+          <w:b/>
+          <w:bCs/>
+        </w:rPr>
+        <w:t xml:space="preserve">Subject:</w:t>
+      </w:r>
+      <w:r>
+        <w:t xml:space="preserve"> Admission letter for a study visa – </w:t>
+      </w:r>
+      <w:r>
+        <w:rPr>
+          <w:highlight w:val="yellow"/>
+        </w:rPr>
+        <w:t xml:space="preserve">[Full name]</w:t>
+      </w:r>
+      <w:r>
+        <w:t xml:space="preserve"> – Intensive course </w:t>
+      </w:r>
+      <w:r>
+        <w:rPr>
+          <w:highlight w:val="yellow"/>
+        </w:rPr>
+        <w:t xml:space="preserve">[start date]</w:t>
+      </w:r>
+    </w:p>
+    <w:p>
+      <w:pPr>
+        <w:spacing w:after="100" w:line="259"/>
+      </w:pPr>
+      <w:r>
+        <w:t xml:space="preserve">Dear Estudio Sampere team,</w:t>
       </w:r>
     </w:p>
     <w:p>
@@ -8467,7 +12819,276 @@
         <w:jc w:val="both"/>
       </w:pPr>
       <w:r>
-        <w:t xml:space="preserve">Je m’appelle </w:t>
+        <w:t xml:space="preserve">I have paid for the intensive Spanish course at your </w:t>
+      </w:r>
+      <w:r>
+        <w:rPr>
+          <w:highlight w:val="yellow"/>
+        </w:rPr>
+        <w:t xml:space="preserve">[city]</w:t>
+      </w:r>
+      <w:r>
+        <w:t xml:space="preserve"> centre from </w:t>
+      </w:r>
+      <w:r>
+        <w:rPr>
+          <w:highlight w:val="yellow"/>
+        </w:rPr>
+        <w:t xml:space="preserve">[start date]</w:t>
+      </w:r>
+      <w:r>
+        <w:t xml:space="preserve"> to </w:t>
+      </w:r>
+      <w:r>
+        <w:rPr>
+          <w:highlight w:val="yellow"/>
+        </w:rPr>
+        <w:t xml:space="preserve">[end date]</w:t>
+      </w:r>
+      <w:r>
+        <w:t xml:space="preserve"> (payment reference: </w:t>
+      </w:r>
+      <w:r>
+        <w:rPr>
+          <w:highlight w:val="yellow"/>
+        </w:rPr>
+        <w:t xml:space="preserve">[reference]</w:t>
+      </w:r>
+      <w:r>
+        <w:t xml:space="preserve">). To apply for my national study visa at the Embassy of Spain in Tunis, I would be grateful if you could send me a signed and stamped admission letter stating:</w:t>
+      </w:r>
+    </w:p>
+    <w:p>
+      <w:pPr>
+        <w:pStyle w:val="ListParagraph"/>
+        <w:numPr>
+          <w:ilvl w:val="0"/>
+          <w:numId w:val="2"/>
+        </w:numPr>
+        <w:spacing w:after="60"/>
+      </w:pPr>
+      <w:r>
+        <w:t xml:space="preserve">My full name, date of birth and passport number (</w:t>
+      </w:r>
+      <w:r>
+        <w:rPr>
+          <w:highlight w:val="yellow"/>
+        </w:rPr>
+        <w:t xml:space="preserve">[number]</w:t>
+      </w:r>
+      <w:r>
+        <w:t xml:space="preserve">).</w:t>
+      </w:r>
+    </w:p>
+    <w:p>
+      <w:pPr>
+        <w:pStyle w:val="ListParagraph"/>
+        <w:numPr>
+          <w:ilvl w:val="0"/>
+          <w:numId w:val="2"/>
+        </w:numPr>
+        <w:spacing w:after="60"/>
+      </w:pPr>
+      <w:r>
+        <w:t xml:space="preserve">The exact start and end dates of the course.</w:t>
+      </w:r>
+    </w:p>
+    <w:p>
+      <w:pPr>
+        <w:pStyle w:val="ListParagraph"/>
+        <w:numPr>
+          <w:ilvl w:val="0"/>
+          <w:numId w:val="2"/>
+        </w:numPr>
+        <w:spacing w:after="60"/>
+      </w:pPr>
+      <w:r>
+        <w:t xml:space="preserve">That the course is intensive, full-time and in person, with the number of teaching hours per week expressed in 60-minute hours.</w:t>
+      </w:r>
+    </w:p>
+    <w:p>
+      <w:pPr>
+        <w:pStyle w:val="ListParagraph"/>
+        <w:numPr>
+          <w:ilvl w:val="0"/>
+          <w:numId w:val="2"/>
+        </w:numPr>
+        <w:spacing w:after="60"/>
+      </w:pPr>
+      <w:r>
+        <w:t xml:space="preserve">That Estudio Sampere </w:t>
+      </w:r>
+      <w:r>
+        <w:rPr>
+          <w:highlight w:val="yellow"/>
+        </w:rPr>
+        <w:t xml:space="preserve">[city]</w:t>
+      </w:r>
+      <w:r>
+        <w:t xml:space="preserve"> is a centre accredited by Instituto Cervantes.</w:t>
+      </w:r>
+    </w:p>
+    <w:p>
+      <w:pPr>
+        <w:pStyle w:val="ListParagraph"/>
+        <w:numPr>
+          <w:ilvl w:val="0"/>
+          <w:numId w:val="2"/>
+        </w:numPr>
+        <w:spacing w:after="60"/>
+      </w:pPr>
+      <w:r>
+        <w:t xml:space="preserve">That the course has been paid in full (amount and date received).</w:t>
+      </w:r>
+    </w:p>
+    <w:p>
+      <w:pPr>
+        <w:pStyle w:val="ListParagraph"/>
+        <w:numPr>
+          <w:ilvl w:val="0"/>
+          <w:numId w:val="2"/>
+        </w:numPr>
+        <w:spacing w:after="60"/>
+      </w:pPr>
+      <w:r>
+        <w:t xml:space="preserve">Where applicable, the details of accommodation booked through the school (address, dates and payment confirmation).</w:t>
+      </w:r>
+    </w:p>
+    <w:p>
+      <w:pPr>
+        <w:pStyle w:val="ListParagraph"/>
+        <w:numPr>
+          <w:ilvl w:val="0"/>
+          <w:numId w:val="2"/>
+        </w:numPr>
+        <w:spacing w:after="60"/>
+      </w:pPr>
+      <w:r>
+        <w:t xml:space="preserve">If applicable, that the programme includes preparation for the SIELE or DELE exams.</w:t>
+      </w:r>
+    </w:p>
+    <w:p>
+      <w:pPr>
+        <w:spacing w:after="100" w:line="259"/>
+      </w:pPr>
+      <w:r>
+        <w:t xml:space="preserve">Many thanks in advance.</w:t>
+      </w:r>
+    </w:p>
+    <w:p>
+      <w:pPr>
+        <w:spacing w:after="120" w:line="259"/>
+      </w:pPr>
+      <w:r>
+        <w:t xml:space="preserve">Kind regards,</w:t>
+      </w:r>
+    </w:p>
+    <w:p>
+      <w:pPr>
+        <w:spacing w:after="100" w:line="259"/>
+      </w:pPr>
+      <w:r>
+        <w:rPr>
+          <w:highlight w:val="yellow"/>
+        </w:rPr>
+        <w:t xml:space="preserve">[Full name]</w:t>
+      </w:r>
+      <w:r>
+        <w:t xml:space="preserve"> · </w:t>
+      </w:r>
+      <w:r>
+        <w:rPr>
+          <w:highlight w:val="yellow"/>
+        </w:rPr>
+        <w:t xml:space="preserve">[phone]</w:t>
+      </w:r>
+      <w:r>
+        <w:t xml:space="preserve"> · </w:t>
+      </w:r>
+      <w:r>
+        <w:rPr>
+          <w:highlight w:val="yellow"/>
+        </w:rPr>
+        <w:t xml:space="preserve">[email]</w:t>
+      </w:r>
+    </w:p>
+    <w:p>
+      <w:r>
+        <w:br w:type="page"/>
+      </w:r>
+    </w:p>
+    <w:p>
+      <w:pPr>
+        <w:pStyle w:val="Heading1"/>
+      </w:pPr>
+      <w:r>
+        <w:t xml:space="preserve">10. Email requesting an appointment</w:t>
+      </w:r>
+    </w:p>
+    <w:p>
+      <w:pPr>
+        <w:pBdr>
+          <w:left w:val="single" w:color="1F4E79" w:sz="18" w:space="6"/>
+        </w:pBdr>
+        <w:shd w:fill="EEF3F8" w:val="clear"/>
+        <w:spacing w:after="160" w:before="60"/>
+        <w:ind w:left="120" w:right="120"/>
+      </w:pPr>
+      <w:r>
+        <w:rPr>
+          <w:color w:val="444444"/>
+          <w:sz w:val="20"/>
+          <w:szCs w:val="20"/>
+        </w:rPr>
+        <w:t xml:space="preserve">Send to </w:t>
+      </w:r>
+      <w:r>
+        <w:rPr>
+          <w:b/>
+          <w:bCs/>
+          <w:color w:val="444444"/>
+          <w:sz w:val="20"/>
+          <w:szCs w:val="20"/>
+        </w:rPr>
+        <w:t xml:space="preserve">emb.tunez.cit@maec.es</w:t>
+      </w:r>
+      <w:r>
+        <w:rPr>
+          <w:color w:val="444444"/>
+          <w:sz w:val="20"/>
+          <w:szCs w:val="20"/>
+        </w:rPr>
+        <w:t xml:space="preserve">, the address the embassy’s contact page lists for national-visa appointment requests. Send it when your file is about 15 days from ready, and state the date it will be complete.</w:t>
+      </w:r>
+    </w:p>
+    <w:p>
+      <w:pPr>
+        <w:spacing w:after="100" w:line="259"/>
+      </w:pPr>
+      <w:r>
+        <w:rPr>
+          <w:b/>
+          <w:bCs/>
+        </w:rPr>
+        <w:t xml:space="preserve">À :</w:t>
+      </w:r>
+      <w:r>
+        <w:t xml:space="preserve"> emb.tunez.cit@maec.es</w:t>
+      </w:r>
+    </w:p>
+    <w:p>
+      <w:pPr>
+        <w:spacing w:after="100" w:line="259"/>
+      </w:pPr>
+      <w:r>
+        <w:rPr>
+          <w:b/>
+          <w:bCs/>
+        </w:rPr>
+        <w:t xml:space="preserve">Objet :</w:t>
+      </w:r>
+      <w:r>
+        <w:t xml:space="preserve"> Demande de rendez-vous – Visa national d’études – </w:t>
       </w:r>
       <w:r>
         <w:rPr>
@@ -8476,7 +13097,7 @@
         <w:t xml:space="preserve">[Nom et prénom]</w:t>
       </w:r>
       <w:r>
-        <w:t xml:space="preserve">, titulaire du passeport n° </w:t>
+        <w:t xml:space="preserve"> – Passeport n° </w:t>
       </w:r>
       <w:r>
         <w:rPr>
@@ -8484,35 +13105,13 @@
         </w:rPr>
         <w:t xml:space="preserve">[numéro]</w:t>
       </w:r>
-      <w:r>
-        <w:t xml:space="preserve">. J’ai été admis(e) à un cours intensif de langue espagnole à Estudio Sampere (</w:t>
-      </w:r>
-      <w:r>
-        <w:rPr>
-          <w:highlight w:val="yellow"/>
-        </w:rPr>
-        <w:t xml:space="preserve">[ville]</w:t>
-      </w:r>
-      <w:r>
-        <w:t xml:space="preserve">), centre accrédité par l’Instituto Cervantes, du </w:t>
-      </w:r>
-      <w:r>
-        <w:rPr>
-          <w:highlight w:val="yellow"/>
-        </w:rPr>
-        <w:t xml:space="preserve">[date de début]</w:t>
-      </w:r>
-      <w:r>
-        <w:t xml:space="preserve"> au </w:t>
-      </w:r>
-      <w:r>
-        <w:rPr>
-          <w:highlight w:val="yellow"/>
-        </w:rPr>
-        <w:t xml:space="preserve">[date de fin]</w:t>
-      </w:r>
-      <w:r>
-        <w:t xml:space="preserve">.</w:t>
+    </w:p>
+    <w:p>
+      <w:pPr>
+        <w:spacing w:after="100" w:line="259"/>
+      </w:pPr>
+      <w:r>
+        <w:t xml:space="preserve">Madame, Monsieur,</w:t>
       </w:r>
     </w:p>
     <w:p>
@@ -8521,15 +13120,61 @@
         <w:jc w:val="both"/>
       </w:pPr>
       <w:r>
-        <w:t xml:space="preserve">Je vous contacte afin de demander un rendez-vous pour déposer ma demande de visa national d’études. Mon dossier est complet (traductions et apostilles comprises).</w:t>
+        <w:t xml:space="preserve">Titulaire du passeport n° </w:t>
+      </w:r>
+      <w:r>
+        <w:rPr>
+          <w:highlight w:val="yellow"/>
+        </w:rPr>
+        <w:t xml:space="preserve">[numéro]</w:t>
+      </w:r>
+      <w:r>
+        <w:t xml:space="preserve">, je suis inscrit(e) à un cours intensif de langue espagnole à l’école Estudio Sampere de </w:t>
+      </w:r>
+      <w:r>
+        <w:rPr>
+          <w:highlight w:val="yellow"/>
+        </w:rPr>
+        <w:t xml:space="preserve">[ville]</w:t>
+      </w:r>
+      <w:r>
+        <w:t xml:space="preserve">, centre accrédité par l’Instituto Cervantes, du </w:t>
+      </w:r>
+      <w:r>
+        <w:rPr>
+          <w:highlight w:val="yellow"/>
+        </w:rPr>
+        <w:t xml:space="preserve">[date]</w:t>
+      </w:r>
+      <w:r>
+        <w:t xml:space="preserve"> au </w:t>
+      </w:r>
+      <w:r>
+        <w:rPr>
+          <w:highlight w:val="yellow"/>
+        </w:rPr>
+        <w:t xml:space="preserve">[date]</w:t>
+      </w:r>
+      <w:r>
+        <w:t xml:space="preserve">.</w:t>
       </w:r>
     </w:p>
     <w:p>
       <w:pPr>
         <w:spacing w:after="100" w:line="259"/>
-      </w:pPr>
-      <w:r>
-        <w:t xml:space="preserve">Vous trouverez ci-joint mon passeport et ma lettre d’admission au format PDF.</w:t>
+        <w:jc w:val="both"/>
+      </w:pPr>
+      <w:r>
+        <w:t xml:space="preserve">Je souhaiterais obtenir un rendez-vous afin de déposer ma demande de visa national d’études. Mon dossier sera complet, traductions et apostilles comprises, à partir du </w:t>
+      </w:r>
+      <w:r>
+        <w:rPr>
+          <w:highlight w:val="yellow"/>
+        </w:rPr>
+        <w:t xml:space="preserve">[date]</w:t>
+      </w:r>
+      <w:r>
+        <w:t xml:space="preserve">.</w:t>
       </w:r>
     </w:p>
     <w:p>
@@ -8537,15 +13182,15 @@
         <w:spacing w:after="100" w:line="259"/>
       </w:pPr>
       <w:r>
-        <w:t xml:space="preserve">Je vous remercie par avance et reste à votre disposition.</w:t>
-      </w:r>
-    </w:p>
-    <w:p>
-      <w:pPr>
-        <w:spacing w:after="120" w:line="259"/>
-      </w:pPr>
-      <w:r>
-        <w:t xml:space="preserve">Cordialement,</w:t>
+        <w:t xml:space="preserve">Vous trouverez ci-joint la copie de mon passeport et ma lettre d’admission.</w:t>
+      </w:r>
+    </w:p>
+    <w:p>
+      <w:pPr>
+        <w:spacing w:after="160" w:line="259"/>
+      </w:pPr>
+      <w:r>
+        <w:t xml:space="preserve">Je vous prie d’agréer, Madame, Monsieur, l’expression de mes salutations distinguées.</w:t>
       </w:r>
     </w:p>
     <w:p>
@@ -8585,17 +13230,17 @@
         <w:rPr>
           <w:b/>
           <w:bCs/>
-          <w:sz w:val="20"/>
-          <w:szCs w:val="20"/>
+          <w:sz w:val="18"/>
+          <w:szCs w:val="18"/>
         </w:rPr>
         <w:t xml:space="preserve">Pièces jointes :</w:t>
       </w:r>
       <w:r>
         <w:rPr>
-          <w:sz w:val="20"/>
-          <w:szCs w:val="20"/>
-        </w:rPr>
-        <w:t xml:space="preserve"> passeport.pdf, lettre_admission_sampere.pdf</w:t>
+          <w:sz w:val="18"/>
+          <w:szCs w:val="18"/>
+        </w:rPr>
+        <w:t xml:space="preserve"> copie_passeport.pdf, lettre_admission_sampere.pdf</w:t>
       </w:r>
     </w:p>
     <w:p>
@@ -8608,7 +13253,7 @@
         <w:pStyle w:val="Heading1"/>
       </w:pPr>
       <w:r>
-        <w:t xml:space="preserve">9. Interview preparation and final check</w:t>
+        <w:t xml:space="preserve">11. Interview preparation and final check</w:t>
       </w:r>
     </w:p>
     <w:p>
@@ -8616,7 +13261,7 @@
         <w:spacing w:after="100" w:line="259"/>
       </w:pPr>
       <w:r>
-        <w:t xml:space="preserve">Interviews are rare, but if you get one, your answers must match your documents exactly. Keep each answer short: 2 or 3 sentences. Practise answering questions 1, 2 and 11 in Spanish.</w:t>
+        <w:t xml:space="preserve">Language-course files are more likely to be called in. Your answers must match your documents exactly. Keep each answer to 2 or 3 sentences, and practise questions 1, 2, 12 and 13 in Spanish.</w:t>
       </w:r>
     </w:p>
     <w:tbl>
@@ -8761,7 +13406,7 @@
                 <w:sz w:val="19"/>
                 <w:szCs w:val="19"/>
               </w:rPr>
-              <w:t xml:space="preserve">The named master’s programmes, and why that field and that university (a concrete reason).</w:t>
+              <w:t xml:space="preserve">The named master’s, and a concrete reason for that field and that university.</w:t>
             </w:r>
           </w:p>
         </w:tc>
@@ -8821,7 +13466,7 @@
                 <w:sz w:val="19"/>
                 <w:szCs w:val="19"/>
               </w:rPr>
-              <w:t xml:space="preserve">The programmes require B2; your current level is </w:t>
+              <w:t xml:space="preserve">The master’s requires B2; your certified level is </w:t>
             </w:r>
             <w:r>
               <w:rPr>
@@ -8836,7 +13481,7 @@
                 <w:sz w:val="19"/>
                 <w:szCs w:val="19"/>
               </w:rPr>
-              <w:t xml:space="preserve">; the course is the step that gets you there, not the goal.</w:t>
+              <w:t xml:space="preserve">; the course is the step that gets you there.</w:t>
             </w:r>
           </w:p>
         </w:tc>
@@ -8896,7 +13541,7 @@
                 <w:sz w:val="19"/>
                 <w:szCs w:val="19"/>
               </w:rPr>
-              <w:t xml:space="preserve">Cervantes accreditation, DELE preparation, and your personal reason.</w:t>
+              <w:t xml:space="preserve">Cervantes accreditation, exam preparation, and your personal reason for the campus.</w:t>
             </w:r>
           </w:p>
         </w:tc>
@@ -8956,7 +13601,7 @@
                 <w:sz w:val="19"/>
                 <w:szCs w:val="19"/>
               </w:rPr>
-              <w:t xml:space="preserve">The exact figures from the school letter.</w:t>
+              <w:t xml:space="preserve">The exact figures from the school letter, in 60-minute hours.</w:t>
             </w:r>
           </w:p>
         </w:tc>
@@ -9016,7 +13661,7 @@
                 <w:sz w:val="19"/>
                 <w:szCs w:val="19"/>
               </w:rPr>
-              <w:t xml:space="preserve">Names, and the language requirement you printed.</w:t>
+              <w:t xml:space="preserve">Names, pre-registration number or coordinator email, and the language requirement.</w:t>
             </w:r>
           </w:p>
         </w:tc>
@@ -9196,7 +13841,37 @@
                 <w:sz w:val="19"/>
                 <w:szCs w:val="19"/>
               </w:rPr>
-              <w:t xml:space="preserve">DELE exam → master’s admission → return to Tunisia to apply for the master’s visa.</w:t>
+              <w:t xml:space="preserve">SIELE/DELE → admission → master’s permit application before </w:t>
+            </w:r>
+            <w:r>
+              <w:rPr>
+                <w:sz w:val="19"/>
+                <w:szCs w:val="19"/>
+                <w:highlight w:val="yellow"/>
+              </w:rPr>
+              <w:t xml:space="preserve">[date]</w:t>
+            </w:r>
+            <w:r>
+              <w:rPr>
+                <w:sz w:val="19"/>
+                <w:szCs w:val="19"/>
+              </w:rPr>
+              <w:t xml:space="preserve"> (from Spain or Tunis); if not admitted, return on </w:t>
+            </w:r>
+            <w:r>
+              <w:rPr>
+                <w:sz w:val="19"/>
+                <w:szCs w:val="19"/>
+                <w:highlight w:val="yellow"/>
+              </w:rPr>
+              <w:t xml:space="preserve">[date]</w:t>
+            </w:r>
+            <w:r>
+              <w:rPr>
+                <w:sz w:val="19"/>
+                <w:szCs w:val="19"/>
+              </w:rPr>
+              <w:t xml:space="preserve">.</w:t>
             </w:r>
           </w:p>
         </w:tc>
@@ -9316,7 +13991,7 @@
                 <w:sz w:val="19"/>
                 <w:szCs w:val="19"/>
               </w:rPr>
-              <w:t xml:space="preserve">The truthful answer.</w:t>
+              <w:t xml:space="preserve">The truthful answer. Hiding it counts as bad faith.</w:t>
             </w:r>
           </w:p>
         </w:tc>
@@ -9347,7 +14022,127 @@
                 <w:sz w:val="19"/>
                 <w:szCs w:val="19"/>
               </w:rPr>
-              <w:t xml:space="preserve">11. ¿Puede presentarse en español?</w:t>
+              <w:t xml:space="preserve">11. Avez-vous déjà eu un refus de visa ?</w:t>
+            </w:r>
+          </w:p>
+        </w:tc>
+        <w:tc>
+          <w:tcPr>
+            <w:tcW w:type="dxa" w:w="5638"/>
+            <w:tcBorders>
+              <w:top w:val="single" w:color="BFBFBF" w:sz="4"/>
+              <w:left w:val="single" w:color="BFBFBF" w:sz="4"/>
+              <w:bottom w:val="single" w:color="BFBFBF" w:sz="4"/>
+              <w:right w:val="single" w:color="BFBFBF" w:sz="4"/>
+            </w:tcBorders>
+            <w:tcMar>
+              <w:top w:type="dxa" w:w="60"/>
+              <w:left w:type="dxa" w:w="100"/>
+              <w:bottom w:type="dxa" w:w="60"/>
+              <w:right w:type="dxa" w:w="100"/>
+            </w:tcMar>
+          </w:tcPr>
+          <w:p>
+            <w:pPr>
+              <w:jc w:val="left"/>
+            </w:pPr>
+            <w:r>
+              <w:rPr>
+                <w:sz w:val="19"/>
+                <w:szCs w:val="19"/>
+              </w:rPr>
+              <w:t xml:space="preserve">The truthful answer, and what has changed since.</w:t>
+            </w:r>
+          </w:p>
+        </w:tc>
+      </w:tr>
+      <w:tr>
+        <w:tc>
+          <w:tcPr>
+            <w:tcW w:type="dxa" w:w="4000"/>
+            <w:tcBorders>
+              <w:top w:val="single" w:color="BFBFBF" w:sz="4"/>
+              <w:left w:val="single" w:color="BFBFBF" w:sz="4"/>
+              <w:bottom w:val="single" w:color="BFBFBF" w:sz="4"/>
+              <w:right w:val="single" w:color="BFBFBF" w:sz="4"/>
+            </w:tcBorders>
+            <w:tcMar>
+              <w:top w:type="dxa" w:w="60"/>
+              <w:left w:type="dxa" w:w="100"/>
+              <w:bottom w:type="dxa" w:w="60"/>
+              <w:right w:type="dxa" w:w="100"/>
+            </w:tcMar>
+          </w:tcPr>
+          <w:p>
+            <w:pPr>
+              <w:jc w:val="left"/>
+            </w:pPr>
+            <w:r>
+              <w:rPr>
+                <w:sz w:val="19"/>
+                <w:szCs w:val="19"/>
+              </w:rPr>
+              <w:t xml:space="preserve">12. Pourquoi ne pas apprendre l’espagnol à l’Institut Cervantes de Tunis ?</w:t>
+            </w:r>
+          </w:p>
+        </w:tc>
+        <w:tc>
+          <w:tcPr>
+            <w:tcW w:type="dxa" w:w="5638"/>
+            <w:tcBorders>
+              <w:top w:val="single" w:color="BFBFBF" w:sz="4"/>
+              <w:left w:val="single" w:color="BFBFBF" w:sz="4"/>
+              <w:bottom w:val="single" w:color="BFBFBF" w:sz="4"/>
+              <w:right w:val="single" w:color="BFBFBF" w:sz="4"/>
+            </w:tcBorders>
+            <w:tcMar>
+              <w:top w:type="dxa" w:w="60"/>
+              <w:left w:type="dxa" w:w="100"/>
+              <w:bottom w:type="dxa" w:w="60"/>
+              <w:right w:type="dxa" w:w="100"/>
+            </w:tcMar>
+          </w:tcPr>
+          <w:p>
+            <w:pPr>
+              <w:jc w:val="left"/>
+            </w:pPr>
+            <w:r>
+              <w:rPr>
+                <w:sz w:val="19"/>
+                <w:szCs w:val="19"/>
+              </w:rPr>
+              <w:t xml:space="preserve">Your true reason from Part 2, item 8: hours per week, immersion, hours already done in Tunis.</w:t>
+            </w:r>
+          </w:p>
+        </w:tc>
+      </w:tr>
+      <w:tr>
+        <w:tc>
+          <w:tcPr>
+            <w:tcW w:type="dxa" w:w="4000"/>
+            <w:tcBorders>
+              <w:top w:val="single" w:color="BFBFBF" w:sz="4"/>
+              <w:left w:val="single" w:color="BFBFBF" w:sz="4"/>
+              <w:bottom w:val="single" w:color="BFBFBF" w:sz="4"/>
+              <w:right w:val="single" w:color="BFBFBF" w:sz="4"/>
+            </w:tcBorders>
+            <w:tcMar>
+              <w:top w:type="dxa" w:w="60"/>
+              <w:left w:type="dxa" w:w="100"/>
+              <w:bottom w:type="dxa" w:w="60"/>
+              <w:right w:type="dxa" w:w="100"/>
+            </w:tcMar>
+          </w:tcPr>
+          <w:p>
+            <w:pPr>
+              <w:jc w:val="left"/>
+            </w:pPr>
+            <w:r>
+              <w:rPr>
+                <w:sz w:val="19"/>
+                <w:szCs w:val="19"/>
+              </w:rPr>
+              <w:t xml:space="preserve">13. ¿Puede presentarse en español?</w:t>
             </w:r>
           </w:p>
         </w:tc>
@@ -9424,7 +14219,7 @@
         <w:t xml:space="preserve">☐  </w:t>
       </w:r>
       <w:r>
-        <w:t xml:space="preserve">The dates match on the form, school letter, insurance, sponsorship letter, and the accommodation and flight reservations if I include them.</w:t>
+        <w:t xml:space="preserve">Course dates are on the school letter; stay dates (arrival → course end + 15 days) are on the form, insurance, sponsorship letter, accommodation and flight.</w:t>
       </w:r>
     </w:p>
     <w:p>
@@ -9440,7 +14235,7 @@
         <w:t xml:space="preserve">☐  </w:t>
       </w:r>
       <w:r>
-        <w:t xml:space="preserve">The insurance covers from my arrival until at least 15 days after the course ends.</w:t>
+        <w:t xml:space="preserve">The blocked amount is at least 700 € × months of stay, plus the trip home and any unpaid fees.</w:t>
       </w:r>
     </w:p>
     <w:p>
@@ -9456,7 +14251,7 @@
         <w:t xml:space="preserve">☐  </w:t>
       </w:r>
       <w:r>
-        <w:t xml:space="preserve">The blocked amount is at least 700 € × months, plus any unpaid fees.</w:t>
+        <w:t xml:space="preserve">The bank statements show no unexplained recent deposit, or I have proof of its source.</w:t>
       </w:r>
     </w:p>
     <w:p>
@@ -9472,7 +14267,7 @@
         <w:t xml:space="preserve">☐  </w:t>
       </w:r>
       <w:r>
-        <w:t xml:space="preserve">The bank statements show no unexplained recent deposit (or I have proof of its source).</w:t>
+        <w:t xml:space="preserve">Every Tunisian public document has its apostille; every non-Spanish document has a sworn translation that includes the apostille.</w:t>
       </w:r>
     </w:p>
     <w:p>
@@ -9488,7 +14283,7 @@
         <w:t xml:space="preserve">☐  </w:t>
       </w:r>
       <w:r>
-        <w:t xml:space="preserve">Every Tunisian public document has its apostille and sworn Spanish translation.</w:t>
+        <w:t xml:space="preserve">Medical certificate, birth certificate, B3, payslips, attestation de travail and blocking certificate are less than 3 months old.</w:t>
       </w:r>
     </w:p>
     <w:p>
@@ -9504,7 +14299,7 @@
         <w:t xml:space="preserve">☐  </w:t>
       </w:r>
       <w:r>
-        <w:t xml:space="preserve">The medical certificate, birth certificate, payslips and attestation de travail are less than 3 months old.</w:t>
+        <w:t xml:space="preserve">My passport was issued less than 10 years ago and is valid for at least 1 year.</w:t>
       </w:r>
     </w:p>
     <w:p>
@@ -9520,7 +14315,7 @@
         <w:t xml:space="preserve">☐  </w:t>
       </w:r>
       <w:r>
-        <w:t xml:space="preserve">I have the attestation de non-boursier.</w:t>
+        <w:t xml:space="preserve">I have proof of the master’s and a certificate of my current Spanish level.</w:t>
       </w:r>
     </w:p>
     <w:p>
@@ -9536,7 +14331,7 @@
         <w:t xml:space="preserve">☐  </w:t>
       </w:r>
       <w:r>
-        <w:t xml:space="preserve">The school letter says: in person, full-time, X hours a week, and Centro acreditado por el Instituto Cervantes.</w:t>
+        <w:t xml:space="preserve">The school letter says: in person, full-time, X hours a week in 60-minute hours, Centro acreditado por el Instituto Cervantes, paid in full.</w:t>
       </w:r>
     </w:p>
     <w:p>
@@ -9552,7 +14347,7 @@
         <w:t xml:space="preserve">☐  </w:t>
       </w:r>
       <w:r>
-        <w:t xml:space="preserve">Each item is stacked: original → copy → translation → copy.</w:t>
+        <w:t xml:space="preserve">The insurance is from an insurer authorised in Spain, with SNS-equivalent cover and no co-payment or waiting period.</w:t>
       </w:r>
     </w:p>
     <w:p>
@@ -9568,7 +14363,23 @@
         <w:t xml:space="preserve">☐  </w:t>
       </w:r>
       <w:r>
-        <w:t xml:space="preserve">I am submitting at least 2 months before the course starts.</w:t>
+        <w:t xml:space="preserve">Each item is stacked: original → copy → translation → copy.</w:t>
+      </w:r>
+    </w:p>
+    <w:p>
+      <w:pPr>
+        <w:spacing w:after="80"/>
+        <w:ind w:left="360" w:hanging="360"/>
+      </w:pPr>
+      <w:r>
+        <w:rPr>
+          <w:sz w:val="24"/>
+          <w:szCs w:val="24"/>
+        </w:rPr>
+        <w:t xml:space="preserve">☐  </w:t>
+      </w:r>
+      <w:r>
+        <w:t xml:space="preserve">I am submitting at least 2 months before the course starts, and I know I must apply for a TIE within 1 month of arriving if my stay exceeds 6 months.</w:t>
       </w:r>
     </w:p>
     <w:p>
@@ -9851,6 +14662,30 @@
       </w:pPr>
     </w:lvl>
   </w:abstractNum>
+  <w:abstractNum w:abstractNumId="6" w15:restartNumberingAfterBreak="0">
+    <w:multiLevelType w:val="hybridMultilevel"/>
+    <w:lvl w:ilvl="0" w15:tentative="1">
+      <w:start w:val="1"/>
+      <w:numFmt w:val="decimal"/>
+      <w:lvlText w:val="%1."/>
+      <w:lvlJc w:val="left"/>
+      <w:pPr>
+        <w:ind w:left="540" w:hanging="360"/>
+      </w:pPr>
+    </w:lvl>
+  </w:abstractNum>
+  <w:abstractNum w:abstractNumId="7" w15:restartNumberingAfterBreak="0">
+    <w:multiLevelType w:val="hybridMultilevel"/>
+    <w:lvl w:ilvl="0" w15:tentative="1">
+      <w:start w:val="1"/>
+      <w:numFmt w:val="decimal"/>
+      <w:lvlText w:val="%1."/>
+      <w:lvlJc w:val="left"/>
+      <w:pPr>
+        <w:ind w:left="540" w:hanging="360"/>
+      </w:pPr>
+    </w:lvl>
+  </w:abstractNum>
   <w:num w:numId="1">
     <w:abstractNumId w:val="1"/>
     <w:lvlOverride w:ilvl="0">
@@ -9876,7 +14711,19 @@
     </w:lvlOverride>
   </w:num>
   <w:num w:numId="5">
+    <w:abstractNumId w:val="7"/>
+    <w:lvlOverride w:ilvl="0">
+      <w:startOverride w:val="1"/>
+    </w:lvlOverride>
+  </w:num>
+  <w:num w:numId="6">
     <w:abstractNumId w:val="5"/>
+    <w:lvlOverride w:ilvl="0">
+      <w:startOverride w:val="1"/>
+    </w:lvlOverride>
+  </w:num>
+  <w:num w:numId="7">
+    <w:abstractNumId w:val="6"/>
     <w:lvlOverride w:ilvl="0">
       <w:startOverride w:val="1"/>
     </w:lvlOverride>

--- a/visa-dossier/Dossier_Visa_Espagne.docx
+++ b/visa-dossier/Dossier_Visa_Espagne.docx
@@ -160,7 +160,7 @@
         <w:spacing w:after="60"/>
       </w:pPr>
       <w:r>
-        <w:t xml:space="preserve">Part 1 explains the file and the review results. Part 2 lists what only you can get. Parts 3 to 11 are what you prepare and submit.</w:t>
+        <w:t xml:space="preserve">Part 1 explains the file and the review results. Part 2 lists what only you can get. Part 3 is your week-by-week timeline. Parts 4 to 12 are what you prepare and submit.</w:t>
       </w:r>
     </w:p>
     <w:p>
@@ -200,6 +200,19 @@
       </w:pPr>
       <w:r>
         <w:t xml:space="preserve">Your to-do list: what only you can get</w:t>
+      </w:r>
+    </w:p>
+    <w:p>
+      <w:pPr>
+        <w:pStyle w:val="ListParagraph"/>
+        <w:numPr>
+          <w:ilvl w:val="0"/>
+          <w:numId w:val="3"/>
+        </w:numPr>
+        <w:spacing w:after="60"/>
+      </w:pPr>
+      <w:r>
+        <w:t xml:space="preserve">Timeline: week by week from 26 September to your December appointment</w:t>
       </w:r>
     </w:p>
     <w:p>
@@ -1296,7 +1309,7 @@
                 <w:sz w:val="19"/>
                 <w:szCs w:val="19"/>
               </w:rPr>
-              <w:t xml:space="preserve">The group says interviews are rare, but the officer warned that language-course files do get called in. Prepare Part 11.</w:t>
+              <w:t xml:space="preserve">The group says interviews are rare, but the officer warned that language-course files do get called in. Prepare Part 12.</w:t>
             </w:r>
           </w:p>
         </w:tc>
@@ -1360,7 +1373,7 @@
         <w:t xml:space="preserve">The school must be accredited by Instituto Cervantes and the course must be in person.</w:t>
       </w:r>
       <w:r>
-        <w:t xml:space="preserve"> The school’s letter must say so, with the hours per week in 60-minute hours (Part 9).</w:t>
+        <w:t xml:space="preserve"> The school’s letter must say so, with the hours per week in 60-minute hours (Part 10).</w:t>
       </w:r>
     </w:p>
     <w:p>
@@ -1590,7 +1603,7 @@
                 <w:sz w:val="19"/>
                 <w:szCs w:val="19"/>
               </w:rPr>
-              <w:t xml:space="preserve">Proof of the master’s and a certified Spanish level (Part 2); motivation letter built on them (Part 5)</w:t>
+              <w:t xml:space="preserve">Proof of the master’s and a certified Spanish level (Part 2); motivation letter built on them (Part 6)</w:t>
             </w:r>
           </w:p>
         </w:tc>
@@ -1650,7 +1663,7 @@
                 <w:sz w:val="19"/>
                 <w:szCs w:val="19"/>
               </w:rPr>
-              <w:t xml:space="preserve">Checklist (Part 3) with a translation and an apostille column for every item</w:t>
+              <w:t xml:space="preserve">Checklist (Part 4) with a translation and an apostille column for every item</w:t>
             </w:r>
           </w:p>
         </w:tc>
@@ -1710,7 +1723,7 @@
                 <w:sz w:val="19"/>
                 <w:szCs w:val="19"/>
               </w:rPr>
-              <w:t xml:space="preserve">€700 × months of the whole stay + trip home (Part 4); 6 months of statements; proof of source for any large deposit</w:t>
+              <w:t xml:space="preserve">€700 × months of the whole stay + trip home (Part 5); 6 months of statements; proof of source for any large deposit</w:t>
             </w:r>
           </w:p>
         </w:tc>
@@ -1830,7 +1843,7 @@
                 <w:sz w:val="19"/>
                 <w:szCs w:val="19"/>
               </w:rPr>
-              <w:t xml:space="preserve">Exact wording (Part 8), legalised by the regional health directorate, less than 3 months old</w:t>
+              <w:t xml:space="preserve">Exact wording (Part 9), legalised by the regional health directorate, less than 3 months old</w:t>
             </w:r>
           </w:p>
         </w:tc>
@@ -1890,7 +1903,7 @@
                 <w:sz w:val="19"/>
                 <w:szCs w:val="19"/>
               </w:rPr>
-              <w:t xml:space="preserve">Visa letter with Cervantes accreditation, in-person attendance and hours per week (Part 9)</w:t>
+              <w:t xml:space="preserve">Visa letter with Cervantes accreditation, in-person attendance and hours per week (Part 10)</w:t>
             </w:r>
           </w:p>
         </w:tc>
@@ -1950,7 +1963,7 @@
                 <w:sz w:val="19"/>
                 <w:szCs w:val="19"/>
               </w:rPr>
-              <w:t xml:space="preserve">One rule: course dates on the school letter; stay dates everywhere else (Part 4)</w:t>
+              <w:t xml:space="preserve">One rule: course dates on the school letter; stay dates everywhere else (Part 5)</w:t>
             </w:r>
           </w:p>
         </w:tc>
@@ -2200,7 +2213,7 @@
         <w:t xml:space="preserve">emb.tunez.cit@maec.es</w:t>
       </w:r>
       <w:r>
-        <w:t xml:space="preserve"> (Part 10).</w:t>
+        <w:t xml:space="preserve"> (Part 11).</w:t>
       </w:r>
     </w:p>
     <w:p>
@@ -2729,7 +2742,7 @@
                 <w:sz w:val="19"/>
                 <w:szCs w:val="19"/>
               </w:rPr>
-              <w:t xml:space="preserve"> (20 or more), in person, full-time, Cervantes-accredited, paid in full (use Part 9).</w:t>
+              <w:t xml:space="preserve"> (20 or more), in person, full-time, Cervantes-accredited, paid in full (use Part 10).</w:t>
             </w:r>
           </w:p>
         </w:tc>
@@ -3166,7 +3179,7 @@
                 <w:sz w:val="19"/>
                 <w:szCs w:val="19"/>
               </w:rPr>
-              <w:t xml:space="preserve">The officer will ask it. The letter (Part 5) and interview (Part 11) use your answer.</w:t>
+              <w:t xml:space="preserve">The officer will ask it. The letter (Part 6) and interview (Part 12) use your answer.</w:t>
             </w:r>
           </w:p>
         </w:tc>
@@ -3182,7 +3195,4817 @@
         <w:pStyle w:val="Heading1"/>
       </w:pPr>
       <w:r>
-        <w:t xml:space="preserve">3. Final checklist (in BLS order)</w:t>
+        <w:t xml:space="preserve">3. Timeline: 26 September → appointment in early December</w:t>
+      </w:r>
+    </w:p>
+    <w:p>
+      <w:pPr>
+        <w:spacing w:after="100" w:line="259"/>
+      </w:pPr>
+      <w:r>
+        <w:t xml:space="preserve">Every document in the order you should start it. Dates are targets: ask your translator and bank how long they need, and keep a few days of margin.</w:t>
+      </w:r>
+    </w:p>
+    <w:p>
+      <w:pPr>
+        <w:pStyle w:val="Heading3"/>
+      </w:pPr>
+      <w:r>
+        <w:t xml:space="preserve">Three rules behind this order</w:t>
+      </w:r>
+    </w:p>
+    <w:p>
+      <w:pPr>
+        <w:pStyle w:val="ListParagraph"/>
+        <w:numPr>
+          <w:ilvl w:val="0"/>
+          <w:numId w:val="5"/>
+        </w:numPr>
+        <w:spacing w:after="60"/>
+      </w:pPr>
+      <w:r>
+        <w:rPr>
+          <w:b/>
+          <w:bCs/>
+        </w:rPr>
+        <w:t xml:space="preserve">The course must start at least 2 months after your appointment.</w:t>
+      </w:r>
+      <w:r>
+        <w:t xml:space="preserve"> With an appointment in early December, choose a course start around </w:t>
+      </w:r>
+      <w:r>
+        <w:rPr>
+          <w:b/>
+          <w:bCs/>
+        </w:rPr>
+        <w:t xml:space="preserve">8 February 2027</w:t>
+      </w:r>
+      <w:r>
+        <w:t xml:space="preserve">, which leaves about a week of buffer. You arrive around 8 January (Part 5).</w:t>
+      </w:r>
+    </w:p>
+    <w:p>
+      <w:pPr>
+        <w:pStyle w:val="ListParagraph"/>
+        <w:numPr>
+          <w:ilvl w:val="0"/>
+          <w:numId w:val="5"/>
+        </w:numPr>
+        <w:spacing w:after="60"/>
+      </w:pPr>
+      <w:r>
+        <w:rPr>
+          <w:b/>
+          <w:bCs/>
+        </w:rPr>
+        <w:t xml:space="preserve">Some documents must be less than 3 months old on appointment day</w:t>
+      </w:r>
+      <w:r>
+        <w:t xml:space="preserve">: B3, medical certificate, birth certificate, blocking certificate, attestation de travail and payslips. Get them in late October or November, so they stay valid if the appointment slips.</w:t>
+      </w:r>
+    </w:p>
+    <w:p>
+      <w:pPr>
+        <w:pStyle w:val="ListParagraph"/>
+        <w:numPr>
+          <w:ilvl w:val="0"/>
+          <w:numId w:val="5"/>
+        </w:numPr>
+        <w:spacing w:after="60"/>
+      </w:pPr>
+      <w:r>
+        <w:rPr>
+          <w:b/>
+          <w:bCs/>
+        </w:rPr>
+        <w:t xml:space="preserve">Apostille first, translation second.</w:t>
+      </w:r>
+      <w:r>
+        <w:t xml:space="preserve"> Send documents to your sworn translator in </w:t>
+      </w:r>
+      <w:r>
+        <w:rPr>
+          <w:b/>
+          <w:bCs/>
+        </w:rPr>
+        <w:t xml:space="preserve">3 batches</w:t>
+      </w:r>
+      <w:r>
+        <w:t xml:space="preserve"> instead of one at a time.</w:t>
+      </w:r>
+    </w:p>
+    <w:p>
+      <w:pPr>
+        <w:pStyle w:val="Heading2"/>
+      </w:pPr>
+      <w:r>
+        <w:t xml:space="preserve">Phase 1 — 28 Sep to 4 Oct: the things that unlock everything else</w:t>
+      </w:r>
+    </w:p>
+    <w:tbl>
+      <w:tblPr>
+        <w:tblW w:type="dxa" w:w="9638"/>
+        <w:tblBorders>
+          <w:top w:val="single" w:color="auto" w:sz="4"/>
+          <w:left w:val="single" w:color="auto" w:sz="4"/>
+          <w:bottom w:val="single" w:color="auto" w:sz="4"/>
+          <w:right w:val="single" w:color="auto" w:sz="4"/>
+          <w:insideH w:val="single" w:color="auto" w:sz="4"/>
+          <w:insideV w:val="single" w:color="auto" w:sz="4"/>
+        </w:tblBorders>
+      </w:tblPr>
+      <w:tblGrid>
+        <w:gridCol w:w="500"/>
+        <w:gridCol w:w="1500"/>
+        <w:gridCol w:w="4300"/>
+        <w:gridCol w:w="3338"/>
+      </w:tblGrid>
+      <w:tr>
+        <w:trPr>
+          <w:tblHeader/>
+        </w:trPr>
+        <w:tc>
+          <w:tcPr>
+            <w:tcW w:type="dxa" w:w="500"/>
+            <w:tcBorders>
+              <w:top w:val="single" w:color="BFBFBF" w:sz="4"/>
+              <w:left w:val="single" w:color="BFBFBF" w:sz="4"/>
+              <w:bottom w:val="single" w:color="BFBFBF" w:sz="4"/>
+              <w:right w:val="single" w:color="BFBFBF" w:sz="4"/>
+            </w:tcBorders>
+            <w:shd w:fill="1F4E79" w:val="clear"/>
+            <w:tcMar>
+              <w:top w:type="dxa" w:w="60"/>
+              <w:left w:type="dxa" w:w="100"/>
+              <w:bottom w:type="dxa" w:w="60"/>
+              <w:right w:type="dxa" w:w="100"/>
+            </w:tcMar>
+          </w:tcPr>
+          <w:p>
+            <w:pPr>
+              <w:jc w:val="center"/>
+            </w:pPr>
+            <w:r>
+              <w:rPr>
+                <w:b/>
+                <w:bCs/>
+                <w:color w:val="FFFFFF"/>
+                <w:sz w:val="19"/>
+                <w:szCs w:val="19"/>
+              </w:rPr>
+              <w:t xml:space="preserve">#</w:t>
+            </w:r>
+          </w:p>
+        </w:tc>
+        <w:tc>
+          <w:tcPr>
+            <w:tcW w:type="dxa" w:w="1500"/>
+            <w:tcBorders>
+              <w:top w:val="single" w:color="BFBFBF" w:sz="4"/>
+              <w:left w:val="single" w:color="BFBFBF" w:sz="4"/>
+              <w:bottom w:val="single" w:color="BFBFBF" w:sz="4"/>
+              <w:right w:val="single" w:color="BFBFBF" w:sz="4"/>
+            </w:tcBorders>
+            <w:shd w:fill="1F4E79" w:val="clear"/>
+            <w:tcMar>
+              <w:top w:type="dxa" w:w="60"/>
+              <w:left w:type="dxa" w:w="100"/>
+              <w:bottom w:type="dxa" w:w="60"/>
+              <w:right w:type="dxa" w:w="100"/>
+            </w:tcMar>
+          </w:tcPr>
+          <w:p>
+            <w:pPr>
+              <w:jc w:val="left"/>
+            </w:pPr>
+            <w:r>
+              <w:rPr>
+                <w:b/>
+                <w:bCs/>
+                <w:color w:val="FFFFFF"/>
+                <w:sz w:val="19"/>
+                <w:szCs w:val="19"/>
+              </w:rPr>
+              <w:t xml:space="preserve">When</w:t>
+            </w:r>
+          </w:p>
+        </w:tc>
+        <w:tc>
+          <w:tcPr>
+            <w:tcW w:type="dxa" w:w="4300"/>
+            <w:tcBorders>
+              <w:top w:val="single" w:color="BFBFBF" w:sz="4"/>
+              <w:left w:val="single" w:color="BFBFBF" w:sz="4"/>
+              <w:bottom w:val="single" w:color="BFBFBF" w:sz="4"/>
+              <w:right w:val="single" w:color="BFBFBF" w:sz="4"/>
+            </w:tcBorders>
+            <w:shd w:fill="1F4E79" w:val="clear"/>
+            <w:tcMar>
+              <w:top w:type="dxa" w:w="60"/>
+              <w:left w:type="dxa" w:w="100"/>
+              <w:bottom w:type="dxa" w:w="60"/>
+              <w:right w:type="dxa" w:w="100"/>
+            </w:tcMar>
+          </w:tcPr>
+          <w:p>
+            <w:pPr>
+              <w:jc w:val="left"/>
+            </w:pPr>
+            <w:r>
+              <w:rPr>
+                <w:b/>
+                <w:bCs/>
+                <w:color w:val="FFFFFF"/>
+                <w:sz w:val="19"/>
+                <w:szCs w:val="19"/>
+              </w:rPr>
+              <w:t xml:space="preserve">Document / task</w:t>
+            </w:r>
+          </w:p>
+        </w:tc>
+        <w:tc>
+          <w:tcPr>
+            <w:tcW w:type="dxa" w:w="3338"/>
+            <w:tcBorders>
+              <w:top w:val="single" w:color="BFBFBF" w:sz="4"/>
+              <w:left w:val="single" w:color="BFBFBF" w:sz="4"/>
+              <w:bottom w:val="single" w:color="BFBFBF" w:sz="4"/>
+              <w:right w:val="single" w:color="BFBFBF" w:sz="4"/>
+            </w:tcBorders>
+            <w:shd w:fill="1F4E79" w:val="clear"/>
+            <w:tcMar>
+              <w:top w:type="dxa" w:w="60"/>
+              <w:left w:type="dxa" w:w="100"/>
+              <w:bottom w:type="dxa" w:w="60"/>
+              <w:right w:type="dxa" w:w="100"/>
+            </w:tcMar>
+          </w:tcPr>
+          <w:p>
+            <w:pPr>
+              <w:jc w:val="left"/>
+            </w:pPr>
+            <w:r>
+              <w:rPr>
+                <w:b/>
+                <w:bCs/>
+                <w:color w:val="FFFFFF"/>
+                <w:sz w:val="19"/>
+                <w:szCs w:val="19"/>
+              </w:rPr>
+              <w:t xml:space="preserve">Notes</w:t>
+            </w:r>
+          </w:p>
+        </w:tc>
+      </w:tr>
+      <w:tr>
+        <w:tc>
+          <w:tcPr>
+            <w:tcW w:type="dxa" w:w="500"/>
+            <w:tcBorders>
+              <w:top w:val="single" w:color="BFBFBF" w:sz="4"/>
+              <w:left w:val="single" w:color="BFBFBF" w:sz="4"/>
+              <w:bottom w:val="single" w:color="BFBFBF" w:sz="4"/>
+              <w:right w:val="single" w:color="BFBFBF" w:sz="4"/>
+            </w:tcBorders>
+            <w:tcMar>
+              <w:top w:type="dxa" w:w="60"/>
+              <w:left w:type="dxa" w:w="100"/>
+              <w:bottom w:type="dxa" w:w="60"/>
+              <w:right w:type="dxa" w:w="100"/>
+            </w:tcMar>
+          </w:tcPr>
+          <w:p>
+            <w:pPr>
+              <w:jc w:val="center"/>
+            </w:pPr>
+            <w:r>
+              <w:rPr>
+                <w:sz w:val="19"/>
+                <w:szCs w:val="19"/>
+              </w:rPr>
+              <w:t xml:space="preserve">1</w:t>
+            </w:r>
+          </w:p>
+        </w:tc>
+        <w:tc>
+          <w:tcPr>
+            <w:tcW w:type="dxa" w:w="1500"/>
+            <w:tcBorders>
+              <w:top w:val="single" w:color="BFBFBF" w:sz="4"/>
+              <w:left w:val="single" w:color="BFBFBF" w:sz="4"/>
+              <w:bottom w:val="single" w:color="BFBFBF" w:sz="4"/>
+              <w:right w:val="single" w:color="BFBFBF" w:sz="4"/>
+            </w:tcBorders>
+            <w:tcMar>
+              <w:top w:type="dxa" w:w="60"/>
+              <w:left w:type="dxa" w:w="100"/>
+              <w:bottom w:type="dxa" w:w="60"/>
+              <w:right w:type="dxa" w:w="100"/>
+            </w:tcMar>
+          </w:tcPr>
+          <w:p>
+            <w:pPr>
+              <w:jc w:val="left"/>
+            </w:pPr>
+            <w:r>
+              <w:rPr>
+                <w:sz w:val="19"/>
+                <w:szCs w:val="19"/>
+              </w:rPr>
+              <w:t xml:space="preserve">This week</w:t>
+            </w:r>
+          </w:p>
+        </w:tc>
+        <w:tc>
+          <w:tcPr>
+            <w:tcW w:type="dxa" w:w="4300"/>
+            <w:tcBorders>
+              <w:top w:val="single" w:color="BFBFBF" w:sz="4"/>
+              <w:left w:val="single" w:color="BFBFBF" w:sz="4"/>
+              <w:bottom w:val="single" w:color="BFBFBF" w:sz="4"/>
+              <w:right w:val="single" w:color="BFBFBF" w:sz="4"/>
+            </w:tcBorders>
+            <w:tcMar>
+              <w:top w:type="dxa" w:w="60"/>
+              <w:left w:type="dxa" w:w="100"/>
+              <w:bottom w:type="dxa" w:w="60"/>
+              <w:right w:type="dxa" w:w="100"/>
+            </w:tcMar>
+          </w:tcPr>
+          <w:p>
+            <w:pPr>
+              <w:jc w:val="left"/>
+            </w:pPr>
+            <w:r>
+              <w:rPr>
+                <w:b/>
+                <w:bCs/>
+                <w:sz w:val="19"/>
+                <w:szCs w:val="19"/>
+              </w:rPr>
+              <w:t xml:space="preserve">Check your passport</w:t>
+            </w:r>
+            <w:r>
+              <w:rPr>
+                <w:sz w:val="19"/>
+                <w:szCs w:val="19"/>
+              </w:rPr>
+              <w:t xml:space="preserve">: issued less than 10 years ago, valid until at least early 2028. If not, renew it now.</w:t>
+            </w:r>
+          </w:p>
+        </w:tc>
+        <w:tc>
+          <w:tcPr>
+            <w:tcW w:type="dxa" w:w="3338"/>
+            <w:tcBorders>
+              <w:top w:val="single" w:color="BFBFBF" w:sz="4"/>
+              <w:left w:val="single" w:color="BFBFBF" w:sz="4"/>
+              <w:bottom w:val="single" w:color="BFBFBF" w:sz="4"/>
+              <w:right w:val="single" w:color="BFBFBF" w:sz="4"/>
+            </w:tcBorders>
+            <w:tcMar>
+              <w:top w:type="dxa" w:w="60"/>
+              <w:left w:type="dxa" w:w="100"/>
+              <w:bottom w:type="dxa" w:w="60"/>
+              <w:right w:type="dxa" w:w="100"/>
+            </w:tcMar>
+          </w:tcPr>
+          <w:p>
+            <w:pPr>
+              <w:jc w:val="left"/>
+            </w:pPr>
+            <w:r>
+              <w:rPr>
+                <w:sz w:val="19"/>
+                <w:szCs w:val="19"/>
+              </w:rPr>
+              <w:t xml:space="preserve">Every other document carries your passport number.</w:t>
+            </w:r>
+          </w:p>
+        </w:tc>
+      </w:tr>
+      <w:tr>
+        <w:tc>
+          <w:tcPr>
+            <w:tcW w:type="dxa" w:w="500"/>
+            <w:tcBorders>
+              <w:top w:val="single" w:color="BFBFBF" w:sz="4"/>
+              <w:left w:val="single" w:color="BFBFBF" w:sz="4"/>
+              <w:bottom w:val="single" w:color="BFBFBF" w:sz="4"/>
+              <w:right w:val="single" w:color="BFBFBF" w:sz="4"/>
+            </w:tcBorders>
+            <w:tcMar>
+              <w:top w:type="dxa" w:w="60"/>
+              <w:left w:type="dxa" w:w="100"/>
+              <w:bottom w:type="dxa" w:w="60"/>
+              <w:right w:type="dxa" w:w="100"/>
+            </w:tcMar>
+          </w:tcPr>
+          <w:p>
+            <w:pPr>
+              <w:jc w:val="center"/>
+            </w:pPr>
+            <w:r>
+              <w:rPr>
+                <w:sz w:val="19"/>
+                <w:szCs w:val="19"/>
+              </w:rPr>
+              <w:t xml:space="preserve">2</w:t>
+            </w:r>
+          </w:p>
+        </w:tc>
+        <w:tc>
+          <w:tcPr>
+            <w:tcW w:type="dxa" w:w="1500"/>
+            <w:tcBorders>
+              <w:top w:val="single" w:color="BFBFBF" w:sz="4"/>
+              <w:left w:val="single" w:color="BFBFBF" w:sz="4"/>
+              <w:bottom w:val="single" w:color="BFBFBF" w:sz="4"/>
+              <w:right w:val="single" w:color="BFBFBF" w:sz="4"/>
+            </w:tcBorders>
+            <w:tcMar>
+              <w:top w:type="dxa" w:w="60"/>
+              <w:left w:type="dxa" w:w="100"/>
+              <w:bottom w:type="dxa" w:w="60"/>
+              <w:right w:type="dxa" w:w="100"/>
+            </w:tcMar>
+          </w:tcPr>
+          <w:p>
+            <w:pPr>
+              <w:jc w:val="left"/>
+            </w:pPr>
+            <w:r>
+              <w:rPr>
+                <w:sz w:val="19"/>
+                <w:szCs w:val="19"/>
+              </w:rPr>
+              <w:t xml:space="preserve">This week</w:t>
+            </w:r>
+          </w:p>
+        </w:tc>
+        <w:tc>
+          <w:tcPr>
+            <w:tcW w:type="dxa" w:w="4300"/>
+            <w:tcBorders>
+              <w:top w:val="single" w:color="BFBFBF" w:sz="4"/>
+              <w:left w:val="single" w:color="BFBFBF" w:sz="4"/>
+              <w:bottom w:val="single" w:color="BFBFBF" w:sz="4"/>
+              <w:right w:val="single" w:color="BFBFBF" w:sz="4"/>
+            </w:tcBorders>
+            <w:tcMar>
+              <w:top w:type="dxa" w:w="60"/>
+              <w:left w:type="dxa" w:w="100"/>
+              <w:bottom w:type="dxa" w:w="60"/>
+              <w:right w:type="dxa" w:w="100"/>
+            </w:tcMar>
+          </w:tcPr>
+          <w:p>
+            <w:pPr>
+              <w:jc w:val="left"/>
+            </w:pPr>
+            <w:r>
+              <w:rPr>
+                <w:b/>
+                <w:bCs/>
+                <w:sz w:val="19"/>
+                <w:szCs w:val="19"/>
+              </w:rPr>
+              <w:t xml:space="preserve">Choose the Sampere campus and course dates</w:t>
+            </w:r>
+            <w:r>
+              <w:rPr>
+                <w:sz w:val="19"/>
+                <w:szCs w:val="19"/>
+              </w:rPr>
+              <w:t xml:space="preserve"> (start around 8 Feb), register, and get their invoice or provisional admission.</w:t>
+            </w:r>
+          </w:p>
+        </w:tc>
+        <w:tc>
+          <w:tcPr>
+            <w:tcW w:type="dxa" w:w="3338"/>
+            <w:tcBorders>
+              <w:top w:val="single" w:color="BFBFBF" w:sz="4"/>
+              <w:left w:val="single" w:color="BFBFBF" w:sz="4"/>
+              <w:bottom w:val="single" w:color="BFBFBF" w:sz="4"/>
+              <w:right w:val="single" w:color="BFBFBF" w:sz="4"/>
+            </w:tcBorders>
+            <w:tcMar>
+              <w:top w:type="dxa" w:w="60"/>
+              <w:left w:type="dxa" w:w="100"/>
+              <w:bottom w:type="dxa" w:w="60"/>
+              <w:right w:type="dxa" w:w="100"/>
+            </w:tcMar>
+          </w:tcPr>
+          <w:p>
+            <w:pPr>
+              <w:jc w:val="left"/>
+            </w:pPr>
+            <w:r>
+              <w:rPr>
+                <w:sz w:val="19"/>
+                <w:szCs w:val="19"/>
+              </w:rPr>
+              <w:t xml:space="preserve">Your bank needs it to open the student file and pay the school.</w:t>
+            </w:r>
+          </w:p>
+        </w:tc>
+      </w:tr>
+      <w:tr>
+        <w:tc>
+          <w:tcPr>
+            <w:tcW w:type="dxa" w:w="500"/>
+            <w:tcBorders>
+              <w:top w:val="single" w:color="BFBFBF" w:sz="4"/>
+              <w:left w:val="single" w:color="BFBFBF" w:sz="4"/>
+              <w:bottom w:val="single" w:color="BFBFBF" w:sz="4"/>
+              <w:right w:val="single" w:color="BFBFBF" w:sz="4"/>
+            </w:tcBorders>
+            <w:tcMar>
+              <w:top w:type="dxa" w:w="60"/>
+              <w:left w:type="dxa" w:w="100"/>
+              <w:bottom w:type="dxa" w:w="60"/>
+              <w:right w:type="dxa" w:w="100"/>
+            </w:tcMar>
+          </w:tcPr>
+          <w:p>
+            <w:pPr>
+              <w:jc w:val="center"/>
+            </w:pPr>
+            <w:r>
+              <w:rPr>
+                <w:sz w:val="19"/>
+                <w:szCs w:val="19"/>
+              </w:rPr>
+              <w:t xml:space="preserve">3</w:t>
+            </w:r>
+          </w:p>
+        </w:tc>
+        <w:tc>
+          <w:tcPr>
+            <w:tcW w:type="dxa" w:w="1500"/>
+            <w:tcBorders>
+              <w:top w:val="single" w:color="BFBFBF" w:sz="4"/>
+              <w:left w:val="single" w:color="BFBFBF" w:sz="4"/>
+              <w:bottom w:val="single" w:color="BFBFBF" w:sz="4"/>
+              <w:right w:val="single" w:color="BFBFBF" w:sz="4"/>
+            </w:tcBorders>
+            <w:tcMar>
+              <w:top w:type="dxa" w:w="60"/>
+              <w:left w:type="dxa" w:w="100"/>
+              <w:bottom w:type="dxa" w:w="60"/>
+              <w:right w:type="dxa" w:w="100"/>
+            </w:tcMar>
+          </w:tcPr>
+          <w:p>
+            <w:pPr>
+              <w:jc w:val="left"/>
+            </w:pPr>
+            <w:r>
+              <w:rPr>
+                <w:sz w:val="19"/>
+                <w:szCs w:val="19"/>
+              </w:rPr>
+              <w:t xml:space="preserve">This week</w:t>
+            </w:r>
+          </w:p>
+        </w:tc>
+        <w:tc>
+          <w:tcPr>
+            <w:tcW w:type="dxa" w:w="4300"/>
+            <w:tcBorders>
+              <w:top w:val="single" w:color="BFBFBF" w:sz="4"/>
+              <w:left w:val="single" w:color="BFBFBF" w:sz="4"/>
+              <w:bottom w:val="single" w:color="BFBFBF" w:sz="4"/>
+              <w:right w:val="single" w:color="BFBFBF" w:sz="4"/>
+            </w:tcBorders>
+            <w:tcMar>
+              <w:top w:type="dxa" w:w="60"/>
+              <w:left w:type="dxa" w:w="100"/>
+              <w:bottom w:type="dxa" w:w="60"/>
+              <w:right w:type="dxa" w:w="100"/>
+            </w:tcMar>
+          </w:tcPr>
+          <w:p>
+            <w:pPr>
+              <w:jc w:val="left"/>
+            </w:pPr>
+            <w:r>
+              <w:rPr>
+                <w:b/>
+                <w:bCs/>
+                <w:sz w:val="19"/>
+                <w:szCs w:val="19"/>
+              </w:rPr>
+              <w:t xml:space="preserve">Email the master’s coordinators</w:t>
+            </w:r>
+            <w:r>
+              <w:rPr>
+                <w:sz w:val="19"/>
+                <w:szCs w:val="19"/>
+              </w:rPr>
+              <w:t xml:space="preserve">; ask when pre-registration opens.</w:t>
+            </w:r>
+          </w:p>
+        </w:tc>
+        <w:tc>
+          <w:tcPr>
+            <w:tcW w:type="dxa" w:w="3338"/>
+            <w:tcBorders>
+              <w:top w:val="single" w:color="BFBFBF" w:sz="4"/>
+              <w:left w:val="single" w:color="BFBFBF" w:sz="4"/>
+              <w:bottom w:val="single" w:color="BFBFBF" w:sz="4"/>
+              <w:right w:val="single" w:color="BFBFBF" w:sz="4"/>
+            </w:tcBorders>
+            <w:tcMar>
+              <w:top w:type="dxa" w:w="60"/>
+              <w:left w:type="dxa" w:w="100"/>
+              <w:bottom w:type="dxa" w:w="60"/>
+              <w:right w:type="dxa" w:w="100"/>
+            </w:tcMar>
+          </w:tcPr>
+          <w:p>
+            <w:pPr>
+              <w:jc w:val="left"/>
+            </w:pPr>
+            <w:r>
+              <w:rPr>
+                <w:sz w:val="19"/>
+                <w:szCs w:val="19"/>
+              </w:rPr>
+              <w:t xml:space="preserve">Proof of the master’s is the officer’s #1 concern, and universities reply slowly.</w:t>
+            </w:r>
+          </w:p>
+        </w:tc>
+      </w:tr>
+      <w:tr>
+        <w:tc>
+          <w:tcPr>
+            <w:tcW w:type="dxa" w:w="500"/>
+            <w:tcBorders>
+              <w:top w:val="single" w:color="BFBFBF" w:sz="4"/>
+              <w:left w:val="single" w:color="BFBFBF" w:sz="4"/>
+              <w:bottom w:val="single" w:color="BFBFBF" w:sz="4"/>
+              <w:right w:val="single" w:color="BFBFBF" w:sz="4"/>
+            </w:tcBorders>
+            <w:tcMar>
+              <w:top w:type="dxa" w:w="60"/>
+              <w:left w:type="dxa" w:w="100"/>
+              <w:bottom w:type="dxa" w:w="60"/>
+              <w:right w:type="dxa" w:w="100"/>
+            </w:tcMar>
+          </w:tcPr>
+          <w:p>
+            <w:pPr>
+              <w:jc w:val="center"/>
+            </w:pPr>
+            <w:r>
+              <w:rPr>
+                <w:sz w:val="19"/>
+                <w:szCs w:val="19"/>
+              </w:rPr>
+              <w:t xml:space="preserve">4</w:t>
+            </w:r>
+          </w:p>
+        </w:tc>
+        <w:tc>
+          <w:tcPr>
+            <w:tcW w:type="dxa" w:w="1500"/>
+            <w:tcBorders>
+              <w:top w:val="single" w:color="BFBFBF" w:sz="4"/>
+              <w:left w:val="single" w:color="BFBFBF" w:sz="4"/>
+              <w:bottom w:val="single" w:color="BFBFBF" w:sz="4"/>
+              <w:right w:val="single" w:color="BFBFBF" w:sz="4"/>
+            </w:tcBorders>
+            <w:tcMar>
+              <w:top w:type="dxa" w:w="60"/>
+              <w:left w:type="dxa" w:w="100"/>
+              <w:bottom w:type="dxa" w:w="60"/>
+              <w:right w:type="dxa" w:w="100"/>
+            </w:tcMar>
+          </w:tcPr>
+          <w:p>
+            <w:pPr>
+              <w:jc w:val="left"/>
+            </w:pPr>
+            <w:r>
+              <w:rPr>
+                <w:sz w:val="19"/>
+                <w:szCs w:val="19"/>
+              </w:rPr>
+              <w:t xml:space="preserve">This week</w:t>
+            </w:r>
+          </w:p>
+        </w:tc>
+        <w:tc>
+          <w:tcPr>
+            <w:tcW w:type="dxa" w:w="4300"/>
+            <w:tcBorders>
+              <w:top w:val="single" w:color="BFBFBF" w:sz="4"/>
+              <w:left w:val="single" w:color="BFBFBF" w:sz="4"/>
+              <w:bottom w:val="single" w:color="BFBFBF" w:sz="4"/>
+              <w:right w:val="single" w:color="BFBFBF" w:sz="4"/>
+            </w:tcBorders>
+            <w:tcMar>
+              <w:top w:type="dxa" w:w="60"/>
+              <w:left w:type="dxa" w:w="100"/>
+              <w:bottom w:type="dxa" w:w="60"/>
+              <w:right w:type="dxa" w:w="100"/>
+            </w:tcMar>
+          </w:tcPr>
+          <w:p>
+            <w:pPr>
+              <w:jc w:val="left"/>
+            </w:pPr>
+            <w:r>
+              <w:rPr>
+                <w:b/>
+                <w:bCs/>
+                <w:sz w:val="19"/>
+                <w:szCs w:val="19"/>
+              </w:rPr>
+              <w:t xml:space="preserve">Ask your companies for your internship certificates.</w:t>
+            </w:r>
+          </w:p>
+        </w:tc>
+        <w:tc>
+          <w:tcPr>
+            <w:tcW w:type="dxa" w:w="3338"/>
+            <w:tcBorders>
+              <w:top w:val="single" w:color="BFBFBF" w:sz="4"/>
+              <w:left w:val="single" w:color="BFBFBF" w:sz="4"/>
+              <w:bottom w:val="single" w:color="BFBFBF" w:sz="4"/>
+              <w:right w:val="single" w:color="BFBFBF" w:sz="4"/>
+            </w:tcBorders>
+            <w:tcMar>
+              <w:top w:type="dxa" w:w="60"/>
+              <w:left w:type="dxa" w:w="100"/>
+              <w:bottom w:type="dxa" w:w="60"/>
+              <w:right w:type="dxa" w:w="100"/>
+            </w:tcMar>
+          </w:tcPr>
+          <w:p>
+            <w:pPr>
+              <w:jc w:val="left"/>
+            </w:pPr>
+            <w:r>
+              <w:rPr>
+                <w:sz w:val="19"/>
+                <w:szCs w:val="19"/>
+              </w:rPr>
+              <w:t xml:space="preserve">Companies can take weeks.</w:t>
+            </w:r>
+          </w:p>
+        </w:tc>
+      </w:tr>
+      <w:tr>
+        <w:tc>
+          <w:tcPr>
+            <w:tcW w:type="dxa" w:w="500"/>
+            <w:tcBorders>
+              <w:top w:val="single" w:color="BFBFBF" w:sz="4"/>
+              <w:left w:val="single" w:color="BFBFBF" w:sz="4"/>
+              <w:bottom w:val="single" w:color="BFBFBF" w:sz="4"/>
+              <w:right w:val="single" w:color="BFBFBF" w:sz="4"/>
+            </w:tcBorders>
+            <w:tcMar>
+              <w:top w:type="dxa" w:w="60"/>
+              <w:left w:type="dxa" w:w="100"/>
+              <w:bottom w:type="dxa" w:w="60"/>
+              <w:right w:type="dxa" w:w="100"/>
+            </w:tcMar>
+          </w:tcPr>
+          <w:p>
+            <w:pPr>
+              <w:jc w:val="center"/>
+            </w:pPr>
+            <w:r>
+              <w:rPr>
+                <w:sz w:val="19"/>
+                <w:szCs w:val="19"/>
+              </w:rPr>
+              <w:t xml:space="preserve">5</w:t>
+            </w:r>
+          </w:p>
+        </w:tc>
+        <w:tc>
+          <w:tcPr>
+            <w:tcW w:type="dxa" w:w="1500"/>
+            <w:tcBorders>
+              <w:top w:val="single" w:color="BFBFBF" w:sz="4"/>
+              <w:left w:val="single" w:color="BFBFBF" w:sz="4"/>
+              <w:bottom w:val="single" w:color="BFBFBF" w:sz="4"/>
+              <w:right w:val="single" w:color="BFBFBF" w:sz="4"/>
+            </w:tcBorders>
+            <w:tcMar>
+              <w:top w:type="dxa" w:w="60"/>
+              <w:left w:type="dxa" w:w="100"/>
+              <w:bottom w:type="dxa" w:w="60"/>
+              <w:right w:type="dxa" w:w="100"/>
+            </w:tcMar>
+          </w:tcPr>
+          <w:p>
+            <w:pPr>
+              <w:jc w:val="left"/>
+            </w:pPr>
+            <w:r>
+              <w:rPr>
+                <w:sz w:val="19"/>
+                <w:szCs w:val="19"/>
+              </w:rPr>
+              <w:t xml:space="preserve">This week</w:t>
+            </w:r>
+          </w:p>
+        </w:tc>
+        <w:tc>
+          <w:tcPr>
+            <w:tcW w:type="dxa" w:w="4300"/>
+            <w:tcBorders>
+              <w:top w:val="single" w:color="BFBFBF" w:sz="4"/>
+              <w:left w:val="single" w:color="BFBFBF" w:sz="4"/>
+              <w:bottom w:val="single" w:color="BFBFBF" w:sz="4"/>
+              <w:right w:val="single" w:color="BFBFBF" w:sz="4"/>
+            </w:tcBorders>
+            <w:tcMar>
+              <w:top w:type="dxa" w:w="60"/>
+              <w:left w:type="dxa" w:w="100"/>
+              <w:bottom w:type="dxa" w:w="60"/>
+              <w:right w:type="dxa" w:w="100"/>
+            </w:tcMar>
+          </w:tcPr>
+          <w:p>
+            <w:pPr>
+              <w:jc w:val="left"/>
+            </w:pPr>
+            <w:r>
+              <w:rPr>
+                <w:b/>
+                <w:bCs/>
+                <w:sz w:val="19"/>
+                <w:szCs w:val="19"/>
+              </w:rPr>
+              <w:t xml:space="preserve">Book a Spanish level test</w:t>
+            </w:r>
+            <w:r>
+              <w:rPr>
+                <w:sz w:val="19"/>
+                <w:szCs w:val="19"/>
+              </w:rPr>
+              <w:t xml:space="preserve">: Sampere placement test and/or a SIELE session in late October.</w:t>
+            </w:r>
+          </w:p>
+        </w:tc>
+        <w:tc>
+          <w:tcPr>
+            <w:tcW w:type="dxa" w:w="3338"/>
+            <w:tcBorders>
+              <w:top w:val="single" w:color="BFBFBF" w:sz="4"/>
+              <w:left w:val="single" w:color="BFBFBF" w:sz="4"/>
+              <w:bottom w:val="single" w:color="BFBFBF" w:sz="4"/>
+              <w:right w:val="single" w:color="BFBFBF" w:sz="4"/>
+            </w:tcBorders>
+            <w:tcMar>
+              <w:top w:type="dxa" w:w="60"/>
+              <w:left w:type="dxa" w:w="100"/>
+              <w:bottom w:type="dxa" w:w="60"/>
+              <w:right w:type="dxa" w:w="100"/>
+            </w:tcMar>
+          </w:tcPr>
+          <w:p>
+            <w:pPr>
+              <w:jc w:val="left"/>
+            </w:pPr>
+            <w:r>
+              <w:rPr>
+                <w:sz w:val="19"/>
+                <w:szCs w:val="19"/>
+              </w:rPr>
+              <w:t xml:space="preserve">SIELE results take up to about 3 weeks.</w:t>
+            </w:r>
+          </w:p>
+        </w:tc>
+      </w:tr>
+    </w:tbl>
+    <w:p>
+      <w:pPr>
+        <w:pStyle w:val="Heading2"/>
+      </w:pPr>
+      <w:r>
+        <w:t xml:space="preserve">Phase 2 — 5 to 25 Oct: the bank, and documents that don’t expire</w:t>
+      </w:r>
+    </w:p>
+    <w:tbl>
+      <w:tblPr>
+        <w:tblW w:type="dxa" w:w="9638"/>
+        <w:tblBorders>
+          <w:top w:val="single" w:color="auto" w:sz="4"/>
+          <w:left w:val="single" w:color="auto" w:sz="4"/>
+          <w:bottom w:val="single" w:color="auto" w:sz="4"/>
+          <w:right w:val="single" w:color="auto" w:sz="4"/>
+          <w:insideH w:val="single" w:color="auto" w:sz="4"/>
+          <w:insideV w:val="single" w:color="auto" w:sz="4"/>
+        </w:tblBorders>
+      </w:tblPr>
+      <w:tblGrid>
+        <w:gridCol w:w="500"/>
+        <w:gridCol w:w="1500"/>
+        <w:gridCol w:w="4300"/>
+        <w:gridCol w:w="3338"/>
+      </w:tblGrid>
+      <w:tr>
+        <w:trPr>
+          <w:tblHeader/>
+        </w:trPr>
+        <w:tc>
+          <w:tcPr>
+            <w:tcW w:type="dxa" w:w="500"/>
+            <w:tcBorders>
+              <w:top w:val="single" w:color="BFBFBF" w:sz="4"/>
+              <w:left w:val="single" w:color="BFBFBF" w:sz="4"/>
+              <w:bottom w:val="single" w:color="BFBFBF" w:sz="4"/>
+              <w:right w:val="single" w:color="BFBFBF" w:sz="4"/>
+            </w:tcBorders>
+            <w:shd w:fill="1F4E79" w:val="clear"/>
+            <w:tcMar>
+              <w:top w:type="dxa" w:w="60"/>
+              <w:left w:type="dxa" w:w="100"/>
+              <w:bottom w:type="dxa" w:w="60"/>
+              <w:right w:type="dxa" w:w="100"/>
+            </w:tcMar>
+          </w:tcPr>
+          <w:p>
+            <w:pPr>
+              <w:jc w:val="center"/>
+            </w:pPr>
+            <w:r>
+              <w:rPr>
+                <w:b/>
+                <w:bCs/>
+                <w:color w:val="FFFFFF"/>
+                <w:sz w:val="19"/>
+                <w:szCs w:val="19"/>
+              </w:rPr>
+              <w:t xml:space="preserve">#</w:t>
+            </w:r>
+          </w:p>
+        </w:tc>
+        <w:tc>
+          <w:tcPr>
+            <w:tcW w:type="dxa" w:w="1500"/>
+            <w:tcBorders>
+              <w:top w:val="single" w:color="BFBFBF" w:sz="4"/>
+              <w:left w:val="single" w:color="BFBFBF" w:sz="4"/>
+              <w:bottom w:val="single" w:color="BFBFBF" w:sz="4"/>
+              <w:right w:val="single" w:color="BFBFBF" w:sz="4"/>
+            </w:tcBorders>
+            <w:shd w:fill="1F4E79" w:val="clear"/>
+            <w:tcMar>
+              <w:top w:type="dxa" w:w="60"/>
+              <w:left w:type="dxa" w:w="100"/>
+              <w:bottom w:type="dxa" w:w="60"/>
+              <w:right w:type="dxa" w:w="100"/>
+            </w:tcMar>
+          </w:tcPr>
+          <w:p>
+            <w:pPr>
+              <w:jc w:val="left"/>
+            </w:pPr>
+            <w:r>
+              <w:rPr>
+                <w:b/>
+                <w:bCs/>
+                <w:color w:val="FFFFFF"/>
+                <w:sz w:val="19"/>
+                <w:szCs w:val="19"/>
+              </w:rPr>
+              <w:t xml:space="preserve">When</w:t>
+            </w:r>
+          </w:p>
+        </w:tc>
+        <w:tc>
+          <w:tcPr>
+            <w:tcW w:type="dxa" w:w="4300"/>
+            <w:tcBorders>
+              <w:top w:val="single" w:color="BFBFBF" w:sz="4"/>
+              <w:left w:val="single" w:color="BFBFBF" w:sz="4"/>
+              <w:bottom w:val="single" w:color="BFBFBF" w:sz="4"/>
+              <w:right w:val="single" w:color="BFBFBF" w:sz="4"/>
+            </w:tcBorders>
+            <w:shd w:fill="1F4E79" w:val="clear"/>
+            <w:tcMar>
+              <w:top w:type="dxa" w:w="60"/>
+              <w:left w:type="dxa" w:w="100"/>
+              <w:bottom w:type="dxa" w:w="60"/>
+              <w:right w:type="dxa" w:w="100"/>
+            </w:tcMar>
+          </w:tcPr>
+          <w:p>
+            <w:pPr>
+              <w:jc w:val="left"/>
+            </w:pPr>
+            <w:r>
+              <w:rPr>
+                <w:b/>
+                <w:bCs/>
+                <w:color w:val="FFFFFF"/>
+                <w:sz w:val="19"/>
+                <w:szCs w:val="19"/>
+              </w:rPr>
+              <w:t xml:space="preserve">Document / task</w:t>
+            </w:r>
+          </w:p>
+        </w:tc>
+        <w:tc>
+          <w:tcPr>
+            <w:tcW w:type="dxa" w:w="3338"/>
+            <w:tcBorders>
+              <w:top w:val="single" w:color="BFBFBF" w:sz="4"/>
+              <w:left w:val="single" w:color="BFBFBF" w:sz="4"/>
+              <w:bottom w:val="single" w:color="BFBFBF" w:sz="4"/>
+              <w:right w:val="single" w:color="BFBFBF" w:sz="4"/>
+            </w:tcBorders>
+            <w:shd w:fill="1F4E79" w:val="clear"/>
+            <w:tcMar>
+              <w:top w:type="dxa" w:w="60"/>
+              <w:left w:type="dxa" w:w="100"/>
+              <w:bottom w:type="dxa" w:w="60"/>
+              <w:right w:type="dxa" w:w="100"/>
+            </w:tcMar>
+          </w:tcPr>
+          <w:p>
+            <w:pPr>
+              <w:jc w:val="left"/>
+            </w:pPr>
+            <w:r>
+              <w:rPr>
+                <w:b/>
+                <w:bCs/>
+                <w:color w:val="FFFFFF"/>
+                <w:sz w:val="19"/>
+                <w:szCs w:val="19"/>
+              </w:rPr>
+              <w:t xml:space="preserve">Notes</w:t>
+            </w:r>
+          </w:p>
+        </w:tc>
+      </w:tr>
+      <w:tr>
+        <w:tc>
+          <w:tcPr>
+            <w:tcW w:type="dxa" w:w="500"/>
+            <w:tcBorders>
+              <w:top w:val="single" w:color="BFBFBF" w:sz="4"/>
+              <w:left w:val="single" w:color="BFBFBF" w:sz="4"/>
+              <w:bottom w:val="single" w:color="BFBFBF" w:sz="4"/>
+              <w:right w:val="single" w:color="BFBFBF" w:sz="4"/>
+            </w:tcBorders>
+            <w:tcMar>
+              <w:top w:type="dxa" w:w="60"/>
+              <w:left w:type="dxa" w:w="100"/>
+              <w:bottom w:type="dxa" w:w="60"/>
+              <w:right w:type="dxa" w:w="100"/>
+            </w:tcMar>
+          </w:tcPr>
+          <w:p>
+            <w:pPr>
+              <w:jc w:val="center"/>
+            </w:pPr>
+            <w:r>
+              <w:rPr>
+                <w:sz w:val="19"/>
+                <w:szCs w:val="19"/>
+              </w:rPr>
+              <w:t xml:space="preserve">6</w:t>
+            </w:r>
+          </w:p>
+        </w:tc>
+        <w:tc>
+          <w:tcPr>
+            <w:tcW w:type="dxa" w:w="1500"/>
+            <w:tcBorders>
+              <w:top w:val="single" w:color="BFBFBF" w:sz="4"/>
+              <w:left w:val="single" w:color="BFBFBF" w:sz="4"/>
+              <w:bottom w:val="single" w:color="BFBFBF" w:sz="4"/>
+              <w:right w:val="single" w:color="BFBFBF" w:sz="4"/>
+            </w:tcBorders>
+            <w:tcMar>
+              <w:top w:type="dxa" w:w="60"/>
+              <w:left w:type="dxa" w:w="100"/>
+              <w:bottom w:type="dxa" w:w="60"/>
+              <w:right w:type="dxa" w:w="100"/>
+            </w:tcMar>
+          </w:tcPr>
+          <w:p>
+            <w:pPr>
+              <w:jc w:val="left"/>
+            </w:pPr>
+            <w:r>
+              <w:rPr>
+                <w:sz w:val="19"/>
+                <w:szCs w:val="19"/>
+              </w:rPr>
+              <w:t xml:space="preserve">5–11 Oct</w:t>
+            </w:r>
+          </w:p>
+        </w:tc>
+        <w:tc>
+          <w:tcPr>
+            <w:tcW w:type="dxa" w:w="4300"/>
+            <w:tcBorders>
+              <w:top w:val="single" w:color="BFBFBF" w:sz="4"/>
+              <w:left w:val="single" w:color="BFBFBF" w:sz="4"/>
+              <w:bottom w:val="single" w:color="BFBFBF" w:sz="4"/>
+              <w:right w:val="single" w:color="BFBFBF" w:sz="4"/>
+            </w:tcBorders>
+            <w:tcMar>
+              <w:top w:type="dxa" w:w="60"/>
+              <w:left w:type="dxa" w:w="100"/>
+              <w:bottom w:type="dxa" w:w="60"/>
+              <w:right w:type="dxa" w:w="100"/>
+            </w:tcMar>
+          </w:tcPr>
+          <w:p>
+            <w:pPr>
+              <w:jc w:val="left"/>
+            </w:pPr>
+            <w:r>
+              <w:rPr>
+                <w:b/>
+                <w:bCs/>
+                <w:sz w:val="19"/>
+                <w:szCs w:val="19"/>
+              </w:rPr>
+              <w:t xml:space="preserve">Attestation de non-boursier</w:t>
+            </w:r>
+          </w:p>
+        </w:tc>
+        <w:tc>
+          <w:tcPr>
+            <w:tcW w:type="dxa" w:w="3338"/>
+            <w:tcBorders>
+              <w:top w:val="single" w:color="BFBFBF" w:sz="4"/>
+              <w:left w:val="single" w:color="BFBFBF" w:sz="4"/>
+              <w:bottom w:val="single" w:color="BFBFBF" w:sz="4"/>
+              <w:right w:val="single" w:color="BFBFBF" w:sz="4"/>
+            </w:tcBorders>
+            <w:tcMar>
+              <w:top w:type="dxa" w:w="60"/>
+              <w:left w:type="dxa" w:w="100"/>
+              <w:bottom w:type="dxa" w:w="60"/>
+              <w:right w:type="dxa" w:w="100"/>
+            </w:tcMar>
+          </w:tcPr>
+          <w:p>
+            <w:pPr>
+              <w:jc w:val="left"/>
+            </w:pPr>
+            <w:r>
+              <w:rPr>
+                <w:sz w:val="19"/>
+                <w:szCs w:val="19"/>
+              </w:rPr>
+              <w:t xml:space="preserve">The bank will probably ask for it.</w:t>
+            </w:r>
+          </w:p>
+        </w:tc>
+      </w:tr>
+      <w:tr>
+        <w:tc>
+          <w:tcPr>
+            <w:tcW w:type="dxa" w:w="500"/>
+            <w:tcBorders>
+              <w:top w:val="single" w:color="BFBFBF" w:sz="4"/>
+              <w:left w:val="single" w:color="BFBFBF" w:sz="4"/>
+              <w:bottom w:val="single" w:color="BFBFBF" w:sz="4"/>
+              <w:right w:val="single" w:color="BFBFBF" w:sz="4"/>
+            </w:tcBorders>
+            <w:tcMar>
+              <w:top w:type="dxa" w:w="60"/>
+              <w:left w:type="dxa" w:w="100"/>
+              <w:bottom w:type="dxa" w:w="60"/>
+              <w:right w:type="dxa" w:w="100"/>
+            </w:tcMar>
+          </w:tcPr>
+          <w:p>
+            <w:pPr>
+              <w:jc w:val="center"/>
+            </w:pPr>
+            <w:r>
+              <w:rPr>
+                <w:sz w:val="19"/>
+                <w:szCs w:val="19"/>
+              </w:rPr>
+              <w:t xml:space="preserve">7</w:t>
+            </w:r>
+          </w:p>
+        </w:tc>
+        <w:tc>
+          <w:tcPr>
+            <w:tcW w:type="dxa" w:w="1500"/>
+            <w:tcBorders>
+              <w:top w:val="single" w:color="BFBFBF" w:sz="4"/>
+              <w:left w:val="single" w:color="BFBFBF" w:sz="4"/>
+              <w:bottom w:val="single" w:color="BFBFBF" w:sz="4"/>
+              <w:right w:val="single" w:color="BFBFBF" w:sz="4"/>
+            </w:tcBorders>
+            <w:tcMar>
+              <w:top w:type="dxa" w:w="60"/>
+              <w:left w:type="dxa" w:w="100"/>
+              <w:bottom w:type="dxa" w:w="60"/>
+              <w:right w:type="dxa" w:w="100"/>
+            </w:tcMar>
+          </w:tcPr>
+          <w:p>
+            <w:pPr>
+              <w:jc w:val="left"/>
+            </w:pPr>
+            <w:r>
+              <w:rPr>
+                <w:sz w:val="19"/>
+                <w:szCs w:val="19"/>
+              </w:rPr>
+              <w:t xml:space="preserve">5–18 Oct</w:t>
+            </w:r>
+          </w:p>
+        </w:tc>
+        <w:tc>
+          <w:tcPr>
+            <w:tcW w:type="dxa" w:w="4300"/>
+            <w:tcBorders>
+              <w:top w:val="single" w:color="BFBFBF" w:sz="4"/>
+              <w:left w:val="single" w:color="BFBFBF" w:sz="4"/>
+              <w:bottom w:val="single" w:color="BFBFBF" w:sz="4"/>
+              <w:right w:val="single" w:color="BFBFBF" w:sz="4"/>
+            </w:tcBorders>
+            <w:tcMar>
+              <w:top w:type="dxa" w:w="60"/>
+              <w:left w:type="dxa" w:w="100"/>
+              <w:bottom w:type="dxa" w:w="60"/>
+              <w:right w:type="dxa" w:w="100"/>
+            </w:tcMar>
+          </w:tcPr>
+          <w:p>
+            <w:pPr>
+              <w:jc w:val="left"/>
+            </w:pPr>
+            <w:r>
+              <w:rPr>
+                <w:b/>
+                <w:bCs/>
+                <w:sz w:val="19"/>
+                <w:szCs w:val="19"/>
+              </w:rPr>
+              <w:t xml:space="preserve">Open the student file (dossier scolaire) at the bank</w:t>
+            </w:r>
+            <w:r>
+              <w:rPr>
+                <w:sz w:val="19"/>
+                <w:szCs w:val="19"/>
+              </w:rPr>
+              <w:t xml:space="preserve">, then </w:t>
+            </w:r>
+            <w:r>
+              <w:rPr>
+                <w:b/>
+                <w:bCs/>
+                <w:sz w:val="19"/>
+                <w:szCs w:val="19"/>
+              </w:rPr>
+              <w:t xml:space="preserve">pay Sampere by SWIFT</w:t>
+            </w:r>
+            <w:r>
+              <w:rPr>
+                <w:sz w:val="19"/>
+                <w:szCs w:val="19"/>
+              </w:rPr>
+              <w:t xml:space="preserve">.</w:t>
+            </w:r>
+          </w:p>
+        </w:tc>
+        <w:tc>
+          <w:tcPr>
+            <w:tcW w:type="dxa" w:w="3338"/>
+            <w:tcBorders>
+              <w:top w:val="single" w:color="BFBFBF" w:sz="4"/>
+              <w:left w:val="single" w:color="BFBFBF" w:sz="4"/>
+              <w:bottom w:val="single" w:color="BFBFBF" w:sz="4"/>
+              <w:right w:val="single" w:color="BFBFBF" w:sz="4"/>
+            </w:tcBorders>
+            <w:tcMar>
+              <w:top w:type="dxa" w:w="60"/>
+              <w:left w:type="dxa" w:w="100"/>
+              <w:bottom w:type="dxa" w:w="60"/>
+              <w:right w:type="dxa" w:w="100"/>
+            </w:tcMar>
+          </w:tcPr>
+          <w:p>
+            <w:pPr>
+              <w:jc w:val="left"/>
+            </w:pPr>
+            <w:r>
+              <w:rPr>
+                <w:sz w:val="19"/>
+                <w:szCs w:val="19"/>
+              </w:rPr>
+              <w:t xml:space="preserve">Critical path: all the money documents depend on it.</w:t>
+            </w:r>
+          </w:p>
+        </w:tc>
+      </w:tr>
+      <w:tr>
+        <w:tc>
+          <w:tcPr>
+            <w:tcW w:type="dxa" w:w="500"/>
+            <w:tcBorders>
+              <w:top w:val="single" w:color="BFBFBF" w:sz="4"/>
+              <w:left w:val="single" w:color="BFBFBF" w:sz="4"/>
+              <w:bottom w:val="single" w:color="BFBFBF" w:sz="4"/>
+              <w:right w:val="single" w:color="BFBFBF" w:sz="4"/>
+            </w:tcBorders>
+            <w:tcMar>
+              <w:top w:type="dxa" w:w="60"/>
+              <w:left w:type="dxa" w:w="100"/>
+              <w:bottom w:type="dxa" w:w="60"/>
+              <w:right w:type="dxa" w:w="100"/>
+            </w:tcMar>
+          </w:tcPr>
+          <w:p>
+            <w:pPr>
+              <w:jc w:val="center"/>
+            </w:pPr>
+            <w:r>
+              <w:rPr>
+                <w:sz w:val="19"/>
+                <w:szCs w:val="19"/>
+              </w:rPr>
+              <w:t xml:space="preserve">8</w:t>
+            </w:r>
+          </w:p>
+        </w:tc>
+        <w:tc>
+          <w:tcPr>
+            <w:tcW w:type="dxa" w:w="1500"/>
+            <w:tcBorders>
+              <w:top w:val="single" w:color="BFBFBF" w:sz="4"/>
+              <w:left w:val="single" w:color="BFBFBF" w:sz="4"/>
+              <w:bottom w:val="single" w:color="BFBFBF" w:sz="4"/>
+              <w:right w:val="single" w:color="BFBFBF" w:sz="4"/>
+            </w:tcBorders>
+            <w:tcMar>
+              <w:top w:type="dxa" w:w="60"/>
+              <w:left w:type="dxa" w:w="100"/>
+              <w:bottom w:type="dxa" w:w="60"/>
+              <w:right w:type="dxa" w:w="100"/>
+            </w:tcMar>
+          </w:tcPr>
+          <w:p>
+            <w:pPr>
+              <w:jc w:val="left"/>
+            </w:pPr>
+            <w:r>
+              <w:rPr>
+                <w:sz w:val="19"/>
+                <w:szCs w:val="19"/>
+              </w:rPr>
+              <w:t xml:space="preserve">After payment</w:t>
+            </w:r>
+          </w:p>
+        </w:tc>
+        <w:tc>
+          <w:tcPr>
+            <w:tcW w:type="dxa" w:w="4300"/>
+            <w:tcBorders>
+              <w:top w:val="single" w:color="BFBFBF" w:sz="4"/>
+              <w:left w:val="single" w:color="BFBFBF" w:sz="4"/>
+              <w:bottom w:val="single" w:color="BFBFBF" w:sz="4"/>
+              <w:right w:val="single" w:color="BFBFBF" w:sz="4"/>
+            </w:tcBorders>
+            <w:tcMar>
+              <w:top w:type="dxa" w:w="60"/>
+              <w:left w:type="dxa" w:w="100"/>
+              <w:bottom w:type="dxa" w:w="60"/>
+              <w:right w:type="dxa" w:w="100"/>
+            </w:tcMar>
+          </w:tcPr>
+          <w:p>
+            <w:pPr>
+              <w:jc w:val="left"/>
+            </w:pPr>
+            <w:r>
+              <w:rPr>
+                <w:b/>
+                <w:bCs/>
+                <w:sz w:val="19"/>
+                <w:szCs w:val="19"/>
+              </w:rPr>
+              <w:t xml:space="preserve">Sampere visa letter + payment confirmation</w:t>
+            </w:r>
+          </w:p>
+        </w:tc>
+        <w:tc>
+          <w:tcPr>
+            <w:tcW w:type="dxa" w:w="3338"/>
+            <w:tcBorders>
+              <w:top w:val="single" w:color="BFBFBF" w:sz="4"/>
+              <w:left w:val="single" w:color="BFBFBF" w:sz="4"/>
+              <w:bottom w:val="single" w:color="BFBFBF" w:sz="4"/>
+              <w:right w:val="single" w:color="BFBFBF" w:sz="4"/>
+            </w:tcBorders>
+            <w:tcMar>
+              <w:top w:type="dxa" w:w="60"/>
+              <w:left w:type="dxa" w:w="100"/>
+              <w:bottom w:type="dxa" w:w="60"/>
+              <w:right w:type="dxa" w:w="100"/>
+            </w:tcMar>
+          </w:tcPr>
+          <w:p>
+            <w:pPr>
+              <w:jc w:val="left"/>
+            </w:pPr>
+            <w:r>
+              <w:rPr>
+                <w:sz w:val="19"/>
+                <w:szCs w:val="19"/>
+              </w:rPr>
+              <w:t xml:space="preserve">Send the Part 10 email as soon as the payment arrives.</w:t>
+            </w:r>
+          </w:p>
+        </w:tc>
+      </w:tr>
+      <w:tr>
+        <w:tc>
+          <w:tcPr>
+            <w:tcW w:type="dxa" w:w="500"/>
+            <w:tcBorders>
+              <w:top w:val="single" w:color="BFBFBF" w:sz="4"/>
+              <w:left w:val="single" w:color="BFBFBF" w:sz="4"/>
+              <w:bottom w:val="single" w:color="BFBFBF" w:sz="4"/>
+              <w:right w:val="single" w:color="BFBFBF" w:sz="4"/>
+            </w:tcBorders>
+            <w:tcMar>
+              <w:top w:type="dxa" w:w="60"/>
+              <w:left w:type="dxa" w:w="100"/>
+              <w:bottom w:type="dxa" w:w="60"/>
+              <w:right w:type="dxa" w:w="100"/>
+            </w:tcMar>
+          </w:tcPr>
+          <w:p>
+            <w:pPr>
+              <w:jc w:val="center"/>
+            </w:pPr>
+            <w:r>
+              <w:rPr>
+                <w:sz w:val="19"/>
+                <w:szCs w:val="19"/>
+              </w:rPr>
+              <w:t xml:space="preserve">9</w:t>
+            </w:r>
+          </w:p>
+        </w:tc>
+        <w:tc>
+          <w:tcPr>
+            <w:tcW w:type="dxa" w:w="1500"/>
+            <w:tcBorders>
+              <w:top w:val="single" w:color="BFBFBF" w:sz="4"/>
+              <w:left w:val="single" w:color="BFBFBF" w:sz="4"/>
+              <w:bottom w:val="single" w:color="BFBFBF" w:sz="4"/>
+              <w:right w:val="single" w:color="BFBFBF" w:sz="4"/>
+            </w:tcBorders>
+            <w:tcMar>
+              <w:top w:type="dxa" w:w="60"/>
+              <w:left w:type="dxa" w:w="100"/>
+              <w:bottom w:type="dxa" w:w="60"/>
+              <w:right w:type="dxa" w:w="100"/>
+            </w:tcMar>
+          </w:tcPr>
+          <w:p>
+            <w:pPr>
+              <w:jc w:val="left"/>
+            </w:pPr>
+            <w:r>
+              <w:rPr>
+                <w:sz w:val="19"/>
+                <w:szCs w:val="19"/>
+              </w:rPr>
+              <w:t xml:space="preserve">5–18 Oct</w:t>
+            </w:r>
+          </w:p>
+        </w:tc>
+        <w:tc>
+          <w:tcPr>
+            <w:tcW w:type="dxa" w:w="4300"/>
+            <w:tcBorders>
+              <w:top w:val="single" w:color="BFBFBF" w:sz="4"/>
+              <w:left w:val="single" w:color="BFBFBF" w:sz="4"/>
+              <w:bottom w:val="single" w:color="BFBFBF" w:sz="4"/>
+              <w:right w:val="single" w:color="BFBFBF" w:sz="4"/>
+            </w:tcBorders>
+            <w:tcMar>
+              <w:top w:type="dxa" w:w="60"/>
+              <w:left w:type="dxa" w:w="100"/>
+              <w:bottom w:type="dxa" w:w="60"/>
+              <w:right w:type="dxa" w:w="100"/>
+            </w:tcMar>
+          </w:tcPr>
+          <w:p>
+            <w:pPr>
+              <w:jc w:val="left"/>
+            </w:pPr>
+            <w:r>
+              <w:rPr>
+                <w:b/>
+                <w:bCs/>
+                <w:sz w:val="19"/>
+                <w:szCs w:val="19"/>
+              </w:rPr>
+              <w:t xml:space="preserve">Bac + university diplomas + all transcripts</w:t>
+            </w:r>
+            <w:r>
+              <w:rPr>
+                <w:sz w:val="19"/>
+                <w:szCs w:val="19"/>
+              </w:rPr>
+              <w:t xml:space="preserve">: apostille → </w:t>
+            </w:r>
+            <w:r>
+              <w:rPr>
+                <w:b/>
+                <w:bCs/>
+                <w:sz w:val="19"/>
+                <w:szCs w:val="19"/>
+              </w:rPr>
+              <w:t xml:space="preserve">translation batch 1</w:t>
+            </w:r>
+          </w:p>
+        </w:tc>
+        <w:tc>
+          <w:tcPr>
+            <w:tcW w:type="dxa" w:w="3338"/>
+            <w:tcBorders>
+              <w:top w:val="single" w:color="BFBFBF" w:sz="4"/>
+              <w:left w:val="single" w:color="BFBFBF" w:sz="4"/>
+              <w:bottom w:val="single" w:color="BFBFBF" w:sz="4"/>
+              <w:right w:val="single" w:color="BFBFBF" w:sz="4"/>
+            </w:tcBorders>
+            <w:tcMar>
+              <w:top w:type="dxa" w:w="60"/>
+              <w:left w:type="dxa" w:w="100"/>
+              <w:bottom w:type="dxa" w:w="60"/>
+              <w:right w:type="dxa" w:w="100"/>
+            </w:tcMar>
+          </w:tcPr>
+          <w:p>
+            <w:pPr>
+              <w:jc w:val="left"/>
+            </w:pPr>
+            <w:r>
+              <w:rPr>
+                <w:sz w:val="19"/>
+                <w:szCs w:val="19"/>
+              </w:rPr>
+              <w:t xml:space="preserve">Don’t expire; reused for the master’s.</w:t>
+            </w:r>
+          </w:p>
+        </w:tc>
+      </w:tr>
+      <w:tr>
+        <w:tc>
+          <w:tcPr>
+            <w:tcW w:type="dxa" w:w="500"/>
+            <w:tcBorders>
+              <w:top w:val="single" w:color="BFBFBF" w:sz="4"/>
+              <w:left w:val="single" w:color="BFBFBF" w:sz="4"/>
+              <w:bottom w:val="single" w:color="BFBFBF" w:sz="4"/>
+              <w:right w:val="single" w:color="BFBFBF" w:sz="4"/>
+            </w:tcBorders>
+            <w:tcMar>
+              <w:top w:type="dxa" w:w="60"/>
+              <w:left w:type="dxa" w:w="100"/>
+              <w:bottom w:type="dxa" w:w="60"/>
+              <w:right w:type="dxa" w:w="100"/>
+            </w:tcMar>
+          </w:tcPr>
+          <w:p>
+            <w:pPr>
+              <w:jc w:val="center"/>
+            </w:pPr>
+            <w:r>
+              <w:rPr>
+                <w:sz w:val="19"/>
+                <w:szCs w:val="19"/>
+              </w:rPr>
+              <w:t xml:space="preserve">10</w:t>
+            </w:r>
+          </w:p>
+        </w:tc>
+        <w:tc>
+          <w:tcPr>
+            <w:tcW w:type="dxa" w:w="1500"/>
+            <w:tcBorders>
+              <w:top w:val="single" w:color="BFBFBF" w:sz="4"/>
+              <w:left w:val="single" w:color="BFBFBF" w:sz="4"/>
+              <w:bottom w:val="single" w:color="BFBFBF" w:sz="4"/>
+              <w:right w:val="single" w:color="BFBFBF" w:sz="4"/>
+            </w:tcBorders>
+            <w:tcMar>
+              <w:top w:type="dxa" w:w="60"/>
+              <w:left w:type="dxa" w:w="100"/>
+              <w:bottom w:type="dxa" w:w="60"/>
+              <w:right w:type="dxa" w:w="100"/>
+            </w:tcMar>
+          </w:tcPr>
+          <w:p>
+            <w:pPr>
+              <w:jc w:val="left"/>
+            </w:pPr>
+            <w:r>
+              <w:rPr>
+                <w:sz w:val="19"/>
+                <w:szCs w:val="19"/>
+              </w:rPr>
+              <w:t xml:space="preserve">5–18 Oct</w:t>
+            </w:r>
+          </w:p>
+        </w:tc>
+        <w:tc>
+          <w:tcPr>
+            <w:tcW w:type="dxa" w:w="4300"/>
+            <w:tcBorders>
+              <w:top w:val="single" w:color="BFBFBF" w:sz="4"/>
+              <w:left w:val="single" w:color="BFBFBF" w:sz="4"/>
+              <w:bottom w:val="single" w:color="BFBFBF" w:sz="4"/>
+              <w:right w:val="single" w:color="BFBFBF" w:sz="4"/>
+            </w:tcBorders>
+            <w:tcMar>
+              <w:top w:type="dxa" w:w="60"/>
+              <w:left w:type="dxa" w:w="100"/>
+              <w:bottom w:type="dxa" w:w="60"/>
+              <w:right w:type="dxa" w:w="100"/>
+            </w:tcMar>
+          </w:tcPr>
+          <w:p>
+            <w:pPr>
+              <w:jc w:val="left"/>
+            </w:pPr>
+            <w:r>
+              <w:rPr>
+                <w:b/>
+                <w:bCs/>
+                <w:sz w:val="19"/>
+                <w:szCs w:val="19"/>
+              </w:rPr>
+              <w:t xml:space="preserve">Your CIN and your parent’s CIN</w:t>
+            </w:r>
+            <w:r>
+              <w:rPr>
+                <w:sz w:val="19"/>
+                <w:szCs w:val="19"/>
+              </w:rPr>
+              <w:t xml:space="preserve"> → translation batch 1</w:t>
+            </w:r>
+          </w:p>
+        </w:tc>
+        <w:tc>
+          <w:tcPr>
+            <w:tcW w:type="dxa" w:w="3338"/>
+            <w:tcBorders>
+              <w:top w:val="single" w:color="BFBFBF" w:sz="4"/>
+              <w:left w:val="single" w:color="BFBFBF" w:sz="4"/>
+              <w:bottom w:val="single" w:color="BFBFBF" w:sz="4"/>
+              <w:right w:val="single" w:color="BFBFBF" w:sz="4"/>
+            </w:tcBorders>
+            <w:tcMar>
+              <w:top w:type="dxa" w:w="60"/>
+              <w:left w:type="dxa" w:w="100"/>
+              <w:bottom w:type="dxa" w:w="60"/>
+              <w:right w:type="dxa" w:w="100"/>
+            </w:tcMar>
+          </w:tcPr>
+          <w:p>
+            <w:pPr>
+              <w:jc w:val="left"/>
+            </w:pPr>
+          </w:p>
+        </w:tc>
+      </w:tr>
+      <w:tr>
+        <w:tc>
+          <w:tcPr>
+            <w:tcW w:type="dxa" w:w="500"/>
+            <w:tcBorders>
+              <w:top w:val="single" w:color="BFBFBF" w:sz="4"/>
+              <w:left w:val="single" w:color="BFBFBF" w:sz="4"/>
+              <w:bottom w:val="single" w:color="BFBFBF" w:sz="4"/>
+              <w:right w:val="single" w:color="BFBFBF" w:sz="4"/>
+            </w:tcBorders>
+            <w:tcMar>
+              <w:top w:type="dxa" w:w="60"/>
+              <w:left w:type="dxa" w:w="100"/>
+              <w:bottom w:type="dxa" w:w="60"/>
+              <w:right w:type="dxa" w:w="100"/>
+            </w:tcMar>
+          </w:tcPr>
+          <w:p>
+            <w:pPr>
+              <w:jc w:val="center"/>
+            </w:pPr>
+            <w:r>
+              <w:rPr>
+                <w:sz w:val="19"/>
+                <w:szCs w:val="19"/>
+              </w:rPr>
+              <w:t xml:space="preserve">11</w:t>
+            </w:r>
+          </w:p>
+        </w:tc>
+        <w:tc>
+          <w:tcPr>
+            <w:tcW w:type="dxa" w:w="1500"/>
+            <w:tcBorders>
+              <w:top w:val="single" w:color="BFBFBF" w:sz="4"/>
+              <w:left w:val="single" w:color="BFBFBF" w:sz="4"/>
+              <w:bottom w:val="single" w:color="BFBFBF" w:sz="4"/>
+              <w:right w:val="single" w:color="BFBFBF" w:sz="4"/>
+            </w:tcBorders>
+            <w:tcMar>
+              <w:top w:type="dxa" w:w="60"/>
+              <w:left w:type="dxa" w:w="100"/>
+              <w:bottom w:type="dxa" w:w="60"/>
+              <w:right w:type="dxa" w:w="100"/>
+            </w:tcMar>
+          </w:tcPr>
+          <w:p>
+            <w:pPr>
+              <w:jc w:val="left"/>
+            </w:pPr>
+            <w:r>
+              <w:rPr>
+                <w:sz w:val="19"/>
+                <w:szCs w:val="19"/>
+              </w:rPr>
+              <w:t xml:space="preserve">When received</w:t>
+            </w:r>
+          </w:p>
+        </w:tc>
+        <w:tc>
+          <w:tcPr>
+            <w:tcW w:type="dxa" w:w="4300"/>
+            <w:tcBorders>
+              <w:top w:val="single" w:color="BFBFBF" w:sz="4"/>
+              <w:left w:val="single" w:color="BFBFBF" w:sz="4"/>
+              <w:bottom w:val="single" w:color="BFBFBF" w:sz="4"/>
+              <w:right w:val="single" w:color="BFBFBF" w:sz="4"/>
+            </w:tcBorders>
+            <w:tcMar>
+              <w:top w:type="dxa" w:w="60"/>
+              <w:left w:type="dxa" w:w="100"/>
+              <w:bottom w:type="dxa" w:w="60"/>
+              <w:right w:type="dxa" w:w="100"/>
+            </w:tcMar>
+          </w:tcPr>
+          <w:p>
+            <w:pPr>
+              <w:jc w:val="left"/>
+            </w:pPr>
+            <w:r>
+              <w:rPr>
+                <w:b/>
+                <w:bCs/>
+                <w:sz w:val="19"/>
+                <w:szCs w:val="19"/>
+              </w:rPr>
+              <w:t xml:space="preserve">Internship certificates</w:t>
+            </w:r>
+            <w:r>
+              <w:rPr>
+                <w:sz w:val="19"/>
+                <w:szCs w:val="19"/>
+              </w:rPr>
+              <w:t xml:space="preserve"> → translation batch 1</w:t>
+            </w:r>
+          </w:p>
+        </w:tc>
+        <w:tc>
+          <w:tcPr>
+            <w:tcW w:type="dxa" w:w="3338"/>
+            <w:tcBorders>
+              <w:top w:val="single" w:color="BFBFBF" w:sz="4"/>
+              <w:left w:val="single" w:color="BFBFBF" w:sz="4"/>
+              <w:bottom w:val="single" w:color="BFBFBF" w:sz="4"/>
+              <w:right w:val="single" w:color="BFBFBF" w:sz="4"/>
+            </w:tcBorders>
+            <w:tcMar>
+              <w:top w:type="dxa" w:w="60"/>
+              <w:left w:type="dxa" w:w="100"/>
+              <w:bottom w:type="dxa" w:w="60"/>
+              <w:right w:type="dxa" w:w="100"/>
+            </w:tcMar>
+          </w:tcPr>
+          <w:p>
+            <w:pPr>
+              <w:jc w:val="left"/>
+            </w:pPr>
+            <w:r>
+              <w:rPr>
+                <w:sz w:val="19"/>
+                <w:szCs w:val="19"/>
+              </w:rPr>
+              <w:t xml:space="preserve">No apostille needed.</w:t>
+            </w:r>
+          </w:p>
+        </w:tc>
+      </w:tr>
+      <w:tr>
+        <w:tc>
+          <w:tcPr>
+            <w:tcW w:type="dxa" w:w="500"/>
+            <w:tcBorders>
+              <w:top w:val="single" w:color="BFBFBF" w:sz="4"/>
+              <w:left w:val="single" w:color="BFBFBF" w:sz="4"/>
+              <w:bottom w:val="single" w:color="BFBFBF" w:sz="4"/>
+              <w:right w:val="single" w:color="BFBFBF" w:sz="4"/>
+            </w:tcBorders>
+            <w:tcMar>
+              <w:top w:type="dxa" w:w="60"/>
+              <w:left w:type="dxa" w:w="100"/>
+              <w:bottom w:type="dxa" w:w="60"/>
+              <w:right w:type="dxa" w:w="100"/>
+            </w:tcMar>
+          </w:tcPr>
+          <w:p>
+            <w:pPr>
+              <w:jc w:val="center"/>
+            </w:pPr>
+            <w:r>
+              <w:rPr>
+                <w:sz w:val="19"/>
+                <w:szCs w:val="19"/>
+              </w:rPr>
+              <w:t xml:space="preserve">12</w:t>
+            </w:r>
+          </w:p>
+        </w:tc>
+        <w:tc>
+          <w:tcPr>
+            <w:tcW w:type="dxa" w:w="1500"/>
+            <w:tcBorders>
+              <w:top w:val="single" w:color="BFBFBF" w:sz="4"/>
+              <w:left w:val="single" w:color="BFBFBF" w:sz="4"/>
+              <w:bottom w:val="single" w:color="BFBFBF" w:sz="4"/>
+              <w:right w:val="single" w:color="BFBFBF" w:sz="4"/>
+            </w:tcBorders>
+            <w:tcMar>
+              <w:top w:type="dxa" w:w="60"/>
+              <w:left w:type="dxa" w:w="100"/>
+              <w:bottom w:type="dxa" w:w="60"/>
+              <w:right w:type="dxa" w:w="100"/>
+            </w:tcMar>
+          </w:tcPr>
+          <w:p>
+            <w:pPr>
+              <w:jc w:val="left"/>
+            </w:pPr>
+            <w:r>
+              <w:rPr>
+                <w:sz w:val="19"/>
+                <w:szCs w:val="19"/>
+              </w:rPr>
+              <w:t xml:space="preserve">12–18 Oct</w:t>
+            </w:r>
+          </w:p>
+        </w:tc>
+        <w:tc>
+          <w:tcPr>
+            <w:tcW w:type="dxa" w:w="4300"/>
+            <w:tcBorders>
+              <w:top w:val="single" w:color="BFBFBF" w:sz="4"/>
+              <w:left w:val="single" w:color="BFBFBF" w:sz="4"/>
+              <w:bottom w:val="single" w:color="BFBFBF" w:sz="4"/>
+              <w:right w:val="single" w:color="BFBFBF" w:sz="4"/>
+            </w:tcBorders>
+            <w:tcMar>
+              <w:top w:type="dxa" w:w="60"/>
+              <w:left w:type="dxa" w:w="100"/>
+              <w:bottom w:type="dxa" w:w="60"/>
+              <w:right w:type="dxa" w:w="100"/>
+            </w:tcMar>
+          </w:tcPr>
+          <w:p>
+            <w:pPr>
+              <w:jc w:val="left"/>
+            </w:pPr>
+            <w:r>
+              <w:rPr>
+                <w:b/>
+                <w:bCs/>
+                <w:sz w:val="19"/>
+                <w:szCs w:val="19"/>
+              </w:rPr>
+              <w:t xml:space="preserve">Request the B3 online</w:t>
+            </w:r>
+          </w:p>
+        </w:tc>
+        <w:tc>
+          <w:tcPr>
+            <w:tcW w:type="dxa" w:w="3338"/>
+            <w:tcBorders>
+              <w:top w:val="single" w:color="BFBFBF" w:sz="4"/>
+              <w:left w:val="single" w:color="BFBFBF" w:sz="4"/>
+              <w:bottom w:val="single" w:color="BFBFBF" w:sz="4"/>
+              <w:right w:val="single" w:color="BFBFBF" w:sz="4"/>
+            </w:tcBorders>
+            <w:tcMar>
+              <w:top w:type="dxa" w:w="60"/>
+              <w:left w:type="dxa" w:w="100"/>
+              <w:bottom w:type="dxa" w:w="60"/>
+              <w:right w:type="dxa" w:w="100"/>
+            </w:tcMar>
+          </w:tcPr>
+          <w:p>
+            <w:pPr>
+              <w:jc w:val="left"/>
+            </w:pPr>
+            <w:r>
+              <w:rPr>
+                <w:sz w:val="19"/>
+                <w:szCs w:val="19"/>
+              </w:rPr>
+              <w:t xml:space="preserve">Can take more than 2 weeks. When it arrives: apostille → batch 2.</w:t>
+            </w:r>
+          </w:p>
+        </w:tc>
+      </w:tr>
+      <w:tr>
+        <w:tc>
+          <w:tcPr>
+            <w:tcW w:type="dxa" w:w="500"/>
+            <w:tcBorders>
+              <w:top w:val="single" w:color="BFBFBF" w:sz="4"/>
+              <w:left w:val="single" w:color="BFBFBF" w:sz="4"/>
+              <w:bottom w:val="single" w:color="BFBFBF" w:sz="4"/>
+              <w:right w:val="single" w:color="BFBFBF" w:sz="4"/>
+            </w:tcBorders>
+            <w:tcMar>
+              <w:top w:type="dxa" w:w="60"/>
+              <w:left w:type="dxa" w:w="100"/>
+              <w:bottom w:type="dxa" w:w="60"/>
+              <w:right w:type="dxa" w:w="100"/>
+            </w:tcMar>
+          </w:tcPr>
+          <w:p>
+            <w:pPr>
+              <w:jc w:val="center"/>
+            </w:pPr>
+            <w:r>
+              <w:rPr>
+                <w:sz w:val="19"/>
+                <w:szCs w:val="19"/>
+              </w:rPr>
+              <w:t xml:space="preserve">13</w:t>
+            </w:r>
+          </w:p>
+        </w:tc>
+        <w:tc>
+          <w:tcPr>
+            <w:tcW w:type="dxa" w:w="1500"/>
+            <w:tcBorders>
+              <w:top w:val="single" w:color="BFBFBF" w:sz="4"/>
+              <w:left w:val="single" w:color="BFBFBF" w:sz="4"/>
+              <w:bottom w:val="single" w:color="BFBFBF" w:sz="4"/>
+              <w:right w:val="single" w:color="BFBFBF" w:sz="4"/>
+            </w:tcBorders>
+            <w:tcMar>
+              <w:top w:type="dxa" w:w="60"/>
+              <w:left w:type="dxa" w:w="100"/>
+              <w:bottom w:type="dxa" w:w="60"/>
+              <w:right w:type="dxa" w:w="100"/>
+            </w:tcMar>
+          </w:tcPr>
+          <w:p>
+            <w:pPr>
+              <w:jc w:val="left"/>
+            </w:pPr>
+            <w:r>
+              <w:rPr>
+                <w:sz w:val="19"/>
+                <w:szCs w:val="19"/>
+              </w:rPr>
+              <w:t xml:space="preserve">Late Oct</w:t>
+            </w:r>
+          </w:p>
+        </w:tc>
+        <w:tc>
+          <w:tcPr>
+            <w:tcW w:type="dxa" w:w="4300"/>
+            <w:tcBorders>
+              <w:top w:val="single" w:color="BFBFBF" w:sz="4"/>
+              <w:left w:val="single" w:color="BFBFBF" w:sz="4"/>
+              <w:bottom w:val="single" w:color="BFBFBF" w:sz="4"/>
+              <w:right w:val="single" w:color="BFBFBF" w:sz="4"/>
+            </w:tcBorders>
+            <w:tcMar>
+              <w:top w:type="dxa" w:w="60"/>
+              <w:left w:type="dxa" w:w="100"/>
+              <w:bottom w:type="dxa" w:w="60"/>
+              <w:right w:type="dxa" w:w="100"/>
+            </w:tcMar>
+          </w:tcPr>
+          <w:p>
+            <w:pPr>
+              <w:jc w:val="left"/>
+            </w:pPr>
+            <w:r>
+              <w:rPr>
+                <w:b/>
+                <w:bCs/>
+                <w:sz w:val="19"/>
+                <w:szCs w:val="19"/>
+              </w:rPr>
+              <w:t xml:space="preserve">Take the SIELE / placement test</w:t>
+            </w:r>
+          </w:p>
+        </w:tc>
+        <w:tc>
+          <w:tcPr>
+            <w:tcW w:type="dxa" w:w="3338"/>
+            <w:tcBorders>
+              <w:top w:val="single" w:color="BFBFBF" w:sz="4"/>
+              <w:left w:val="single" w:color="BFBFBF" w:sz="4"/>
+              <w:bottom w:val="single" w:color="BFBFBF" w:sz="4"/>
+              <w:right w:val="single" w:color="BFBFBF" w:sz="4"/>
+            </w:tcBorders>
+            <w:tcMar>
+              <w:top w:type="dxa" w:w="60"/>
+              <w:left w:type="dxa" w:w="100"/>
+              <w:bottom w:type="dxa" w:w="60"/>
+              <w:right w:type="dxa" w:w="100"/>
+            </w:tcMar>
+          </w:tcPr>
+          <w:p>
+            <w:pPr>
+              <w:jc w:val="left"/>
+            </w:pPr>
+            <w:r>
+              <w:rPr>
+                <w:sz w:val="19"/>
+                <w:szCs w:val="19"/>
+              </w:rPr>
+              <w:t xml:space="preserve">Results by mid-November.</w:t>
+            </w:r>
+          </w:p>
+        </w:tc>
+      </w:tr>
+      <w:tr>
+        <w:tc>
+          <w:tcPr>
+            <w:tcW w:type="dxa" w:w="500"/>
+            <w:tcBorders>
+              <w:top w:val="single" w:color="BFBFBF" w:sz="4"/>
+              <w:left w:val="single" w:color="BFBFBF" w:sz="4"/>
+              <w:bottom w:val="single" w:color="BFBFBF" w:sz="4"/>
+              <w:right w:val="single" w:color="BFBFBF" w:sz="4"/>
+            </w:tcBorders>
+            <w:tcMar>
+              <w:top w:type="dxa" w:w="60"/>
+              <w:left w:type="dxa" w:w="100"/>
+              <w:bottom w:type="dxa" w:w="60"/>
+              <w:right w:type="dxa" w:w="100"/>
+            </w:tcMar>
+          </w:tcPr>
+          <w:p>
+            <w:pPr>
+              <w:jc w:val="center"/>
+            </w:pPr>
+            <w:r>
+              <w:rPr>
+                <w:sz w:val="19"/>
+                <w:szCs w:val="19"/>
+              </w:rPr>
+              <w:t xml:space="preserve">14</w:t>
+            </w:r>
+          </w:p>
+        </w:tc>
+        <w:tc>
+          <w:tcPr>
+            <w:tcW w:type="dxa" w:w="1500"/>
+            <w:tcBorders>
+              <w:top w:val="single" w:color="BFBFBF" w:sz="4"/>
+              <w:left w:val="single" w:color="BFBFBF" w:sz="4"/>
+              <w:bottom w:val="single" w:color="BFBFBF" w:sz="4"/>
+              <w:right w:val="single" w:color="BFBFBF" w:sz="4"/>
+            </w:tcBorders>
+            <w:tcMar>
+              <w:top w:type="dxa" w:w="60"/>
+              <w:left w:type="dxa" w:w="100"/>
+              <w:bottom w:type="dxa" w:w="60"/>
+              <w:right w:type="dxa" w:w="100"/>
+            </w:tcMar>
+          </w:tcPr>
+          <w:p>
+            <w:pPr>
+              <w:jc w:val="left"/>
+            </w:pPr>
+            <w:r>
+              <w:rPr>
+                <w:sz w:val="19"/>
+                <w:szCs w:val="19"/>
+              </w:rPr>
+              <w:t xml:space="preserve">As soon as open</w:t>
+            </w:r>
+          </w:p>
+        </w:tc>
+        <w:tc>
+          <w:tcPr>
+            <w:tcW w:type="dxa" w:w="4300"/>
+            <w:tcBorders>
+              <w:top w:val="single" w:color="BFBFBF" w:sz="4"/>
+              <w:left w:val="single" w:color="BFBFBF" w:sz="4"/>
+              <w:bottom w:val="single" w:color="BFBFBF" w:sz="4"/>
+              <w:right w:val="single" w:color="BFBFBF" w:sz="4"/>
+            </w:tcBorders>
+            <w:tcMar>
+              <w:top w:type="dxa" w:w="60"/>
+              <w:left w:type="dxa" w:w="100"/>
+              <w:bottom w:type="dxa" w:w="60"/>
+              <w:right w:type="dxa" w:w="100"/>
+            </w:tcMar>
+          </w:tcPr>
+          <w:p>
+            <w:pPr>
+              <w:jc w:val="left"/>
+            </w:pPr>
+            <w:r>
+              <w:rPr>
+                <w:b/>
+                <w:bCs/>
+                <w:sz w:val="19"/>
+                <w:szCs w:val="19"/>
+              </w:rPr>
+              <w:t xml:space="preserve">Master’s pre-registration</w:t>
+            </w:r>
+            <w:r>
+              <w:rPr>
+                <w:sz w:val="19"/>
+                <w:szCs w:val="19"/>
+              </w:rPr>
+              <w:t xml:space="preserve">, or at least the </w:t>
+            </w:r>
+            <w:r>
+              <w:rPr>
+                <w:b/>
+                <w:bCs/>
+                <w:sz w:val="19"/>
+                <w:szCs w:val="19"/>
+              </w:rPr>
+              <w:t xml:space="preserve">coordinator’s email</w:t>
+            </w:r>
+          </w:p>
+        </w:tc>
+        <w:tc>
+          <w:tcPr>
+            <w:tcW w:type="dxa" w:w="3338"/>
+            <w:tcBorders>
+              <w:top w:val="single" w:color="BFBFBF" w:sz="4"/>
+              <w:left w:val="single" w:color="BFBFBF" w:sz="4"/>
+              <w:bottom w:val="single" w:color="BFBFBF" w:sz="4"/>
+              <w:right w:val="single" w:color="BFBFBF" w:sz="4"/>
+            </w:tcBorders>
+            <w:tcMar>
+              <w:top w:type="dxa" w:w="60"/>
+              <w:left w:type="dxa" w:w="100"/>
+              <w:bottom w:type="dxa" w:w="60"/>
+              <w:right w:type="dxa" w:w="100"/>
+            </w:tcMar>
+          </w:tcPr>
+          <w:p>
+            <w:pPr>
+              <w:jc w:val="left"/>
+            </w:pPr>
+            <w:r>
+              <w:rPr>
+                <w:sz w:val="19"/>
+                <w:szCs w:val="19"/>
+              </w:rPr>
+              <w:t xml:space="preserve">Keep pushing until you have it.</w:t>
+            </w:r>
+          </w:p>
+        </w:tc>
+      </w:tr>
+    </w:tbl>
+    <w:p>
+      <w:pPr>
+        <w:pStyle w:val="Heading2"/>
+      </w:pPr>
+      <w:r>
+        <w:t xml:space="preserve">Phase 3 — 26 Oct to 15 Nov: the documents that must be recent</w:t>
+      </w:r>
+    </w:p>
+    <w:tbl>
+      <w:tblPr>
+        <w:tblW w:type="dxa" w:w="9638"/>
+        <w:tblBorders>
+          <w:top w:val="single" w:color="auto" w:sz="4"/>
+          <w:left w:val="single" w:color="auto" w:sz="4"/>
+          <w:bottom w:val="single" w:color="auto" w:sz="4"/>
+          <w:right w:val="single" w:color="auto" w:sz="4"/>
+          <w:insideH w:val="single" w:color="auto" w:sz="4"/>
+          <w:insideV w:val="single" w:color="auto" w:sz="4"/>
+        </w:tblBorders>
+      </w:tblPr>
+      <w:tblGrid>
+        <w:gridCol w:w="500"/>
+        <w:gridCol w:w="1500"/>
+        <w:gridCol w:w="4300"/>
+        <w:gridCol w:w="3338"/>
+      </w:tblGrid>
+      <w:tr>
+        <w:trPr>
+          <w:tblHeader/>
+        </w:trPr>
+        <w:tc>
+          <w:tcPr>
+            <w:tcW w:type="dxa" w:w="500"/>
+            <w:tcBorders>
+              <w:top w:val="single" w:color="BFBFBF" w:sz="4"/>
+              <w:left w:val="single" w:color="BFBFBF" w:sz="4"/>
+              <w:bottom w:val="single" w:color="BFBFBF" w:sz="4"/>
+              <w:right w:val="single" w:color="BFBFBF" w:sz="4"/>
+            </w:tcBorders>
+            <w:shd w:fill="1F4E79" w:val="clear"/>
+            <w:tcMar>
+              <w:top w:type="dxa" w:w="60"/>
+              <w:left w:type="dxa" w:w="100"/>
+              <w:bottom w:type="dxa" w:w="60"/>
+              <w:right w:type="dxa" w:w="100"/>
+            </w:tcMar>
+          </w:tcPr>
+          <w:p>
+            <w:pPr>
+              <w:jc w:val="center"/>
+            </w:pPr>
+            <w:r>
+              <w:rPr>
+                <w:b/>
+                <w:bCs/>
+                <w:color w:val="FFFFFF"/>
+                <w:sz w:val="19"/>
+                <w:szCs w:val="19"/>
+              </w:rPr>
+              <w:t xml:space="preserve">#</w:t>
+            </w:r>
+          </w:p>
+        </w:tc>
+        <w:tc>
+          <w:tcPr>
+            <w:tcW w:type="dxa" w:w="1500"/>
+            <w:tcBorders>
+              <w:top w:val="single" w:color="BFBFBF" w:sz="4"/>
+              <w:left w:val="single" w:color="BFBFBF" w:sz="4"/>
+              <w:bottom w:val="single" w:color="BFBFBF" w:sz="4"/>
+              <w:right w:val="single" w:color="BFBFBF" w:sz="4"/>
+            </w:tcBorders>
+            <w:shd w:fill="1F4E79" w:val="clear"/>
+            <w:tcMar>
+              <w:top w:type="dxa" w:w="60"/>
+              <w:left w:type="dxa" w:w="100"/>
+              <w:bottom w:type="dxa" w:w="60"/>
+              <w:right w:type="dxa" w:w="100"/>
+            </w:tcMar>
+          </w:tcPr>
+          <w:p>
+            <w:pPr>
+              <w:jc w:val="left"/>
+            </w:pPr>
+            <w:r>
+              <w:rPr>
+                <w:b/>
+                <w:bCs/>
+                <w:color w:val="FFFFFF"/>
+                <w:sz w:val="19"/>
+                <w:szCs w:val="19"/>
+              </w:rPr>
+              <w:t xml:space="preserve">When</w:t>
+            </w:r>
+          </w:p>
+        </w:tc>
+        <w:tc>
+          <w:tcPr>
+            <w:tcW w:type="dxa" w:w="4300"/>
+            <w:tcBorders>
+              <w:top w:val="single" w:color="BFBFBF" w:sz="4"/>
+              <w:left w:val="single" w:color="BFBFBF" w:sz="4"/>
+              <w:bottom w:val="single" w:color="BFBFBF" w:sz="4"/>
+              <w:right w:val="single" w:color="BFBFBF" w:sz="4"/>
+            </w:tcBorders>
+            <w:shd w:fill="1F4E79" w:val="clear"/>
+            <w:tcMar>
+              <w:top w:type="dxa" w:w="60"/>
+              <w:left w:type="dxa" w:w="100"/>
+              <w:bottom w:type="dxa" w:w="60"/>
+              <w:right w:type="dxa" w:w="100"/>
+            </w:tcMar>
+          </w:tcPr>
+          <w:p>
+            <w:pPr>
+              <w:jc w:val="left"/>
+            </w:pPr>
+            <w:r>
+              <w:rPr>
+                <w:b/>
+                <w:bCs/>
+                <w:color w:val="FFFFFF"/>
+                <w:sz w:val="19"/>
+                <w:szCs w:val="19"/>
+              </w:rPr>
+              <w:t xml:space="preserve">Document / task</w:t>
+            </w:r>
+          </w:p>
+        </w:tc>
+        <w:tc>
+          <w:tcPr>
+            <w:tcW w:type="dxa" w:w="3338"/>
+            <w:tcBorders>
+              <w:top w:val="single" w:color="BFBFBF" w:sz="4"/>
+              <w:left w:val="single" w:color="BFBFBF" w:sz="4"/>
+              <w:bottom w:val="single" w:color="BFBFBF" w:sz="4"/>
+              <w:right w:val="single" w:color="BFBFBF" w:sz="4"/>
+            </w:tcBorders>
+            <w:shd w:fill="1F4E79" w:val="clear"/>
+            <w:tcMar>
+              <w:top w:type="dxa" w:w="60"/>
+              <w:left w:type="dxa" w:w="100"/>
+              <w:bottom w:type="dxa" w:w="60"/>
+              <w:right w:type="dxa" w:w="100"/>
+            </w:tcMar>
+          </w:tcPr>
+          <w:p>
+            <w:pPr>
+              <w:jc w:val="left"/>
+            </w:pPr>
+            <w:r>
+              <w:rPr>
+                <w:b/>
+                <w:bCs/>
+                <w:color w:val="FFFFFF"/>
+                <w:sz w:val="19"/>
+                <w:szCs w:val="19"/>
+              </w:rPr>
+              <w:t xml:space="preserve">Notes</w:t>
+            </w:r>
+          </w:p>
+        </w:tc>
+      </w:tr>
+      <w:tr>
+        <w:tc>
+          <w:tcPr>
+            <w:tcW w:type="dxa" w:w="500"/>
+            <w:tcBorders>
+              <w:top w:val="single" w:color="BFBFBF" w:sz="4"/>
+              <w:left w:val="single" w:color="BFBFBF" w:sz="4"/>
+              <w:bottom w:val="single" w:color="BFBFBF" w:sz="4"/>
+              <w:right w:val="single" w:color="BFBFBF" w:sz="4"/>
+            </w:tcBorders>
+            <w:tcMar>
+              <w:top w:type="dxa" w:w="60"/>
+              <w:left w:type="dxa" w:w="100"/>
+              <w:bottom w:type="dxa" w:w="60"/>
+              <w:right w:type="dxa" w:w="100"/>
+            </w:tcMar>
+          </w:tcPr>
+          <w:p>
+            <w:pPr>
+              <w:jc w:val="center"/>
+            </w:pPr>
+            <w:r>
+              <w:rPr>
+                <w:sz w:val="19"/>
+                <w:szCs w:val="19"/>
+              </w:rPr>
+              <w:t xml:space="preserve">15</w:t>
+            </w:r>
+          </w:p>
+        </w:tc>
+        <w:tc>
+          <w:tcPr>
+            <w:tcW w:type="dxa" w:w="1500"/>
+            <w:tcBorders>
+              <w:top w:val="single" w:color="BFBFBF" w:sz="4"/>
+              <w:left w:val="single" w:color="BFBFBF" w:sz="4"/>
+              <w:bottom w:val="single" w:color="BFBFBF" w:sz="4"/>
+              <w:right w:val="single" w:color="BFBFBF" w:sz="4"/>
+            </w:tcBorders>
+            <w:tcMar>
+              <w:top w:type="dxa" w:w="60"/>
+              <w:left w:type="dxa" w:w="100"/>
+              <w:bottom w:type="dxa" w:w="60"/>
+              <w:right w:type="dxa" w:w="100"/>
+            </w:tcMar>
+          </w:tcPr>
+          <w:p>
+            <w:pPr>
+              <w:jc w:val="left"/>
+            </w:pPr>
+            <w:r>
+              <w:rPr>
+                <w:sz w:val="19"/>
+                <w:szCs w:val="19"/>
+              </w:rPr>
+              <w:t xml:space="preserve">Early Nov</w:t>
+            </w:r>
+          </w:p>
+        </w:tc>
+        <w:tc>
+          <w:tcPr>
+            <w:tcW w:type="dxa" w:w="4300"/>
+            <w:tcBorders>
+              <w:top w:val="single" w:color="BFBFBF" w:sz="4"/>
+              <w:left w:val="single" w:color="BFBFBF" w:sz="4"/>
+              <w:bottom w:val="single" w:color="BFBFBF" w:sz="4"/>
+              <w:right w:val="single" w:color="BFBFBF" w:sz="4"/>
+            </w:tcBorders>
+            <w:tcMar>
+              <w:top w:type="dxa" w:w="60"/>
+              <w:left w:type="dxa" w:w="100"/>
+              <w:bottom w:type="dxa" w:w="60"/>
+              <w:right w:type="dxa" w:w="100"/>
+            </w:tcMar>
+          </w:tcPr>
+          <w:p>
+            <w:pPr>
+              <w:jc w:val="left"/>
+            </w:pPr>
+            <w:r>
+              <w:rPr>
+                <w:b/>
+                <w:bCs/>
+                <w:sz w:val="19"/>
+                <w:szCs w:val="19"/>
+              </w:rPr>
+              <w:t xml:space="preserve">Block the money</w:t>
+            </w:r>
+            <w:r>
+              <w:rPr>
+                <w:sz w:val="19"/>
+                <w:szCs w:val="19"/>
+              </w:rPr>
+              <w:t xml:space="preserve"> and get the </w:t>
+            </w:r>
+            <w:r>
+              <w:rPr>
+                <w:b/>
+                <w:bCs/>
+                <w:sz w:val="19"/>
+                <w:szCs w:val="19"/>
+              </w:rPr>
+              <w:t xml:space="preserve">attestation de blocage</w:t>
+            </w:r>
+          </w:p>
+        </w:tc>
+        <w:tc>
+          <w:tcPr>
+            <w:tcW w:type="dxa" w:w="3338"/>
+            <w:tcBorders>
+              <w:top w:val="single" w:color="BFBFBF" w:sz="4"/>
+              <w:left w:val="single" w:color="BFBFBF" w:sz="4"/>
+              <w:bottom w:val="single" w:color="BFBFBF" w:sz="4"/>
+              <w:right w:val="single" w:color="BFBFBF" w:sz="4"/>
+            </w:tcBorders>
+            <w:tcMar>
+              <w:top w:type="dxa" w:w="60"/>
+              <w:left w:type="dxa" w:w="100"/>
+              <w:bottom w:type="dxa" w:w="60"/>
+              <w:right w:type="dxa" w:w="100"/>
+            </w:tcMar>
+          </w:tcPr>
+          <w:p>
+            <w:pPr>
+              <w:jc w:val="left"/>
+            </w:pPr>
+            <w:r>
+              <w:rPr>
+                <w:sz w:val="19"/>
+                <w:szCs w:val="19"/>
+              </w:rPr>
+              <w:t xml:space="preserve">Arrival ~8 Jan → course end + 15 days ≈ 7 months × €700 = </w:t>
+            </w:r>
+            <w:r>
+              <w:rPr>
+                <w:b/>
+                <w:bCs/>
+                <w:sz w:val="19"/>
+                <w:szCs w:val="19"/>
+              </w:rPr>
+              <w:t xml:space="preserve">€4,900</w:t>
+            </w:r>
+            <w:r>
+              <w:rPr>
+                <w:sz w:val="19"/>
+                <w:szCs w:val="19"/>
+              </w:rPr>
+              <w:t xml:space="preserve"> + return trip. Apostille → batch 2.</w:t>
+            </w:r>
+          </w:p>
+        </w:tc>
+      </w:tr>
+      <w:tr>
+        <w:tc>
+          <w:tcPr>
+            <w:tcW w:type="dxa" w:w="500"/>
+            <w:tcBorders>
+              <w:top w:val="single" w:color="BFBFBF" w:sz="4"/>
+              <w:left w:val="single" w:color="BFBFBF" w:sz="4"/>
+              <w:bottom w:val="single" w:color="BFBFBF" w:sz="4"/>
+              <w:right w:val="single" w:color="BFBFBF" w:sz="4"/>
+            </w:tcBorders>
+            <w:tcMar>
+              <w:top w:type="dxa" w:w="60"/>
+              <w:left w:type="dxa" w:w="100"/>
+              <w:bottom w:type="dxa" w:w="60"/>
+              <w:right w:type="dxa" w:w="100"/>
+            </w:tcMar>
+          </w:tcPr>
+          <w:p>
+            <w:pPr>
+              <w:jc w:val="center"/>
+            </w:pPr>
+            <w:r>
+              <w:rPr>
+                <w:sz w:val="19"/>
+                <w:szCs w:val="19"/>
+              </w:rPr>
+              <w:t xml:space="preserve">16</w:t>
+            </w:r>
+          </w:p>
+        </w:tc>
+        <w:tc>
+          <w:tcPr>
+            <w:tcW w:type="dxa" w:w="1500"/>
+            <w:tcBorders>
+              <w:top w:val="single" w:color="BFBFBF" w:sz="4"/>
+              <w:left w:val="single" w:color="BFBFBF" w:sz="4"/>
+              <w:bottom w:val="single" w:color="BFBFBF" w:sz="4"/>
+              <w:right w:val="single" w:color="BFBFBF" w:sz="4"/>
+            </w:tcBorders>
+            <w:tcMar>
+              <w:top w:type="dxa" w:w="60"/>
+              <w:left w:type="dxa" w:w="100"/>
+              <w:bottom w:type="dxa" w:w="60"/>
+              <w:right w:type="dxa" w:w="100"/>
+            </w:tcMar>
+          </w:tcPr>
+          <w:p>
+            <w:pPr>
+              <w:jc w:val="left"/>
+            </w:pPr>
+            <w:r>
+              <w:rPr>
+                <w:sz w:val="19"/>
+                <w:szCs w:val="19"/>
+              </w:rPr>
+              <w:t xml:space="preserve">Early Nov</w:t>
+            </w:r>
+          </w:p>
+        </w:tc>
+        <w:tc>
+          <w:tcPr>
+            <w:tcW w:type="dxa" w:w="4300"/>
+            <w:tcBorders>
+              <w:top w:val="single" w:color="BFBFBF" w:sz="4"/>
+              <w:left w:val="single" w:color="BFBFBF" w:sz="4"/>
+              <w:bottom w:val="single" w:color="BFBFBF" w:sz="4"/>
+              <w:right w:val="single" w:color="BFBFBF" w:sz="4"/>
+            </w:tcBorders>
+            <w:tcMar>
+              <w:top w:type="dxa" w:w="60"/>
+              <w:left w:type="dxa" w:w="100"/>
+              <w:bottom w:type="dxa" w:w="60"/>
+              <w:right w:type="dxa" w:w="100"/>
+            </w:tcMar>
+          </w:tcPr>
+          <w:p>
+            <w:pPr>
+              <w:jc w:val="left"/>
+            </w:pPr>
+            <w:r>
+              <w:rPr>
+                <w:b/>
+                <w:bCs/>
+                <w:sz w:val="19"/>
+                <w:szCs w:val="19"/>
+              </w:rPr>
+              <w:t xml:space="preserve">Parent’s attestation de travail</w:t>
+            </w:r>
+            <w:r>
+              <w:rPr>
+                <w:sz w:val="19"/>
+                <w:szCs w:val="19"/>
+              </w:rPr>
+              <w:t xml:space="preserve"> (issued in November)</w:t>
+            </w:r>
+          </w:p>
+        </w:tc>
+        <w:tc>
+          <w:tcPr>
+            <w:tcW w:type="dxa" w:w="3338"/>
+            <w:tcBorders>
+              <w:top w:val="single" w:color="BFBFBF" w:sz="4"/>
+              <w:left w:val="single" w:color="BFBFBF" w:sz="4"/>
+              <w:bottom w:val="single" w:color="BFBFBF" w:sz="4"/>
+              <w:right w:val="single" w:color="BFBFBF" w:sz="4"/>
+            </w:tcBorders>
+            <w:tcMar>
+              <w:top w:type="dxa" w:w="60"/>
+              <w:left w:type="dxa" w:w="100"/>
+              <w:bottom w:type="dxa" w:w="60"/>
+              <w:right w:type="dxa" w:w="100"/>
+            </w:tcMar>
+          </w:tcPr>
+          <w:p>
+            <w:pPr>
+              <w:jc w:val="left"/>
+            </w:pPr>
+            <w:r>
+              <w:rPr>
+                <w:sz w:val="19"/>
+                <w:szCs w:val="19"/>
+              </w:rPr>
+              <w:t xml:space="preserve">Translation (batch 2).</w:t>
+            </w:r>
+          </w:p>
+        </w:tc>
+      </w:tr>
+      <w:tr>
+        <w:tc>
+          <w:tcPr>
+            <w:tcW w:type="dxa" w:w="500"/>
+            <w:tcBorders>
+              <w:top w:val="single" w:color="BFBFBF" w:sz="4"/>
+              <w:left w:val="single" w:color="BFBFBF" w:sz="4"/>
+              <w:bottom w:val="single" w:color="BFBFBF" w:sz="4"/>
+              <w:right w:val="single" w:color="BFBFBF" w:sz="4"/>
+            </w:tcBorders>
+            <w:tcMar>
+              <w:top w:type="dxa" w:w="60"/>
+              <w:left w:type="dxa" w:w="100"/>
+              <w:bottom w:type="dxa" w:w="60"/>
+              <w:right w:type="dxa" w:w="100"/>
+            </w:tcMar>
+          </w:tcPr>
+          <w:p>
+            <w:pPr>
+              <w:jc w:val="center"/>
+            </w:pPr>
+            <w:r>
+              <w:rPr>
+                <w:sz w:val="19"/>
+                <w:szCs w:val="19"/>
+              </w:rPr>
+              <w:t xml:space="preserve">17</w:t>
+            </w:r>
+          </w:p>
+        </w:tc>
+        <w:tc>
+          <w:tcPr>
+            <w:tcW w:type="dxa" w:w="1500"/>
+            <w:tcBorders>
+              <w:top w:val="single" w:color="BFBFBF" w:sz="4"/>
+              <w:left w:val="single" w:color="BFBFBF" w:sz="4"/>
+              <w:bottom w:val="single" w:color="BFBFBF" w:sz="4"/>
+              <w:right w:val="single" w:color="BFBFBF" w:sz="4"/>
+            </w:tcBorders>
+            <w:tcMar>
+              <w:top w:type="dxa" w:w="60"/>
+              <w:left w:type="dxa" w:w="100"/>
+              <w:bottom w:type="dxa" w:w="60"/>
+              <w:right w:type="dxa" w:w="100"/>
+            </w:tcMar>
+          </w:tcPr>
+          <w:p>
+            <w:pPr>
+              <w:jc w:val="left"/>
+            </w:pPr>
+            <w:r>
+              <w:rPr>
+                <w:sz w:val="19"/>
+                <w:szCs w:val="19"/>
+              </w:rPr>
+              <w:t xml:space="preserve">Early Nov</w:t>
+            </w:r>
+          </w:p>
+        </w:tc>
+        <w:tc>
+          <w:tcPr>
+            <w:tcW w:type="dxa" w:w="4300"/>
+            <w:tcBorders>
+              <w:top w:val="single" w:color="BFBFBF" w:sz="4"/>
+              <w:left w:val="single" w:color="BFBFBF" w:sz="4"/>
+              <w:bottom w:val="single" w:color="BFBFBF" w:sz="4"/>
+              <w:right w:val="single" w:color="BFBFBF" w:sz="4"/>
+            </w:tcBorders>
+            <w:tcMar>
+              <w:top w:type="dxa" w:w="60"/>
+              <w:left w:type="dxa" w:w="100"/>
+              <w:bottom w:type="dxa" w:w="60"/>
+              <w:right w:type="dxa" w:w="100"/>
+            </w:tcMar>
+          </w:tcPr>
+          <w:p>
+            <w:pPr>
+              <w:jc w:val="left"/>
+            </w:pPr>
+            <w:r>
+              <w:rPr>
+                <w:b/>
+                <w:bCs/>
+                <w:sz w:val="19"/>
+                <w:szCs w:val="19"/>
+              </w:rPr>
+              <w:t xml:space="preserve">Your birth certificate</w:t>
+            </w:r>
+            <w:r>
+              <w:rPr>
+                <w:sz w:val="19"/>
+                <w:szCs w:val="19"/>
+              </w:rPr>
+              <w:t xml:space="preserve"> (extrait de naissance, in French)</w:t>
+            </w:r>
+          </w:p>
+        </w:tc>
+        <w:tc>
+          <w:tcPr>
+            <w:tcW w:type="dxa" w:w="3338"/>
+            <w:tcBorders>
+              <w:top w:val="single" w:color="BFBFBF" w:sz="4"/>
+              <w:left w:val="single" w:color="BFBFBF" w:sz="4"/>
+              <w:bottom w:val="single" w:color="BFBFBF" w:sz="4"/>
+              <w:right w:val="single" w:color="BFBFBF" w:sz="4"/>
+            </w:tcBorders>
+            <w:tcMar>
+              <w:top w:type="dxa" w:w="60"/>
+              <w:left w:type="dxa" w:w="100"/>
+              <w:bottom w:type="dxa" w:w="60"/>
+              <w:right w:type="dxa" w:w="100"/>
+            </w:tcMar>
+          </w:tcPr>
+          <w:p>
+            <w:pPr>
+              <w:jc w:val="left"/>
+            </w:pPr>
+            <w:r>
+              <w:rPr>
+                <w:sz w:val="19"/>
+                <w:szCs w:val="19"/>
+              </w:rPr>
+              <w:t xml:space="preserve">Apostille → batch 2.</w:t>
+            </w:r>
+          </w:p>
+        </w:tc>
+      </w:tr>
+      <w:tr>
+        <w:tc>
+          <w:tcPr>
+            <w:tcW w:type="dxa" w:w="500"/>
+            <w:tcBorders>
+              <w:top w:val="single" w:color="BFBFBF" w:sz="4"/>
+              <w:left w:val="single" w:color="BFBFBF" w:sz="4"/>
+              <w:bottom w:val="single" w:color="BFBFBF" w:sz="4"/>
+              <w:right w:val="single" w:color="BFBFBF" w:sz="4"/>
+            </w:tcBorders>
+            <w:tcMar>
+              <w:top w:type="dxa" w:w="60"/>
+              <w:left w:type="dxa" w:w="100"/>
+              <w:bottom w:type="dxa" w:w="60"/>
+              <w:right w:type="dxa" w:w="100"/>
+            </w:tcMar>
+          </w:tcPr>
+          <w:p>
+            <w:pPr>
+              <w:jc w:val="center"/>
+            </w:pPr>
+            <w:r>
+              <w:rPr>
+                <w:sz w:val="19"/>
+                <w:szCs w:val="19"/>
+              </w:rPr>
+              <w:t xml:space="preserve">18</w:t>
+            </w:r>
+          </w:p>
+        </w:tc>
+        <w:tc>
+          <w:tcPr>
+            <w:tcW w:type="dxa" w:w="1500"/>
+            <w:tcBorders>
+              <w:top w:val="single" w:color="BFBFBF" w:sz="4"/>
+              <w:left w:val="single" w:color="BFBFBF" w:sz="4"/>
+              <w:bottom w:val="single" w:color="BFBFBF" w:sz="4"/>
+              <w:right w:val="single" w:color="BFBFBF" w:sz="4"/>
+            </w:tcBorders>
+            <w:tcMar>
+              <w:top w:type="dxa" w:w="60"/>
+              <w:left w:type="dxa" w:w="100"/>
+              <w:bottom w:type="dxa" w:w="60"/>
+              <w:right w:type="dxa" w:w="100"/>
+            </w:tcMar>
+          </w:tcPr>
+          <w:p>
+            <w:pPr>
+              <w:jc w:val="left"/>
+            </w:pPr>
+            <w:r>
+              <w:rPr>
+                <w:sz w:val="19"/>
+                <w:szCs w:val="19"/>
+              </w:rPr>
+              <w:t xml:space="preserve">Early Nov</w:t>
+            </w:r>
+          </w:p>
+        </w:tc>
+        <w:tc>
+          <w:tcPr>
+            <w:tcW w:type="dxa" w:w="4300"/>
+            <w:tcBorders>
+              <w:top w:val="single" w:color="BFBFBF" w:sz="4"/>
+              <w:left w:val="single" w:color="BFBFBF" w:sz="4"/>
+              <w:bottom w:val="single" w:color="BFBFBF" w:sz="4"/>
+              <w:right w:val="single" w:color="BFBFBF" w:sz="4"/>
+            </w:tcBorders>
+            <w:tcMar>
+              <w:top w:type="dxa" w:w="60"/>
+              <w:left w:type="dxa" w:w="100"/>
+              <w:bottom w:type="dxa" w:w="60"/>
+              <w:right w:type="dxa" w:w="100"/>
+            </w:tcMar>
+          </w:tcPr>
+          <w:p>
+            <w:pPr>
+              <w:jc w:val="left"/>
+            </w:pPr>
+            <w:r>
+              <w:rPr>
+                <w:b/>
+                <w:bCs/>
+                <w:sz w:val="19"/>
+                <w:szCs w:val="19"/>
+              </w:rPr>
+              <w:t xml:space="preserve">Medical certificate</w:t>
+            </w:r>
+            <w:r>
+              <w:rPr>
+                <w:sz w:val="19"/>
+                <w:szCs w:val="19"/>
+              </w:rPr>
+              <w:t xml:space="preserve"> (Part 9)</w:t>
+            </w:r>
+          </w:p>
+        </w:tc>
+        <w:tc>
+          <w:tcPr>
+            <w:tcW w:type="dxa" w:w="3338"/>
+            <w:tcBorders>
+              <w:top w:val="single" w:color="BFBFBF" w:sz="4"/>
+              <w:left w:val="single" w:color="BFBFBF" w:sz="4"/>
+              <w:bottom w:val="single" w:color="BFBFBF" w:sz="4"/>
+              <w:right w:val="single" w:color="BFBFBF" w:sz="4"/>
+            </w:tcBorders>
+            <w:tcMar>
+              <w:top w:type="dxa" w:w="60"/>
+              <w:left w:type="dxa" w:w="100"/>
+              <w:bottom w:type="dxa" w:w="60"/>
+              <w:right w:type="dxa" w:w="100"/>
+            </w:tcMar>
+          </w:tcPr>
+          <w:p>
+            <w:pPr>
+              <w:jc w:val="left"/>
+            </w:pPr>
+            <w:r>
+              <w:rPr>
+                <w:sz w:val="19"/>
+                <w:szCs w:val="19"/>
+              </w:rPr>
+              <w:t xml:space="preserve">Legalisation at the Direction Régionale de la Santé → apostille → batch 2. Allow 1–2 weeks.</w:t>
+            </w:r>
+          </w:p>
+        </w:tc>
+      </w:tr>
+      <w:tr>
+        <w:tc>
+          <w:tcPr>
+            <w:tcW w:type="dxa" w:w="500"/>
+            <w:tcBorders>
+              <w:top w:val="single" w:color="BFBFBF" w:sz="4"/>
+              <w:left w:val="single" w:color="BFBFBF" w:sz="4"/>
+              <w:bottom w:val="single" w:color="BFBFBF" w:sz="4"/>
+              <w:right w:val="single" w:color="BFBFBF" w:sz="4"/>
+            </w:tcBorders>
+            <w:tcMar>
+              <w:top w:type="dxa" w:w="60"/>
+              <w:left w:type="dxa" w:w="100"/>
+              <w:bottom w:type="dxa" w:w="60"/>
+              <w:right w:type="dxa" w:w="100"/>
+            </w:tcMar>
+          </w:tcPr>
+          <w:p>
+            <w:pPr>
+              <w:jc w:val="center"/>
+            </w:pPr>
+            <w:r>
+              <w:rPr>
+                <w:sz w:val="19"/>
+                <w:szCs w:val="19"/>
+              </w:rPr>
+              <w:t xml:space="preserve">19</w:t>
+            </w:r>
+          </w:p>
+        </w:tc>
+        <w:tc>
+          <w:tcPr>
+            <w:tcW w:type="dxa" w:w="1500"/>
+            <w:tcBorders>
+              <w:top w:val="single" w:color="BFBFBF" w:sz="4"/>
+              <w:left w:val="single" w:color="BFBFBF" w:sz="4"/>
+              <w:bottom w:val="single" w:color="BFBFBF" w:sz="4"/>
+              <w:right w:val="single" w:color="BFBFBF" w:sz="4"/>
+            </w:tcBorders>
+            <w:tcMar>
+              <w:top w:type="dxa" w:w="60"/>
+              <w:left w:type="dxa" w:w="100"/>
+              <w:bottom w:type="dxa" w:w="60"/>
+              <w:right w:type="dxa" w:w="100"/>
+            </w:tcMar>
+          </w:tcPr>
+          <w:p>
+            <w:pPr>
+              <w:jc w:val="left"/>
+            </w:pPr>
+            <w:r>
+              <w:rPr>
+                <w:sz w:val="19"/>
+                <w:szCs w:val="19"/>
+              </w:rPr>
+              <w:t xml:space="preserve">Early Nov</w:t>
+            </w:r>
+          </w:p>
+        </w:tc>
+        <w:tc>
+          <w:tcPr>
+            <w:tcW w:type="dxa" w:w="4300"/>
+            <w:tcBorders>
+              <w:top w:val="single" w:color="BFBFBF" w:sz="4"/>
+              <w:left w:val="single" w:color="BFBFBF" w:sz="4"/>
+              <w:bottom w:val="single" w:color="BFBFBF" w:sz="4"/>
+              <w:right w:val="single" w:color="BFBFBF" w:sz="4"/>
+            </w:tcBorders>
+            <w:tcMar>
+              <w:top w:type="dxa" w:w="60"/>
+              <w:left w:type="dxa" w:w="100"/>
+              <w:bottom w:type="dxa" w:w="60"/>
+              <w:right w:type="dxa" w:w="100"/>
+            </w:tcMar>
+          </w:tcPr>
+          <w:p>
+            <w:pPr>
+              <w:jc w:val="left"/>
+            </w:pPr>
+            <w:r>
+              <w:rPr>
+                <w:b/>
+                <w:bCs/>
+                <w:sz w:val="19"/>
+                <w:szCs w:val="19"/>
+              </w:rPr>
+              <w:t xml:space="preserve">Accommodation</w:t>
+            </w:r>
+            <w:r>
+              <w:rPr>
+                <w:sz w:val="19"/>
+                <w:szCs w:val="19"/>
+              </w:rPr>
+              <w:t xml:space="preserve">: at least 3 months (or the whole stay), paid</w:t>
+            </w:r>
+          </w:p>
+        </w:tc>
+        <w:tc>
+          <w:tcPr>
+            <w:tcW w:type="dxa" w:w="3338"/>
+            <w:tcBorders>
+              <w:top w:val="single" w:color="BFBFBF" w:sz="4"/>
+              <w:left w:val="single" w:color="BFBFBF" w:sz="4"/>
+              <w:bottom w:val="single" w:color="BFBFBF" w:sz="4"/>
+              <w:right w:val="single" w:color="BFBFBF" w:sz="4"/>
+            </w:tcBorders>
+            <w:tcMar>
+              <w:top w:type="dxa" w:w="60"/>
+              <w:left w:type="dxa" w:w="100"/>
+              <w:bottom w:type="dxa" w:w="60"/>
+              <w:right w:type="dxa" w:w="100"/>
+            </w:tcMar>
+          </w:tcPr>
+          <w:p>
+            <w:pPr>
+              <w:jc w:val="left"/>
+            </w:pPr>
+            <w:r>
+              <w:rPr>
+                <w:sz w:val="19"/>
+                <w:szCs w:val="19"/>
+              </w:rPr>
+              <w:t xml:space="preserve">Starts on your arrival date.</w:t>
+            </w:r>
+          </w:p>
+        </w:tc>
+      </w:tr>
+      <w:tr>
+        <w:tc>
+          <w:tcPr>
+            <w:tcW w:type="dxa" w:w="500"/>
+            <w:tcBorders>
+              <w:top w:val="single" w:color="BFBFBF" w:sz="4"/>
+              <w:left w:val="single" w:color="BFBFBF" w:sz="4"/>
+              <w:bottom w:val="single" w:color="BFBFBF" w:sz="4"/>
+              <w:right w:val="single" w:color="BFBFBF" w:sz="4"/>
+            </w:tcBorders>
+            <w:tcMar>
+              <w:top w:type="dxa" w:w="60"/>
+              <w:left w:type="dxa" w:w="100"/>
+              <w:bottom w:type="dxa" w:w="60"/>
+              <w:right w:type="dxa" w:w="100"/>
+            </w:tcMar>
+          </w:tcPr>
+          <w:p>
+            <w:pPr>
+              <w:jc w:val="center"/>
+            </w:pPr>
+            <w:r>
+              <w:rPr>
+                <w:sz w:val="19"/>
+                <w:szCs w:val="19"/>
+              </w:rPr>
+              <w:t xml:space="preserve">20</w:t>
+            </w:r>
+          </w:p>
+        </w:tc>
+        <w:tc>
+          <w:tcPr>
+            <w:tcW w:type="dxa" w:w="1500"/>
+            <w:tcBorders>
+              <w:top w:val="single" w:color="BFBFBF" w:sz="4"/>
+              <w:left w:val="single" w:color="BFBFBF" w:sz="4"/>
+              <w:bottom w:val="single" w:color="BFBFBF" w:sz="4"/>
+              <w:right w:val="single" w:color="BFBFBF" w:sz="4"/>
+            </w:tcBorders>
+            <w:tcMar>
+              <w:top w:type="dxa" w:w="60"/>
+              <w:left w:type="dxa" w:w="100"/>
+              <w:bottom w:type="dxa" w:w="60"/>
+              <w:right w:type="dxa" w:w="100"/>
+            </w:tcMar>
+          </w:tcPr>
+          <w:p>
+            <w:pPr>
+              <w:jc w:val="left"/>
+            </w:pPr>
+            <w:r>
+              <w:rPr>
+                <w:sz w:val="19"/>
+                <w:szCs w:val="19"/>
+              </w:rPr>
+              <w:t xml:space="preserve">Early–mid Nov</w:t>
+            </w:r>
+          </w:p>
+        </w:tc>
+        <w:tc>
+          <w:tcPr>
+            <w:tcW w:type="dxa" w:w="4300"/>
+            <w:tcBorders>
+              <w:top w:val="single" w:color="BFBFBF" w:sz="4"/>
+              <w:left w:val="single" w:color="BFBFBF" w:sz="4"/>
+              <w:bottom w:val="single" w:color="BFBFBF" w:sz="4"/>
+              <w:right w:val="single" w:color="BFBFBF" w:sz="4"/>
+            </w:tcBorders>
+            <w:tcMar>
+              <w:top w:type="dxa" w:w="60"/>
+              <w:left w:type="dxa" w:w="100"/>
+              <w:bottom w:type="dxa" w:w="60"/>
+              <w:right w:type="dxa" w:w="100"/>
+            </w:tcMar>
+          </w:tcPr>
+          <w:p>
+            <w:pPr>
+              <w:jc w:val="left"/>
+            </w:pPr>
+            <w:r>
+              <w:rPr>
+                <w:b/>
+                <w:bCs/>
+                <w:sz w:val="19"/>
+                <w:szCs w:val="19"/>
+              </w:rPr>
+              <w:t xml:space="preserve">Health insurance</w:t>
+            </w:r>
+            <w:r>
+              <w:rPr>
+                <w:sz w:val="19"/>
+                <w:szCs w:val="19"/>
+              </w:rPr>
+              <w:t xml:space="preserve"> from an insurer authorised in Spain</w:t>
+            </w:r>
+          </w:p>
+        </w:tc>
+        <w:tc>
+          <w:tcPr>
+            <w:tcW w:type="dxa" w:w="3338"/>
+            <w:tcBorders>
+              <w:top w:val="single" w:color="BFBFBF" w:sz="4"/>
+              <w:left w:val="single" w:color="BFBFBF" w:sz="4"/>
+              <w:bottom w:val="single" w:color="BFBFBF" w:sz="4"/>
+              <w:right w:val="single" w:color="BFBFBF" w:sz="4"/>
+            </w:tcBorders>
+            <w:tcMar>
+              <w:top w:type="dxa" w:w="60"/>
+              <w:left w:type="dxa" w:w="100"/>
+              <w:bottom w:type="dxa" w:w="60"/>
+              <w:right w:type="dxa" w:w="100"/>
+            </w:tcMar>
+          </w:tcPr>
+          <w:p>
+            <w:pPr>
+              <w:jc w:val="left"/>
+            </w:pPr>
+            <w:r>
+              <w:rPr>
+                <w:sz w:val="19"/>
+                <w:szCs w:val="19"/>
+              </w:rPr>
+              <w:t xml:space="preserve">Arrival → course end + 15 days; SNS-equivalent cover.</w:t>
+            </w:r>
+          </w:p>
+        </w:tc>
+      </w:tr>
+      <w:tr>
+        <w:tc>
+          <w:tcPr>
+            <w:tcW w:type="dxa" w:w="500"/>
+            <w:tcBorders>
+              <w:top w:val="single" w:color="BFBFBF" w:sz="4"/>
+              <w:left w:val="single" w:color="BFBFBF" w:sz="4"/>
+              <w:bottom w:val="single" w:color="BFBFBF" w:sz="4"/>
+              <w:right w:val="single" w:color="BFBFBF" w:sz="4"/>
+            </w:tcBorders>
+            <w:tcMar>
+              <w:top w:type="dxa" w:w="60"/>
+              <w:left w:type="dxa" w:w="100"/>
+              <w:bottom w:type="dxa" w:w="60"/>
+              <w:right w:type="dxa" w:w="100"/>
+            </w:tcMar>
+          </w:tcPr>
+          <w:p>
+            <w:pPr>
+              <w:jc w:val="center"/>
+            </w:pPr>
+            <w:r>
+              <w:rPr>
+                <w:sz w:val="19"/>
+                <w:szCs w:val="19"/>
+              </w:rPr>
+              <w:t xml:space="preserve">21</w:t>
+            </w:r>
+          </w:p>
+        </w:tc>
+        <w:tc>
+          <w:tcPr>
+            <w:tcW w:type="dxa" w:w="1500"/>
+            <w:tcBorders>
+              <w:top w:val="single" w:color="BFBFBF" w:sz="4"/>
+              <w:left w:val="single" w:color="BFBFBF" w:sz="4"/>
+              <w:bottom w:val="single" w:color="BFBFBF" w:sz="4"/>
+              <w:right w:val="single" w:color="BFBFBF" w:sz="4"/>
+            </w:tcBorders>
+            <w:tcMar>
+              <w:top w:type="dxa" w:w="60"/>
+              <w:left w:type="dxa" w:w="100"/>
+              <w:bottom w:type="dxa" w:w="60"/>
+              <w:right w:type="dxa" w:w="100"/>
+            </w:tcMar>
+          </w:tcPr>
+          <w:p>
+            <w:pPr>
+              <w:jc w:val="left"/>
+            </w:pPr>
+            <w:r>
+              <w:rPr>
+                <w:sz w:val="19"/>
+                <w:szCs w:val="19"/>
+              </w:rPr>
+              <w:t xml:space="preserve">Mid Nov</w:t>
+            </w:r>
+          </w:p>
+        </w:tc>
+        <w:tc>
+          <w:tcPr>
+            <w:tcW w:type="dxa" w:w="4300"/>
+            <w:tcBorders>
+              <w:top w:val="single" w:color="BFBFBF" w:sz="4"/>
+              <w:left w:val="single" w:color="BFBFBF" w:sz="4"/>
+              <w:bottom w:val="single" w:color="BFBFBF" w:sz="4"/>
+              <w:right w:val="single" w:color="BFBFBF" w:sz="4"/>
+            </w:tcBorders>
+            <w:tcMar>
+              <w:top w:type="dxa" w:w="60"/>
+              <w:left w:type="dxa" w:w="100"/>
+              <w:bottom w:type="dxa" w:w="60"/>
+              <w:right w:type="dxa" w:w="100"/>
+            </w:tcMar>
+          </w:tcPr>
+          <w:p>
+            <w:pPr>
+              <w:jc w:val="left"/>
+            </w:pPr>
+            <w:r>
+              <w:rPr>
+                <w:b/>
+                <w:bCs/>
+                <w:sz w:val="19"/>
+                <w:szCs w:val="19"/>
+              </w:rPr>
+              <w:t xml:space="preserve">Parent’s sponsorship letter</w:t>
+            </w:r>
+            <w:r>
+              <w:rPr>
+                <w:sz w:val="19"/>
+                <w:szCs w:val="19"/>
+              </w:rPr>
+              <w:t xml:space="preserve"> (Part 8), signed at the municipality</w:t>
+            </w:r>
+          </w:p>
+        </w:tc>
+        <w:tc>
+          <w:tcPr>
+            <w:tcW w:type="dxa" w:w="3338"/>
+            <w:tcBorders>
+              <w:top w:val="single" w:color="BFBFBF" w:sz="4"/>
+              <w:left w:val="single" w:color="BFBFBF" w:sz="4"/>
+              <w:bottom w:val="single" w:color="BFBFBF" w:sz="4"/>
+              <w:right w:val="single" w:color="BFBFBF" w:sz="4"/>
+            </w:tcBorders>
+            <w:tcMar>
+              <w:top w:type="dxa" w:w="60"/>
+              <w:left w:type="dxa" w:w="100"/>
+              <w:bottom w:type="dxa" w:w="60"/>
+              <w:right w:type="dxa" w:w="100"/>
+            </w:tcMar>
+          </w:tcPr>
+          <w:p>
+            <w:pPr>
+              <w:jc w:val="left"/>
+            </w:pPr>
+            <w:r>
+              <w:rPr>
+                <w:sz w:val="19"/>
+                <w:szCs w:val="19"/>
+              </w:rPr>
+              <w:t xml:space="preserve">Once dates and amount are final. Apostille → batch 2.</w:t>
+            </w:r>
+          </w:p>
+        </w:tc>
+      </w:tr>
+      <w:tr>
+        <w:tc>
+          <w:tcPr>
+            <w:tcW w:type="dxa" w:w="500"/>
+            <w:tcBorders>
+              <w:top w:val="single" w:color="BFBFBF" w:sz="4"/>
+              <w:left w:val="single" w:color="BFBFBF" w:sz="4"/>
+              <w:bottom w:val="single" w:color="BFBFBF" w:sz="4"/>
+              <w:right w:val="single" w:color="BFBFBF" w:sz="4"/>
+            </w:tcBorders>
+            <w:tcMar>
+              <w:top w:type="dxa" w:w="60"/>
+              <w:left w:type="dxa" w:w="100"/>
+              <w:bottom w:type="dxa" w:w="60"/>
+              <w:right w:type="dxa" w:w="100"/>
+            </w:tcMar>
+          </w:tcPr>
+          <w:p>
+            <w:pPr>
+              <w:jc w:val="center"/>
+            </w:pPr>
+            <w:r>
+              <w:rPr>
+                <w:sz w:val="19"/>
+                <w:szCs w:val="19"/>
+              </w:rPr>
+              <w:t xml:space="preserve">22</w:t>
+            </w:r>
+          </w:p>
+        </w:tc>
+        <w:tc>
+          <w:tcPr>
+            <w:tcW w:type="dxa" w:w="1500"/>
+            <w:tcBorders>
+              <w:top w:val="single" w:color="BFBFBF" w:sz="4"/>
+              <w:left w:val="single" w:color="BFBFBF" w:sz="4"/>
+              <w:bottom w:val="single" w:color="BFBFBF" w:sz="4"/>
+              <w:right w:val="single" w:color="BFBFBF" w:sz="4"/>
+            </w:tcBorders>
+            <w:tcMar>
+              <w:top w:type="dxa" w:w="60"/>
+              <w:left w:type="dxa" w:w="100"/>
+              <w:bottom w:type="dxa" w:w="60"/>
+              <w:right w:type="dxa" w:w="100"/>
+            </w:tcMar>
+          </w:tcPr>
+          <w:p>
+            <w:pPr>
+              <w:jc w:val="left"/>
+            </w:pPr>
+            <w:r>
+              <w:rPr>
+                <w:sz w:val="19"/>
+                <w:szCs w:val="19"/>
+              </w:rPr>
+              <w:t xml:space="preserve">10–15 Nov</w:t>
+            </w:r>
+          </w:p>
+        </w:tc>
+        <w:tc>
+          <w:tcPr>
+            <w:tcW w:type="dxa" w:w="4300"/>
+            <w:tcBorders>
+              <w:top w:val="single" w:color="BFBFBF" w:sz="4"/>
+              <w:left w:val="single" w:color="BFBFBF" w:sz="4"/>
+              <w:bottom w:val="single" w:color="BFBFBF" w:sz="4"/>
+              <w:right w:val="single" w:color="BFBFBF" w:sz="4"/>
+            </w:tcBorders>
+            <w:tcMar>
+              <w:top w:type="dxa" w:w="60"/>
+              <w:left w:type="dxa" w:w="100"/>
+              <w:bottom w:type="dxa" w:w="60"/>
+              <w:right w:type="dxa" w:w="100"/>
+            </w:tcMar>
+          </w:tcPr>
+          <w:p>
+            <w:pPr>
+              <w:jc w:val="left"/>
+            </w:pPr>
+            <w:r>
+              <w:rPr>
+                <w:b/>
+                <w:bCs/>
+                <w:sz w:val="19"/>
+                <w:szCs w:val="19"/>
+              </w:rPr>
+              <w:t xml:space="preserve">Email emb.tunez.cit@maec.es</w:t>
+            </w:r>
+            <w:r>
+              <w:rPr>
+                <w:sz w:val="19"/>
+                <w:szCs w:val="19"/>
+              </w:rPr>
+              <w:t xml:space="preserve"> for an appointment (Part 11)</w:t>
+            </w:r>
+          </w:p>
+        </w:tc>
+        <w:tc>
+          <w:tcPr>
+            <w:tcW w:type="dxa" w:w="3338"/>
+            <w:tcBorders>
+              <w:top w:val="single" w:color="BFBFBF" w:sz="4"/>
+              <w:left w:val="single" w:color="BFBFBF" w:sz="4"/>
+              <w:bottom w:val="single" w:color="BFBFBF" w:sz="4"/>
+              <w:right w:val="single" w:color="BFBFBF" w:sz="4"/>
+            </w:tcBorders>
+            <w:tcMar>
+              <w:top w:type="dxa" w:w="60"/>
+              <w:left w:type="dxa" w:w="100"/>
+              <w:bottom w:type="dxa" w:w="60"/>
+              <w:right w:type="dxa" w:w="100"/>
+            </w:tcMar>
+          </w:tcPr>
+          <w:p>
+            <w:pPr>
+              <w:jc w:val="left"/>
+            </w:pPr>
+            <w:r>
+              <w:rPr>
+                <w:sz w:val="19"/>
+                <w:szCs w:val="19"/>
+              </w:rPr>
+              <w:t xml:space="preserve">Give the date your file will be complete (~27 Nov).</w:t>
+            </w:r>
+          </w:p>
+        </w:tc>
+      </w:tr>
+    </w:tbl>
+    <w:p>
+      <w:pPr>
+        <w:pBdr>
+          <w:left w:val="single" w:color="1F4E79" w:sz="18" w:space="6"/>
+        </w:pBdr>
+        <w:shd w:fill="EEF3F8" w:val="clear"/>
+        <w:spacing w:after="160" w:before="60"/>
+        <w:ind w:left="120" w:right="120"/>
+      </w:pPr>
+      <w:r>
+        <w:rPr>
+          <w:color w:val="444444"/>
+          <w:sz w:val="20"/>
+          <w:szCs w:val="20"/>
+        </w:rPr>
+        <w:t xml:space="preserve">Mid-November: send </w:t>
+      </w:r>
+      <w:r>
+        <w:rPr>
+          <w:b/>
+          <w:bCs/>
+          <w:color w:val="444444"/>
+          <w:sz w:val="20"/>
+          <w:szCs w:val="20"/>
+        </w:rPr>
+        <w:t xml:space="preserve">translation batch 2</w:t>
+      </w:r>
+      <w:r>
+        <w:rPr>
+          <w:color w:val="444444"/>
+          <w:sz w:val="20"/>
+          <w:szCs w:val="20"/>
+        </w:rPr>
+        <w:t xml:space="preserve"> — B3, blocking certificate, attestation de travail, birth certificate, medical certificate, sponsorship letter (and the insurance if it isn’t in Spanish).</w:t>
+      </w:r>
+    </w:p>
+    <w:p>
+      <w:pPr>
+        <w:pStyle w:val="Heading2"/>
+      </w:pPr>
+      <w:r>
+        <w:t xml:space="preserve">Phase 4 — 16 to 29 Nov: the final pieces</w:t>
+      </w:r>
+    </w:p>
+    <w:tbl>
+      <w:tblPr>
+        <w:tblW w:type="dxa" w:w="9638"/>
+        <w:tblBorders>
+          <w:top w:val="single" w:color="auto" w:sz="4"/>
+          <w:left w:val="single" w:color="auto" w:sz="4"/>
+          <w:bottom w:val="single" w:color="auto" w:sz="4"/>
+          <w:right w:val="single" w:color="auto" w:sz="4"/>
+          <w:insideH w:val="single" w:color="auto" w:sz="4"/>
+          <w:insideV w:val="single" w:color="auto" w:sz="4"/>
+        </w:tblBorders>
+      </w:tblPr>
+      <w:tblGrid>
+        <w:gridCol w:w="500"/>
+        <w:gridCol w:w="1500"/>
+        <w:gridCol w:w="4300"/>
+        <w:gridCol w:w="3338"/>
+      </w:tblGrid>
+      <w:tr>
+        <w:trPr>
+          <w:tblHeader/>
+        </w:trPr>
+        <w:tc>
+          <w:tcPr>
+            <w:tcW w:type="dxa" w:w="500"/>
+            <w:tcBorders>
+              <w:top w:val="single" w:color="BFBFBF" w:sz="4"/>
+              <w:left w:val="single" w:color="BFBFBF" w:sz="4"/>
+              <w:bottom w:val="single" w:color="BFBFBF" w:sz="4"/>
+              <w:right w:val="single" w:color="BFBFBF" w:sz="4"/>
+            </w:tcBorders>
+            <w:shd w:fill="1F4E79" w:val="clear"/>
+            <w:tcMar>
+              <w:top w:type="dxa" w:w="60"/>
+              <w:left w:type="dxa" w:w="100"/>
+              <w:bottom w:type="dxa" w:w="60"/>
+              <w:right w:type="dxa" w:w="100"/>
+            </w:tcMar>
+          </w:tcPr>
+          <w:p>
+            <w:pPr>
+              <w:jc w:val="center"/>
+            </w:pPr>
+            <w:r>
+              <w:rPr>
+                <w:b/>
+                <w:bCs/>
+                <w:color w:val="FFFFFF"/>
+                <w:sz w:val="19"/>
+                <w:szCs w:val="19"/>
+              </w:rPr>
+              <w:t xml:space="preserve">#</w:t>
+            </w:r>
+          </w:p>
+        </w:tc>
+        <w:tc>
+          <w:tcPr>
+            <w:tcW w:type="dxa" w:w="1500"/>
+            <w:tcBorders>
+              <w:top w:val="single" w:color="BFBFBF" w:sz="4"/>
+              <w:left w:val="single" w:color="BFBFBF" w:sz="4"/>
+              <w:bottom w:val="single" w:color="BFBFBF" w:sz="4"/>
+              <w:right w:val="single" w:color="BFBFBF" w:sz="4"/>
+            </w:tcBorders>
+            <w:shd w:fill="1F4E79" w:val="clear"/>
+            <w:tcMar>
+              <w:top w:type="dxa" w:w="60"/>
+              <w:left w:type="dxa" w:w="100"/>
+              <w:bottom w:type="dxa" w:w="60"/>
+              <w:right w:type="dxa" w:w="100"/>
+            </w:tcMar>
+          </w:tcPr>
+          <w:p>
+            <w:pPr>
+              <w:jc w:val="left"/>
+            </w:pPr>
+            <w:r>
+              <w:rPr>
+                <w:b/>
+                <w:bCs/>
+                <w:color w:val="FFFFFF"/>
+                <w:sz w:val="19"/>
+                <w:szCs w:val="19"/>
+              </w:rPr>
+              <w:t xml:space="preserve">When</w:t>
+            </w:r>
+          </w:p>
+        </w:tc>
+        <w:tc>
+          <w:tcPr>
+            <w:tcW w:type="dxa" w:w="4300"/>
+            <w:tcBorders>
+              <w:top w:val="single" w:color="BFBFBF" w:sz="4"/>
+              <w:left w:val="single" w:color="BFBFBF" w:sz="4"/>
+              <w:bottom w:val="single" w:color="BFBFBF" w:sz="4"/>
+              <w:right w:val="single" w:color="BFBFBF" w:sz="4"/>
+            </w:tcBorders>
+            <w:shd w:fill="1F4E79" w:val="clear"/>
+            <w:tcMar>
+              <w:top w:type="dxa" w:w="60"/>
+              <w:left w:type="dxa" w:w="100"/>
+              <w:bottom w:type="dxa" w:w="60"/>
+              <w:right w:type="dxa" w:w="100"/>
+            </w:tcMar>
+          </w:tcPr>
+          <w:p>
+            <w:pPr>
+              <w:jc w:val="left"/>
+            </w:pPr>
+            <w:r>
+              <w:rPr>
+                <w:b/>
+                <w:bCs/>
+                <w:color w:val="FFFFFF"/>
+                <w:sz w:val="19"/>
+                <w:szCs w:val="19"/>
+              </w:rPr>
+              <w:t xml:space="preserve">Document / task</w:t>
+            </w:r>
+          </w:p>
+        </w:tc>
+        <w:tc>
+          <w:tcPr>
+            <w:tcW w:type="dxa" w:w="3338"/>
+            <w:tcBorders>
+              <w:top w:val="single" w:color="BFBFBF" w:sz="4"/>
+              <w:left w:val="single" w:color="BFBFBF" w:sz="4"/>
+              <w:bottom w:val="single" w:color="BFBFBF" w:sz="4"/>
+              <w:right w:val="single" w:color="BFBFBF" w:sz="4"/>
+            </w:tcBorders>
+            <w:shd w:fill="1F4E79" w:val="clear"/>
+            <w:tcMar>
+              <w:top w:type="dxa" w:w="60"/>
+              <w:left w:type="dxa" w:w="100"/>
+              <w:bottom w:type="dxa" w:w="60"/>
+              <w:right w:type="dxa" w:w="100"/>
+            </w:tcMar>
+          </w:tcPr>
+          <w:p>
+            <w:pPr>
+              <w:jc w:val="left"/>
+            </w:pPr>
+            <w:r>
+              <w:rPr>
+                <w:b/>
+                <w:bCs/>
+                <w:color w:val="FFFFFF"/>
+                <w:sz w:val="19"/>
+                <w:szCs w:val="19"/>
+              </w:rPr>
+              <w:t xml:space="preserve">Notes</w:t>
+            </w:r>
+          </w:p>
+        </w:tc>
+      </w:tr>
+      <w:tr>
+        <w:tc>
+          <w:tcPr>
+            <w:tcW w:type="dxa" w:w="500"/>
+            <w:tcBorders>
+              <w:top w:val="single" w:color="BFBFBF" w:sz="4"/>
+              <w:left w:val="single" w:color="BFBFBF" w:sz="4"/>
+              <w:bottom w:val="single" w:color="BFBFBF" w:sz="4"/>
+              <w:right w:val="single" w:color="BFBFBF" w:sz="4"/>
+            </w:tcBorders>
+            <w:tcMar>
+              <w:top w:type="dxa" w:w="60"/>
+              <w:left w:type="dxa" w:w="100"/>
+              <w:bottom w:type="dxa" w:w="60"/>
+              <w:right w:type="dxa" w:w="100"/>
+            </w:tcMar>
+          </w:tcPr>
+          <w:p>
+            <w:pPr>
+              <w:jc w:val="center"/>
+            </w:pPr>
+            <w:r>
+              <w:rPr>
+                <w:sz w:val="19"/>
+                <w:szCs w:val="19"/>
+              </w:rPr>
+              <w:t xml:space="preserve">23</w:t>
+            </w:r>
+          </w:p>
+        </w:tc>
+        <w:tc>
+          <w:tcPr>
+            <w:tcW w:type="dxa" w:w="1500"/>
+            <w:tcBorders>
+              <w:top w:val="single" w:color="BFBFBF" w:sz="4"/>
+              <w:left w:val="single" w:color="BFBFBF" w:sz="4"/>
+              <w:bottom w:val="single" w:color="BFBFBF" w:sz="4"/>
+              <w:right w:val="single" w:color="BFBFBF" w:sz="4"/>
+            </w:tcBorders>
+            <w:tcMar>
+              <w:top w:type="dxa" w:w="60"/>
+              <w:left w:type="dxa" w:w="100"/>
+              <w:bottom w:type="dxa" w:w="60"/>
+              <w:right w:type="dxa" w:w="100"/>
+            </w:tcMar>
+          </w:tcPr>
+          <w:p>
+            <w:pPr>
+              <w:jc w:val="left"/>
+            </w:pPr>
+            <w:r>
+              <w:rPr>
+                <w:sz w:val="19"/>
+                <w:szCs w:val="19"/>
+              </w:rPr>
+              <w:t xml:space="preserve">16–22 Nov</w:t>
+            </w:r>
+          </w:p>
+        </w:tc>
+        <w:tc>
+          <w:tcPr>
+            <w:tcW w:type="dxa" w:w="4300"/>
+            <w:tcBorders>
+              <w:top w:val="single" w:color="BFBFBF" w:sz="4"/>
+              <w:left w:val="single" w:color="BFBFBF" w:sz="4"/>
+              <w:bottom w:val="single" w:color="BFBFBF" w:sz="4"/>
+              <w:right w:val="single" w:color="BFBFBF" w:sz="4"/>
+            </w:tcBorders>
+            <w:tcMar>
+              <w:top w:type="dxa" w:w="60"/>
+              <w:left w:type="dxa" w:w="100"/>
+              <w:bottom w:type="dxa" w:w="60"/>
+              <w:right w:type="dxa" w:w="100"/>
+            </w:tcMar>
+          </w:tcPr>
+          <w:p>
+            <w:pPr>
+              <w:jc w:val="left"/>
+            </w:pPr>
+            <w:r>
+              <w:rPr>
+                <w:b/>
+                <w:bCs/>
+                <w:sz w:val="19"/>
+                <w:szCs w:val="19"/>
+              </w:rPr>
+              <w:t xml:space="preserve">Motivation letter, cover letter, CV</w:t>
+            </w:r>
+            <w:r>
+              <w:rPr>
+                <w:sz w:val="19"/>
+                <w:szCs w:val="19"/>
+              </w:rPr>
+              <w:t xml:space="preserve"> (Parts 6–7)</w:t>
+            </w:r>
+          </w:p>
+        </w:tc>
+        <w:tc>
+          <w:tcPr>
+            <w:tcW w:type="dxa" w:w="3338"/>
+            <w:tcBorders>
+              <w:top w:val="single" w:color="BFBFBF" w:sz="4"/>
+              <w:left w:val="single" w:color="BFBFBF" w:sz="4"/>
+              <w:bottom w:val="single" w:color="BFBFBF" w:sz="4"/>
+              <w:right w:val="single" w:color="BFBFBF" w:sz="4"/>
+            </w:tcBorders>
+            <w:tcMar>
+              <w:top w:type="dxa" w:w="60"/>
+              <w:left w:type="dxa" w:w="100"/>
+              <w:bottom w:type="dxa" w:w="60"/>
+              <w:right w:type="dxa" w:w="100"/>
+            </w:tcMar>
+          </w:tcPr>
+          <w:p>
+            <w:pPr>
+              <w:jc w:val="left"/>
+            </w:pPr>
+            <w:r>
+              <w:rPr>
+                <w:sz w:val="19"/>
+                <w:szCs w:val="19"/>
+              </w:rPr>
+              <w:t xml:space="preserve">Filled with your final facts.</w:t>
+            </w:r>
+          </w:p>
+        </w:tc>
+      </w:tr>
+      <w:tr>
+        <w:tc>
+          <w:tcPr>
+            <w:tcW w:type="dxa" w:w="500"/>
+            <w:tcBorders>
+              <w:top w:val="single" w:color="BFBFBF" w:sz="4"/>
+              <w:left w:val="single" w:color="BFBFBF" w:sz="4"/>
+              <w:bottom w:val="single" w:color="BFBFBF" w:sz="4"/>
+              <w:right w:val="single" w:color="BFBFBF" w:sz="4"/>
+            </w:tcBorders>
+            <w:tcMar>
+              <w:top w:type="dxa" w:w="60"/>
+              <w:left w:type="dxa" w:w="100"/>
+              <w:bottom w:type="dxa" w:w="60"/>
+              <w:right w:type="dxa" w:w="100"/>
+            </w:tcMar>
+          </w:tcPr>
+          <w:p>
+            <w:pPr>
+              <w:jc w:val="center"/>
+            </w:pPr>
+            <w:r>
+              <w:rPr>
+                <w:sz w:val="19"/>
+                <w:szCs w:val="19"/>
+              </w:rPr>
+              <w:t xml:space="preserve">24</w:t>
+            </w:r>
+          </w:p>
+        </w:tc>
+        <w:tc>
+          <w:tcPr>
+            <w:tcW w:type="dxa" w:w="1500"/>
+            <w:tcBorders>
+              <w:top w:val="single" w:color="BFBFBF" w:sz="4"/>
+              <w:left w:val="single" w:color="BFBFBF" w:sz="4"/>
+              <w:bottom w:val="single" w:color="BFBFBF" w:sz="4"/>
+              <w:right w:val="single" w:color="BFBFBF" w:sz="4"/>
+            </w:tcBorders>
+            <w:tcMar>
+              <w:top w:type="dxa" w:w="60"/>
+              <w:left w:type="dxa" w:w="100"/>
+              <w:bottom w:type="dxa" w:w="60"/>
+              <w:right w:type="dxa" w:w="100"/>
+            </w:tcMar>
+          </w:tcPr>
+          <w:p>
+            <w:pPr>
+              <w:jc w:val="left"/>
+            </w:pPr>
+            <w:r>
+              <w:rPr>
+                <w:sz w:val="19"/>
+                <w:szCs w:val="19"/>
+              </w:rPr>
+              <w:t xml:space="preserve">When issued</w:t>
+            </w:r>
+          </w:p>
+        </w:tc>
+        <w:tc>
+          <w:tcPr>
+            <w:tcW w:type="dxa" w:w="4300"/>
+            <w:tcBorders>
+              <w:top w:val="single" w:color="BFBFBF" w:sz="4"/>
+              <w:left w:val="single" w:color="BFBFBF" w:sz="4"/>
+              <w:bottom w:val="single" w:color="BFBFBF" w:sz="4"/>
+              <w:right w:val="single" w:color="BFBFBF" w:sz="4"/>
+            </w:tcBorders>
+            <w:tcMar>
+              <w:top w:type="dxa" w:w="60"/>
+              <w:left w:type="dxa" w:w="100"/>
+              <w:bottom w:type="dxa" w:w="60"/>
+              <w:right w:type="dxa" w:w="100"/>
+            </w:tcMar>
+          </w:tcPr>
+          <w:p>
+            <w:pPr>
+              <w:jc w:val="left"/>
+            </w:pPr>
+            <w:r>
+              <w:rPr>
+                <w:b/>
+                <w:bCs/>
+                <w:sz w:val="19"/>
+                <w:szCs w:val="19"/>
+              </w:rPr>
+              <w:t xml:space="preserve">Parent’s payslips for Sep, Oct and Nov</w:t>
+            </w:r>
+          </w:p>
+        </w:tc>
+        <w:tc>
+          <w:tcPr>
+            <w:tcW w:type="dxa" w:w="3338"/>
+            <w:tcBorders>
+              <w:top w:val="single" w:color="BFBFBF" w:sz="4"/>
+              <w:left w:val="single" w:color="BFBFBF" w:sz="4"/>
+              <w:bottom w:val="single" w:color="BFBFBF" w:sz="4"/>
+              <w:right w:val="single" w:color="BFBFBF" w:sz="4"/>
+            </w:tcBorders>
+            <w:tcMar>
+              <w:top w:type="dxa" w:w="60"/>
+              <w:left w:type="dxa" w:w="100"/>
+              <w:bottom w:type="dxa" w:w="60"/>
+              <w:right w:type="dxa" w:w="100"/>
+            </w:tcMar>
+          </w:tcPr>
+          <w:p>
+            <w:pPr>
+              <w:jc w:val="left"/>
+            </w:pPr>
+            <w:r>
+              <w:rPr>
+                <w:sz w:val="19"/>
+                <w:szCs w:val="19"/>
+              </w:rPr>
+              <w:t xml:space="preserve">Get November’s as soon as it’s issued → </w:t>
+            </w:r>
+            <w:r>
+              <w:rPr>
+                <w:b/>
+                <w:bCs/>
+                <w:sz w:val="19"/>
+                <w:szCs w:val="19"/>
+              </w:rPr>
+              <w:t xml:space="preserve">translation batch 3</w:t>
+            </w:r>
+            <w:r>
+              <w:rPr>
+                <w:sz w:val="19"/>
+                <w:szCs w:val="19"/>
+              </w:rPr>
+              <w:t xml:space="preserve">.</w:t>
+            </w:r>
+          </w:p>
+        </w:tc>
+      </w:tr>
+      <w:tr>
+        <w:tc>
+          <w:tcPr>
+            <w:tcW w:type="dxa" w:w="500"/>
+            <w:tcBorders>
+              <w:top w:val="single" w:color="BFBFBF" w:sz="4"/>
+              <w:left w:val="single" w:color="BFBFBF" w:sz="4"/>
+              <w:bottom w:val="single" w:color="BFBFBF" w:sz="4"/>
+              <w:right w:val="single" w:color="BFBFBF" w:sz="4"/>
+            </w:tcBorders>
+            <w:tcMar>
+              <w:top w:type="dxa" w:w="60"/>
+              <w:left w:type="dxa" w:w="100"/>
+              <w:bottom w:type="dxa" w:w="60"/>
+              <w:right w:type="dxa" w:w="100"/>
+            </w:tcMar>
+          </w:tcPr>
+          <w:p>
+            <w:pPr>
+              <w:jc w:val="center"/>
+            </w:pPr>
+            <w:r>
+              <w:rPr>
+                <w:sz w:val="19"/>
+                <w:szCs w:val="19"/>
+              </w:rPr>
+              <w:t xml:space="preserve">25</w:t>
+            </w:r>
+          </w:p>
+        </w:tc>
+        <w:tc>
+          <w:tcPr>
+            <w:tcW w:type="dxa" w:w="1500"/>
+            <w:tcBorders>
+              <w:top w:val="single" w:color="BFBFBF" w:sz="4"/>
+              <w:left w:val="single" w:color="BFBFBF" w:sz="4"/>
+              <w:bottom w:val="single" w:color="BFBFBF" w:sz="4"/>
+              <w:right w:val="single" w:color="BFBFBF" w:sz="4"/>
+            </w:tcBorders>
+            <w:tcMar>
+              <w:top w:type="dxa" w:w="60"/>
+              <w:left w:type="dxa" w:w="100"/>
+              <w:bottom w:type="dxa" w:w="60"/>
+              <w:right w:type="dxa" w:w="100"/>
+            </w:tcMar>
+          </w:tcPr>
+          <w:p>
+            <w:pPr>
+              <w:jc w:val="left"/>
+            </w:pPr>
+            <w:r>
+              <w:rPr>
+                <w:sz w:val="19"/>
+                <w:szCs w:val="19"/>
+              </w:rPr>
+              <w:t xml:space="preserve">23–27 Nov</w:t>
+            </w:r>
+          </w:p>
+        </w:tc>
+        <w:tc>
+          <w:tcPr>
+            <w:tcW w:type="dxa" w:w="4300"/>
+            <w:tcBorders>
+              <w:top w:val="single" w:color="BFBFBF" w:sz="4"/>
+              <w:left w:val="single" w:color="BFBFBF" w:sz="4"/>
+              <w:bottom w:val="single" w:color="BFBFBF" w:sz="4"/>
+              <w:right w:val="single" w:color="BFBFBF" w:sz="4"/>
+            </w:tcBorders>
+            <w:tcMar>
+              <w:top w:type="dxa" w:w="60"/>
+              <w:left w:type="dxa" w:w="100"/>
+              <w:bottom w:type="dxa" w:w="60"/>
+              <w:right w:type="dxa" w:w="100"/>
+            </w:tcMar>
+          </w:tcPr>
+          <w:p>
+            <w:pPr>
+              <w:jc w:val="left"/>
+            </w:pPr>
+            <w:r>
+              <w:rPr>
+                <w:b/>
+                <w:bCs/>
+                <w:sz w:val="19"/>
+                <w:szCs w:val="19"/>
+              </w:rPr>
+              <w:t xml:space="preserve">Parent’s bank statements, 6 months (June–Nov), stamped</w:t>
+            </w:r>
+          </w:p>
+        </w:tc>
+        <w:tc>
+          <w:tcPr>
+            <w:tcW w:type="dxa" w:w="3338"/>
+            <w:tcBorders>
+              <w:top w:val="single" w:color="BFBFBF" w:sz="4"/>
+              <w:left w:val="single" w:color="BFBFBF" w:sz="4"/>
+              <w:bottom w:val="single" w:color="BFBFBF" w:sz="4"/>
+              <w:right w:val="single" w:color="BFBFBF" w:sz="4"/>
+            </w:tcBorders>
+            <w:tcMar>
+              <w:top w:type="dxa" w:w="60"/>
+              <w:left w:type="dxa" w:w="100"/>
+              <w:bottom w:type="dxa" w:w="60"/>
+              <w:right w:type="dxa" w:w="100"/>
+            </w:tcMar>
+          </w:tcPr>
+          <w:p>
+            <w:pPr>
+              <w:jc w:val="left"/>
+            </w:pPr>
+            <w:r>
+              <w:rPr>
+                <w:sz w:val="19"/>
+                <w:szCs w:val="19"/>
+              </w:rPr>
+              <w:t xml:space="preserve">Translation batch 3.</w:t>
+            </w:r>
+          </w:p>
+        </w:tc>
+      </w:tr>
+      <w:tr>
+        <w:tc>
+          <w:tcPr>
+            <w:tcW w:type="dxa" w:w="500"/>
+            <w:tcBorders>
+              <w:top w:val="single" w:color="BFBFBF" w:sz="4"/>
+              <w:left w:val="single" w:color="BFBFBF" w:sz="4"/>
+              <w:bottom w:val="single" w:color="BFBFBF" w:sz="4"/>
+              <w:right w:val="single" w:color="BFBFBF" w:sz="4"/>
+            </w:tcBorders>
+            <w:tcMar>
+              <w:top w:type="dxa" w:w="60"/>
+              <w:left w:type="dxa" w:w="100"/>
+              <w:bottom w:type="dxa" w:w="60"/>
+              <w:right w:type="dxa" w:w="100"/>
+            </w:tcMar>
+          </w:tcPr>
+          <w:p>
+            <w:pPr>
+              <w:jc w:val="center"/>
+            </w:pPr>
+            <w:r>
+              <w:rPr>
+                <w:sz w:val="19"/>
+                <w:szCs w:val="19"/>
+              </w:rPr>
+              <w:t xml:space="preserve">26</w:t>
+            </w:r>
+          </w:p>
+        </w:tc>
+        <w:tc>
+          <w:tcPr>
+            <w:tcW w:type="dxa" w:w="1500"/>
+            <w:tcBorders>
+              <w:top w:val="single" w:color="BFBFBF" w:sz="4"/>
+              <w:left w:val="single" w:color="BFBFBF" w:sz="4"/>
+              <w:bottom w:val="single" w:color="BFBFBF" w:sz="4"/>
+              <w:right w:val="single" w:color="BFBFBF" w:sz="4"/>
+            </w:tcBorders>
+            <w:tcMar>
+              <w:top w:type="dxa" w:w="60"/>
+              <w:left w:type="dxa" w:w="100"/>
+              <w:bottom w:type="dxa" w:w="60"/>
+              <w:right w:type="dxa" w:w="100"/>
+            </w:tcMar>
+          </w:tcPr>
+          <w:p>
+            <w:pPr>
+              <w:jc w:val="left"/>
+            </w:pPr>
+            <w:r>
+              <w:rPr>
+                <w:sz w:val="19"/>
+                <w:szCs w:val="19"/>
+              </w:rPr>
+              <w:t xml:space="preserve">Last week</w:t>
+            </w:r>
+          </w:p>
+        </w:tc>
+        <w:tc>
+          <w:tcPr>
+            <w:tcW w:type="dxa" w:w="4300"/>
+            <w:tcBorders>
+              <w:top w:val="single" w:color="BFBFBF" w:sz="4"/>
+              <w:left w:val="single" w:color="BFBFBF" w:sz="4"/>
+              <w:bottom w:val="single" w:color="BFBFBF" w:sz="4"/>
+              <w:right w:val="single" w:color="BFBFBF" w:sz="4"/>
+            </w:tcBorders>
+            <w:tcMar>
+              <w:top w:type="dxa" w:w="60"/>
+              <w:left w:type="dxa" w:w="100"/>
+              <w:bottom w:type="dxa" w:w="60"/>
+              <w:right w:type="dxa" w:w="100"/>
+            </w:tcMar>
+          </w:tcPr>
+          <w:p>
+            <w:pPr>
+              <w:jc w:val="left"/>
+            </w:pPr>
+            <w:r>
+              <w:rPr>
+                <w:b/>
+                <w:bCs/>
+                <w:sz w:val="19"/>
+                <w:szCs w:val="19"/>
+              </w:rPr>
+              <w:t xml:space="preserve">Return flight reservation</w:t>
+            </w:r>
+            <w:r>
+              <w:rPr>
+                <w:sz w:val="19"/>
+                <w:szCs w:val="19"/>
+              </w:rPr>
+              <w:t xml:space="preserve"> matching your stay dates</w:t>
+            </w:r>
+          </w:p>
+        </w:tc>
+        <w:tc>
+          <w:tcPr>
+            <w:tcW w:type="dxa" w:w="3338"/>
+            <w:tcBorders>
+              <w:top w:val="single" w:color="BFBFBF" w:sz="4"/>
+              <w:left w:val="single" w:color="BFBFBF" w:sz="4"/>
+              <w:bottom w:val="single" w:color="BFBFBF" w:sz="4"/>
+              <w:right w:val="single" w:color="BFBFBF" w:sz="4"/>
+            </w:tcBorders>
+            <w:tcMar>
+              <w:top w:type="dxa" w:w="60"/>
+              <w:left w:type="dxa" w:w="100"/>
+              <w:bottom w:type="dxa" w:w="60"/>
+              <w:right w:type="dxa" w:w="100"/>
+            </w:tcMar>
+          </w:tcPr>
+          <w:p>
+            <w:pPr>
+              <w:jc w:val="left"/>
+            </w:pPr>
+            <w:r>
+              <w:rPr>
+                <w:sz w:val="19"/>
+                <w:szCs w:val="19"/>
+              </w:rPr>
+              <w:t xml:space="preserve">Last, because reservations expire.</w:t>
+            </w:r>
+          </w:p>
+        </w:tc>
+      </w:tr>
+      <w:tr>
+        <w:tc>
+          <w:tcPr>
+            <w:tcW w:type="dxa" w:w="500"/>
+            <w:tcBorders>
+              <w:top w:val="single" w:color="BFBFBF" w:sz="4"/>
+              <w:left w:val="single" w:color="BFBFBF" w:sz="4"/>
+              <w:bottom w:val="single" w:color="BFBFBF" w:sz="4"/>
+              <w:right w:val="single" w:color="BFBFBF" w:sz="4"/>
+            </w:tcBorders>
+            <w:tcMar>
+              <w:top w:type="dxa" w:w="60"/>
+              <w:left w:type="dxa" w:w="100"/>
+              <w:bottom w:type="dxa" w:w="60"/>
+              <w:right w:type="dxa" w:w="100"/>
+            </w:tcMar>
+          </w:tcPr>
+          <w:p>
+            <w:pPr>
+              <w:jc w:val="center"/>
+            </w:pPr>
+            <w:r>
+              <w:rPr>
+                <w:sz w:val="19"/>
+                <w:szCs w:val="19"/>
+              </w:rPr>
+              <w:t xml:space="preserve">27</w:t>
+            </w:r>
+          </w:p>
+        </w:tc>
+        <w:tc>
+          <w:tcPr>
+            <w:tcW w:type="dxa" w:w="1500"/>
+            <w:tcBorders>
+              <w:top w:val="single" w:color="BFBFBF" w:sz="4"/>
+              <w:left w:val="single" w:color="BFBFBF" w:sz="4"/>
+              <w:bottom w:val="single" w:color="BFBFBF" w:sz="4"/>
+              <w:right w:val="single" w:color="BFBFBF" w:sz="4"/>
+            </w:tcBorders>
+            <w:tcMar>
+              <w:top w:type="dxa" w:w="60"/>
+              <w:left w:type="dxa" w:w="100"/>
+              <w:bottom w:type="dxa" w:w="60"/>
+              <w:right w:type="dxa" w:w="100"/>
+            </w:tcMar>
+          </w:tcPr>
+          <w:p>
+            <w:pPr>
+              <w:jc w:val="left"/>
+            </w:pPr>
+            <w:r>
+              <w:rPr>
+                <w:sz w:val="19"/>
+                <w:szCs w:val="19"/>
+              </w:rPr>
+              <w:t xml:space="preserve">Last week</w:t>
+            </w:r>
+          </w:p>
+        </w:tc>
+        <w:tc>
+          <w:tcPr>
+            <w:tcW w:type="dxa" w:w="4300"/>
+            <w:tcBorders>
+              <w:top w:val="single" w:color="BFBFBF" w:sz="4"/>
+              <w:left w:val="single" w:color="BFBFBF" w:sz="4"/>
+              <w:bottom w:val="single" w:color="BFBFBF" w:sz="4"/>
+              <w:right w:val="single" w:color="BFBFBF" w:sz="4"/>
+            </w:tcBorders>
+            <w:tcMar>
+              <w:top w:type="dxa" w:w="60"/>
+              <w:left w:type="dxa" w:w="100"/>
+              <w:bottom w:type="dxa" w:w="60"/>
+              <w:right w:type="dxa" w:w="100"/>
+            </w:tcMar>
+          </w:tcPr>
+          <w:p>
+            <w:pPr>
+              <w:jc w:val="left"/>
+            </w:pPr>
+            <w:r>
+              <w:rPr>
+                <w:b/>
+                <w:bCs/>
+                <w:sz w:val="19"/>
+                <w:szCs w:val="19"/>
+              </w:rPr>
+              <w:t xml:space="preserve">2 photos</w:t>
+            </w:r>
+            <w:r>
+              <w:rPr>
+                <w:sz w:val="19"/>
+                <w:szCs w:val="19"/>
+              </w:rPr>
+              <w:t xml:space="preserve">, 3.5 × 4.5 cm, white background</w:t>
+            </w:r>
+          </w:p>
+        </w:tc>
+        <w:tc>
+          <w:tcPr>
+            <w:tcW w:type="dxa" w:w="3338"/>
+            <w:tcBorders>
+              <w:top w:val="single" w:color="BFBFBF" w:sz="4"/>
+              <w:left w:val="single" w:color="BFBFBF" w:sz="4"/>
+              <w:bottom w:val="single" w:color="BFBFBF" w:sz="4"/>
+              <w:right w:val="single" w:color="BFBFBF" w:sz="4"/>
+            </w:tcBorders>
+            <w:tcMar>
+              <w:top w:type="dxa" w:w="60"/>
+              <w:left w:type="dxa" w:w="100"/>
+              <w:bottom w:type="dxa" w:w="60"/>
+              <w:right w:type="dxa" w:w="100"/>
+            </w:tcMar>
+          </w:tcPr>
+          <w:p>
+            <w:pPr>
+              <w:jc w:val="left"/>
+            </w:pPr>
+            <w:r>
+              <w:rPr>
+                <w:sz w:val="19"/>
+                <w:szCs w:val="19"/>
+              </w:rPr>
+              <w:t xml:space="preserve">Plus a spare.</w:t>
+            </w:r>
+          </w:p>
+        </w:tc>
+      </w:tr>
+      <w:tr>
+        <w:tc>
+          <w:tcPr>
+            <w:tcW w:type="dxa" w:w="500"/>
+            <w:tcBorders>
+              <w:top w:val="single" w:color="BFBFBF" w:sz="4"/>
+              <w:left w:val="single" w:color="BFBFBF" w:sz="4"/>
+              <w:bottom w:val="single" w:color="BFBFBF" w:sz="4"/>
+              <w:right w:val="single" w:color="BFBFBF" w:sz="4"/>
+            </w:tcBorders>
+            <w:tcMar>
+              <w:top w:type="dxa" w:w="60"/>
+              <w:left w:type="dxa" w:w="100"/>
+              <w:bottom w:type="dxa" w:w="60"/>
+              <w:right w:type="dxa" w:w="100"/>
+            </w:tcMar>
+          </w:tcPr>
+          <w:p>
+            <w:pPr>
+              <w:jc w:val="center"/>
+            </w:pPr>
+            <w:r>
+              <w:rPr>
+                <w:sz w:val="19"/>
+                <w:szCs w:val="19"/>
+              </w:rPr>
+              <w:t xml:space="preserve">28</w:t>
+            </w:r>
+          </w:p>
+        </w:tc>
+        <w:tc>
+          <w:tcPr>
+            <w:tcW w:type="dxa" w:w="1500"/>
+            <w:tcBorders>
+              <w:top w:val="single" w:color="BFBFBF" w:sz="4"/>
+              <w:left w:val="single" w:color="BFBFBF" w:sz="4"/>
+              <w:bottom w:val="single" w:color="BFBFBF" w:sz="4"/>
+              <w:right w:val="single" w:color="BFBFBF" w:sz="4"/>
+            </w:tcBorders>
+            <w:tcMar>
+              <w:top w:type="dxa" w:w="60"/>
+              <w:left w:type="dxa" w:w="100"/>
+              <w:bottom w:type="dxa" w:w="60"/>
+              <w:right w:type="dxa" w:w="100"/>
+            </w:tcMar>
+          </w:tcPr>
+          <w:p>
+            <w:pPr>
+              <w:jc w:val="left"/>
+            </w:pPr>
+            <w:r>
+              <w:rPr>
+                <w:sz w:val="19"/>
+                <w:szCs w:val="19"/>
+              </w:rPr>
+              <w:t xml:space="preserve">Last</w:t>
+            </w:r>
+          </w:p>
+        </w:tc>
+        <w:tc>
+          <w:tcPr>
+            <w:tcW w:type="dxa" w:w="4300"/>
+            <w:tcBorders>
+              <w:top w:val="single" w:color="BFBFBF" w:sz="4"/>
+              <w:left w:val="single" w:color="BFBFBF" w:sz="4"/>
+              <w:bottom w:val="single" w:color="BFBFBF" w:sz="4"/>
+              <w:right w:val="single" w:color="BFBFBF" w:sz="4"/>
+            </w:tcBorders>
+            <w:tcMar>
+              <w:top w:type="dxa" w:w="60"/>
+              <w:left w:type="dxa" w:w="100"/>
+              <w:bottom w:type="dxa" w:w="60"/>
+              <w:right w:type="dxa" w:w="100"/>
+            </w:tcMar>
+          </w:tcPr>
+          <w:p>
+            <w:pPr>
+              <w:jc w:val="left"/>
+            </w:pPr>
+            <w:r>
+              <w:rPr>
+                <w:b/>
+                <w:bCs/>
+                <w:sz w:val="19"/>
+                <w:szCs w:val="19"/>
+              </w:rPr>
+              <w:t xml:space="preserve">Visa application form</w:t>
+            </w:r>
+            <w:r>
+              <w:rPr>
+                <w:sz w:val="19"/>
+                <w:szCs w:val="19"/>
+              </w:rPr>
+              <w:t xml:space="preserve">, signed in blue ink</w:t>
+            </w:r>
+          </w:p>
+        </w:tc>
+        <w:tc>
+          <w:tcPr>
+            <w:tcW w:type="dxa" w:w="3338"/>
+            <w:tcBorders>
+              <w:top w:val="single" w:color="BFBFBF" w:sz="4"/>
+              <w:left w:val="single" w:color="BFBFBF" w:sz="4"/>
+              <w:bottom w:val="single" w:color="BFBFBF" w:sz="4"/>
+              <w:right w:val="single" w:color="BFBFBF" w:sz="4"/>
+            </w:tcBorders>
+            <w:tcMar>
+              <w:top w:type="dxa" w:w="60"/>
+              <w:left w:type="dxa" w:w="100"/>
+              <w:bottom w:type="dxa" w:w="60"/>
+              <w:right w:type="dxa" w:w="100"/>
+            </w:tcMar>
+          </w:tcPr>
+          <w:p>
+            <w:pPr>
+              <w:jc w:val="left"/>
+            </w:pPr>
+            <w:r>
+              <w:rPr>
+                <w:sz w:val="19"/>
+                <w:szCs w:val="19"/>
+              </w:rPr>
+              <w:t xml:space="preserve">Needs the insurance number and all final dates.</w:t>
+            </w:r>
+          </w:p>
+        </w:tc>
+      </w:tr>
+      <w:tr>
+        <w:tc>
+          <w:tcPr>
+            <w:tcW w:type="dxa" w:w="500"/>
+            <w:tcBorders>
+              <w:top w:val="single" w:color="BFBFBF" w:sz="4"/>
+              <w:left w:val="single" w:color="BFBFBF" w:sz="4"/>
+              <w:bottom w:val="single" w:color="BFBFBF" w:sz="4"/>
+              <w:right w:val="single" w:color="BFBFBF" w:sz="4"/>
+            </w:tcBorders>
+            <w:tcMar>
+              <w:top w:type="dxa" w:w="60"/>
+              <w:left w:type="dxa" w:w="100"/>
+              <w:bottom w:type="dxa" w:w="60"/>
+              <w:right w:type="dxa" w:w="100"/>
+            </w:tcMar>
+          </w:tcPr>
+          <w:p>
+            <w:pPr>
+              <w:jc w:val="center"/>
+            </w:pPr>
+            <w:r>
+              <w:rPr>
+                <w:sz w:val="19"/>
+                <w:szCs w:val="19"/>
+              </w:rPr>
+              <w:t xml:space="preserve">29</w:t>
+            </w:r>
+          </w:p>
+        </w:tc>
+        <w:tc>
+          <w:tcPr>
+            <w:tcW w:type="dxa" w:w="1500"/>
+            <w:tcBorders>
+              <w:top w:val="single" w:color="BFBFBF" w:sz="4"/>
+              <w:left w:val="single" w:color="BFBFBF" w:sz="4"/>
+              <w:bottom w:val="single" w:color="BFBFBF" w:sz="4"/>
+              <w:right w:val="single" w:color="BFBFBF" w:sz="4"/>
+            </w:tcBorders>
+            <w:tcMar>
+              <w:top w:type="dxa" w:w="60"/>
+              <w:left w:type="dxa" w:w="100"/>
+              <w:bottom w:type="dxa" w:w="60"/>
+              <w:right w:type="dxa" w:w="100"/>
+            </w:tcMar>
+          </w:tcPr>
+          <w:p>
+            <w:pPr>
+              <w:jc w:val="left"/>
+            </w:pPr>
+            <w:r>
+              <w:rPr>
+                <w:sz w:val="19"/>
+                <w:szCs w:val="19"/>
+              </w:rPr>
+              <w:t xml:space="preserve">Last</w:t>
+            </w:r>
+          </w:p>
+        </w:tc>
+        <w:tc>
+          <w:tcPr>
+            <w:tcW w:type="dxa" w:w="4300"/>
+            <w:tcBorders>
+              <w:top w:val="single" w:color="BFBFBF" w:sz="4"/>
+              <w:left w:val="single" w:color="BFBFBF" w:sz="4"/>
+              <w:bottom w:val="single" w:color="BFBFBF" w:sz="4"/>
+              <w:right w:val="single" w:color="BFBFBF" w:sz="4"/>
+            </w:tcBorders>
+            <w:tcMar>
+              <w:top w:type="dxa" w:w="60"/>
+              <w:left w:type="dxa" w:w="100"/>
+              <w:bottom w:type="dxa" w:w="60"/>
+              <w:right w:type="dxa" w:w="100"/>
+            </w:tcMar>
+          </w:tcPr>
+          <w:p>
+            <w:pPr>
+              <w:jc w:val="left"/>
+            </w:pPr>
+            <w:r>
+              <w:rPr>
+                <w:b/>
+                <w:bCs/>
+                <w:sz w:val="19"/>
+                <w:szCs w:val="19"/>
+              </w:rPr>
+              <w:t xml:space="preserve">Copies and file order</w:t>
+            </w:r>
+            <w:r>
+              <w:rPr>
+                <w:sz w:val="19"/>
+                <w:szCs w:val="19"/>
+              </w:rPr>
+              <w:t xml:space="preserve">: original → copy → translation → copy, in BLS order; final check (Part 12)</w:t>
+            </w:r>
+          </w:p>
+        </w:tc>
+        <w:tc>
+          <w:tcPr>
+            <w:tcW w:type="dxa" w:w="3338"/>
+            <w:tcBorders>
+              <w:top w:val="single" w:color="BFBFBF" w:sz="4"/>
+              <w:left w:val="single" w:color="BFBFBF" w:sz="4"/>
+              <w:bottom w:val="single" w:color="BFBFBF" w:sz="4"/>
+              <w:right w:val="single" w:color="BFBFBF" w:sz="4"/>
+            </w:tcBorders>
+            <w:tcMar>
+              <w:top w:type="dxa" w:w="60"/>
+              <w:left w:type="dxa" w:w="100"/>
+              <w:bottom w:type="dxa" w:w="60"/>
+              <w:right w:type="dxa" w:w="100"/>
+            </w:tcMar>
+          </w:tcPr>
+          <w:p>
+            <w:pPr>
+              <w:jc w:val="left"/>
+            </w:pPr>
+          </w:p>
+        </w:tc>
+      </w:tr>
+    </w:tbl>
+    <w:p>
+      <w:pPr>
+        <w:pStyle w:val="Heading2"/>
+      </w:pPr>
+      <w:r>
+        <w:t xml:space="preserve">Phase 5 — early December: the appointment</w:t>
+      </w:r>
+    </w:p>
+    <w:tbl>
+      <w:tblPr>
+        <w:tblW w:type="dxa" w:w="9638"/>
+        <w:tblBorders>
+          <w:top w:val="single" w:color="auto" w:sz="4"/>
+          <w:left w:val="single" w:color="auto" w:sz="4"/>
+          <w:bottom w:val="single" w:color="auto" w:sz="4"/>
+          <w:right w:val="single" w:color="auto" w:sz="4"/>
+          <w:insideH w:val="single" w:color="auto" w:sz="4"/>
+          <w:insideV w:val="single" w:color="auto" w:sz="4"/>
+        </w:tblBorders>
+      </w:tblPr>
+      <w:tblGrid>
+        <w:gridCol w:w="500"/>
+        <w:gridCol w:w="1500"/>
+        <w:gridCol w:w="4300"/>
+        <w:gridCol w:w="3338"/>
+      </w:tblGrid>
+      <w:tr>
+        <w:trPr>
+          <w:tblHeader/>
+        </w:trPr>
+        <w:tc>
+          <w:tcPr>
+            <w:tcW w:type="dxa" w:w="500"/>
+            <w:tcBorders>
+              <w:top w:val="single" w:color="BFBFBF" w:sz="4"/>
+              <w:left w:val="single" w:color="BFBFBF" w:sz="4"/>
+              <w:bottom w:val="single" w:color="BFBFBF" w:sz="4"/>
+              <w:right w:val="single" w:color="BFBFBF" w:sz="4"/>
+            </w:tcBorders>
+            <w:shd w:fill="1F4E79" w:val="clear"/>
+            <w:tcMar>
+              <w:top w:type="dxa" w:w="60"/>
+              <w:left w:type="dxa" w:w="100"/>
+              <w:bottom w:type="dxa" w:w="60"/>
+              <w:right w:type="dxa" w:w="100"/>
+            </w:tcMar>
+          </w:tcPr>
+          <w:p>
+            <w:pPr>
+              <w:jc w:val="center"/>
+            </w:pPr>
+            <w:r>
+              <w:rPr>
+                <w:b/>
+                <w:bCs/>
+                <w:color w:val="FFFFFF"/>
+                <w:sz w:val="19"/>
+                <w:szCs w:val="19"/>
+              </w:rPr>
+              <w:t xml:space="preserve">#</w:t>
+            </w:r>
+          </w:p>
+        </w:tc>
+        <w:tc>
+          <w:tcPr>
+            <w:tcW w:type="dxa" w:w="1500"/>
+            <w:tcBorders>
+              <w:top w:val="single" w:color="BFBFBF" w:sz="4"/>
+              <w:left w:val="single" w:color="BFBFBF" w:sz="4"/>
+              <w:bottom w:val="single" w:color="BFBFBF" w:sz="4"/>
+              <w:right w:val="single" w:color="BFBFBF" w:sz="4"/>
+            </w:tcBorders>
+            <w:shd w:fill="1F4E79" w:val="clear"/>
+            <w:tcMar>
+              <w:top w:type="dxa" w:w="60"/>
+              <w:left w:type="dxa" w:w="100"/>
+              <w:bottom w:type="dxa" w:w="60"/>
+              <w:right w:type="dxa" w:w="100"/>
+            </w:tcMar>
+          </w:tcPr>
+          <w:p>
+            <w:pPr>
+              <w:jc w:val="left"/>
+            </w:pPr>
+            <w:r>
+              <w:rPr>
+                <w:b/>
+                <w:bCs/>
+                <w:color w:val="FFFFFF"/>
+                <w:sz w:val="19"/>
+                <w:szCs w:val="19"/>
+              </w:rPr>
+              <w:t xml:space="preserve">When</w:t>
+            </w:r>
+          </w:p>
+        </w:tc>
+        <w:tc>
+          <w:tcPr>
+            <w:tcW w:type="dxa" w:w="4300"/>
+            <w:tcBorders>
+              <w:top w:val="single" w:color="BFBFBF" w:sz="4"/>
+              <w:left w:val="single" w:color="BFBFBF" w:sz="4"/>
+              <w:bottom w:val="single" w:color="BFBFBF" w:sz="4"/>
+              <w:right w:val="single" w:color="BFBFBF" w:sz="4"/>
+            </w:tcBorders>
+            <w:shd w:fill="1F4E79" w:val="clear"/>
+            <w:tcMar>
+              <w:top w:type="dxa" w:w="60"/>
+              <w:left w:type="dxa" w:w="100"/>
+              <w:bottom w:type="dxa" w:w="60"/>
+              <w:right w:type="dxa" w:w="100"/>
+            </w:tcMar>
+          </w:tcPr>
+          <w:p>
+            <w:pPr>
+              <w:jc w:val="left"/>
+            </w:pPr>
+            <w:r>
+              <w:rPr>
+                <w:b/>
+                <w:bCs/>
+                <w:color w:val="FFFFFF"/>
+                <w:sz w:val="19"/>
+                <w:szCs w:val="19"/>
+              </w:rPr>
+              <w:t xml:space="preserve">Document / task</w:t>
+            </w:r>
+          </w:p>
+        </w:tc>
+        <w:tc>
+          <w:tcPr>
+            <w:tcW w:type="dxa" w:w="3338"/>
+            <w:tcBorders>
+              <w:top w:val="single" w:color="BFBFBF" w:sz="4"/>
+              <w:left w:val="single" w:color="BFBFBF" w:sz="4"/>
+              <w:bottom w:val="single" w:color="BFBFBF" w:sz="4"/>
+              <w:right w:val="single" w:color="BFBFBF" w:sz="4"/>
+            </w:tcBorders>
+            <w:shd w:fill="1F4E79" w:val="clear"/>
+            <w:tcMar>
+              <w:top w:type="dxa" w:w="60"/>
+              <w:left w:type="dxa" w:w="100"/>
+              <w:bottom w:type="dxa" w:w="60"/>
+              <w:right w:type="dxa" w:w="100"/>
+            </w:tcMar>
+          </w:tcPr>
+          <w:p>
+            <w:pPr>
+              <w:jc w:val="left"/>
+            </w:pPr>
+            <w:r>
+              <w:rPr>
+                <w:b/>
+                <w:bCs/>
+                <w:color w:val="FFFFFF"/>
+                <w:sz w:val="19"/>
+                <w:szCs w:val="19"/>
+              </w:rPr>
+              <w:t xml:space="preserve">Notes</w:t>
+            </w:r>
+          </w:p>
+        </w:tc>
+      </w:tr>
+      <w:tr>
+        <w:tc>
+          <w:tcPr>
+            <w:tcW w:type="dxa" w:w="500"/>
+            <w:tcBorders>
+              <w:top w:val="single" w:color="BFBFBF" w:sz="4"/>
+              <w:left w:val="single" w:color="BFBFBF" w:sz="4"/>
+              <w:bottom w:val="single" w:color="BFBFBF" w:sz="4"/>
+              <w:right w:val="single" w:color="BFBFBF" w:sz="4"/>
+            </w:tcBorders>
+            <w:tcMar>
+              <w:top w:type="dxa" w:w="60"/>
+              <w:left w:type="dxa" w:w="100"/>
+              <w:bottom w:type="dxa" w:w="60"/>
+              <w:right w:type="dxa" w:w="100"/>
+            </w:tcMar>
+          </w:tcPr>
+          <w:p>
+            <w:pPr>
+              <w:jc w:val="center"/>
+            </w:pPr>
+            <w:r>
+              <w:rPr>
+                <w:sz w:val="19"/>
+                <w:szCs w:val="19"/>
+              </w:rPr>
+              <w:t xml:space="preserve">30</w:t>
+            </w:r>
+          </w:p>
+        </w:tc>
+        <w:tc>
+          <w:tcPr>
+            <w:tcW w:type="dxa" w:w="1500"/>
+            <w:tcBorders>
+              <w:top w:val="single" w:color="BFBFBF" w:sz="4"/>
+              <w:left w:val="single" w:color="BFBFBF" w:sz="4"/>
+              <w:bottom w:val="single" w:color="BFBFBF" w:sz="4"/>
+              <w:right w:val="single" w:color="BFBFBF" w:sz="4"/>
+            </w:tcBorders>
+            <w:tcMar>
+              <w:top w:type="dxa" w:w="60"/>
+              <w:left w:type="dxa" w:w="100"/>
+              <w:bottom w:type="dxa" w:w="60"/>
+              <w:right w:type="dxa" w:w="100"/>
+            </w:tcMar>
+          </w:tcPr>
+          <w:p>
+            <w:pPr>
+              <w:jc w:val="left"/>
+            </w:pPr>
+            <w:r>
+              <w:rPr>
+                <w:sz w:val="19"/>
+                <w:szCs w:val="19"/>
+              </w:rPr>
+              <w:t xml:space="preserve">Appointment day</w:t>
+            </w:r>
+          </w:p>
+        </w:tc>
+        <w:tc>
+          <w:tcPr>
+            <w:tcW w:type="dxa" w:w="4300"/>
+            <w:tcBorders>
+              <w:top w:val="single" w:color="BFBFBF" w:sz="4"/>
+              <w:left w:val="single" w:color="BFBFBF" w:sz="4"/>
+              <w:bottom w:val="single" w:color="BFBFBF" w:sz="4"/>
+              <w:right w:val="single" w:color="BFBFBF" w:sz="4"/>
+            </w:tcBorders>
+            <w:tcMar>
+              <w:top w:type="dxa" w:w="60"/>
+              <w:left w:type="dxa" w:w="100"/>
+              <w:bottom w:type="dxa" w:w="60"/>
+              <w:right w:type="dxa" w:w="100"/>
+            </w:tcMar>
+          </w:tcPr>
+          <w:p>
+            <w:pPr>
+              <w:jc w:val="left"/>
+            </w:pPr>
+            <w:r>
+              <w:rPr>
+                <w:b/>
+                <w:bCs/>
+                <w:sz w:val="19"/>
+                <w:szCs w:val="19"/>
+              </w:rPr>
+              <w:t xml:space="preserve">Cash for the fee</w:t>
+            </w:r>
+            <w:r>
+              <w:rPr>
+                <w:sz w:val="19"/>
+                <w:szCs w:val="19"/>
+              </w:rPr>
+              <w:t xml:space="preserve"> (≈ 372 TND total incl. BLS — check) + the whole file + a spare photo</w:t>
+            </w:r>
+          </w:p>
+        </w:tc>
+        <w:tc>
+          <w:tcPr>
+            <w:tcW w:type="dxa" w:w="3338"/>
+            <w:tcBorders>
+              <w:top w:val="single" w:color="BFBFBF" w:sz="4"/>
+              <w:left w:val="single" w:color="BFBFBF" w:sz="4"/>
+              <w:bottom w:val="single" w:color="BFBFBF" w:sz="4"/>
+              <w:right w:val="single" w:color="BFBFBF" w:sz="4"/>
+            </w:tcBorders>
+            <w:tcMar>
+              <w:top w:type="dxa" w:w="60"/>
+              <w:left w:type="dxa" w:w="100"/>
+              <w:bottom w:type="dxa" w:w="60"/>
+              <w:right w:type="dxa" w:w="100"/>
+            </w:tcMar>
+          </w:tcPr>
+          <w:p>
+            <w:pPr>
+              <w:jc w:val="left"/>
+            </w:pPr>
+            <w:r>
+              <w:rPr>
+                <w:sz w:val="19"/>
+                <w:szCs w:val="19"/>
+              </w:rPr>
+              <w:t xml:space="preserve">After the visa: check the sticker dates. Within 1 month of arriving in Spain: apply for the TIE.</w:t>
+            </w:r>
+          </w:p>
+        </w:tc>
+      </w:tr>
+    </w:tbl>
+    <w:p>
+      <w:pPr>
+        <w:spacing w:after="60"/>
+      </w:pPr>
+    </w:p>
+    <w:p>
+      <w:pPr>
+        <w:pBdr>
+          <w:left w:val="single" w:color="1F4E79" w:sz="18" w:space="6"/>
+        </w:pBdr>
+        <w:shd w:fill="EEF3F8" w:val="clear"/>
+        <w:spacing w:after="160" w:before="60"/>
+        <w:ind w:left="120" w:right="120"/>
+      </w:pPr>
+      <w:r>
+        <w:rPr>
+          <w:color w:val="444444"/>
+          <w:sz w:val="20"/>
+          <w:szCs w:val="20"/>
+        </w:rPr>
+        <w:t xml:space="preserve">If something runs late — the school payment and bank file (6–8, 15), the B3 (12) or the master’s proof (14) — ask Sampere to move your start date later rather than submitting an incomplete file.</w:t>
+      </w:r>
+    </w:p>
+    <w:p>
+      <w:r>
+        <w:br w:type="page"/>
+      </w:r>
+    </w:p>
+    <w:p>
+      <w:pPr>
+        <w:pStyle w:val="Heading1"/>
+      </w:pPr>
+      <w:r>
+        <w:t xml:space="preserve">4. Final checklist (in BLS order)</w:t>
       </w:r>
     </w:p>
     <w:p>
@@ -3488,7 +8311,7 @@
                 <w:sz w:val="19"/>
                 <w:szCs w:val="19"/>
               </w:rPr>
-              <w:t xml:space="preserve">Formulaire de visa national, tapé, signé à l’encre bleue et daté ; dates d’entrée et de séjour = vos dates de séjour (Partie 4)</w:t>
+              <w:t xml:space="preserve">Formulaire de visa national, tapé, signé à l’encre bleue et daté ; dates d’entrée et de séjour = vos dates de séjour (Partie 5)</w:t>
             </w:r>
           </w:p>
         </w:tc>
@@ -4384,7 +9207,7 @@
                 <w:sz w:val="19"/>
                 <w:szCs w:val="19"/>
               </w:rPr>
-              <w:t xml:space="preserve">Lettre d’admission Estudio Sampere : présentiel, temps plein, heures de 60 min par semaine (≥ 20), accréditation Instituto Cervantes (Partie 9) + page imprimée de l’accréditation</w:t>
+              <w:t xml:space="preserve">Lettre d’admission Estudio Sampere : présentiel, temps plein, heures de 60 min par semaine (≥ 20), accréditation Instituto Cervantes (Partie 10) + page imprimée de l’accréditation</w:t>
             </w:r>
           </w:p>
         </w:tc>
@@ -5088,7 +9911,7 @@
                 <w:sz w:val="19"/>
                 <w:szCs w:val="19"/>
               </w:rPr>
-              <w:t xml:space="preserve">Attestation de prise en charge du/des parent(s), signature légalisée à la municipalité (Partie 7)</w:t>
+              <w:t xml:space="preserve">Attestation de prise en charge du/des parent(s), signature légalisée à la municipalité (Partie 8)</w:t>
             </w:r>
           </w:p>
         </w:tc>
@@ -5968,7 +10791,7 @@
                 <w:sz w:val="19"/>
                 <w:szCs w:val="19"/>
               </w:rPr>
-              <w:t xml:space="preserve">Certificat médical de moins de 3 mois, légalisé par la Direction Régionale de la Santé (Partie 8)</w:t>
+              <w:t xml:space="preserve">Certificat médical de moins de 3 mois, légalisé par la Direction Régionale de la Santé (Partie 9)</w:t>
             </w:r>
           </w:p>
         </w:tc>
@@ -7410,7 +12233,7 @@
                 <w:sz w:val="19"/>
                 <w:szCs w:val="19"/>
               </w:rPr>
-              <w:t xml:space="preserve">Lettre de motivation en espagnol (Partie 5)</w:t>
+              <w:t xml:space="preserve">Lettre de motivation en espagnol (Partie 6)</w:t>
             </w:r>
           </w:p>
         </w:tc>
@@ -7904,7 +12727,7 @@
           <w:sz w:val="20"/>
           <w:szCs w:val="20"/>
         </w:rPr>
-        <w:t xml:space="preserve">Timing: submit at least 2 months before the course starts (course on 1 February 2027 → by 1 December 2026). Start with the B3, the bank file and the master’s pre-registration: they take the longest. Request the appointment early (Part 10).</w:t>
+        <w:t xml:space="preserve">Timing: submit at least 2 months before the course starts (course on 8 February 2027 → by 8 December 2026). Follow the order in Part 3.</w:t>
       </w:r>
     </w:p>
     <w:p>
@@ -7917,7 +12740,7 @@
         <w:pStyle w:val="Heading1"/>
       </w:pPr>
       <w:r>
-        <w:t xml:space="preserve">4. Your stay dates: the 45 extra days</w:t>
+        <w:t xml:space="preserve">5. Your stay dates: the 45 extra days</w:t>
       </w:r>
     </w:p>
     <w:p>
@@ -7962,7 +12785,7 @@
         <w:pStyle w:val="Heading2"/>
       </w:pPr>
       <w:r>
-        <w:t xml:space="preserve">4.1 How to ask for them</w:t>
+        <w:t xml:space="preserve">5.1 How to ask for them</w:t>
       </w:r>
     </w:p>
     <w:p>
@@ -7970,7 +12793,7 @@
         <w:pStyle w:val="ListParagraph"/>
         <w:numPr>
           <w:ilvl w:val="0"/>
-          <w:numId w:val="5"/>
+          <w:numId w:val="6"/>
         </w:numPr>
         <w:spacing w:after="60"/>
       </w:pPr>
@@ -7990,7 +12813,7 @@
         <w:pStyle w:val="ListParagraph"/>
         <w:numPr>
           <w:ilvl w:val="0"/>
-          <w:numId w:val="5"/>
+          <w:numId w:val="6"/>
         </w:numPr>
         <w:spacing w:after="60"/>
       </w:pPr>
@@ -8010,7 +12833,7 @@
         <w:pStyle w:val="ListParagraph"/>
         <w:numPr>
           <w:ilvl w:val="0"/>
-          <w:numId w:val="5"/>
+          <w:numId w:val="6"/>
         </w:numPr>
         <w:spacing w:after="60"/>
       </w:pPr>
@@ -8022,7 +12845,7 @@
         <w:t xml:space="preserve">In the cover letter</w:t>
       </w:r>
       <w:r>
-        <w:t xml:space="preserve">, one sentence requests it, with a reason (already written in Part 6): “Les agradecería que la vigencia del visado abarcara del </w:t>
+        <w:t xml:space="preserve">, one sentence requests it, with a reason (already written in Part 7): “Les agradecería que la vigencia del visado abarcara del </w:t>
       </w:r>
       <w:r>
         <w:rPr>
@@ -8048,7 +12871,7 @@
         <w:pStyle w:val="ListParagraph"/>
         <w:numPr>
           <w:ilvl w:val="0"/>
-          <w:numId w:val="5"/>
+          <w:numId w:val="6"/>
         </w:numPr>
         <w:spacing w:after="60"/>
       </w:pPr>
@@ -8068,7 +12891,7 @@
         <w:pStyle w:val="ListParagraph"/>
         <w:numPr>
           <w:ilvl w:val="0"/>
-          <w:numId w:val="5"/>
+          <w:numId w:val="6"/>
         </w:numPr>
         <w:spacing w:after="60"/>
       </w:pPr>
@@ -8088,7 +12911,7 @@
         <w:pStyle w:val="Heading2"/>
       </w:pPr>
       <w:r>
-        <w:t xml:space="preserve">4.2 The one date rule</w:t>
+        <w:t xml:space="preserve">5.2 The one date rule</w:t>
       </w:r>
     </w:p>
     <w:tbl>
@@ -8327,7 +13150,7 @@
         <w:pStyle w:val="Heading2"/>
       </w:pPr>
       <w:r>
-        <w:t xml:space="preserve">4.3 Worked example</w:t>
+        <w:t xml:space="preserve">5.3 Worked example</w:t>
       </w:r>
     </w:p>
     <w:tbl>
@@ -8472,7 +13295,7 @@
                 <w:sz w:val="19"/>
                 <w:szCs w:val="19"/>
               </w:rPr>
-              <w:t xml:space="preserve">1 February – 25 June 2027</w:t>
+              <w:t xml:space="preserve">8 February – 25 June 2027</w:t>
             </w:r>
           </w:p>
         </w:tc>
@@ -8532,7 +13355,7 @@
                 <w:sz w:val="19"/>
                 <w:szCs w:val="19"/>
               </w:rPr>
-              <w:t xml:space="preserve">1 January – 10 July 2027 (about 6.3 months)</w:t>
+              <w:t xml:space="preserve">8 January – 10 July 2027 (about 6 months)</w:t>
             </w:r>
           </w:p>
         </w:tc>
@@ -8668,7 +13491,7 @@
                 <w:sz w:val="19"/>
                 <w:szCs w:val="19"/>
               </w:rPr>
-              <w:t xml:space="preserve">1 January – 10 July 2027</w:t>
+              <w:t xml:space="preserve">8 January – 10 July 2027</w:t>
             </w:r>
           </w:p>
         </w:tc>
@@ -8737,14 +13560,14 @@
                 <w:sz w:val="19"/>
                 <w:szCs w:val="19"/>
               </w:rPr>
-              <w:t xml:space="preserve">1 December 2026</w:t>
-            </w:r>
-            <w:r>
-              <w:rPr>
-                <w:sz w:val="19"/>
-                <w:szCs w:val="19"/>
-              </w:rPr>
-              <w:t xml:space="preserve"> at the latest</w:t>
+              <w:t xml:space="preserve">8 December 2026</w:t>
+            </w:r>
+            <w:r>
+              <w:rPr>
+                <w:sz w:val="19"/>
+                <w:szCs w:val="19"/>
+              </w:rPr>
+              <w:t xml:space="preserve"> at the latest (you plan early December)</w:t>
             </w:r>
           </w:p>
         </w:tc>
@@ -8974,7 +13797,7 @@
         <w:pStyle w:val="Heading1"/>
       </w:pPr>
       <w:r>
-        <w:t xml:space="preserve">5. Carta de motivación</w:t>
+        <w:t xml:space="preserve">6. Carta de motivación</w:t>
       </w:r>
     </w:p>
     <w:p>
@@ -9647,7 +14470,7 @@
         <w:pStyle w:val="Heading2"/>
       </w:pPr>
       <w:r>
-        <w:t xml:space="preserve">5b. Motivation letter: English translation</w:t>
+        <w:t xml:space="preserve">6b. Motivation letter: English translation</w:t>
       </w:r>
     </w:p>
     <w:p>
@@ -10338,7 +15161,7 @@
         <w:pStyle w:val="Heading1"/>
       </w:pPr>
       <w:r>
-        <w:t xml:space="preserve">6. Carta de presentación e índice</w:t>
+        <w:t xml:space="preserve">7. Carta de presentación e índice</w:t>
       </w:r>
     </w:p>
     <w:p>
@@ -10356,7 +15179,7 @@
           <w:sz w:val="20"/>
           <w:szCs w:val="20"/>
         </w:rPr>
-        <w:t xml:space="preserve">Put this letter at the front of the file and arrange the documents in the same order as the index. The last paragraph requests the 45 extra days (Part 4).</w:t>
+        <w:t xml:space="preserve">Put this letter at the front of the file and arrange the documents in the same order as the index. The last paragraph requests the 45 extra days (Part 5).</w:t>
       </w:r>
     </w:p>
     <w:p>
@@ -10556,7 +15379,7 @@
         <w:pStyle w:val="ListParagraph"/>
         <w:numPr>
           <w:ilvl w:val="0"/>
-          <w:numId w:val="6"/>
+          <w:numId w:val="7"/>
         </w:numPr>
         <w:spacing w:after="10" w:line="240"/>
       </w:pPr>
@@ -10573,7 +15396,7 @@
         <w:pStyle w:val="ListParagraph"/>
         <w:numPr>
           <w:ilvl w:val="0"/>
-          <w:numId w:val="6"/>
+          <w:numId w:val="7"/>
         </w:numPr>
         <w:spacing w:after="10" w:line="240"/>
       </w:pPr>
@@ -10590,7 +15413,7 @@
         <w:pStyle w:val="ListParagraph"/>
         <w:numPr>
           <w:ilvl w:val="0"/>
-          <w:numId w:val="6"/>
+          <w:numId w:val="7"/>
         </w:numPr>
         <w:spacing w:after="10" w:line="240"/>
       </w:pPr>
@@ -10607,7 +15430,7 @@
         <w:pStyle w:val="ListParagraph"/>
         <w:numPr>
           <w:ilvl w:val="0"/>
-          <w:numId w:val="6"/>
+          <w:numId w:val="7"/>
         </w:numPr>
         <w:spacing w:after="10" w:line="240"/>
       </w:pPr>
@@ -10624,7 +15447,7 @@
         <w:pStyle w:val="ListParagraph"/>
         <w:numPr>
           <w:ilvl w:val="0"/>
-          <w:numId w:val="6"/>
+          <w:numId w:val="7"/>
         </w:numPr>
         <w:spacing w:after="10" w:line="240"/>
       </w:pPr>
@@ -10641,7 +15464,7 @@
         <w:pStyle w:val="ListParagraph"/>
         <w:numPr>
           <w:ilvl w:val="0"/>
-          <w:numId w:val="6"/>
+          <w:numId w:val="7"/>
         </w:numPr>
         <w:spacing w:after="10" w:line="240"/>
       </w:pPr>
@@ -10658,7 +15481,7 @@
         <w:pStyle w:val="ListParagraph"/>
         <w:numPr>
           <w:ilvl w:val="0"/>
-          <w:numId w:val="6"/>
+          <w:numId w:val="7"/>
         </w:numPr>
         <w:spacing w:after="10" w:line="240"/>
       </w:pPr>
@@ -10690,7 +15513,7 @@
         <w:pStyle w:val="ListParagraph"/>
         <w:numPr>
           <w:ilvl w:val="0"/>
-          <w:numId w:val="6"/>
+          <w:numId w:val="7"/>
         </w:numPr>
         <w:spacing w:after="10" w:line="240"/>
       </w:pPr>
@@ -10737,7 +15560,7 @@
         <w:pStyle w:val="ListParagraph"/>
         <w:numPr>
           <w:ilvl w:val="0"/>
-          <w:numId w:val="6"/>
+          <w:numId w:val="7"/>
         </w:numPr>
         <w:spacing w:after="10" w:line="240"/>
       </w:pPr>
@@ -10814,7 +15637,7 @@
         <w:pStyle w:val="ListParagraph"/>
         <w:numPr>
           <w:ilvl w:val="0"/>
-          <w:numId w:val="6"/>
+          <w:numId w:val="7"/>
         </w:numPr>
         <w:spacing w:after="10" w:line="240"/>
       </w:pPr>
@@ -10831,7 +15654,7 @@
         <w:pStyle w:val="ListParagraph"/>
         <w:numPr>
           <w:ilvl w:val="0"/>
-          <w:numId w:val="6"/>
+          <w:numId w:val="7"/>
         </w:numPr>
         <w:spacing w:after="10" w:line="240"/>
       </w:pPr>
@@ -10848,7 +15671,7 @@
         <w:pStyle w:val="ListParagraph"/>
         <w:numPr>
           <w:ilvl w:val="0"/>
-          <w:numId w:val="6"/>
+          <w:numId w:val="7"/>
         </w:numPr>
         <w:spacing w:after="10" w:line="240"/>
       </w:pPr>
@@ -10877,7 +15700,7 @@
         <w:pStyle w:val="ListParagraph"/>
         <w:numPr>
           <w:ilvl w:val="0"/>
-          <w:numId w:val="6"/>
+          <w:numId w:val="7"/>
         </w:numPr>
         <w:spacing w:after="10" w:line="240"/>
       </w:pPr>
@@ -10894,7 +15717,7 @@
         <w:pStyle w:val="ListParagraph"/>
         <w:numPr>
           <w:ilvl w:val="0"/>
-          <w:numId w:val="6"/>
+          <w:numId w:val="7"/>
         </w:numPr>
         <w:spacing w:after="10" w:line="240"/>
       </w:pPr>
@@ -10941,7 +15764,7 @@
         <w:pStyle w:val="ListParagraph"/>
         <w:numPr>
           <w:ilvl w:val="0"/>
-          <w:numId w:val="6"/>
+          <w:numId w:val="7"/>
         </w:numPr>
         <w:spacing w:after="10" w:line="240"/>
       </w:pPr>
@@ -10973,7 +15796,7 @@
         <w:pStyle w:val="ListParagraph"/>
         <w:numPr>
           <w:ilvl w:val="0"/>
-          <w:numId w:val="6"/>
+          <w:numId w:val="7"/>
         </w:numPr>
         <w:spacing w:after="10" w:line="240"/>
       </w:pPr>
@@ -10990,7 +15813,7 @@
         <w:pStyle w:val="ListParagraph"/>
         <w:numPr>
           <w:ilvl w:val="0"/>
-          <w:numId w:val="6"/>
+          <w:numId w:val="7"/>
         </w:numPr>
         <w:spacing w:after="10" w:line="240"/>
       </w:pPr>
@@ -11007,7 +15830,7 @@
         <w:pStyle w:val="ListParagraph"/>
         <w:numPr>
           <w:ilvl w:val="0"/>
-          <w:numId w:val="6"/>
+          <w:numId w:val="7"/>
         </w:numPr>
         <w:spacing w:after="10" w:line="240"/>
       </w:pPr>
@@ -11024,7 +15847,7 @@
         <w:pStyle w:val="ListParagraph"/>
         <w:numPr>
           <w:ilvl w:val="0"/>
-          <w:numId w:val="6"/>
+          <w:numId w:val="7"/>
         </w:numPr>
         <w:spacing w:after="10" w:line="240"/>
       </w:pPr>
@@ -11041,7 +15864,7 @@
         <w:pStyle w:val="ListParagraph"/>
         <w:numPr>
           <w:ilvl w:val="0"/>
-          <w:numId w:val="6"/>
+          <w:numId w:val="7"/>
         </w:numPr>
         <w:spacing w:after="10" w:line="240"/>
       </w:pPr>
@@ -11137,7 +15960,7 @@
         <w:pStyle w:val="Heading2"/>
       </w:pPr>
       <w:r>
-        <w:t xml:space="preserve">6b. Cover letter: English translation</w:t>
+        <w:t xml:space="preserve">7b. Cover letter: English translation</w:t>
       </w:r>
     </w:p>
     <w:p>
@@ -11373,7 +16196,7 @@
         <w:pStyle w:val="ListParagraph"/>
         <w:numPr>
           <w:ilvl w:val="0"/>
-          <w:numId w:val="7"/>
+          <w:numId w:val="8"/>
         </w:numPr>
         <w:spacing w:after="10" w:line="240"/>
       </w:pPr>
@@ -11390,7 +16213,7 @@
         <w:pStyle w:val="ListParagraph"/>
         <w:numPr>
           <w:ilvl w:val="0"/>
-          <w:numId w:val="7"/>
+          <w:numId w:val="8"/>
         </w:numPr>
         <w:spacing w:after="10" w:line="240"/>
       </w:pPr>
@@ -11407,7 +16230,7 @@
         <w:pStyle w:val="ListParagraph"/>
         <w:numPr>
           <w:ilvl w:val="0"/>
-          <w:numId w:val="7"/>
+          <w:numId w:val="8"/>
         </w:numPr>
         <w:spacing w:after="10" w:line="240"/>
       </w:pPr>
@@ -11424,7 +16247,7 @@
         <w:pStyle w:val="ListParagraph"/>
         <w:numPr>
           <w:ilvl w:val="0"/>
-          <w:numId w:val="7"/>
+          <w:numId w:val="8"/>
         </w:numPr>
         <w:spacing w:after="10" w:line="240"/>
       </w:pPr>
@@ -11441,7 +16264,7 @@
         <w:pStyle w:val="ListParagraph"/>
         <w:numPr>
           <w:ilvl w:val="0"/>
-          <w:numId w:val="7"/>
+          <w:numId w:val="8"/>
         </w:numPr>
         <w:spacing w:after="10" w:line="240"/>
       </w:pPr>
@@ -11458,7 +16281,7 @@
         <w:pStyle w:val="ListParagraph"/>
         <w:numPr>
           <w:ilvl w:val="0"/>
-          <w:numId w:val="7"/>
+          <w:numId w:val="8"/>
         </w:numPr>
         <w:spacing w:after="10" w:line="240"/>
       </w:pPr>
@@ -11475,7 +16298,7 @@
         <w:pStyle w:val="ListParagraph"/>
         <w:numPr>
           <w:ilvl w:val="0"/>
-          <w:numId w:val="7"/>
+          <w:numId w:val="8"/>
         </w:numPr>
         <w:spacing w:after="10" w:line="240"/>
       </w:pPr>
@@ -11507,7 +16330,7 @@
         <w:pStyle w:val="ListParagraph"/>
         <w:numPr>
           <w:ilvl w:val="0"/>
-          <w:numId w:val="7"/>
+          <w:numId w:val="8"/>
         </w:numPr>
         <w:spacing w:after="10" w:line="240"/>
       </w:pPr>
@@ -11554,7 +16377,7 @@
         <w:pStyle w:val="ListParagraph"/>
         <w:numPr>
           <w:ilvl w:val="0"/>
-          <w:numId w:val="7"/>
+          <w:numId w:val="8"/>
         </w:numPr>
         <w:spacing w:after="10" w:line="240"/>
       </w:pPr>
@@ -11631,7 +16454,7 @@
         <w:pStyle w:val="ListParagraph"/>
         <w:numPr>
           <w:ilvl w:val="0"/>
-          <w:numId w:val="7"/>
+          <w:numId w:val="8"/>
         </w:numPr>
         <w:spacing w:after="10" w:line="240"/>
       </w:pPr>
@@ -11648,7 +16471,7 @@
         <w:pStyle w:val="ListParagraph"/>
         <w:numPr>
           <w:ilvl w:val="0"/>
-          <w:numId w:val="7"/>
+          <w:numId w:val="8"/>
         </w:numPr>
         <w:spacing w:after="10" w:line="240"/>
       </w:pPr>
@@ -11665,7 +16488,7 @@
         <w:pStyle w:val="ListParagraph"/>
         <w:numPr>
           <w:ilvl w:val="0"/>
-          <w:numId w:val="7"/>
+          <w:numId w:val="8"/>
         </w:numPr>
         <w:spacing w:after="10" w:line="240"/>
       </w:pPr>
@@ -11694,7 +16517,7 @@
         <w:pStyle w:val="ListParagraph"/>
         <w:numPr>
           <w:ilvl w:val="0"/>
-          <w:numId w:val="7"/>
+          <w:numId w:val="8"/>
         </w:numPr>
         <w:spacing w:after="10" w:line="240"/>
       </w:pPr>
@@ -11711,7 +16534,7 @@
         <w:pStyle w:val="ListParagraph"/>
         <w:numPr>
           <w:ilvl w:val="0"/>
-          <w:numId w:val="7"/>
+          <w:numId w:val="8"/>
         </w:numPr>
         <w:spacing w:after="10" w:line="240"/>
       </w:pPr>
@@ -11758,7 +16581,7 @@
         <w:pStyle w:val="ListParagraph"/>
         <w:numPr>
           <w:ilvl w:val="0"/>
-          <w:numId w:val="7"/>
+          <w:numId w:val="8"/>
         </w:numPr>
         <w:spacing w:after="10" w:line="240"/>
       </w:pPr>
@@ -11790,7 +16613,7 @@
         <w:pStyle w:val="ListParagraph"/>
         <w:numPr>
           <w:ilvl w:val="0"/>
-          <w:numId w:val="7"/>
+          <w:numId w:val="8"/>
         </w:numPr>
         <w:spacing w:after="10" w:line="240"/>
       </w:pPr>
@@ -11807,7 +16630,7 @@
         <w:pStyle w:val="ListParagraph"/>
         <w:numPr>
           <w:ilvl w:val="0"/>
-          <w:numId w:val="7"/>
+          <w:numId w:val="8"/>
         </w:numPr>
         <w:spacing w:after="10" w:line="240"/>
       </w:pPr>
@@ -11824,7 +16647,7 @@
         <w:pStyle w:val="ListParagraph"/>
         <w:numPr>
           <w:ilvl w:val="0"/>
-          <w:numId w:val="7"/>
+          <w:numId w:val="8"/>
         </w:numPr>
         <w:spacing w:after="10" w:line="240"/>
       </w:pPr>
@@ -11841,7 +16664,7 @@
         <w:pStyle w:val="ListParagraph"/>
         <w:numPr>
           <w:ilvl w:val="0"/>
-          <w:numId w:val="7"/>
+          <w:numId w:val="8"/>
         </w:numPr>
         <w:spacing w:after="10" w:line="240"/>
       </w:pPr>
@@ -11858,7 +16681,7 @@
         <w:pStyle w:val="ListParagraph"/>
         <w:numPr>
           <w:ilvl w:val="0"/>
-          <w:numId w:val="7"/>
+          <w:numId w:val="8"/>
         </w:numPr>
         <w:spacing w:after="10" w:line="240"/>
       </w:pPr>
@@ -11954,7 +16777,7 @@
         <w:pStyle w:val="Heading1"/>
       </w:pPr>
       <w:r>
-        <w:t xml:space="preserve">7. Attestation de prise en charge</w:t>
+        <w:t xml:space="preserve">8. Attestation de prise en charge</w:t>
       </w:r>
     </w:p>
     <w:p>
@@ -11990,7 +16813,7 @@
           <w:sz w:val="20"/>
           <w:szCs w:val="20"/>
         </w:rPr>
-        <w:t xml:space="preserve"> (Part 4).</w:t>
+        <w:t xml:space="preserve"> (Part 5).</w:t>
       </w:r>
     </w:p>
     <w:p>
@@ -12279,7 +17102,7 @@
         <w:pStyle w:val="Heading1"/>
       </w:pPr>
       <w:r>
-        <w:t xml:space="preserve">8. Certificat médical: text to give your doctor</w:t>
+        <w:t xml:space="preserve">9. Certificat médical: text to give your doctor</w:t>
       </w:r>
     </w:p>
     <w:p>
@@ -12468,7 +17291,7 @@
         <w:pStyle w:val="Heading1"/>
       </w:pPr>
       <w:r>
-        <w:t xml:space="preserve">9. Email to Estudio Sampere: visa letter</w:t>
+        <w:t xml:space="preserve">10. Email to Estudio Sampere: visa letter</w:t>
       </w:r>
     </w:p>
     <w:p>
@@ -12736,7 +17559,7 @@
         <w:pStyle w:val="Heading2"/>
       </w:pPr>
       <w:r>
-        <w:t xml:space="preserve">9b. Email to Estudio Sampere: English translation</w:t>
+        <w:t xml:space="preserve">10b. Email to Estudio Sampere: English translation</w:t>
       </w:r>
     </w:p>
     <w:p>
@@ -13022,7 +17845,7 @@
         <w:pStyle w:val="Heading1"/>
       </w:pPr>
       <w:r>
-        <w:t xml:space="preserve">10. Email requesting an appointment</w:t>
+        <w:t xml:space="preserve">11. Email requesting an appointment</w:t>
       </w:r>
     </w:p>
     <w:p>
@@ -13253,7 +18076,7 @@
         <w:pStyle w:val="Heading1"/>
       </w:pPr>
       <w:r>
-        <w:t xml:space="preserve">11. Interview preparation and final check</w:t>
+        <w:t xml:space="preserve">12. Interview preparation and final check</w:t>
       </w:r>
     </w:p>
     <w:p>
@@ -14686,6 +19509,18 @@
       </w:pPr>
     </w:lvl>
   </w:abstractNum>
+  <w:abstractNum w:abstractNumId="8" w15:restartNumberingAfterBreak="0">
+    <w:multiLevelType w:val="hybridMultilevel"/>
+    <w:lvl w:ilvl="0" w15:tentative="1">
+      <w:start w:val="1"/>
+      <w:numFmt w:val="decimal"/>
+      <w:lvlText w:val="%1."/>
+      <w:lvlJc w:val="left"/>
+      <w:pPr>
+        <w:ind w:left="540" w:hanging="360"/>
+      </w:pPr>
+    </w:lvl>
+  </w:abstractNum>
   <w:num w:numId="1">
     <w:abstractNumId w:val="1"/>
     <w:lvlOverride w:ilvl="0">
@@ -14711,18 +19546,24 @@
     </w:lvlOverride>
   </w:num>
   <w:num w:numId="5">
+    <w:abstractNumId w:val="8"/>
+    <w:lvlOverride w:ilvl="0">
+      <w:startOverride w:val="1"/>
+    </w:lvlOverride>
+  </w:num>
+  <w:num w:numId="6">
     <w:abstractNumId w:val="7"/>
     <w:lvlOverride w:ilvl="0">
       <w:startOverride w:val="1"/>
     </w:lvlOverride>
   </w:num>
-  <w:num w:numId="6">
+  <w:num w:numId="7">
     <w:abstractNumId w:val="5"/>
     <w:lvlOverride w:ilvl="0">
       <w:startOverride w:val="1"/>
     </w:lvlOverride>
   </w:num>
-  <w:num w:numId="7">
+  <w:num w:numId="8">
     <w:abstractNumId w:val="6"/>
     <w:lvlOverride w:ilvl="0">
       <w:startOverride w:val="1"/>
